--- a/00-首页/题组Word/第一轮·综合套卷/第一轮综合卷03（学生版-打印版）.docx
+++ b/00-首页/题组Word/第一轮·综合套卷/第一轮综合卷03（学生版-打印版）.docx
@@ -253,6 +253,7 @@
     <w:p>
       <w:pPr>
         <w:pStyle w:val="Compact"/>
+        <w:spacing w:before="0" w:after="0"/>
       </w:pPr>
       <w:r>
         <w:rPr>
@@ -296,6 +297,7 @@
     <w:p>
       <w:pPr>
         <w:pStyle w:val="Compact"/>
+        <w:spacing w:before="0" w:after="0"/>
       </w:pPr>
       <w:r>
         <w:rPr>
@@ -339,6 +341,7 @@
     <w:p>
       <w:pPr>
         <w:pStyle w:val="Compact"/>
+        <w:spacing w:before="0" w:after="0"/>
       </w:pPr>
       <w:r>
         <w:rPr>
@@ -407,6 +410,7 @@
     <w:p>
       <w:pPr>
         <w:pStyle w:val="Compact"/>
+        <w:spacing w:before="0" w:after="0"/>
       </w:pPr>
       <w:r>
         <w:rPr>
@@ -694,6 +698,7 @@
     <w:p>
       <w:pPr>
         <w:pStyle w:val="Compact"/>
+        <w:spacing w:before="0" w:after="0"/>
       </w:pPr>
       <w:r>
         <w:rPr>
@@ -761,6 +766,7 @@
     <w:p>
       <w:pPr>
         <w:pStyle w:val="Compact"/>
+        <w:spacing w:before="0" w:after="0"/>
       </w:pPr>
       <w:r>
         <w:rPr>
@@ -839,6 +845,7 @@
     <w:p>
       <w:pPr>
         <w:pStyle w:val="Compact"/>
+        <w:spacing w:before="0" w:after="0"/>
       </w:pPr>
       <w:r>
         <w:rPr>
@@ -880,6 +887,7 @@
     <w:p>
       <w:pPr>
         <w:pStyle w:val="Compact"/>
+        <w:spacing w:before="0" w:after="0"/>
       </w:pPr>
       <w:r>
         <w:rPr>
@@ -1097,6 +1105,7 @@
     <w:p>
       <w:pPr>
         <w:pStyle w:val="Compact"/>
+        <w:spacing w:before="0" w:after="0"/>
       </w:pPr>
       <w:r>
         <w:rPr>
@@ -1126,6 +1135,7 @@
     <w:p>
       <w:pPr>
         <w:pStyle w:val="Compact"/>
+        <w:spacing w:before="0" w:after="0"/>
       </w:pPr>
       <w:r>
         <w:rPr>
@@ -1168,6 +1178,7 @@
     <w:p>
       <w:pPr>
         <w:pStyle w:val="Compact"/>
+        <w:spacing w:before="0" w:after="0"/>
       </w:pPr>
       <w:r>
         <w:rPr>
@@ -1185,6 +1196,7 @@
     <w:p>
       <w:pPr>
         <w:pStyle w:val="Compact"/>
+        <w:spacing w:before="0" w:after="0"/>
       </w:pPr>
       <w:r>
         <w:rPr>
@@ -1522,8 +1534,8 @@
     <w:p>
       <w:pPr>
         <w:pStyle w:val="FirstParagraph"/>
+        <w:spacing w:before="0" w:after="0"/>
         <w:ind w:left="480" w:hanging="480"/>
-        <w:spacing w:after="0"/>
       </w:pPr>
       <w:r>
         <w:rPr>
@@ -1659,20 +1671,45 @@
     <w:p>
       <w:pPr>
         <w:pStyle w:val="FirstParagraph"/>
+        <w:spacing w:before="0" w:after="0"/>
         <w:ind w:left="480" w:hanging="480"/>
+      </w:pPr>
+      <w:r>
+        <w:rPr>
+          <w:rFonts w:ascii="Times New Roman" w:hAnsi="Times New Roman" w:eastAsia="Times New Roman" w:cs="Times New Roman"/>
+        </w:rPr>
+        <w:t xml:space="preserve">A. </w:t>
+      </w:r>
+      <w:r>
+        <w:rPr>
+          <w:rFonts w:hint="eastAsia" w:ascii="Times New Roman" w:hAnsi="Times New Roman" w:eastAsia="FangSong" w:cs="Times New Roman"/>
+        </w:rPr>
+        <w:t xml:space="preserve">零级</w:t>
+      </w:r>
+      <w:r>
+        <w:rPr>
+          <w:rFonts w:ascii="Times New Roman" w:hAnsi="Times New Roman" w:eastAsia="Times New Roman" w:cs="Times New Roman"/>
+        </w:rPr>
+        <w:t xml:space="preserve"> </w:t>
+      </w:r>
+    </w:p>
+    <w:p>
+      <w:pPr>
+        <w:pStyle w:val="FirstParagraph"/>
         <w:spacing w:before="0" w:after="0"/>
-      </w:pPr>
-      <w:r>
-        <w:rPr>
-          <w:rFonts w:ascii="Times New Roman" w:hAnsi="Times New Roman" w:eastAsia="Times New Roman" w:cs="Times New Roman"/>
-        </w:rPr>
-        <w:t xml:space="preserve">A. </w:t>
-      </w:r>
-      <w:r>
-        <w:rPr>
-          <w:rFonts w:hint="eastAsia" w:ascii="Times New Roman" w:hAnsi="Times New Roman" w:eastAsia="FangSong" w:cs="Times New Roman"/>
-        </w:rPr>
-        <w:t xml:space="preserve">零级</w:t>
+        <w:ind w:left="480" w:hanging="480"/>
+      </w:pPr>
+      <w:r>
+        <w:rPr>
+          <w:rFonts w:ascii="Times New Roman" w:hAnsi="Times New Roman" w:eastAsia="Times New Roman" w:cs="Times New Roman"/>
+        </w:rPr>
+        <w:t xml:space="preserve">B. </w:t>
+      </w:r>
+      <w:r>
+        <w:rPr>
+          <w:rFonts w:hint="eastAsia" w:ascii="Times New Roman" w:hAnsi="Times New Roman" w:eastAsia="FangSong" w:cs="Times New Roman"/>
+        </w:rPr>
+        <w:t xml:space="preserve">一级</w:t>
       </w:r>
       <w:r>
         <w:rPr>
@@ -1684,58 +1721,33 @@
     <w:p>
       <w:pPr>
         <w:pStyle w:val="FirstParagraph"/>
+        <w:spacing w:before="0" w:after="0"/>
         <w:ind w:left="480" w:hanging="480"/>
+      </w:pPr>
+      <w:r>
+        <w:rPr>
+          <w:rFonts w:ascii="Times New Roman" w:hAnsi="Times New Roman" w:eastAsia="Times New Roman" w:cs="Times New Roman"/>
+        </w:rPr>
+        <w:t xml:space="preserve">C. </w:t>
+      </w:r>
+      <w:r>
+        <w:rPr>
+          <w:rFonts w:hint="eastAsia" w:ascii="Times New Roman" w:hAnsi="Times New Roman" w:eastAsia="FangSong" w:cs="Times New Roman"/>
+        </w:rPr>
+        <w:t xml:space="preserve">二级</w:t>
+      </w:r>
+      <w:r>
+        <w:rPr>
+          <w:rFonts w:ascii="Times New Roman" w:hAnsi="Times New Roman" w:eastAsia="Times New Roman" w:cs="Times New Roman"/>
+        </w:rPr>
+        <w:t xml:space="preserve"> </w:t>
+      </w:r>
+    </w:p>
+    <w:p>
+      <w:pPr>
+        <w:pStyle w:val="FirstParagraph"/>
         <w:spacing w:before="0" w:after="0"/>
-      </w:pPr>
-      <w:r>
-        <w:rPr>
-          <w:rFonts w:ascii="Times New Roman" w:hAnsi="Times New Roman" w:eastAsia="Times New Roman" w:cs="Times New Roman"/>
-        </w:rPr>
-        <w:t xml:space="preserve">B. </w:t>
-      </w:r>
-      <w:r>
-        <w:rPr>
-          <w:rFonts w:hint="eastAsia" w:ascii="Times New Roman" w:hAnsi="Times New Roman" w:eastAsia="FangSong" w:cs="Times New Roman"/>
-        </w:rPr>
-        <w:t xml:space="preserve">一级</w:t>
-      </w:r>
-      <w:r>
-        <w:rPr>
-          <w:rFonts w:ascii="Times New Roman" w:hAnsi="Times New Roman" w:eastAsia="Times New Roman" w:cs="Times New Roman"/>
-        </w:rPr>
-        <w:t xml:space="preserve"> </w:t>
-      </w:r>
-    </w:p>
-    <w:p>
-      <w:pPr>
-        <w:pStyle w:val="FirstParagraph"/>
         <w:ind w:left="480" w:hanging="480"/>
-        <w:spacing w:before="0" w:after="0"/>
-      </w:pPr>
-      <w:r>
-        <w:rPr>
-          <w:rFonts w:ascii="Times New Roman" w:hAnsi="Times New Roman" w:eastAsia="Times New Roman" w:cs="Times New Roman"/>
-        </w:rPr>
-        <w:t xml:space="preserve">C. </w:t>
-      </w:r>
-      <w:r>
-        <w:rPr>
-          <w:rFonts w:hint="eastAsia" w:ascii="Times New Roman" w:hAnsi="Times New Roman" w:eastAsia="FangSong" w:cs="Times New Roman"/>
-        </w:rPr>
-        <w:t xml:space="preserve">二级</w:t>
-      </w:r>
-      <w:r>
-        <w:rPr>
-          <w:rFonts w:ascii="Times New Roman" w:hAnsi="Times New Roman" w:eastAsia="Times New Roman" w:cs="Times New Roman"/>
-        </w:rPr>
-        <w:t xml:space="preserve"> </w:t>
-      </w:r>
-    </w:p>
-    <w:p>
-      <w:pPr>
-        <w:pStyle w:val="FirstParagraph"/>
-        <w:ind w:left="480" w:hanging="480"/>
-        <w:spacing w:before="0" w:after="180"/>
       </w:pPr>
       <w:r>
         <w:rPr>
@@ -1799,8 +1811,8 @@
     <w:p>
       <w:pPr>
         <w:pStyle w:val="FirstParagraph"/>
+        <w:spacing w:before="0" w:after="0"/>
         <w:ind w:left="480" w:hanging="480"/>
-        <w:spacing w:after="0"/>
       </w:pPr>
       <w:r>
         <w:rPr>
@@ -1896,47 +1908,47 @@
     <w:p>
       <w:pPr>
         <w:pStyle w:val="FirstParagraph"/>
+        <w:spacing w:before="0" w:after="0"/>
         <w:ind w:left="480" w:hanging="480"/>
+      </w:pPr>
+      <w:r>
+        <w:rPr>
+          <w:rFonts w:ascii="Times New Roman" w:hAnsi="Times New Roman" w:eastAsia="Times New Roman" w:cs="Times New Roman"/>
+        </w:rPr>
+        <w:t xml:space="preserve">A. 5.75 </w:t>
+      </w:r>
+    </w:p>
+    <w:p>
+      <w:pPr>
+        <w:pStyle w:val="FirstParagraph"/>
         <w:spacing w:before="0" w:after="0"/>
-      </w:pPr>
-      <w:r>
-        <w:rPr>
-          <w:rFonts w:ascii="Times New Roman" w:hAnsi="Times New Roman" w:eastAsia="Times New Roman" w:cs="Times New Roman"/>
-        </w:rPr>
-        <w:t xml:space="preserve">A. 5.75 </w:t>
+        <w:ind w:left="480" w:hanging="480"/>
+      </w:pPr>
+      <w:r>
+        <w:rPr>
+          <w:rFonts w:ascii="Times New Roman" w:hAnsi="Times New Roman" w:eastAsia="Times New Roman" w:cs="Times New Roman"/>
+        </w:rPr>
+        <w:t xml:space="preserve">B. 74.66 </w:t>
       </w:r>
     </w:p>
     <w:p>
       <w:pPr>
         <w:pStyle w:val="FirstParagraph"/>
+        <w:spacing w:before="0" w:after="0"/>
         <w:ind w:left="480" w:hanging="480"/>
+      </w:pPr>
+      <w:r>
+        <w:rPr>
+          <w:rFonts w:ascii="Times New Roman" w:hAnsi="Times New Roman" w:eastAsia="Times New Roman" w:cs="Times New Roman"/>
+        </w:rPr>
+        <w:t xml:space="preserve">C. 90.65 </w:t>
+      </w:r>
+    </w:p>
+    <w:p>
+      <w:pPr>
+        <w:pStyle w:val="FirstParagraph"/>
         <w:spacing w:before="0" w:after="0"/>
-      </w:pPr>
-      <w:r>
-        <w:rPr>
-          <w:rFonts w:ascii="Times New Roman" w:hAnsi="Times New Roman" w:eastAsia="Times New Roman" w:cs="Times New Roman"/>
-        </w:rPr>
-        <w:t xml:space="preserve">B. 74.66 </w:t>
-      </w:r>
-    </w:p>
-    <w:p>
-      <w:pPr>
-        <w:pStyle w:val="FirstParagraph"/>
         <w:ind w:left="480" w:hanging="480"/>
-        <w:spacing w:before="0" w:after="0"/>
-      </w:pPr>
-      <w:r>
-        <w:rPr>
-          <w:rFonts w:ascii="Times New Roman" w:hAnsi="Times New Roman" w:eastAsia="Times New Roman" w:cs="Times New Roman"/>
-        </w:rPr>
-        <w:t xml:space="preserve">C. 90.65 </w:t>
-      </w:r>
-    </w:p>
-    <w:p>
-      <w:pPr>
-        <w:pStyle w:val="FirstParagraph"/>
-        <w:ind w:left="480" w:hanging="480"/>
-        <w:spacing w:before="0" w:after="180"/>
       </w:pPr>
       <w:r>
         <w:rPr>
@@ -3713,6 +3725,7 @@
     <w:p>
       <w:pPr>
         <w:pStyle w:val="Compact"/>
+        <w:spacing w:before="0" w:after="0"/>
       </w:pPr>
       <w:r>
         <w:rPr>
@@ -3837,6 +3850,7 @@
     <w:p>
       <w:pPr>
         <w:pStyle w:val="Compact"/>
+        <w:spacing w:before="0" w:after="0"/>
       </w:pPr>
       <w:r>
         <w:rPr>
@@ -3872,6 +3886,7 @@
     <w:p>
       <w:pPr>
         <w:pStyle w:val="Compact"/>
+        <w:spacing w:before="0" w:after="0"/>
       </w:pPr>
       <w:r>
         <w:rPr>
@@ -3938,6 +3953,7 @@
     <w:p>
       <w:pPr>
         <w:pStyle w:val="Compact"/>
+        <w:spacing w:before="0" w:after="0"/>
       </w:pPr>
       <w:r>
         <w:rPr>
@@ -11712,6 +11728,7 @@
     <w:p>
       <w:pPr>
         <w:pStyle w:val="BodyText"/>
+        <w:spacing w:before="0" w:after="0"/>
       </w:pPr>
       <w:r>
         <w:rPr>
@@ -11816,6 +11833,7 @@
     <w:p>
       <w:pPr>
         <w:pStyle w:val="BodyText"/>
+        <w:spacing w:before="0" w:after="0"/>
       </w:pPr>
       <w:r>
         <w:rPr>
@@ -11833,6 +11851,7 @@
     <w:p>
       <w:pPr>
         <w:pStyle w:val="BodyText"/>
+        <w:spacing w:before="0" w:after="0"/>
       </w:pPr>
       <w:r>
         <w:rPr>
@@ -11862,6 +11881,7 @@
     <w:p>
       <w:pPr>
         <w:pStyle w:val="BodyText"/>
+        <w:spacing w:before="0" w:after="0"/>
       </w:pPr>
       <w:r>
         <w:rPr>
@@ -12721,6 +12741,14 @@
         <w:tblStyle w:val="Table"/>
         <w:tblW w:type="pct" w:w="5000"/>
         <w:tblLayout w:type="fixed"/>
+        <w:tblBorders>
+          <w:top w:val="single" w:sz="12" w:space="0" w:color="000000"/>
+          <w:left w:val="none" w:sz="0" w:space="0" w:color="auto"/>
+          <w:bottom w:val="single" w:sz="12" w:space="0" w:color="000000"/>
+          <w:right w:val="none" w:sz="0" w:space="0" w:color="auto"/>
+          <w:insideH w:val="none" w:sz="0" w:space="0" w:color="auto"/>
+          <w:insideV w:val="none" w:sz="0" w:space="0" w:color="auto"/>
+        </w:tblBorders>
         <w:tblLook w:firstRow="1" w:lastRow="0" w:firstColumn="0" w:lastColumn="0" w:noHBand="0" w:noVBand="0" w:val="0020"/>
       </w:tblPr>
       <w:tblGrid>
@@ -12734,7 +12762,11 @@
           <w:tblHeader w:val="on"/>
         </w:trPr>
         <w:tc>
-          <w:tcPr/>
+          <w:tcPr>
+            <w:tcBorders>
+              <w:bottom w:val="single" w:sz="8" w:space="0" w:color="000000"/>
+            </w:tcBorders>
+          </w:tcPr>
           <w:p>
             <w:pPr>
               <w:pStyle w:val="Compact"/>
@@ -12750,7 +12782,11 @@
           </w:p>
         </w:tc>
         <w:tc>
-          <w:tcPr/>
+          <w:tcPr>
+            <w:tcBorders>
+              <w:bottom w:val="single" w:sz="8" w:space="0" w:color="000000"/>
+            </w:tcBorders>
+          </w:tcPr>
           <w:p>
             <w:pPr>
               <w:pStyle w:val="Compact"/>
@@ -12766,7 +12802,11 @@
           </w:p>
         </w:tc>
         <w:tc>
-          <w:tcPr/>
+          <w:tcPr>
+            <w:tcBorders>
+              <w:bottom w:val="single" w:sz="8" w:space="0" w:color="000000"/>
+            </w:tcBorders>
+          </w:tcPr>
           <w:p>
             <w:pPr>
               <w:pStyle w:val="Compact"/>
@@ -12782,7 +12822,11 @@
           </w:p>
         </w:tc>
         <w:tc>
-          <w:tcPr/>
+          <w:tcPr>
+            <w:tcBorders>
+              <w:bottom w:val="single" w:sz="8" w:space="0" w:color="000000"/>
+            </w:tcBorders>
+          </w:tcPr>
           <w:p>
             <w:pPr>
               <w:pStyle w:val="Compact"/>
@@ -14254,6 +14298,14 @@
         <w:tblStyle w:val="Table"/>
         <w:tblW w:type="pct" w:w="5000"/>
         <w:tblLayout w:type="fixed"/>
+        <w:tblBorders>
+          <w:top w:val="single" w:sz="12" w:space="0" w:color="000000"/>
+          <w:left w:val="none" w:sz="0" w:space="0" w:color="auto"/>
+          <w:bottom w:val="single" w:sz="12" w:space="0" w:color="000000"/>
+          <w:right w:val="none" w:sz="0" w:space="0" w:color="auto"/>
+          <w:insideH w:val="none" w:sz="0" w:space="0" w:color="auto"/>
+          <w:insideV w:val="none" w:sz="0" w:space="0" w:color="auto"/>
+        </w:tblBorders>
         <w:tblLook w:firstRow="1" w:lastRow="0" w:firstColumn="0" w:lastColumn="0" w:noHBand="0" w:noVBand="0" w:val="0020"/>
       </w:tblPr>
       <w:tblGrid>
@@ -14273,7 +14325,11 @@
           <w:tblHeader w:val="on"/>
         </w:trPr>
         <w:tc>
-          <w:tcPr/>
+          <w:tcPr>
+            <w:tcBorders>
+              <w:bottom w:val="single" w:sz="8" w:space="0" w:color="000000"/>
+            </w:tcBorders>
+          </w:tcPr>
           <w:p>
             <w:pPr>
               <w:pStyle w:val="Compact"/>
@@ -14289,7 +14345,11 @@
           </w:p>
         </w:tc>
         <w:tc>
-          <w:tcPr/>
+          <w:tcPr>
+            <w:tcBorders>
+              <w:bottom w:val="single" w:sz="8" w:space="0" w:color="000000"/>
+            </w:tcBorders>
+          </w:tcPr>
           <w:p>
             <w:pPr>
               <w:pStyle w:val="Compact"/>
@@ -14305,7 +14365,11 @@
           </w:p>
         </w:tc>
         <w:tc>
-          <w:tcPr/>
+          <w:tcPr>
+            <w:tcBorders>
+              <w:bottom w:val="single" w:sz="8" w:space="0" w:color="000000"/>
+            </w:tcBorders>
+          </w:tcPr>
           <w:p>
             <w:pPr>
               <w:pStyle w:val="Compact"/>
@@ -14321,7 +14385,11 @@
           </w:p>
         </w:tc>
         <w:tc>
-          <w:tcPr/>
+          <w:tcPr>
+            <w:tcBorders>
+              <w:bottom w:val="single" w:sz="8" w:space="0" w:color="000000"/>
+            </w:tcBorders>
+          </w:tcPr>
           <w:p>
             <w:pPr>
               <w:pStyle w:val="Compact"/>
@@ -14337,7 +14405,11 @@
           </w:p>
         </w:tc>
         <w:tc>
-          <w:tcPr/>
+          <w:tcPr>
+            <w:tcBorders>
+              <w:bottom w:val="single" w:sz="8" w:space="0" w:color="000000"/>
+            </w:tcBorders>
+          </w:tcPr>
           <w:p>
             <w:pPr>
               <w:pStyle w:val="Compact"/>
@@ -14353,7 +14425,11 @@
           </w:p>
         </w:tc>
         <w:tc>
-          <w:tcPr/>
+          <w:tcPr>
+            <w:tcBorders>
+              <w:bottom w:val="single" w:sz="8" w:space="0" w:color="000000"/>
+            </w:tcBorders>
+          </w:tcPr>
           <w:p>
             <w:pPr>
               <w:pStyle w:val="Compact"/>
@@ -14369,7 +14445,11 @@
           </w:p>
         </w:tc>
         <w:tc>
-          <w:tcPr/>
+          <w:tcPr>
+            <w:tcBorders>
+              <w:bottom w:val="single" w:sz="8" w:space="0" w:color="000000"/>
+            </w:tcBorders>
+          </w:tcPr>
           <w:p>
             <w:pPr>
               <w:pStyle w:val="Compact"/>
@@ -14385,7 +14465,11 @@
           </w:p>
         </w:tc>
         <w:tc>
-          <w:tcPr/>
+          <w:tcPr>
+            <w:tcBorders>
+              <w:bottom w:val="single" w:sz="8" w:space="0" w:color="000000"/>
+            </w:tcBorders>
+          </w:tcPr>
           <w:p>
             <w:pPr>
               <w:pStyle w:val="Compact"/>
@@ -14401,7 +14485,11 @@
           </w:p>
         </w:tc>
         <w:tc>
-          <w:tcPr/>
+          <w:tcPr>
+            <w:tcBorders>
+              <w:bottom w:val="single" w:sz="8" w:space="0" w:color="000000"/>
+            </w:tcBorders>
+          </w:tcPr>
           <w:p>
             <w:pPr>
               <w:pStyle w:val="Compact"/>
@@ -14417,7 +14505,11 @@
           </w:p>
         </w:tc>
         <w:tc>
-          <w:tcPr/>
+          <w:tcPr>
+            <w:tcBorders>
+              <w:bottom w:val="single" w:sz="8" w:space="0" w:color="000000"/>
+            </w:tcBorders>
+          </w:tcPr>
           <w:p>
             <w:pPr>
               <w:pStyle w:val="Compact"/>
@@ -14694,6 +14786,14 @@
       <w:tblPr>
         <w:tblStyle w:val="Table"/>
         <w:tblW w:type="auto" w:w="0"/>
+        <w:tblBorders>
+          <w:top w:val="single" w:sz="12" w:space="0" w:color="000000"/>
+          <w:left w:val="none" w:sz="0" w:space="0" w:color="auto"/>
+          <w:bottom w:val="single" w:sz="12" w:space="0" w:color="000000"/>
+          <w:right w:val="none" w:sz="0" w:space="0" w:color="auto"/>
+          <w:insideH w:val="none" w:sz="0" w:space="0" w:color="auto"/>
+          <w:insideV w:val="none" w:sz="0" w:space="0" w:color="auto"/>
+        </w:tblBorders>
         <w:tblLook w:firstRow="1" w:lastRow="0" w:firstColumn="0" w:lastColumn="0" w:noHBand="0" w:noVBand="0" w:val="0020"/>
       </w:tblPr>
       <w:tblGrid>
@@ -14708,7 +14808,11 @@
           <w:tblHeader w:val="on"/>
         </w:trPr>
         <w:tc>
-          <w:tcPr/>
+          <w:tcPr>
+            <w:tcBorders>
+              <w:bottom w:val="single" w:sz="8" w:space="0" w:color="000000"/>
+            </w:tcBorders>
+          </w:tcPr>
           <w:p>
             <w:pPr>
               <w:pStyle w:val="Compact"/>
@@ -14780,7 +14884,11 @@
           </w:p>
         </w:tc>
         <w:tc>
-          <w:tcPr/>
+          <w:tcPr>
+            <w:tcBorders>
+              <w:bottom w:val="single" w:sz="8" w:space="0" w:color="000000"/>
+            </w:tcBorders>
+          </w:tcPr>
           <w:p>
             <w:pPr>
               <w:pStyle w:val="Compact"/>
@@ -14796,7 +14904,11 @@
           </w:p>
         </w:tc>
         <w:tc>
-          <w:tcPr/>
+          <w:tcPr>
+            <w:tcBorders>
+              <w:bottom w:val="single" w:sz="8" w:space="0" w:color="000000"/>
+            </w:tcBorders>
+          </w:tcPr>
           <w:p>
             <w:pPr>
               <w:pStyle w:val="Compact"/>
@@ -14812,7 +14924,11 @@
           </w:p>
         </w:tc>
         <w:tc>
-          <w:tcPr/>
+          <w:tcPr>
+            <w:tcBorders>
+              <w:bottom w:val="single" w:sz="8" w:space="0" w:color="000000"/>
+            </w:tcBorders>
+          </w:tcPr>
           <w:p>
             <w:pPr>
               <w:pStyle w:val="Compact"/>
@@ -14828,7 +14944,11 @@
           </w:p>
         </w:tc>
         <w:tc>
-          <w:tcPr/>
+          <w:tcPr>
+            <w:tcBorders>
+              <w:bottom w:val="single" w:sz="8" w:space="0" w:color="000000"/>
+            </w:tcBorders>
+          </w:tcPr>
           <w:p>
             <w:pPr>
               <w:pStyle w:val="Compact"/>
@@ -15719,7 +15839,6 @@
     <w:bookmarkEnd w:id="65"/>
     <w:bookmarkEnd w:id="66"/>
     <w:sectPr>
-      <w:headerReference w:type="default" r:id="rId60"/>
       <w:footerReference w:type="default" r:id="rId9"/>
       <w:footnotePr>
         <w:numRestart w:val="eachSect"/>
@@ -15746,16 +15865,6 @@
       <w:rPr>
         <w:rFonts w:ascii="Times New Roman" w:hAnsi="Times New Roman" w:eastAsia="Times New Roman" w:cs="Times New Roman"/>
         <w:b w:val="0"/>
-        <w:color w:val="000000"/>
-        <w:sz w:val="20"/>
-      </w:rPr>
-      <w:t xml:space="preserve">第 </w:t>
-    </w:r>
-    <w:r>
-      <w:rPr>
-        <w:rFonts w:ascii="Times New Roman" w:hAnsi="Times New Roman" w:eastAsia="Times New Roman" w:cs="Times New Roman"/>
-        <w:b w:val="0"/>
-        <w:color w:val="000000"/>
         <w:sz w:val="20"/>
       </w:rPr>
       <w:fldChar w:fldCharType="begin"/>
@@ -15764,7 +15873,6 @@
       <w:rPr>
         <w:rFonts w:ascii="Times New Roman" w:hAnsi="Times New Roman" w:eastAsia="Times New Roman" w:cs="Times New Roman"/>
         <w:b w:val="0"/>
-        <w:color w:val="000000"/>
         <w:sz w:val="20"/>
       </w:rPr>
       <w:instrText xml:space="preserve"> PAGE </w:instrText>
@@ -15773,91 +15881,9 @@
       <w:rPr>
         <w:rFonts w:ascii="Times New Roman" w:hAnsi="Times New Roman" w:eastAsia="Times New Roman" w:cs="Times New Roman"/>
         <w:b w:val="0"/>
-        <w:color w:val="000000"/>
-        <w:sz w:val="20"/>
-      </w:rPr>
-      <w:fldChar w:fldCharType="separate"/>
-    </w:r>
-    <w:r>
-      <w:rPr>
-        <w:rFonts w:ascii="Times New Roman" w:hAnsi="Times New Roman" w:eastAsia="Times New Roman" w:cs="Times New Roman"/>
-        <w:b w:val="0"/>
-        <w:color w:val="000000"/>
-        <w:sz w:val="20"/>
-      </w:rPr>
-      <w:t>1</w:t>
-    </w:r>
-    <w:r>
-      <w:rPr>
-        <w:rFonts w:ascii="Times New Roman" w:hAnsi="Times New Roman" w:eastAsia="Times New Roman" w:cs="Times New Roman"/>
-        <w:b w:val="0"/>
-        <w:color w:val="000000"/>
         <w:sz w:val="20"/>
       </w:rPr>
       <w:fldChar w:fldCharType="end"/>
-    </w:r>
-    <w:r>
-      <w:rPr>
-        <w:rFonts w:ascii="Times New Roman" w:hAnsi="Times New Roman" w:eastAsia="Times New Roman" w:cs="Times New Roman"/>
-        <w:b w:val="0"/>
-        <w:color w:val="000000"/>
-        <w:sz w:val="20"/>
-      </w:rPr>
-      <w:t xml:space="preserve"> 页 / 共 </w:t>
-    </w:r>
-    <w:r>
-      <w:rPr>
-        <w:rFonts w:ascii="Times New Roman" w:hAnsi="Times New Roman" w:eastAsia="Times New Roman" w:cs="Times New Roman"/>
-        <w:b w:val="0"/>
-        <w:color w:val="000000"/>
-        <w:sz w:val="20"/>
-      </w:rPr>
-      <w:fldChar w:fldCharType="begin"/>
-    </w:r>
-    <w:r>
-      <w:rPr>
-        <w:rFonts w:ascii="Times New Roman" w:hAnsi="Times New Roman" w:eastAsia="Times New Roman" w:cs="Times New Roman"/>
-        <w:b w:val="0"/>
-        <w:color w:val="000000"/>
-        <w:sz w:val="20"/>
-      </w:rPr>
-      <w:instrText xml:space="preserve"> NUMPAGES </w:instrText>
-    </w:r>
-    <w:r>
-      <w:rPr>
-        <w:rFonts w:ascii="Times New Roman" w:hAnsi="Times New Roman" w:eastAsia="Times New Roman" w:cs="Times New Roman"/>
-        <w:b w:val="0"/>
-        <w:color w:val="000000"/>
-        <w:sz w:val="20"/>
-      </w:rPr>
-      <w:fldChar w:fldCharType="separate"/>
-    </w:r>
-    <w:r>
-      <w:rPr>
-        <w:rFonts w:ascii="Times New Roman" w:hAnsi="Times New Roman" w:eastAsia="Times New Roman" w:cs="Times New Roman"/>
-        <w:b w:val="0"/>
-        <w:color w:val="000000"/>
-        <w:sz w:val="20"/>
-      </w:rPr>
-      <w:t>1</w:t>
-    </w:r>
-    <w:r>
-      <w:rPr>
-        <w:rFonts w:ascii="Times New Roman" w:hAnsi="Times New Roman" w:eastAsia="Times New Roman" w:cs="Times New Roman"/>
-        <w:b w:val="0"/>
-        <w:color w:val="000000"/>
-        <w:sz w:val="20"/>
-      </w:rPr>
-      <w:fldChar w:fldCharType="end"/>
-    </w:r>
-    <w:r>
-      <w:rPr>
-        <w:rFonts w:ascii="Times New Roman" w:hAnsi="Times New Roman" w:eastAsia="Times New Roman" w:cs="Times New Roman"/>
-        <w:b w:val="0"/>
-        <w:color w:val="000000"/>
-        <w:sz w:val="20"/>
-      </w:rPr>
-      <w:t xml:space="preserve"> 页</w:t>
     </w:r>
   </w:p>
 </w:ftr>
@@ -15880,28 +15906,6 @@
     </w:p>
   </w:footnote>
 </w:footnotes>
-</file>
-
-<file path=word/header1.xml><?xml version="1.0" encoding="utf-8"?>
-<w:hdr xmlns:m="http://schemas.openxmlformats.org/officeDocument/2006/math" xmlns:mc="http://schemas.openxmlformats.org/markup-compatibility/2006" xmlns:mo="http://schemas.microsoft.com/office/mac/office/2008/main" xmlns:mv="urn:schemas-microsoft-com:mac:vml" xmlns:o="urn:schemas-microsoft-com:office:office" xmlns:r="http://schemas.openxmlformats.org/officeDocument/2006/relationships" xmlns:v="urn:schemas-microsoft-com:vml" xmlns:w10="urn:schemas-microsoft-com:office:word" xmlns:w14="http://schemas.microsoft.com/office/word/2010/wordml" xmlns:w="http://schemas.openxmlformats.org/wordprocessingml/2006/main" xmlns:wne="http://schemas.microsoft.com/office/word/2006/wordml" xmlns:wp14="http://schemas.microsoft.com/office/word/2010/wordprocessingDrawing" xmlns:wp="http://schemas.openxmlformats.org/drawingml/2006/wordprocessingDrawing" xmlns:wpc="http://schemas.microsoft.com/office/word/2010/wordprocessingCanvas" xmlns:wpg="http://schemas.microsoft.com/office/word/2010/wordprocessingGroup" xmlns:wpi="http://schemas.microsoft.com/office/word/2010/wordprocessingInk" xmlns:wps="http://schemas.microsoft.com/office/word/2010/wordprocessingShape" mc:Ignorable="w14 wp14">
-  <w:p>
-    <w:pPr>
-      <w:jc w:val="right"/>
-      <w:pBdr>
-        <w:bottom w:val="single" w:sz="4" w:space="2" w:color="000000"/>
-      </w:pBdr>
-    </w:pPr>
-    <w:r>
-      <w:rPr>
-        <w:rFonts w:ascii="Times New Roman" w:hAnsi="Times New Roman" w:eastAsia="Times New Roman" w:cs="Times New Roman"/>
-        <w:b w:val="0"/>
-        <w:color w:val="000000"/>
-        <w:sz w:val="18"/>
-      </w:rPr>
-      <w:t xml:space="preserve">第一轮综合练习 · 第03卷</w:t>
-    </w:r>
-  </w:p>
-</w:hdr>
 </file>
 
 <file path=word/numbering.xml><?xml version="1.0" encoding="utf-8"?>

--- a/00-首页/题组Word/第一轮·综合套卷/第一轮综合卷03（学生版-打印版）.docx
+++ b/00-首页/题组Word/第一轮·综合套卷/第一轮综合卷03（学生版-打印版）.docx
@@ -6,8 +6,9 @@
     <w:p>
       <w:pPr>
         <w:pStyle w:val="Heading1"/>
-        <w:spacing w:before="280" w:after="120"/>
+        <w:spacing w:before="0" w:after="240"/>
         <w:jc w:val="center"/>
+        <w:keepNext/>
       </w:pPr>
       <w:r>
         <w:rPr>
@@ -54,7 +55,8 @@
     <w:p>
       <w:pPr>
         <w:pStyle w:val="Heading2"/>
-        <w:spacing w:before="280" w:after="120"/>
+        <w:spacing w:before="280" w:after="80"/>
+        <w:keepNext/>
       </w:pPr>
       <w:r>
         <w:rPr>
@@ -253,7 +255,10 @@
     <w:p>
       <w:pPr>
         <w:pStyle w:val="Compact"/>
-        <w:spacing w:before="0" w:after="0"/>
+        <w:numPr>
+          <w:ilvl w:val="0"/>
+          <w:numId w:val="1001"/>
+        </w:numPr>
       </w:pPr>
       <w:r>
         <w:rPr>
@@ -297,7 +302,10 @@
     <w:p>
       <w:pPr>
         <w:pStyle w:val="Compact"/>
-        <w:spacing w:before="0" w:after="0"/>
+        <w:numPr>
+          <w:ilvl w:val="0"/>
+          <w:numId w:val="1001"/>
+        </w:numPr>
       </w:pPr>
       <w:r>
         <w:rPr>
@@ -341,7 +349,10 @@
     <w:p>
       <w:pPr>
         <w:pStyle w:val="Compact"/>
-        <w:spacing w:before="0" w:after="0"/>
+        <w:numPr>
+          <w:ilvl w:val="0"/>
+          <w:numId w:val="1001"/>
+        </w:numPr>
       </w:pPr>
       <w:r>
         <w:rPr>
@@ -410,7 +421,10 @@
     <w:p>
       <w:pPr>
         <w:pStyle w:val="Compact"/>
-        <w:spacing w:before="0" w:after="0"/>
+        <w:numPr>
+          <w:ilvl w:val="0"/>
+          <w:numId w:val="1001"/>
+        </w:numPr>
       </w:pPr>
       <w:r>
         <w:rPr>
@@ -513,16 +527,6 @@
         </w:rPr>
         <w:t xml:space="preserve">发生反应</w:t>
       </w:r>
-    </w:p>
-    <w:p>
-      <w:pPr>
-        <w:spacing w:before="0" w:after="0"/>
-      </w:pPr>
-    </w:p>
-    <w:p>
-      <w:pPr>
-        <w:spacing w:before="0" w:after="0"/>
-      </w:pPr>
     </w:p>
     <w:p>
       <w:pPr>
@@ -655,7 +659,7 @@
         </w:rPr>
         <w:drawing>
           <wp:inline>
-            <wp:extent cx="2837239" cy="3013953"/>
+            <wp:extent cx="3240000" cy="3013953"/>
             <wp:effectExtent b="0" l="0" r="0" t="0"/>
             <wp:docPr descr="" title="" id="11" name="Picture"/>
             <a:graphic>
@@ -676,7 +680,7 @@
                   <pic:spPr bwMode="auto">
                     <a:xfrm>
                       <a:off x="0" y="0"/>
-                      <a:ext cx="2837239" cy="3013953"/>
+                      <a:ext cx="3240000" cy="3013953"/>
                     </a:xfrm>
                     <a:prstGeom prst="rect">
                       <a:avLst/>
@@ -698,7 +702,10 @@
     <w:p>
       <w:pPr>
         <w:pStyle w:val="Compact"/>
-        <w:spacing w:before="0" w:after="0"/>
+        <w:numPr>
+          <w:ilvl w:val="0"/>
+          <w:numId w:val="1002"/>
+        </w:numPr>
       </w:pPr>
       <w:r>
         <w:rPr>
@@ -766,7 +773,10 @@
     <w:p>
       <w:pPr>
         <w:pStyle w:val="Compact"/>
-        <w:spacing w:before="0" w:after="0"/>
+        <w:numPr>
+          <w:ilvl w:val="0"/>
+          <w:numId w:val="1002"/>
+        </w:numPr>
       </w:pPr>
       <w:r>
         <w:rPr>
@@ -845,7 +855,10 @@
     <w:p>
       <w:pPr>
         <w:pStyle w:val="Compact"/>
-        <w:spacing w:before="0" w:after="0"/>
+        <w:numPr>
+          <w:ilvl w:val="0"/>
+          <w:numId w:val="1002"/>
+        </w:numPr>
       </w:pPr>
       <w:r>
         <w:rPr>
@@ -887,7 +900,10 @@
     <w:p>
       <w:pPr>
         <w:pStyle w:val="Compact"/>
-        <w:spacing w:before="0" w:after="0"/>
+        <w:numPr>
+          <w:ilvl w:val="0"/>
+          <w:numId w:val="1002"/>
+        </w:numPr>
       </w:pPr>
       <w:r>
         <w:rPr>
@@ -938,16 +954,6 @@
         </w:rPr>
         <w:t xml:space="preserve">杂化</w:t>
       </w:r>
-    </w:p>
-    <w:p>
-      <w:pPr>
-        <w:spacing w:before="0" w:after="0"/>
-      </w:pPr>
-    </w:p>
-    <w:p>
-      <w:pPr>
-        <w:spacing w:before="0" w:after="0"/>
-      </w:pPr>
     </w:p>
     <w:p>
       <w:pPr>
@@ -1105,7 +1111,10 @@
     <w:p>
       <w:pPr>
         <w:pStyle w:val="Compact"/>
-        <w:spacing w:before="0" w:after="0"/>
+        <w:numPr>
+          <w:ilvl w:val="0"/>
+          <w:numId w:val="1003"/>
+        </w:numPr>
       </w:pPr>
       <w:r>
         <w:rPr>
@@ -1135,7 +1144,10 @@
     <w:p>
       <w:pPr>
         <w:pStyle w:val="Compact"/>
-        <w:spacing w:before="0" w:after="0"/>
+        <w:numPr>
+          <w:ilvl w:val="0"/>
+          <w:numId w:val="1003"/>
+        </w:numPr>
       </w:pPr>
       <w:r>
         <w:rPr>
@@ -1178,7 +1190,10 @@
     <w:p>
       <w:pPr>
         <w:pStyle w:val="Compact"/>
-        <w:spacing w:before="0" w:after="0"/>
+        <w:numPr>
+          <w:ilvl w:val="0"/>
+          <w:numId w:val="1003"/>
+        </w:numPr>
       </w:pPr>
       <w:r>
         <w:rPr>
@@ -1196,7 +1211,10 @@
     <w:p>
       <w:pPr>
         <w:pStyle w:val="Compact"/>
-        <w:spacing w:before="0" w:after="0"/>
+        <w:numPr>
+          <w:ilvl w:val="0"/>
+          <w:numId w:val="1003"/>
+        </w:numPr>
       </w:pPr>
       <w:r>
         <w:rPr>
@@ -1242,16 +1260,6 @@
         </w:rPr>
         <w:t xml:space="preserve">模型相同</w:t>
       </w:r>
-    </w:p>
-    <w:p>
-      <w:pPr>
-        <w:spacing w:before="0" w:after="0"/>
-      </w:pPr>
-    </w:p>
-    <w:p>
-      <w:pPr>
-        <w:spacing w:before="0" w:after="0"/>
-      </w:pPr>
     </w:p>
     <w:p>
       <w:pPr>
@@ -1378,7 +1386,7 @@
         </w:rPr>
         <w:drawing>
           <wp:inline>
-            <wp:extent cx="2908300" cy="3838956"/>
+            <wp:extent cx="2908300" cy="3924300"/>
             <wp:effectExtent b="0" l="0" r="0" t="0"/>
             <wp:docPr descr="" title="" id="19" name="Picture"/>
             <a:graphic>
@@ -1399,7 +1407,7 @@
                   <pic:spPr bwMode="auto">
                     <a:xfrm>
                       <a:off x="0" y="0"/>
-                      <a:ext cx="2908300" cy="3838956"/>
+                      <a:ext cx="2908300" cy="3924300"/>
                     </a:xfrm>
                     <a:prstGeom prst="rect">
                       <a:avLst/>
@@ -1472,31 +1480,6 @@
     </w:p>
     <w:p>
       <w:pPr>
-        <w:spacing w:before="0" w:after="0"/>
-      </w:pPr>
-    </w:p>
-    <w:p>
-      <w:pPr>
-        <w:spacing w:before="0" w:after="0"/>
-      </w:pPr>
-    </w:p>
-    <w:p>
-      <w:pPr>
-        <w:spacing w:before="0" w:after="0"/>
-      </w:pPr>
-    </w:p>
-    <w:p>
-      <w:pPr>
-        <w:spacing w:before="0" w:after="0"/>
-      </w:pPr>
-    </w:p>
-    <w:p>
-      <w:pPr>
-        <w:spacing w:before="0" w:after="0"/>
-      </w:pPr>
-    </w:p>
-    <w:p>
-      <w:pPr>
         <w:spacing w:before="160" w:after="80"/>
       </w:pPr>
       <w:r>
@@ -1534,8 +1517,6 @@
     <w:p>
       <w:pPr>
         <w:pStyle w:val="FirstParagraph"/>
-        <w:spacing w:before="0" w:after="0"/>
-        <w:ind w:left="480" w:hanging="480"/>
       </w:pPr>
       <w:r>
         <w:rPr>
@@ -1667,13 +1648,6 @@
         </w:rPr>
         <w:t xml:space="preserve"> </w:t>
       </w:r>
-    </w:p>
-    <w:p>
-      <w:pPr>
-        <w:pStyle w:val="FirstParagraph"/>
-        <w:spacing w:before="0" w:after="0"/>
-        <w:ind w:left="480" w:hanging="480"/>
-      </w:pPr>
       <w:r>
         <w:rPr>
           <w:rFonts w:ascii="Times New Roman" w:hAnsi="Times New Roman" w:eastAsia="Times New Roman" w:cs="Times New Roman"/>
@@ -1690,20 +1664,7 @@
         <w:rPr>
           <w:rFonts w:ascii="Times New Roman" w:hAnsi="Times New Roman" w:eastAsia="Times New Roman" w:cs="Times New Roman"/>
         </w:rPr>
-        <w:t xml:space="preserve"> </w:t>
-      </w:r>
-    </w:p>
-    <w:p>
-      <w:pPr>
-        <w:pStyle w:val="FirstParagraph"/>
-        <w:spacing w:before="0" w:after="0"/>
-        <w:ind w:left="480" w:hanging="480"/>
-      </w:pPr>
-      <w:r>
-        <w:rPr>
-          <w:rFonts w:ascii="Times New Roman" w:hAnsi="Times New Roman" w:eastAsia="Times New Roman" w:cs="Times New Roman"/>
-        </w:rPr>
-        <w:t xml:space="preserve">B. </w:t>
+        <w:t xml:space="preserve"> B. </w:t>
       </w:r>
       <w:r>
         <w:rPr>
@@ -1715,20 +1676,7 @@
         <w:rPr>
           <w:rFonts w:ascii="Times New Roman" w:hAnsi="Times New Roman" w:eastAsia="Times New Roman" w:cs="Times New Roman"/>
         </w:rPr>
-        <w:t xml:space="preserve"> </w:t>
-      </w:r>
-    </w:p>
-    <w:p>
-      <w:pPr>
-        <w:pStyle w:val="FirstParagraph"/>
-        <w:spacing w:before="0" w:after="0"/>
-        <w:ind w:left="480" w:hanging="480"/>
-      </w:pPr>
-      <w:r>
-        <w:rPr>
-          <w:rFonts w:ascii="Times New Roman" w:hAnsi="Times New Roman" w:eastAsia="Times New Roman" w:cs="Times New Roman"/>
-        </w:rPr>
-        <w:t xml:space="preserve">C. </w:t>
+        <w:t xml:space="preserve"> C. </w:t>
       </w:r>
       <w:r>
         <w:rPr>
@@ -1740,20 +1688,7 @@
         <w:rPr>
           <w:rFonts w:ascii="Times New Roman" w:hAnsi="Times New Roman" w:eastAsia="Times New Roman" w:cs="Times New Roman"/>
         </w:rPr>
-        <w:t xml:space="preserve"> </w:t>
-      </w:r>
-    </w:p>
-    <w:p>
-      <w:pPr>
-        <w:pStyle w:val="FirstParagraph"/>
-        <w:spacing w:before="0" w:after="0"/>
-        <w:ind w:left="480" w:hanging="480"/>
-      </w:pPr>
-      <w:r>
-        <w:rPr>
-          <w:rFonts w:ascii="Times New Roman" w:hAnsi="Times New Roman" w:eastAsia="Times New Roman" w:cs="Times New Roman"/>
-        </w:rPr>
-        <w:t xml:space="preserve">D. </w:t>
+        <w:t xml:space="preserve"> D. </w:t>
       </w:r>
       <w:r>
         <w:rPr>
@@ -1761,16 +1696,6 @@
         </w:rPr>
         <w:t xml:space="preserve">三级</w:t>
       </w:r>
-    </w:p>
-    <w:p>
-      <w:pPr>
-        <w:spacing w:before="0" w:after="0"/>
-      </w:pPr>
-    </w:p>
-    <w:p>
-      <w:pPr>
-        <w:spacing w:before="0" w:after="0"/>
-      </w:pPr>
     </w:p>
     <w:p>
       <w:pPr>
@@ -1811,8 +1736,6 @@
     <w:p>
       <w:pPr>
         <w:pStyle w:val="FirstParagraph"/>
-        <w:spacing w:before="0" w:after="0"/>
-        <w:ind w:left="480" w:hanging="480"/>
       </w:pPr>
       <w:r>
         <w:rPr>
@@ -1904,68 +1827,12 @@
         </w:rPr>
         <w:t xml:space="preserve"> </w:t>
       </w:r>
-    </w:p>
-    <w:p>
-      <w:pPr>
-        <w:pStyle w:val="FirstParagraph"/>
-        <w:spacing w:before="0" w:after="0"/>
-        <w:ind w:left="480" w:hanging="480"/>
-      </w:pPr>
-      <w:r>
-        <w:rPr>
-          <w:rFonts w:ascii="Times New Roman" w:hAnsi="Times New Roman" w:eastAsia="Times New Roman" w:cs="Times New Roman"/>
-        </w:rPr>
-        <w:t xml:space="preserve">A. 5.75 </w:t>
-      </w:r>
-    </w:p>
-    <w:p>
-      <w:pPr>
-        <w:pStyle w:val="FirstParagraph"/>
-        <w:spacing w:before="0" w:after="0"/>
-        <w:ind w:left="480" w:hanging="480"/>
-      </w:pPr>
-      <w:r>
-        <w:rPr>
-          <w:rFonts w:ascii="Times New Roman" w:hAnsi="Times New Roman" w:eastAsia="Times New Roman" w:cs="Times New Roman"/>
-        </w:rPr>
-        <w:t xml:space="preserve">B. 74.66 </w:t>
-      </w:r>
-    </w:p>
-    <w:p>
-      <w:pPr>
-        <w:pStyle w:val="FirstParagraph"/>
-        <w:spacing w:before="0" w:after="0"/>
-        <w:ind w:left="480" w:hanging="480"/>
-      </w:pPr>
-      <w:r>
-        <w:rPr>
-          <w:rFonts w:ascii="Times New Roman" w:hAnsi="Times New Roman" w:eastAsia="Times New Roman" w:cs="Times New Roman"/>
-        </w:rPr>
-        <w:t xml:space="preserve">C. 90.65 </w:t>
-      </w:r>
-    </w:p>
-    <w:p>
-      <w:pPr>
-        <w:pStyle w:val="FirstParagraph"/>
-        <w:spacing w:before="0" w:after="0"/>
-        <w:ind w:left="480" w:hanging="480"/>
-      </w:pPr>
-      <w:r>
-        <w:rPr>
-          <w:rFonts w:ascii="Times New Roman" w:hAnsi="Times New Roman" w:eastAsia="Times New Roman" w:cs="Times New Roman"/>
-        </w:rPr>
-        <w:t xml:space="preserve">D. 38.57</w:t>
-      </w:r>
-    </w:p>
-    <w:p>
-      <w:pPr>
-        <w:spacing w:before="0" w:after="0"/>
-      </w:pPr>
-    </w:p>
-    <w:p>
-      <w:pPr>
-        <w:spacing w:before="0" w:after="0"/>
-      </w:pPr>
+      <w:r>
+        <w:rPr>
+          <w:rFonts w:ascii="Times New Roman" w:hAnsi="Times New Roman" w:eastAsia="Times New Roman" w:cs="Times New Roman"/>
+        </w:rPr>
+        <w:t xml:space="preserve">A. 5.75 B. 74.66 C. 90.65 D. 38.57</w:t>
+      </w:r>
     </w:p>
     <w:p>
       <w:pPr>
@@ -2602,7 +2469,7 @@
         </w:rPr>
         <w:drawing>
           <wp:inline>
-            <wp:extent cx="3309177" cy="2415669"/>
+            <wp:extent cx="3600000" cy="2415669"/>
             <wp:effectExtent b="0" l="0" r="0" t="0"/>
             <wp:docPr descr="" title="" id="25" name="Picture"/>
             <a:graphic>
@@ -2623,7 +2490,7 @@
                   <pic:spPr bwMode="auto">
                     <a:xfrm>
                       <a:off x="0" y="0"/>
-                      <a:ext cx="3309177" cy="2415669"/>
+                      <a:ext cx="3600000" cy="2415669"/>
                     </a:xfrm>
                     <a:prstGeom prst="rect">
                       <a:avLst/>
@@ -2644,46 +2511,6 @@
     </w:p>
     <w:p>
       <w:pPr>
-        <w:spacing w:before="0" w:after="0"/>
-      </w:pPr>
-    </w:p>
-    <w:p>
-      <w:pPr>
-        <w:spacing w:before="0" w:after="0"/>
-      </w:pPr>
-    </w:p>
-    <w:p>
-      <w:pPr>
-        <w:spacing w:before="0" w:after="0"/>
-      </w:pPr>
-    </w:p>
-    <w:p>
-      <w:pPr>
-        <w:spacing w:before="0" w:after="0"/>
-      </w:pPr>
-    </w:p>
-    <w:p>
-      <w:pPr>
-        <w:spacing w:before="0" w:after="0"/>
-      </w:pPr>
-    </w:p>
-    <w:p>
-      <w:pPr>
-        <w:spacing w:before="0" w:after="0"/>
-      </w:pPr>
-    </w:p>
-    <w:p>
-      <w:pPr>
-        <w:spacing w:before="0" w:after="0"/>
-      </w:pPr>
-    </w:p>
-    <w:p>
-      <w:pPr>
-        <w:spacing w:before="0" w:after="0"/>
-      </w:pPr>
-    </w:p>
-    <w:p>
-      <w:pPr>
         <w:spacing w:before="160" w:after="80"/>
       </w:pPr>
       <w:r>
@@ -3207,7 +3034,7 @@
         </w:rPr>
         <w:drawing>
           <wp:inline>
-            <wp:extent cx="3600000" cy="2085417"/>
+            <wp:extent cx="3600000" cy="2191304"/>
             <wp:effectExtent b="0" l="0" r="0" t="0"/>
             <wp:docPr descr="" title="" id="29" name="Picture"/>
             <a:graphic>
@@ -3228,7 +3055,7 @@
                   <pic:spPr bwMode="auto">
                     <a:xfrm>
                       <a:off x="0" y="0"/>
-                      <a:ext cx="3600000" cy="2085417"/>
+                      <a:ext cx="3600000" cy="2191304"/>
                     </a:xfrm>
                     <a:prstGeom prst="rect">
                       <a:avLst/>
@@ -3249,31 +3076,6 @@
     </w:p>
     <w:p>
       <w:pPr>
-        <w:spacing w:before="0" w:after="0"/>
-      </w:pPr>
-    </w:p>
-    <w:p>
-      <w:pPr>
-        <w:spacing w:before="0" w:after="0"/>
-      </w:pPr>
-    </w:p>
-    <w:p>
-      <w:pPr>
-        <w:spacing w:before="0" w:after="0"/>
-      </w:pPr>
-    </w:p>
-    <w:p>
-      <w:pPr>
-        <w:spacing w:before="0" w:after="0"/>
-      </w:pPr>
-    </w:p>
-    <w:p>
-      <w:pPr>
-        <w:spacing w:before="0" w:after="0"/>
-      </w:pPr>
-    </w:p>
-    <w:p>
-      <w:pPr>
         <w:spacing w:before="160" w:after="80"/>
       </w:pPr>
       <w:r>
@@ -3682,7 +3484,7 @@
         </w:rPr>
         <w:drawing>
           <wp:inline>
-            <wp:extent cx="3243307" cy="1059039"/>
+            <wp:extent cx="3600000" cy="1059039"/>
             <wp:effectExtent b="0" l="0" r="0" t="0"/>
             <wp:docPr descr="" title="" id="33" name="Picture"/>
             <a:graphic>
@@ -3703,7 +3505,7 @@
                   <pic:spPr bwMode="auto">
                     <a:xfrm>
                       <a:off x="0" y="0"/>
-                      <a:ext cx="3243307" cy="1059039"/>
+                      <a:ext cx="3600000" cy="1059039"/>
                     </a:xfrm>
                     <a:prstGeom prst="rect">
                       <a:avLst/>
@@ -3725,7 +3527,10 @@
     <w:p>
       <w:pPr>
         <w:pStyle w:val="Compact"/>
-        <w:spacing w:before="0" w:after="0"/>
+        <w:numPr>
+          <w:ilvl w:val="0"/>
+          <w:numId w:val="1007"/>
+        </w:numPr>
       </w:pPr>
       <w:r>
         <w:rPr>
@@ -3850,7 +3655,10 @@
     <w:p>
       <w:pPr>
         <w:pStyle w:val="Compact"/>
-        <w:spacing w:before="0" w:after="0"/>
+        <w:numPr>
+          <w:ilvl w:val="0"/>
+          <w:numId w:val="1007"/>
+        </w:numPr>
       </w:pPr>
       <w:r>
         <w:rPr>
@@ -3886,7 +3694,10 @@
     <w:p>
       <w:pPr>
         <w:pStyle w:val="Compact"/>
-        <w:spacing w:before="0" w:after="0"/>
+        <w:numPr>
+          <w:ilvl w:val="0"/>
+          <w:numId w:val="1007"/>
+        </w:numPr>
       </w:pPr>
       <w:r>
         <w:rPr>
@@ -3953,7 +3764,10 @@
     <w:p>
       <w:pPr>
         <w:pStyle w:val="Compact"/>
-        <w:spacing w:before="0" w:after="0"/>
+        <w:numPr>
+          <w:ilvl w:val="0"/>
+          <w:numId w:val="1007"/>
+        </w:numPr>
       </w:pPr>
       <w:r>
         <w:rPr>
@@ -4031,16 +3845,6 @@
         </w:rPr>
         <w:t>2-</w:t>
       </w:r>
-    </w:p>
-    <w:p>
-      <w:pPr>
-        <w:spacing w:before="0" w:after="0"/>
-      </w:pPr>
-    </w:p>
-    <w:p>
-      <w:pPr>
-        <w:spacing w:before="0" w:after="0"/>
-      </w:pPr>
     </w:p>
     <w:p>
       <w:pPr>
@@ -4154,21 +3958,6 @@
         </w:rPr>
         <w:t>。</w:t>
       </w:r>
-    </w:p>
-    <w:p>
-      <w:pPr>
-        <w:spacing w:before="0" w:after="0"/>
-      </w:pPr>
-    </w:p>
-    <w:p>
-      <w:pPr>
-        <w:spacing w:before="0" w:after="0"/>
-      </w:pPr>
-    </w:p>
-    <w:p>
-      <w:pPr>
-        <w:spacing w:before="0" w:after="0"/>
-      </w:pPr>
     </w:p>
     <w:p>
       <w:pPr>
@@ -4423,31 +4212,6 @@
     </w:p>
     <w:p>
       <w:pPr>
-        <w:spacing w:before="0" w:after="0"/>
-      </w:pPr>
-    </w:p>
-    <w:p>
-      <w:pPr>
-        <w:spacing w:before="0" w:after="0"/>
-      </w:pPr>
-    </w:p>
-    <w:p>
-      <w:pPr>
-        <w:spacing w:before="0" w:after="0"/>
-      </w:pPr>
-    </w:p>
-    <w:p>
-      <w:pPr>
-        <w:spacing w:before="0" w:after="0"/>
-      </w:pPr>
-    </w:p>
-    <w:p>
-      <w:pPr>
-        <w:spacing w:before="0" w:after="0"/>
-      </w:pPr>
-    </w:p>
-    <w:p>
-      <w:pPr>
         <w:spacing w:before="160" w:after="80"/>
       </w:pPr>
       <w:r>
@@ -4852,31 +4616,6 @@
     </w:p>
     <w:p>
       <w:pPr>
-        <w:spacing w:before="0" w:after="0"/>
-      </w:pPr>
-    </w:p>
-    <w:p>
-      <w:pPr>
-        <w:spacing w:before="0" w:after="0"/>
-      </w:pPr>
-    </w:p>
-    <w:p>
-      <w:pPr>
-        <w:spacing w:before="0" w:after="0"/>
-      </w:pPr>
-    </w:p>
-    <w:p>
-      <w:pPr>
-        <w:spacing w:before="0" w:after="0"/>
-      </w:pPr>
-    </w:p>
-    <w:p>
-      <w:pPr>
-        <w:spacing w:before="0" w:after="0"/>
-      </w:pPr>
-    </w:p>
-    <w:p>
-      <w:pPr>
         <w:spacing w:before="160" w:after="80"/>
       </w:pPr>
       <w:r>
@@ -5064,7 +4803,7 @@
         </w:rPr>
         <w:drawing>
           <wp:inline>
-            <wp:extent cx="3580545" cy="1819148"/>
+            <wp:extent cx="3600000" cy="1819148"/>
             <wp:effectExtent b="0" l="0" r="0" t="0"/>
             <wp:docPr descr="" title="" id="40" name="Picture"/>
             <a:graphic>
@@ -5085,7 +4824,7 @@
                   <pic:spPr bwMode="auto">
                     <a:xfrm>
                       <a:off x="0" y="0"/>
-                      <a:ext cx="3580545" cy="1819148"/>
+                      <a:ext cx="3600000" cy="1819148"/>
                     </a:xfrm>
                     <a:prstGeom prst="rect">
                       <a:avLst/>
@@ -5106,31 +4845,6 @@
     </w:p>
     <w:p>
       <w:pPr>
-        <w:spacing w:before="0" w:after="0"/>
-      </w:pPr>
-    </w:p>
-    <w:p>
-      <w:pPr>
-        <w:spacing w:before="0" w:after="0"/>
-      </w:pPr>
-    </w:p>
-    <w:p>
-      <w:pPr>
-        <w:spacing w:before="0" w:after="0"/>
-      </w:pPr>
-    </w:p>
-    <w:p>
-      <w:pPr>
-        <w:spacing w:before="0" w:after="0"/>
-      </w:pPr>
-    </w:p>
-    <w:p>
-      <w:pPr>
-        <w:spacing w:before="0" w:after="0"/>
-      </w:pPr>
-    </w:p>
-    <w:p>
-      <w:pPr>
         <w:spacing w:before="160" w:after="80"/>
       </w:pPr>
       <w:r>
@@ -5401,21 +5115,6 @@
         </w:rPr>
         <w:t>。</w:t>
       </w:r>
-    </w:p>
-    <w:p>
-      <w:pPr>
-        <w:spacing w:before="0" w:after="0"/>
-      </w:pPr>
-    </w:p>
-    <w:p>
-      <w:pPr>
-        <w:spacing w:before="0" w:after="0"/>
-      </w:pPr>
-    </w:p>
-    <w:p>
-      <w:pPr>
-        <w:spacing w:before="0" w:after="0"/>
-      </w:pPr>
     </w:p>
     <w:p>
       <w:pPr>
@@ -5771,7 +5470,7 @@
         </w:rPr>
         <w:drawing>
           <wp:inline>
-            <wp:extent cx="2511982" cy="4063500"/>
+            <wp:extent cx="2520000" cy="4063500"/>
             <wp:effectExtent b="0" l="0" r="0" t="0"/>
             <wp:docPr descr="" title="" id="45" name="Picture"/>
             <a:graphic>
@@ -5792,7 +5491,7 @@
                   <pic:spPr bwMode="auto">
                     <a:xfrm>
                       <a:off x="0" y="0"/>
-                      <a:ext cx="2511982" cy="4063500"/>
+                      <a:ext cx="2520000" cy="4063500"/>
                     </a:xfrm>
                     <a:prstGeom prst="rect">
                       <a:avLst/>
@@ -5810,31 +5509,6 @@
           </wp:inline>
         </w:drawing>
       </w:r>
-    </w:p>
-    <w:p>
-      <w:pPr>
-        <w:spacing w:before="0" w:after="0"/>
-      </w:pPr>
-    </w:p>
-    <w:p>
-      <w:pPr>
-        <w:spacing w:before="0" w:after="0"/>
-      </w:pPr>
-    </w:p>
-    <w:p>
-      <w:pPr>
-        <w:spacing w:before="0" w:after="0"/>
-      </w:pPr>
-    </w:p>
-    <w:p>
-      <w:pPr>
-        <w:spacing w:before="0" w:after="0"/>
-      </w:pPr>
-    </w:p>
-    <w:p>
-      <w:pPr>
-        <w:spacing w:before="0" w:after="0"/>
-      </w:pPr>
     </w:p>
     <w:p>
       <w:pPr>
@@ -7725,46 +7399,6 @@
     </w:p>
     <w:p>
       <w:pPr>
-        <w:spacing w:before="0" w:after="0"/>
-      </w:pPr>
-    </w:p>
-    <w:p>
-      <w:pPr>
-        <w:spacing w:before="0" w:after="0"/>
-      </w:pPr>
-    </w:p>
-    <w:p>
-      <w:pPr>
-        <w:spacing w:before="0" w:after="0"/>
-      </w:pPr>
-    </w:p>
-    <w:p>
-      <w:pPr>
-        <w:spacing w:before="0" w:after="0"/>
-      </w:pPr>
-    </w:p>
-    <w:p>
-      <w:pPr>
-        <w:spacing w:before="0" w:after="0"/>
-      </w:pPr>
-    </w:p>
-    <w:p>
-      <w:pPr>
-        <w:spacing w:before="0" w:after="0"/>
-      </w:pPr>
-    </w:p>
-    <w:p>
-      <w:pPr>
-        <w:spacing w:before="0" w:after="0"/>
-      </w:pPr>
-    </w:p>
-    <w:p>
-      <w:pPr>
-        <w:spacing w:before="0" w:after="0"/>
-      </w:pPr>
-    </w:p>
-    <w:p>
-      <w:pPr>
         <w:spacing w:before="160" w:after="80"/>
       </w:pPr>
       <w:r>
@@ -9010,46 +8644,6 @@
     </w:p>
     <w:p>
       <w:pPr>
-        <w:spacing w:before="0" w:after="0"/>
-      </w:pPr>
-    </w:p>
-    <w:p>
-      <w:pPr>
-        <w:spacing w:before="0" w:after="0"/>
-      </w:pPr>
-    </w:p>
-    <w:p>
-      <w:pPr>
-        <w:spacing w:before="0" w:after="0"/>
-      </w:pPr>
-    </w:p>
-    <w:p>
-      <w:pPr>
-        <w:spacing w:before="0" w:after="0"/>
-      </w:pPr>
-    </w:p>
-    <w:p>
-      <w:pPr>
-        <w:spacing w:before="0" w:after="0"/>
-      </w:pPr>
-    </w:p>
-    <w:p>
-      <w:pPr>
-        <w:spacing w:before="0" w:after="0"/>
-      </w:pPr>
-    </w:p>
-    <w:p>
-      <w:pPr>
-        <w:spacing w:before="0" w:after="0"/>
-      </w:pPr>
-    </w:p>
-    <w:p>
-      <w:pPr>
-        <w:spacing w:before="0" w:after="0"/>
-      </w:pPr>
-    </w:p>
-    <w:p>
-      <w:pPr>
         <w:spacing w:before="160" w:after="80"/>
       </w:pPr>
       <w:r>
@@ -9516,31 +9110,6 @@
         </w:rPr>
         <w:t xml:space="preserve"> .</w:t>
       </w:r>
-    </w:p>
-    <w:p>
-      <w:pPr>
-        <w:spacing w:before="0" w:after="0"/>
-      </w:pPr>
-    </w:p>
-    <w:p>
-      <w:pPr>
-        <w:spacing w:before="0" w:after="0"/>
-      </w:pPr>
-    </w:p>
-    <w:p>
-      <w:pPr>
-        <w:spacing w:before="0" w:after="0"/>
-      </w:pPr>
-    </w:p>
-    <w:p>
-      <w:pPr>
-        <w:spacing w:before="0" w:after="0"/>
-      </w:pPr>
-    </w:p>
-    <w:p>
-      <w:pPr>
-        <w:spacing w:before="0" w:after="0"/>
-      </w:pPr>
     </w:p>
     <w:p>
       <w:pPr>
@@ -11075,46 +10644,6 @@
     </w:p>
     <w:p>
       <w:pPr>
-        <w:spacing w:before="0" w:after="0"/>
-      </w:pPr>
-    </w:p>
-    <w:p>
-      <w:pPr>
-        <w:spacing w:before="0" w:after="0"/>
-      </w:pPr>
-    </w:p>
-    <w:p>
-      <w:pPr>
-        <w:spacing w:before="0" w:after="0"/>
-      </w:pPr>
-    </w:p>
-    <w:p>
-      <w:pPr>
-        <w:spacing w:before="0" w:after="0"/>
-      </w:pPr>
-    </w:p>
-    <w:p>
-      <w:pPr>
-        <w:spacing w:before="0" w:after="0"/>
-      </w:pPr>
-    </w:p>
-    <w:p>
-      <w:pPr>
-        <w:spacing w:before="0" w:after="0"/>
-      </w:pPr>
-    </w:p>
-    <w:p>
-      <w:pPr>
-        <w:spacing w:before="0" w:after="0"/>
-      </w:pPr>
-    </w:p>
-    <w:p>
-      <w:pPr>
-        <w:spacing w:before="0" w:after="0"/>
-      </w:pPr>
-    </w:p>
-    <w:p>
-      <w:pPr>
         <w:spacing w:before="160" w:after="80"/>
       </w:pPr>
       <w:r>
@@ -11333,31 +10862,6 @@
     </w:p>
     <w:p>
       <w:pPr>
-        <w:spacing w:before="0" w:after="0"/>
-      </w:pPr>
-    </w:p>
-    <w:p>
-      <w:pPr>
-        <w:spacing w:before="0" w:after="0"/>
-      </w:pPr>
-    </w:p>
-    <w:p>
-      <w:pPr>
-        <w:spacing w:before="0" w:after="0"/>
-      </w:pPr>
-    </w:p>
-    <w:p>
-      <w:pPr>
-        <w:spacing w:before="0" w:after="0"/>
-      </w:pPr>
-    </w:p>
-    <w:p>
-      <w:pPr>
-        <w:spacing w:before="0" w:after="0"/>
-      </w:pPr>
-    </w:p>
-    <w:p>
-      <w:pPr>
         <w:spacing w:before="160" w:after="80"/>
       </w:pPr>
       <w:r>
@@ -11587,21 +11091,6 @@
     </w:p>
     <w:p>
       <w:pPr>
-        <w:spacing w:before="0" w:after="0"/>
-      </w:pPr>
-    </w:p>
-    <w:p>
-      <w:pPr>
-        <w:spacing w:before="0" w:after="0"/>
-      </w:pPr>
-    </w:p>
-    <w:p>
-      <w:pPr>
-        <w:spacing w:before="0" w:after="0"/>
-      </w:pPr>
-    </w:p>
-    <w:p>
-      <w:pPr>
         <w:spacing w:before="160" w:after="80"/>
       </w:pPr>
       <w:r>
@@ -11728,7 +11217,6 @@
     <w:p>
       <w:pPr>
         <w:pStyle w:val="BodyText"/>
-        <w:spacing w:before="0" w:after="0"/>
       </w:pPr>
       <w:r>
         <w:rPr>
@@ -11833,7 +11321,6 @@
     <w:p>
       <w:pPr>
         <w:pStyle w:val="BodyText"/>
-        <w:spacing w:before="0" w:after="0"/>
       </w:pPr>
       <w:r>
         <w:rPr>
@@ -11851,7 +11338,6 @@
     <w:p>
       <w:pPr>
         <w:pStyle w:val="BodyText"/>
-        <w:spacing w:before="0" w:after="0"/>
       </w:pPr>
       <w:r>
         <w:rPr>
@@ -11881,7 +11367,6 @@
     <w:p>
       <w:pPr>
         <w:pStyle w:val="BodyText"/>
-        <w:spacing w:before="0" w:after="0"/>
       </w:pPr>
       <w:r>
         <w:rPr>
@@ -11895,16 +11380,6 @@
         </w:rPr>
         <w:t xml:space="preserve">次氯酸钠可以与亚硫酸钠共存</w:t>
       </w:r>
-    </w:p>
-    <w:p>
-      <w:pPr>
-        <w:spacing w:before="0" w:after="0"/>
-      </w:pPr>
-    </w:p>
-    <w:p>
-      <w:pPr>
-        <w:spacing w:before="0" w:after="0"/>
-      </w:pPr>
     </w:p>
     <w:p>
       <w:pPr>
@@ -12596,46 +12071,6 @@
     </w:p>
     <w:p>
       <w:pPr>
-        <w:spacing w:before="0" w:after="0"/>
-      </w:pPr>
-    </w:p>
-    <w:p>
-      <w:pPr>
-        <w:spacing w:before="0" w:after="0"/>
-      </w:pPr>
-    </w:p>
-    <w:p>
-      <w:pPr>
-        <w:spacing w:before="0" w:after="0"/>
-      </w:pPr>
-    </w:p>
-    <w:p>
-      <w:pPr>
-        <w:spacing w:before="0" w:after="0"/>
-      </w:pPr>
-    </w:p>
-    <w:p>
-      <w:pPr>
-        <w:spacing w:before="0" w:after="0"/>
-      </w:pPr>
-    </w:p>
-    <w:p>
-      <w:pPr>
-        <w:spacing w:before="0" w:after="0"/>
-      </w:pPr>
-    </w:p>
-    <w:p>
-      <w:pPr>
-        <w:spacing w:before="0" w:after="0"/>
-      </w:pPr>
-    </w:p>
-    <w:p>
-      <w:pPr>
-        <w:spacing w:before="0" w:after="0"/>
-      </w:pPr>
-    </w:p>
-    <w:p>
-      <w:pPr>
         <w:spacing w:before="160" w:after="80"/>
       </w:pPr>
       <w:r>
@@ -12741,14 +12176,6 @@
         <w:tblStyle w:val="Table"/>
         <w:tblW w:type="pct" w:w="5000"/>
         <w:tblLayout w:type="fixed"/>
-        <w:tblBorders>
-          <w:top w:val="single" w:sz="12" w:space="0" w:color="000000"/>
-          <w:left w:val="none" w:sz="0" w:space="0" w:color="auto"/>
-          <w:bottom w:val="single" w:sz="12" w:space="0" w:color="000000"/>
-          <w:right w:val="none" w:sz="0" w:space="0" w:color="auto"/>
-          <w:insideH w:val="none" w:sz="0" w:space="0" w:color="auto"/>
-          <w:insideV w:val="none" w:sz="0" w:space="0" w:color="auto"/>
-        </w:tblBorders>
         <w:tblLook w:firstRow="1" w:lastRow="0" w:firstColumn="0" w:lastColumn="0" w:noHBand="0" w:noVBand="0" w:val="0020"/>
       </w:tblPr>
       <w:tblGrid>
@@ -12762,11 +12189,7 @@
           <w:tblHeader w:val="on"/>
         </w:trPr>
         <w:tc>
-          <w:tcPr>
-            <w:tcBorders>
-              <w:bottom w:val="single" w:sz="8" w:space="0" w:color="000000"/>
-            </w:tcBorders>
-          </w:tcPr>
+          <w:tcPr/>
           <w:p>
             <w:pPr>
               <w:pStyle w:val="Compact"/>
@@ -12782,11 +12205,7 @@
           </w:p>
         </w:tc>
         <w:tc>
-          <w:tcPr>
-            <w:tcBorders>
-              <w:bottom w:val="single" w:sz="8" w:space="0" w:color="000000"/>
-            </w:tcBorders>
-          </w:tcPr>
+          <w:tcPr/>
           <w:p>
             <w:pPr>
               <w:pStyle w:val="Compact"/>
@@ -12802,11 +12221,7 @@
           </w:p>
         </w:tc>
         <w:tc>
-          <w:tcPr>
-            <w:tcBorders>
-              <w:bottom w:val="single" w:sz="8" w:space="0" w:color="000000"/>
-            </w:tcBorders>
-          </w:tcPr>
+          <w:tcPr/>
           <w:p>
             <w:pPr>
               <w:pStyle w:val="Compact"/>
@@ -12822,11 +12237,7 @@
           </w:p>
         </w:tc>
         <w:tc>
-          <w:tcPr>
-            <w:tcBorders>
-              <w:bottom w:val="single" w:sz="8" w:space="0" w:color="000000"/>
-            </w:tcBorders>
-          </w:tcPr>
+          <w:tcPr/>
           <w:p>
             <w:pPr>
               <w:pStyle w:val="Compact"/>
@@ -13281,7 +12692,7 @@
         </w:rPr>
         <w:drawing>
           <wp:inline>
-            <wp:extent cx="3592512" cy="1459458"/>
+            <wp:extent cx="3600000" cy="1459458"/>
             <wp:effectExtent b="0" l="0" r="0" t="0"/>
             <wp:docPr descr="" title="" id="57" name="Picture"/>
             <a:graphic>
@@ -13302,7 +12713,7 @@
                   <pic:spPr bwMode="auto">
                     <a:xfrm>
                       <a:off x="0" y="0"/>
-                      <a:ext cx="3592512" cy="1459458"/>
+                      <a:ext cx="3600000" cy="1459458"/>
                     </a:xfrm>
                     <a:prstGeom prst="rect">
                       <a:avLst/>
@@ -13557,7 +12968,7 @@
         </w:rPr>
         <w:drawing>
           <wp:inline>
-            <wp:extent cx="3009900" cy="2019300"/>
+            <wp:extent cx="3048000" cy="2019300"/>
             <wp:effectExtent b="0" l="0" r="0" t="0"/>
             <wp:docPr descr="" title="" id="60" name="Picture"/>
             <a:graphic>
@@ -13578,7 +12989,7 @@
                   <pic:spPr bwMode="auto">
                     <a:xfrm>
                       <a:off x="0" y="0"/>
-                      <a:ext cx="3009900" cy="2019300"/>
+                      <a:ext cx="3048000" cy="2019300"/>
                     </a:xfrm>
                     <a:prstGeom prst="rect">
                       <a:avLst/>
@@ -14020,46 +13431,6 @@
     </w:p>
     <w:p>
       <w:pPr>
-        <w:spacing w:before="0" w:after="0"/>
-      </w:pPr>
-    </w:p>
-    <w:p>
-      <w:pPr>
-        <w:spacing w:before="0" w:after="0"/>
-      </w:pPr>
-    </w:p>
-    <w:p>
-      <w:pPr>
-        <w:spacing w:before="0" w:after="0"/>
-      </w:pPr>
-    </w:p>
-    <w:p>
-      <w:pPr>
-        <w:spacing w:before="0" w:after="0"/>
-      </w:pPr>
-    </w:p>
-    <w:p>
-      <w:pPr>
-        <w:spacing w:before="0" w:after="0"/>
-      </w:pPr>
-    </w:p>
-    <w:p>
-      <w:pPr>
-        <w:spacing w:before="0" w:after="0"/>
-      </w:pPr>
-    </w:p>
-    <w:p>
-      <w:pPr>
-        <w:spacing w:before="0" w:after="0"/>
-      </w:pPr>
-    </w:p>
-    <w:p>
-      <w:pPr>
-        <w:spacing w:before="0" w:after="0"/>
-      </w:pPr>
-    </w:p>
-    <w:p>
-      <w:pPr>
         <w:spacing w:before="160" w:after="80"/>
       </w:pPr>
       <w:r>
@@ -14298,14 +13669,6 @@
         <w:tblStyle w:val="Table"/>
         <w:tblW w:type="pct" w:w="5000"/>
         <w:tblLayout w:type="fixed"/>
-        <w:tblBorders>
-          <w:top w:val="single" w:sz="12" w:space="0" w:color="000000"/>
-          <w:left w:val="none" w:sz="0" w:space="0" w:color="auto"/>
-          <w:bottom w:val="single" w:sz="12" w:space="0" w:color="000000"/>
-          <w:right w:val="none" w:sz="0" w:space="0" w:color="auto"/>
-          <w:insideH w:val="none" w:sz="0" w:space="0" w:color="auto"/>
-          <w:insideV w:val="none" w:sz="0" w:space="0" w:color="auto"/>
-        </w:tblBorders>
         <w:tblLook w:firstRow="1" w:lastRow="0" w:firstColumn="0" w:lastColumn="0" w:noHBand="0" w:noVBand="0" w:val="0020"/>
       </w:tblPr>
       <w:tblGrid>
@@ -14325,11 +13688,7 @@
           <w:tblHeader w:val="on"/>
         </w:trPr>
         <w:tc>
-          <w:tcPr>
-            <w:tcBorders>
-              <w:bottom w:val="single" w:sz="8" w:space="0" w:color="000000"/>
-            </w:tcBorders>
-          </w:tcPr>
+          <w:tcPr/>
           <w:p>
             <w:pPr>
               <w:pStyle w:val="Compact"/>
@@ -14345,11 +13704,7 @@
           </w:p>
         </w:tc>
         <w:tc>
-          <w:tcPr>
-            <w:tcBorders>
-              <w:bottom w:val="single" w:sz="8" w:space="0" w:color="000000"/>
-            </w:tcBorders>
-          </w:tcPr>
+          <w:tcPr/>
           <w:p>
             <w:pPr>
               <w:pStyle w:val="Compact"/>
@@ -14365,11 +13720,7 @@
           </w:p>
         </w:tc>
         <w:tc>
-          <w:tcPr>
-            <w:tcBorders>
-              <w:bottom w:val="single" w:sz="8" w:space="0" w:color="000000"/>
-            </w:tcBorders>
-          </w:tcPr>
+          <w:tcPr/>
           <w:p>
             <w:pPr>
               <w:pStyle w:val="Compact"/>
@@ -14385,11 +13736,7 @@
           </w:p>
         </w:tc>
         <w:tc>
-          <w:tcPr>
-            <w:tcBorders>
-              <w:bottom w:val="single" w:sz="8" w:space="0" w:color="000000"/>
-            </w:tcBorders>
-          </w:tcPr>
+          <w:tcPr/>
           <w:p>
             <w:pPr>
               <w:pStyle w:val="Compact"/>
@@ -14405,11 +13752,7 @@
           </w:p>
         </w:tc>
         <w:tc>
-          <w:tcPr>
-            <w:tcBorders>
-              <w:bottom w:val="single" w:sz="8" w:space="0" w:color="000000"/>
-            </w:tcBorders>
-          </w:tcPr>
+          <w:tcPr/>
           <w:p>
             <w:pPr>
               <w:pStyle w:val="Compact"/>
@@ -14425,11 +13768,7 @@
           </w:p>
         </w:tc>
         <w:tc>
-          <w:tcPr>
-            <w:tcBorders>
-              <w:bottom w:val="single" w:sz="8" w:space="0" w:color="000000"/>
-            </w:tcBorders>
-          </w:tcPr>
+          <w:tcPr/>
           <w:p>
             <w:pPr>
               <w:pStyle w:val="Compact"/>
@@ -14445,11 +13784,7 @@
           </w:p>
         </w:tc>
         <w:tc>
-          <w:tcPr>
-            <w:tcBorders>
-              <w:bottom w:val="single" w:sz="8" w:space="0" w:color="000000"/>
-            </w:tcBorders>
-          </w:tcPr>
+          <w:tcPr/>
           <w:p>
             <w:pPr>
               <w:pStyle w:val="Compact"/>
@@ -14465,11 +13800,7 @@
           </w:p>
         </w:tc>
         <w:tc>
-          <w:tcPr>
-            <w:tcBorders>
-              <w:bottom w:val="single" w:sz="8" w:space="0" w:color="000000"/>
-            </w:tcBorders>
-          </w:tcPr>
+          <w:tcPr/>
           <w:p>
             <w:pPr>
               <w:pStyle w:val="Compact"/>
@@ -14485,11 +13816,7 @@
           </w:p>
         </w:tc>
         <w:tc>
-          <w:tcPr>
-            <w:tcBorders>
-              <w:bottom w:val="single" w:sz="8" w:space="0" w:color="000000"/>
-            </w:tcBorders>
-          </w:tcPr>
+          <w:tcPr/>
           <w:p>
             <w:pPr>
               <w:pStyle w:val="Compact"/>
@@ -14505,11 +13832,7 @@
           </w:p>
         </w:tc>
         <w:tc>
-          <w:tcPr>
-            <w:tcBorders>
-              <w:bottom w:val="single" w:sz="8" w:space="0" w:color="000000"/>
-            </w:tcBorders>
-          </w:tcPr>
+          <w:tcPr/>
           <w:p>
             <w:pPr>
               <w:pStyle w:val="Compact"/>
@@ -14786,14 +14109,6 @@
       <w:tblPr>
         <w:tblStyle w:val="Table"/>
         <w:tblW w:type="auto" w:w="0"/>
-        <w:tblBorders>
-          <w:top w:val="single" w:sz="12" w:space="0" w:color="000000"/>
-          <w:left w:val="none" w:sz="0" w:space="0" w:color="auto"/>
-          <w:bottom w:val="single" w:sz="12" w:space="0" w:color="000000"/>
-          <w:right w:val="none" w:sz="0" w:space="0" w:color="auto"/>
-          <w:insideH w:val="none" w:sz="0" w:space="0" w:color="auto"/>
-          <w:insideV w:val="none" w:sz="0" w:space="0" w:color="auto"/>
-        </w:tblBorders>
         <w:tblLook w:firstRow="1" w:lastRow="0" w:firstColumn="0" w:lastColumn="0" w:noHBand="0" w:noVBand="0" w:val="0020"/>
       </w:tblPr>
       <w:tblGrid>
@@ -14808,11 +14123,7 @@
           <w:tblHeader w:val="on"/>
         </w:trPr>
         <w:tc>
-          <w:tcPr>
-            <w:tcBorders>
-              <w:bottom w:val="single" w:sz="8" w:space="0" w:color="000000"/>
-            </w:tcBorders>
-          </w:tcPr>
+          <w:tcPr/>
           <w:p>
             <w:pPr>
               <w:pStyle w:val="Compact"/>
@@ -14884,11 +14195,7 @@
           </w:p>
         </w:tc>
         <w:tc>
-          <w:tcPr>
-            <w:tcBorders>
-              <w:bottom w:val="single" w:sz="8" w:space="0" w:color="000000"/>
-            </w:tcBorders>
-          </w:tcPr>
+          <w:tcPr/>
           <w:p>
             <w:pPr>
               <w:pStyle w:val="Compact"/>
@@ -14904,11 +14211,7 @@
           </w:p>
         </w:tc>
         <w:tc>
-          <w:tcPr>
-            <w:tcBorders>
-              <w:bottom w:val="single" w:sz="8" w:space="0" w:color="000000"/>
-            </w:tcBorders>
-          </w:tcPr>
+          <w:tcPr/>
           <w:p>
             <w:pPr>
               <w:pStyle w:val="Compact"/>
@@ -14924,11 +14227,7 @@
           </w:p>
         </w:tc>
         <w:tc>
-          <w:tcPr>
-            <w:tcBorders>
-              <w:bottom w:val="single" w:sz="8" w:space="0" w:color="000000"/>
-            </w:tcBorders>
-          </w:tcPr>
+          <w:tcPr/>
           <w:p>
             <w:pPr>
               <w:pStyle w:val="Compact"/>
@@ -14944,11 +14243,7 @@
           </w:p>
         </w:tc>
         <w:tc>
-          <w:tcPr>
-            <w:tcBorders>
-              <w:bottom w:val="single" w:sz="8" w:space="0" w:color="000000"/>
-            </w:tcBorders>
-          </w:tcPr>
+          <w:tcPr/>
           <w:p>
             <w:pPr>
               <w:pStyle w:val="Compact"/>
@@ -15129,46 +14424,6 @@
     </w:p>
     <w:p>
       <w:pPr>
-        <w:spacing w:before="0" w:after="0"/>
-      </w:pPr>
-    </w:p>
-    <w:p>
-      <w:pPr>
-        <w:spacing w:before="0" w:after="0"/>
-      </w:pPr>
-    </w:p>
-    <w:p>
-      <w:pPr>
-        <w:spacing w:before="0" w:after="0"/>
-      </w:pPr>
-    </w:p>
-    <w:p>
-      <w:pPr>
-        <w:spacing w:before="0" w:after="0"/>
-      </w:pPr>
-    </w:p>
-    <w:p>
-      <w:pPr>
-        <w:spacing w:before="0" w:after="0"/>
-      </w:pPr>
-    </w:p>
-    <w:p>
-      <w:pPr>
-        <w:spacing w:before="0" w:after="0"/>
-      </w:pPr>
-    </w:p>
-    <w:p>
-      <w:pPr>
-        <w:spacing w:before="0" w:after="0"/>
-      </w:pPr>
-    </w:p>
-    <w:p>
-      <w:pPr>
-        <w:spacing w:before="0" w:after="0"/>
-      </w:pPr>
-    </w:p>
-    <w:p>
-      <w:pPr>
         <w:spacing w:before="160" w:after="80"/>
       </w:pPr>
       <w:r>
@@ -15802,31 +15057,6 @@
     </w:p>
     <w:p>
       <w:pPr>
-        <w:spacing w:before="0" w:after="0"/>
-      </w:pPr>
-    </w:p>
-    <w:p>
-      <w:pPr>
-        <w:spacing w:before="0" w:after="0"/>
-      </w:pPr>
-    </w:p>
-    <w:p>
-      <w:pPr>
-        <w:spacing w:before="0" w:after="0"/>
-      </w:pPr>
-    </w:p>
-    <w:p>
-      <w:pPr>
-        <w:spacing w:before="0" w:after="0"/>
-      </w:pPr>
-    </w:p>
-    <w:p>
-      <w:pPr>
-        <w:spacing w:before="0" w:after="0"/>
-      </w:pPr>
-    </w:p>
-    <w:p>
-      <w:pPr>
         <w:spacing w:before="160" w:after="80"/>
       </w:pPr>
       <w:r>
@@ -15840,6 +15070,7 @@
     <w:bookmarkEnd w:id="66"/>
     <w:sectPr>
       <w:footerReference w:type="default" r:id="rId9"/>
+      <w:headerReference w:type="default" r:id="rId11"/>
       <w:footnotePr>
         <w:numRestart w:val="eachSect"/>
       </w:footnotePr>
@@ -15858,32 +15089,90 @@
 <w:ftr xmlns:m="http://schemas.openxmlformats.org/officeDocument/2006/math" xmlns:mc="http://schemas.openxmlformats.org/markup-compatibility/2006" xmlns:mo="http://schemas.microsoft.com/office/mac/office/2008/main" xmlns:mv="urn:schemas-microsoft-com:mac:vml" xmlns:o="urn:schemas-microsoft-com:office:office" xmlns:r="http://schemas.openxmlformats.org/officeDocument/2006/relationships" xmlns:v="urn:schemas-microsoft-com:vml" xmlns:w10="urn:schemas-microsoft-com:office:word" xmlns:w14="http://schemas.microsoft.com/office/word/2010/wordml" xmlns:w="http://schemas.openxmlformats.org/wordprocessingml/2006/main" xmlns:wne="http://schemas.microsoft.com/office/word/2006/wordml" xmlns:wp14="http://schemas.microsoft.com/office/word/2010/wordprocessingDrawing" xmlns:wp="http://schemas.openxmlformats.org/drawingml/2006/wordprocessingDrawing" xmlns:wpc="http://schemas.microsoft.com/office/word/2010/wordprocessingCanvas" xmlns:wpg="http://schemas.microsoft.com/office/word/2010/wordprocessingGroup" xmlns:wpi="http://schemas.microsoft.com/office/word/2010/wordprocessingInk" xmlns:wps="http://schemas.microsoft.com/office/word/2010/wordprocessingShape" mc:Ignorable="w14 wp14">
   <w:p>
     <w:pPr>
-      <w:pStyle w:val="Footer"/>
       <w:jc w:val="center"/>
     </w:pPr>
     <w:r>
       <w:rPr>
-        <w:rFonts w:ascii="Times New Roman" w:hAnsi="Times New Roman" w:eastAsia="Times New Roman" w:cs="Times New Roman"/>
-        <w:b w:val="0"/>
-        <w:sz w:val="20"/>
+        <w:color w:val="000000"/>
+        <w:sz w:val="18"/>
+      </w:rPr>
+      <w:t xml:space="preserve">第 </w:t>
+    </w:r>
+    <w:r>
+      <w:rPr>
+        <w:color w:val="000000"/>
+        <w:sz w:val="18"/>
       </w:rPr>
       <w:fldChar w:fldCharType="begin"/>
     </w:r>
     <w:r>
       <w:rPr>
-        <w:rFonts w:ascii="Times New Roman" w:hAnsi="Times New Roman" w:eastAsia="Times New Roman" w:cs="Times New Roman"/>
-        <w:b w:val="0"/>
-        <w:sz w:val="20"/>
+        <w:sz w:val="18"/>
       </w:rPr>
       <w:instrText xml:space="preserve"> PAGE </w:instrText>
     </w:r>
     <w:r>
       <w:rPr>
-        <w:rFonts w:ascii="Times New Roman" w:hAnsi="Times New Roman" w:eastAsia="Times New Roman" w:cs="Times New Roman"/>
-        <w:b w:val="0"/>
-        <w:sz w:val="20"/>
+        <w:sz w:val="18"/>
+      </w:rPr>
+      <w:fldChar w:fldCharType="separate"/>
+    </w:r>
+    <w:r>
+      <w:rPr>
+        <w:sz w:val="18"/>
+      </w:rPr>
+      <w:t>1</w:t>
+    </w:r>
+    <w:r>
+      <w:rPr>
+        <w:sz w:val="18"/>
       </w:rPr>
       <w:fldChar w:fldCharType="end"/>
+    </w:r>
+    <w:r>
+      <w:rPr>
+        <w:color w:val="000000"/>
+        <w:sz w:val="18"/>
+      </w:rPr>
+      <w:t xml:space="preserve"> 页 / 共 </w:t>
+    </w:r>
+    <w:r>
+      <w:rPr>
+        <w:color w:val="000000"/>
+        <w:sz w:val="18"/>
+      </w:rPr>
+      <w:fldChar w:fldCharType="begin"/>
+    </w:r>
+    <w:r>
+      <w:rPr>
+        <w:sz w:val="18"/>
+      </w:rPr>
+      <w:instrText xml:space="preserve"> NUMPAGES </w:instrText>
+    </w:r>
+    <w:r>
+      <w:rPr>
+        <w:sz w:val="18"/>
+      </w:rPr>
+      <w:fldChar w:fldCharType="separate"/>
+    </w:r>
+    <w:r>
+      <w:rPr>
+        <w:sz w:val="18"/>
+      </w:rPr>
+      <w:t>1</w:t>
+    </w:r>
+    <w:r>
+      <w:rPr>
+        <w:sz w:val="18"/>
+      </w:rPr>
+      <w:fldChar w:fldCharType="end"/>
+    </w:r>
+    <w:r>
+      <w:rPr>
+        <w:color w:val="000000"/>
+        <w:sz w:val="18"/>
+      </w:rPr>
+      <w:t xml:space="preserve"> 页</w:t>
     </w:r>
   </w:p>
 </w:ftr>
@@ -15906,6 +15195,26 @@
     </w:p>
   </w:footnote>
 </w:footnotes>
+</file>
+
+<file path=word/header1.xml><?xml version="1.0" encoding="utf-8"?>
+<w:hdr xmlns:m="http://schemas.openxmlformats.org/officeDocument/2006/math" xmlns:mc="http://schemas.openxmlformats.org/markup-compatibility/2006" xmlns:mo="http://schemas.microsoft.com/office/mac/office/2008/main" xmlns:mv="urn:schemas-microsoft-com:mac:vml" xmlns:o="urn:schemas-microsoft-com:office:office" xmlns:r="http://schemas.openxmlformats.org/officeDocument/2006/relationships" xmlns:v="urn:schemas-microsoft-com:vml" xmlns:w10="urn:schemas-microsoft-com:office:word" xmlns:w14="http://schemas.microsoft.com/office/word/2010/wordml" xmlns:w="http://schemas.openxmlformats.org/wordprocessingml/2006/main" xmlns:wne="http://schemas.microsoft.com/office/word/2006/wordml" xmlns:wp14="http://schemas.microsoft.com/office/word/2010/wordprocessingDrawing" xmlns:wp="http://schemas.openxmlformats.org/drawingml/2006/wordprocessingDrawing" xmlns:wpc="http://schemas.microsoft.com/office/word/2010/wordprocessingCanvas" xmlns:wpg="http://schemas.microsoft.com/office/word/2010/wordprocessingGroup" xmlns:wpi="http://schemas.microsoft.com/office/word/2010/wordprocessingInk" xmlns:wps="http://schemas.microsoft.com/office/word/2010/wordprocessingShape" mc:Ignorable="w14 wp14">
+  <w:p>
+    <w:pPr>
+      <w:jc w:val="right"/>
+      <w:pBdr>
+        <w:bottom w:val="single" w:sz="4" w:space="2" w:color="000000"/>
+      </w:pBdr>
+    </w:pPr>
+    <w:r>
+      <w:rPr>
+        <w:color w:val="000000"/>
+        <w:sz w:val="18"/>
+      </w:rPr>
+      <w:t>第一轮综合卷03（学生版）</w:t>
+    </w:r>
+  </w:p>
+</w:hdr>
 </file>
 
 <file path=word/numbering.xml><?xml version="1.0" encoding="utf-8"?>
@@ -16997,7 +16306,7 @@
     <ns0:rPr>
       <ns0:rFonts ns0:ascii="Times New Roman" ns0:cs="Times New Roman" ns0:eastAsia="SimHei" ns0:hAnsi="Times New Roman"/>
       <ns0:b/>
-      <ns0:color ns0:val="000000"/>
+      <ns0:color ns0:val="17324D"/>
       <ns0:sz ns0:val="44"/>
       <ns0:szCs ns0:val="56"/>
     </ns0:rPr>
@@ -17139,7 +16448,7 @@
     <ns0:rPr>
       <ns0:rFonts ns0:ascii="Times New Roman" ns0:cs="Times New Roman" ns0:eastAsia="SimHei" ns0:hAnsi="Times New Roman"/>
       <ns0:b/>
-      <ns0:color ns0:val="000000"/>
+      <ns0:color ns0:val="17324D"/>
       <ns0:sz ns0:val="32"/>
       <ns0:szCs ns0:val="40"/>
     </ns0:rPr>
@@ -17163,7 +16472,7 @@
     <ns0:rPr>
       <ns0:rFonts ns0:ascii="Times New Roman" ns0:cs="Times New Roman" ns0:eastAsia="SimHei" ns0:hAnsi="Times New Roman"/>
       <ns0:b/>
-      <ns0:color ns0:val="000000"/>
+      <ns0:color ns0:val="17324D"/>
       <ns0:sz ns0:val="28"/>
       <ns0:szCs ns0:val="32"/>
     </ns0:rPr>
@@ -17187,7 +16496,7 @@
     <ns0:rPr>
       <ns0:rFonts ns0:ascii="Times New Roman" ns0:cs="Times New Roman" ns0:eastAsia="SimHei" ns0:hAnsi="Times New Roman"/>
       <ns0:b/>
-      <ns0:color ns0:val="000000"/>
+      <ns0:color ns0:val="17324D"/>
       <ns0:sz ns0:val="25"/>
       <ns0:szCs ns0:val="28"/>
     </ns0:rPr>
@@ -17663,7 +16972,7 @@
     <w:rPr>
       <w:rFonts w:ascii="Times New Roman" w:hAnsi="Times New Roman" w:eastAsia="FangSong" w:cs="Times New Roman"/>
       <w:b/>
-      <w:color w:val="007020"/>
+      <w:color w:val="000000"/>
     </w:rPr>
   </w:style>
   <w:style w:type="character" w:customStyle="1" w:styleId="DataTypeTok">
@@ -17671,7 +16980,7 @@
     <w:basedOn w:val="VerbatimChar"/>
     <w:rPr>
       <w:rFonts w:ascii="Times New Roman" w:hAnsi="Times New Roman" w:eastAsia="FangSong" w:cs="Times New Roman"/>
-      <w:color w:val="902000"/>
+      <w:color w:val="000000"/>
     </w:rPr>
   </w:style>
   <w:style w:type="character" w:customStyle="1" w:styleId="DecValTok">
@@ -17679,7 +16988,7 @@
     <w:basedOn w:val="VerbatimChar"/>
     <w:rPr>
       <w:rFonts w:ascii="Times New Roman" w:hAnsi="Times New Roman" w:eastAsia="FangSong" w:cs="Times New Roman"/>
-      <w:color w:val="40a070"/>
+      <w:color w:val="000000"/>
     </w:rPr>
   </w:style>
   <w:style w:type="character" w:customStyle="1" w:styleId="BaseNTok">
@@ -17687,7 +16996,7 @@
     <w:basedOn w:val="VerbatimChar"/>
     <w:rPr>
       <w:rFonts w:ascii="Times New Roman" w:hAnsi="Times New Roman" w:eastAsia="FangSong" w:cs="Times New Roman"/>
-      <w:color w:val="40a070"/>
+      <w:color w:val="000000"/>
     </w:rPr>
   </w:style>
   <w:style w:type="character" w:customStyle="1" w:styleId="FloatTok">
@@ -17695,7 +17004,7 @@
     <w:basedOn w:val="VerbatimChar"/>
     <w:rPr>
       <w:rFonts w:ascii="Times New Roman" w:hAnsi="Times New Roman" w:eastAsia="FangSong" w:cs="Times New Roman"/>
-      <w:color w:val="40a070"/>
+      <w:color w:val="000000"/>
     </w:rPr>
   </w:style>
   <w:style w:type="character" w:customStyle="1" w:styleId="ConstantTok">
@@ -17703,7 +17012,7 @@
     <w:basedOn w:val="VerbatimChar"/>
     <w:rPr>
       <w:rFonts w:ascii="Times New Roman" w:hAnsi="Times New Roman" w:eastAsia="FangSong" w:cs="Times New Roman"/>
-      <w:color w:val="880000"/>
+      <w:color w:val="000000"/>
     </w:rPr>
   </w:style>
   <w:style w:type="character" w:customStyle="1" w:styleId="CharTok">
@@ -17711,7 +17020,7 @@
     <w:basedOn w:val="VerbatimChar"/>
     <w:rPr>
       <w:rFonts w:ascii="Times New Roman" w:hAnsi="Times New Roman" w:eastAsia="FangSong" w:cs="Times New Roman"/>
-      <w:color w:val="4070a0"/>
+      <w:color w:val="000000"/>
     </w:rPr>
   </w:style>
   <w:style w:type="character" w:customStyle="1" w:styleId="SpecialCharTok">
@@ -17719,7 +17028,7 @@
     <w:basedOn w:val="VerbatimChar"/>
     <w:rPr>
       <w:rFonts w:ascii="Times New Roman" w:hAnsi="Times New Roman" w:eastAsia="FangSong" w:cs="Times New Roman"/>
-      <w:color w:val="4070a0"/>
+      <w:color w:val="000000"/>
     </w:rPr>
   </w:style>
   <w:style w:type="character" w:customStyle="1" w:styleId="StringTok">
@@ -17727,7 +17036,7 @@
     <w:basedOn w:val="VerbatimChar"/>
     <w:rPr>
       <w:rFonts w:ascii="Times New Roman" w:hAnsi="Times New Roman" w:eastAsia="FangSong" w:cs="Times New Roman"/>
-      <w:color w:val="4070a0"/>
+      <w:color w:val="000000"/>
     </w:rPr>
   </w:style>
   <w:style w:type="character" w:customStyle="1" w:styleId="VerbatimStringTok">
@@ -17735,7 +17044,7 @@
     <w:basedOn w:val="VerbatimChar"/>
     <w:rPr>
       <w:rFonts w:ascii="Times New Roman" w:hAnsi="Times New Roman" w:eastAsia="FangSong" w:cs="Times New Roman"/>
-      <w:color w:val="4070a0"/>
+      <w:color w:val="000000"/>
     </w:rPr>
   </w:style>
   <w:style w:type="character" w:customStyle="1" w:styleId="SpecialStringTok">
@@ -17743,7 +17052,7 @@
     <w:basedOn w:val="VerbatimChar"/>
     <w:rPr>
       <w:rFonts w:ascii="Times New Roman" w:hAnsi="Times New Roman" w:eastAsia="FangSong" w:cs="Times New Roman"/>
-      <w:color w:val="bb6688"/>
+      <w:color w:val="000000"/>
     </w:rPr>
   </w:style>
   <w:style w:type="character" w:customStyle="1" w:styleId="ImportTok">
@@ -17752,7 +17061,7 @@
     <w:rPr>
       <w:rFonts w:ascii="Times New Roman" w:hAnsi="Times New Roman" w:eastAsia="FangSong" w:cs="Times New Roman"/>
       <w:b/>
-      <w:color w:val="008000"/>
+      <w:color w:val="000000"/>
     </w:rPr>
   </w:style>
   <w:style w:type="character" w:customStyle="1" w:styleId="CommentTok">
@@ -17761,7 +17070,7 @@
     <w:rPr>
       <w:rFonts w:ascii="Times New Roman" w:hAnsi="Times New Roman" w:eastAsia="FangSong" w:cs="Times New Roman"/>
       <w:i/>
-      <w:color w:val="60a0b0"/>
+      <w:color w:val="000000"/>
     </w:rPr>
   </w:style>
   <w:style w:type="character" w:customStyle="1" w:styleId="DocumentationTok">
@@ -17770,7 +17079,7 @@
     <w:rPr>
       <w:rFonts w:ascii="Times New Roman" w:hAnsi="Times New Roman" w:eastAsia="FangSong" w:cs="Times New Roman"/>
       <w:i/>
-      <w:color w:val="ba2121"/>
+      <w:color w:val="000000"/>
     </w:rPr>
   </w:style>
   <w:style w:type="character" w:customStyle="1" w:styleId="AnnotationTok">
@@ -17780,7 +17089,7 @@
       <w:rFonts w:ascii="Times New Roman" w:hAnsi="Times New Roman" w:eastAsia="FangSong" w:cs="Times New Roman"/>
       <w:b/>
       <w:i/>
-      <w:color w:val="60a0b0"/>
+      <w:color w:val="000000"/>
     </w:rPr>
   </w:style>
   <w:style w:type="character" w:customStyle="1" w:styleId="CommentVarTok">
@@ -17790,7 +17099,7 @@
       <w:rFonts w:ascii="Times New Roman" w:hAnsi="Times New Roman" w:eastAsia="FangSong" w:cs="Times New Roman"/>
       <w:b/>
       <w:i/>
-      <w:color w:val="60a0b0"/>
+      <w:color w:val="000000"/>
     </w:rPr>
   </w:style>
   <w:style w:type="character" w:customStyle="1" w:styleId="OtherTok">
@@ -17798,7 +17107,7 @@
     <w:basedOn w:val="VerbatimChar"/>
     <w:rPr>
       <w:rFonts w:ascii="Times New Roman" w:hAnsi="Times New Roman" w:eastAsia="FangSong" w:cs="Times New Roman"/>
-      <w:color w:val="007020"/>
+      <w:color w:val="000000"/>
     </w:rPr>
   </w:style>
   <w:style w:type="character" w:customStyle="1" w:styleId="FunctionTok">
@@ -17806,7 +17115,7 @@
     <w:basedOn w:val="VerbatimChar"/>
     <w:rPr>
       <w:rFonts w:ascii="Times New Roman" w:hAnsi="Times New Roman" w:eastAsia="FangSong" w:cs="Times New Roman"/>
-      <w:color w:val="06287e"/>
+      <w:color w:val="000000"/>
     </w:rPr>
   </w:style>
   <w:style w:type="character" w:customStyle="1" w:styleId="VariableTok">
@@ -17814,7 +17123,7 @@
     <w:basedOn w:val="VerbatimChar"/>
     <w:rPr>
       <w:rFonts w:ascii="Times New Roman" w:hAnsi="Times New Roman" w:eastAsia="FangSong" w:cs="Times New Roman"/>
-      <w:color w:val="19177c"/>
+      <w:color w:val="000000"/>
     </w:rPr>
   </w:style>
   <w:style w:type="character" w:customStyle="1" w:styleId="ControlFlowTok">
@@ -17823,7 +17132,7 @@
     <w:rPr>
       <w:rFonts w:ascii="Times New Roman" w:hAnsi="Times New Roman" w:eastAsia="FangSong" w:cs="Times New Roman"/>
       <w:b/>
-      <w:color w:val="007020"/>
+      <w:color w:val="000000"/>
     </w:rPr>
   </w:style>
   <w:style w:type="character" w:customStyle="1" w:styleId="OperatorTok">
@@ -17831,7 +17140,7 @@
     <w:basedOn w:val="VerbatimChar"/>
     <w:rPr>
       <w:rFonts w:ascii="Times New Roman" w:hAnsi="Times New Roman" w:eastAsia="FangSong" w:cs="Times New Roman"/>
-      <w:color w:val="666666"/>
+      <w:color w:val="000000"/>
     </w:rPr>
   </w:style>
   <w:style w:type="character" w:customStyle="1" w:styleId="BuiltInTok">
@@ -17839,7 +17148,7 @@
     <w:basedOn w:val="VerbatimChar"/>
     <w:rPr>
       <w:rFonts w:ascii="Times New Roman" w:hAnsi="Times New Roman" w:eastAsia="FangSong" w:cs="Times New Roman"/>
-      <w:color w:val="008000"/>
+      <w:color w:val="000000"/>
     </w:rPr>
   </w:style>
   <w:style w:type="character" w:customStyle="1" w:styleId="ExtensionTok">
@@ -17854,7 +17163,7 @@
     <w:basedOn w:val="VerbatimChar"/>
     <w:rPr>
       <w:rFonts w:ascii="Times New Roman" w:hAnsi="Times New Roman" w:eastAsia="FangSong" w:cs="Times New Roman"/>
-      <w:color w:val="bc7a00"/>
+      <w:color w:val="000000"/>
     </w:rPr>
   </w:style>
   <w:style w:type="character" w:customStyle="1" w:styleId="AttributeTok">
@@ -17862,7 +17171,7 @@
     <w:basedOn w:val="VerbatimChar"/>
     <w:rPr>
       <w:rFonts w:ascii="Times New Roman" w:hAnsi="Times New Roman" w:eastAsia="FangSong" w:cs="Times New Roman"/>
-      <w:color w:val="7d9029"/>
+      <w:color w:val="000000"/>
     </w:rPr>
   </w:style>
   <w:style w:type="character" w:customStyle="1" w:styleId="RegionMarkerTok">
@@ -17879,7 +17188,7 @@
       <w:rFonts w:ascii="Times New Roman" w:hAnsi="Times New Roman" w:eastAsia="FangSong" w:cs="Times New Roman"/>
       <w:b/>
       <w:i/>
-      <w:color w:val="60a0b0"/>
+      <w:color w:val="000000"/>
     </w:rPr>
   </w:style>
   <w:style w:type="character" w:customStyle="1" w:styleId="WarningTok">
@@ -17889,7 +17198,7 @@
       <w:rFonts w:ascii="Times New Roman" w:hAnsi="Times New Roman" w:eastAsia="FangSong" w:cs="Times New Roman"/>
       <w:b/>
       <w:i/>
-      <w:color w:val="60a0b0"/>
+      <w:color w:val="000000"/>
     </w:rPr>
   </w:style>
   <w:style w:type="character" w:customStyle="1" w:styleId="AlertTok">
@@ -17898,7 +17207,7 @@
     <w:rPr>
       <w:rFonts w:ascii="Times New Roman" w:hAnsi="Times New Roman" w:eastAsia="FangSong" w:cs="Times New Roman"/>
       <w:b/>
-      <w:color w:val="ff0000"/>
+      <w:color w:val="000000"/>
     </w:rPr>
   </w:style>
   <w:style w:type="character" w:customStyle="1" w:styleId="ErrorTok">
@@ -17907,7 +17216,7 @@
     <w:rPr>
       <w:rFonts w:ascii="Times New Roman" w:hAnsi="Times New Roman" w:eastAsia="FangSong" w:cs="Times New Roman"/>
       <w:b/>
-      <w:color w:val="ff0000"/>
+      <w:color w:val="000000"/>
     </w:rPr>
   </w:style>
   <w:style w:type="character" w:customStyle="1" w:styleId="NormalTok">

--- a/00-首页/题组Word/第一轮·综合套卷/第一轮综合卷03（学生版-打印版）.docx
+++ b/00-首页/题组Word/第一轮·综合套卷/第一轮综合卷03（学生版-打印版）.docx
@@ -2,7 +2,7 @@
 <file path=word/document.xml><?xml version="1.0" encoding="utf-8"?>
 <w:document xmlns:w="http://schemas.openxmlformats.org/wordprocessingml/2006/main" xmlns:m="http://schemas.openxmlformats.org/officeDocument/2006/math" xmlns:r="http://schemas.openxmlformats.org/officeDocument/2006/relationships" xmlns:o="urn:schemas-microsoft-com:office:office" xmlns:v="urn:schemas-microsoft-com:vml" xmlns:w10="urn:schemas-microsoft-com:office:word" xmlns:a="http://schemas.openxmlformats.org/drawingml/2006/main" xmlns:pic="http://schemas.openxmlformats.org/drawingml/2006/picture" xmlns:wp="http://schemas.openxmlformats.org/drawingml/2006/wordprocessingDrawing">
   <w:body>
-    <w:bookmarkStart w:id="66" w:name="第一轮综合练习-第03卷"/>
+    <w:bookmarkStart w:id="69" w:name="第一轮综合练习-第03卷"/>
     <w:p>
       <w:pPr>
         <w:pStyle w:val="Heading1"/>
@@ -43,6 +43,60 @@
     </w:p>
     <w:p>
       <w:pPr>
+        <w:pStyle w:val="BlockText"/>
+        <w:ind w:firstLine="420"/>
+      </w:pPr>
+      <w:r>
+        <w:rPr>
+          <w:rFonts w:hint="eastAsia" w:ascii="Times New Roman" w:hAnsi="Times New Roman" w:eastAsia="FangSong" w:cs="Times New Roman"/>
+        </w:rPr>
+        <w:t xml:space="preserve">共</w:t>
+      </w:r>
+      <w:r>
+        <w:rPr>
+          <w:rFonts w:ascii="Times New Roman" w:hAnsi="Times New Roman" w:eastAsia="Times New Roman" w:cs="Times New Roman"/>
+        </w:rPr>
+        <w:t xml:space="preserve"> 26 </w:t>
+      </w:r>
+      <w:r>
+        <w:rPr>
+          <w:rFonts w:hint="eastAsia" w:ascii="Times New Roman" w:hAnsi="Times New Roman" w:eastAsia="FangSong" w:cs="Times New Roman"/>
+        </w:rPr>
+        <w:t>题</w:t>
+      </w:r>
+      <w:r>
+        <w:rPr>
+          <w:rFonts w:hint="eastAsia" w:ascii="Times New Roman" w:hAnsi="Times New Roman" w:eastAsia="Times New Roman" w:cs="Times New Roman"/>
+        </w:rPr>
+        <w:t>。</w:t>
+      </w:r>
+      <w:r>
+        <w:rPr>
+          <w:rFonts w:hint="eastAsia" w:ascii="Times New Roman" w:hAnsi="Times New Roman" w:eastAsia="FangSong" w:cs="Times New Roman"/>
+        </w:rPr>
+        <w:t>建议先独立完成</w:t>
+      </w:r>
+      <w:r>
+        <w:rPr>
+          <w:rFonts w:hint="eastAsia" w:ascii="Times New Roman" w:hAnsi="Times New Roman" w:eastAsia="Times New Roman" w:cs="Times New Roman"/>
+        </w:rPr>
+        <w:t>，</w:t>
+      </w:r>
+      <w:r>
+        <w:rPr>
+          <w:rFonts w:hint="eastAsia" w:ascii="Times New Roman" w:hAnsi="Times New Roman" w:eastAsia="FangSong" w:cs="Times New Roman"/>
+        </w:rPr>
+        <w:t>再核对答案</w:t>
+      </w:r>
+      <w:r>
+        <w:rPr>
+          <w:rFonts w:hint="eastAsia" w:ascii="Times New Roman" w:hAnsi="Times New Roman" w:eastAsia="Times New Roman" w:cs="Times New Roman"/>
+        </w:rPr>
+        <w:t>。</w:t>
+      </w:r>
+    </w:p>
+    <w:p>
+      <w:pPr>
         <w:spacing w:before="160" w:after="80"/>
       </w:pPr>
       <w:r>
@@ -51,7 +105,7 @@
         </w:pict>
       </w:r>
     </w:p>
-    <w:bookmarkStart w:id="65" w:name="题目"/>
+    <w:bookmarkStart w:id="68" w:name="题目"/>
     <w:p>
       <w:pPr>
         <w:pStyle w:val="Heading2"/>
@@ -93,6 +147,7 @@
     <w:p>
       <w:pPr>
         <w:pStyle w:val="FirstParagraph"/>
+        <w:ind w:firstLine="420"/>
       </w:pPr>
       <w:r>
         <w:rPr>
@@ -259,6 +314,7 @@
           <w:ilvl w:val="0"/>
           <w:numId w:val="1001"/>
         </w:numPr>
+        <w:ind w:firstLine="420"/>
       </w:pPr>
       <w:r>
         <w:rPr>
@@ -306,6 +362,7 @@
           <w:ilvl w:val="0"/>
           <w:numId w:val="1001"/>
         </w:numPr>
+        <w:ind w:firstLine="420"/>
       </w:pPr>
       <w:r>
         <w:rPr>
@@ -353,6 +410,7 @@
           <w:ilvl w:val="0"/>
           <w:numId w:val="1001"/>
         </w:numPr>
+        <w:ind w:firstLine="420"/>
       </w:pPr>
       <w:r>
         <w:rPr>
@@ -425,6 +483,7 @@
           <w:ilvl w:val="0"/>
           <w:numId w:val="1001"/>
         </w:numPr>
+        <w:ind w:firstLine="420"/>
       </w:pPr>
       <w:r>
         <w:rPr>
@@ -567,6 +626,7 @@
     <w:p>
       <w:pPr>
         <w:pStyle w:val="FirstParagraph"/>
+        <w:ind w:firstLine="420"/>
       </w:pPr>
       <w:r>
         <w:rPr>
@@ -619,47 +679,17 @@
     </w:p>
     <w:p>
       <w:pPr>
-        <w:pStyle w:val="BlockText"/>
+        <w:pStyle w:val="BodyText"/>
         <w:spacing w:before="160" w:after="80"/>
         <w:jc w:val="center"/>
       </w:pPr>
       <w:r>
         <w:rPr>
-          <w:rFonts w:hint="eastAsia" w:ascii="Times New Roman" w:hAnsi="Times New Roman" w:eastAsia="Times New Roman" w:cs="Times New Roman"/>
-        </w:rPr>
-        <w:t>“</w:t>
-      </w:r>
-      <w:r>
-        <w:rPr>
-          <w:rFonts w:hint="eastAsia" w:ascii="Times New Roman" w:hAnsi="Times New Roman" w:eastAsia="FangSong" w:cs="Times New Roman"/>
-        </w:rPr>
-        <w:t>纳米小人</w:t>
-      </w:r>
-      <w:r>
-        <w:rPr>
-          <w:rFonts w:hint="eastAsia" w:ascii="Times New Roman" w:hAnsi="Times New Roman" w:eastAsia="Times New Roman" w:cs="Times New Roman"/>
-        </w:rPr>
-        <w:t>”</w:t>
-      </w:r>
-      <w:r>
-        <w:rPr>
-          <w:rFonts w:hint="eastAsia" w:ascii="Times New Roman" w:hAnsi="Times New Roman" w:eastAsia="FangSong" w:cs="Times New Roman"/>
-        </w:rPr>
-        <w:t>分子结构</w:t>
-      </w:r>
-      <w:r>
-        <w:rPr>
-          <w:rFonts w:hint="eastAsia" w:ascii="Times New Roman" w:hAnsi="Times New Roman" w:eastAsia="Times New Roman" w:cs="Times New Roman"/>
-        </w:rPr>
-        <w:t>：</w:t>
-      </w:r>
-      <w:r>
-        <w:rPr>
           <w:rFonts w:ascii="Times New Roman" w:hAnsi="Times New Roman" w:eastAsia="Times New Roman" w:cs="Times New Roman"/>
         </w:rPr>
         <w:drawing>
           <wp:inline>
-            <wp:extent cx="3240000" cy="3013953"/>
+            <wp:extent cx="2933700" cy="3911600"/>
             <wp:effectExtent b="0" l="0" r="0" t="0"/>
             <wp:docPr descr="" title="" id="11" name="Picture"/>
             <a:graphic>
@@ -680,7 +710,7 @@
                   <pic:spPr bwMode="auto">
                     <a:xfrm>
                       <a:off x="0" y="0"/>
-                      <a:ext cx="3240000" cy="3013953"/>
+                      <a:ext cx="2933700" cy="3911600"/>
                     </a:xfrm>
                     <a:prstGeom prst="rect">
                       <a:avLst/>
@@ -701,11 +731,50 @@
     </w:p>
     <w:p>
       <w:pPr>
+        <w:pStyle w:val="BodyText"/>
+        <w:ind w:firstLine="420"/>
+      </w:pPr>
+      <w:r>
+        <w:rPr>
+          <w:rFonts w:hint="eastAsia" w:ascii="Times New Roman" w:hAnsi="Times New Roman" w:eastAsia="Times New Roman" w:cs="Times New Roman"/>
+          <w:i/>
+          <w:iCs/>
+        </w:rPr>
+        <w:t>“</w:t>
+      </w:r>
+      <w:r>
+        <w:rPr>
+          <w:rFonts w:hint="eastAsia" w:ascii="Times New Roman" w:hAnsi="Times New Roman" w:eastAsia="FangSong" w:cs="Times New Roman"/>
+          <w:i/>
+          <w:iCs/>
+        </w:rPr>
+        <w:t>纳米小人</w:t>
+      </w:r>
+      <w:r>
+        <w:rPr>
+          <w:rFonts w:hint="eastAsia" w:ascii="Times New Roman" w:hAnsi="Times New Roman" w:eastAsia="Times New Roman" w:cs="Times New Roman"/>
+          <w:i/>
+          <w:iCs/>
+        </w:rPr>
+        <w:t>”</w:t>
+      </w:r>
+      <w:r>
+        <w:rPr>
+          <w:rFonts w:hint="eastAsia" w:ascii="Times New Roman" w:hAnsi="Times New Roman" w:eastAsia="FangSong" w:cs="Times New Roman"/>
+          <w:i/>
+          <w:iCs/>
+        </w:rPr>
+        <w:t xml:space="preserve">分子结构</w:t>
+      </w:r>
+    </w:p>
+    <w:p>
+      <w:pPr>
         <w:pStyle w:val="Compact"/>
         <w:numPr>
           <w:ilvl w:val="0"/>
           <w:numId w:val="1002"/>
         </w:numPr>
+        <w:ind w:firstLine="420"/>
       </w:pPr>
       <w:r>
         <w:rPr>
@@ -777,6 +846,7 @@
           <w:ilvl w:val="0"/>
           <w:numId w:val="1002"/>
         </w:numPr>
+        <w:ind w:firstLine="420"/>
       </w:pPr>
       <w:r>
         <w:rPr>
@@ -859,6 +929,7 @@
           <w:ilvl w:val="0"/>
           <w:numId w:val="1002"/>
         </w:numPr>
+        <w:ind w:firstLine="420"/>
       </w:pPr>
       <w:r>
         <w:rPr>
@@ -904,6 +975,7 @@
           <w:ilvl w:val="0"/>
           <w:numId w:val="1002"/>
         </w:numPr>
+        <w:ind w:firstLine="420"/>
       </w:pPr>
       <w:r>
         <w:rPr>
@@ -994,6 +1066,7 @@
     <w:p>
       <w:pPr>
         <w:pStyle w:val="FirstParagraph"/>
+        <w:ind w:firstLine="420"/>
       </w:pPr>
       <w:r>
         <w:rPr>
@@ -1046,22 +1119,10 @@
     </w:p>
     <w:p>
       <w:pPr>
-        <w:pStyle w:val="BlockText"/>
+        <w:pStyle w:val="BodyText"/>
         <w:spacing w:before="160" w:after="80"/>
         <w:jc w:val="center"/>
       </w:pPr>
-      <w:r>
-        <w:rPr>
-          <w:rFonts w:hint="eastAsia" w:ascii="Times New Roman" w:hAnsi="Times New Roman" w:eastAsia="FangSong" w:cs="Times New Roman"/>
-        </w:rPr>
-        <w:t>磷酸氯喹结构</w:t>
-      </w:r>
-      <w:r>
-        <w:rPr>
-          <w:rFonts w:hint="eastAsia" w:ascii="Times New Roman" w:hAnsi="Times New Roman" w:eastAsia="Times New Roman" w:cs="Times New Roman"/>
-        </w:rPr>
-        <w:t>：</w:t>
-      </w:r>
       <w:r>
         <w:rPr>
           <w:rFonts w:ascii="Times New Roman" w:hAnsi="Times New Roman" w:eastAsia="Times New Roman" w:cs="Times New Roman"/>
@@ -1110,11 +1171,26 @@
     </w:p>
     <w:p>
       <w:pPr>
+        <w:pStyle w:val="BodyText"/>
+        <w:ind w:firstLine="420"/>
+      </w:pPr>
+      <w:r>
+        <w:rPr>
+          <w:rFonts w:hint="eastAsia" w:ascii="Times New Roman" w:hAnsi="Times New Roman" w:eastAsia="FangSong" w:cs="Times New Roman"/>
+          <w:i/>
+          <w:iCs/>
+        </w:rPr>
+        <w:t xml:space="preserve">磷酸氯喹结构</w:t>
+      </w:r>
+    </w:p>
+    <w:p>
+      <w:pPr>
         <w:pStyle w:val="Compact"/>
         <w:numPr>
           <w:ilvl w:val="0"/>
           <w:numId w:val="1003"/>
         </w:numPr>
+        <w:ind w:firstLine="420"/>
       </w:pPr>
       <w:r>
         <w:rPr>
@@ -1148,6 +1224,7 @@
           <w:ilvl w:val="0"/>
           <w:numId w:val="1003"/>
         </w:numPr>
+        <w:ind w:firstLine="420"/>
       </w:pPr>
       <w:r>
         <w:rPr>
@@ -1194,6 +1271,7 @@
           <w:ilvl w:val="0"/>
           <w:numId w:val="1003"/>
         </w:numPr>
+        <w:ind w:firstLine="420"/>
       </w:pPr>
       <w:r>
         <w:rPr>
@@ -1215,6 +1293,7 @@
           <w:ilvl w:val="0"/>
           <w:numId w:val="1003"/>
         </w:numPr>
+        <w:ind w:firstLine="420"/>
       </w:pPr>
       <w:r>
         <w:rPr>
@@ -1300,6 +1379,7 @@
     <w:p>
       <w:pPr>
         <w:pStyle w:val="FirstParagraph"/>
+        <w:ind w:firstLine="420"/>
       </w:pPr>
       <w:r>
         <w:rPr>
@@ -1432,6 +1512,7 @@
           <w:ilvl w:val="0"/>
           <w:numId w:val="1004"/>
         </w:numPr>
+        <w:ind w:firstLine="420"/>
       </w:pPr>
       <w:r>
         <w:rPr>
@@ -1452,6 +1533,7 @@
           <w:ilvl w:val="0"/>
           <w:numId w:val="1004"/>
         </w:numPr>
+        <w:ind w:firstLine="420"/>
       </w:pPr>
       <w:r>
         <w:rPr>
@@ -1517,6 +1599,7 @@
     <w:p>
       <w:pPr>
         <w:pStyle w:val="FirstParagraph"/>
+        <w:ind w:firstLine="420"/>
       </w:pPr>
       <w:r>
         <w:rPr>
@@ -1652,7 +1735,7 @@
         <w:rPr>
           <w:rFonts w:ascii="Times New Roman" w:hAnsi="Times New Roman" w:eastAsia="Times New Roman" w:cs="Times New Roman"/>
         </w:rPr>
-        <w:t xml:space="preserve">A. </w:t>
+        <w:t xml:space="preserve">- A. </w:t>
       </w:r>
       <w:r>
         <w:rPr>
@@ -1664,7 +1747,13 @@
         <w:rPr>
           <w:rFonts w:ascii="Times New Roman" w:hAnsi="Times New Roman" w:eastAsia="Times New Roman" w:cs="Times New Roman"/>
         </w:rPr>
-        <w:t xml:space="preserve"> B. </w:t>
+        <w:t xml:space="preserve"> </w:t>
+      </w:r>
+      <w:r>
+        <w:rPr>
+          <w:rFonts w:ascii="Times New Roman" w:hAnsi="Times New Roman" w:eastAsia="Times New Roman" w:cs="Times New Roman"/>
+        </w:rPr>
+        <w:t xml:space="preserve">- B. </w:t>
       </w:r>
       <w:r>
         <w:rPr>
@@ -1676,7 +1765,13 @@
         <w:rPr>
           <w:rFonts w:ascii="Times New Roman" w:hAnsi="Times New Roman" w:eastAsia="Times New Roman" w:cs="Times New Roman"/>
         </w:rPr>
-        <w:t xml:space="preserve"> C. </w:t>
+        <w:t xml:space="preserve"> </w:t>
+      </w:r>
+      <w:r>
+        <w:rPr>
+          <w:rFonts w:ascii="Times New Roman" w:hAnsi="Times New Roman" w:eastAsia="Times New Roman" w:cs="Times New Roman"/>
+        </w:rPr>
+        <w:t xml:space="preserve">- C. </w:t>
       </w:r>
       <w:r>
         <w:rPr>
@@ -1688,7 +1783,13 @@
         <w:rPr>
           <w:rFonts w:ascii="Times New Roman" w:hAnsi="Times New Roman" w:eastAsia="Times New Roman" w:cs="Times New Roman"/>
         </w:rPr>
-        <w:t xml:space="preserve"> D. </w:t>
+        <w:t xml:space="preserve"> </w:t>
+      </w:r>
+      <w:r>
+        <w:rPr>
+          <w:rFonts w:ascii="Times New Roman" w:hAnsi="Times New Roman" w:eastAsia="Times New Roman" w:cs="Times New Roman"/>
+        </w:rPr>
+        <w:t xml:space="preserve">- D. </w:t>
       </w:r>
       <w:r>
         <w:rPr>
@@ -1736,6 +1837,7 @@
     <w:p>
       <w:pPr>
         <w:pStyle w:val="FirstParagraph"/>
+        <w:ind w:firstLine="420"/>
       </w:pPr>
       <w:r>
         <w:rPr>
@@ -1831,7 +1933,43 @@
         <w:rPr>
           <w:rFonts w:ascii="Times New Roman" w:hAnsi="Times New Roman" w:eastAsia="Times New Roman" w:cs="Times New Roman"/>
         </w:rPr>
-        <w:t xml:space="preserve">A. 5.75 B. 74.66 C. 90.65 D. 38.57</w:t>
+        <w:t xml:space="preserve">- A. 5.75</w:t>
+      </w:r>
+      <w:r>
+        <w:rPr>
+          <w:rFonts w:ascii="Times New Roman" w:hAnsi="Times New Roman" w:eastAsia="Times New Roman" w:cs="Times New Roman"/>
+        </w:rPr>
+        <w:t xml:space="preserve"> </w:t>
+      </w:r>
+      <w:r>
+        <w:rPr>
+          <w:rFonts w:ascii="Times New Roman" w:hAnsi="Times New Roman" w:eastAsia="Times New Roman" w:cs="Times New Roman"/>
+        </w:rPr>
+        <w:t xml:space="preserve">- B. 74.66</w:t>
+      </w:r>
+      <w:r>
+        <w:rPr>
+          <w:rFonts w:ascii="Times New Roman" w:hAnsi="Times New Roman" w:eastAsia="Times New Roman" w:cs="Times New Roman"/>
+        </w:rPr>
+        <w:t xml:space="preserve"> </w:t>
+      </w:r>
+      <w:r>
+        <w:rPr>
+          <w:rFonts w:ascii="Times New Roman" w:hAnsi="Times New Roman" w:eastAsia="Times New Roman" w:cs="Times New Roman"/>
+        </w:rPr>
+        <w:t xml:space="preserve">- C. 90.65</w:t>
+      </w:r>
+      <w:r>
+        <w:rPr>
+          <w:rFonts w:ascii="Times New Roman" w:hAnsi="Times New Roman" w:eastAsia="Times New Roman" w:cs="Times New Roman"/>
+        </w:rPr>
+        <w:t xml:space="preserve"> </w:t>
+      </w:r>
+      <w:r>
+        <w:rPr>
+          <w:rFonts w:ascii="Times New Roman" w:hAnsi="Times New Roman" w:eastAsia="Times New Roman" w:cs="Times New Roman"/>
+        </w:rPr>
+        <w:t xml:space="preserve">- D. 38.57</w:t>
       </w:r>
     </w:p>
     <w:p>
@@ -1873,6 +2011,7 @@
     <w:p>
       <w:pPr>
         <w:pStyle w:val="FirstParagraph"/>
+        <w:ind w:firstLine="420"/>
       </w:pPr>
       <w:r>
         <w:rPr>
@@ -1920,546 +2059,48 @@
         <w:rPr>
           <w:rFonts w:hint="eastAsia" w:ascii="Times New Roman" w:hAnsi="Times New Roman" w:eastAsia="Times New Roman" w:cs="Times New Roman"/>
         </w:rPr>
-        <w:t>。</w:t>
+        <w:t>（</w:t>
+      </w:r>
+      <w:r>
+        <w:rPr>
+          <w:rFonts w:hint="eastAsia" w:ascii="Times New Roman" w:hAnsi="Times New Roman" w:eastAsia="FangSong" w:cs="Times New Roman"/>
+        </w:rPr>
+        <w:t>下图为</w:t>
+      </w:r>
+      <w:r>
+        <w:rPr>
+          <w:rFonts w:ascii="Times New Roman" w:hAnsi="Times New Roman" w:eastAsia="Times New Roman" w:cs="Times New Roman"/>
+        </w:rPr>
+        <w:t xml:space="preserve"> CO </w:t>
+      </w:r>
+      <w:r>
+        <w:rPr>
+          <w:rFonts w:hint="eastAsia" w:ascii="Times New Roman" w:hAnsi="Times New Roman" w:eastAsia="FangSong" w:cs="Times New Roman"/>
+        </w:rPr>
+        <w:t xml:space="preserve">与金属之间的</w:t>
+      </w:r>
+      <w:r>
+        <w:rPr>
+          <w:rFonts w:ascii="Times New Roman" w:hAnsi="Times New Roman" w:eastAsia="Times New Roman" w:cs="Times New Roman"/>
+        </w:rPr>
+        <w:t xml:space="preserve"> σ-π </w:t>
+      </w:r>
+      <w:r>
+        <w:rPr>
+          <w:rFonts w:hint="eastAsia" w:ascii="Times New Roman" w:hAnsi="Times New Roman" w:eastAsia="FangSong" w:cs="Times New Roman"/>
+        </w:rPr>
+        <w:t>反馈键示意</w:t>
+      </w:r>
+      <w:r>
+        <w:rPr>
+          <w:rFonts w:hint="eastAsia" w:ascii="Times New Roman" w:hAnsi="Times New Roman" w:eastAsia="Times New Roman" w:cs="Times New Roman"/>
+        </w:rPr>
+        <w:t>）。</w:t>
       </w:r>
     </w:p>
     <w:p>
       <w:pPr>
-        <w:numPr>
-          <w:ilvl w:val="0"/>
-          <w:numId w:val="1005"/>
-        </w:numPr>
-      </w:pPr>
-      <w:r>
-        <w:rPr>
-          <w:rFonts w:hint="eastAsia" w:ascii="Times New Roman" w:hAnsi="Times New Roman" w:eastAsia="FangSong" w:cs="Times New Roman"/>
-        </w:rPr>
-        <w:t xml:space="preserve">用中性原子法计算</w:t>
-      </w:r>
-      <w:r>
-        <w:rPr>
-          <w:rFonts w:ascii="Times New Roman" w:hAnsi="Times New Roman" w:eastAsia="Times New Roman" w:cs="Times New Roman"/>
-        </w:rPr>
-        <w:t xml:space="preserve"> </w:t>
-      </w:r>
-      <m:oMath>
-        <m:oMathPr>
-          <m:ctrlPr>
-            <w:rPr>
-              <w:sz w:val="28"/>
-              <w:szCs w:val="28"/>
-            </w:rPr>
-          </m:ctrlPr>
-        </m:oMathPr>
-        <m:r>
-          <m:rPr>
-            <m:sty m:val="p"/>
-          </m:rPr>
-          <m:t>F</m:t>
-        </m:r>
-        <m:r>
-          <m:rPr>
-            <m:sty m:val="p"/>
-          </m:rPr>
-          <m:t>e</m:t>
-        </m:r>
-        <m:r>
-          <m:rPr>
-            <m:sty m:val="p"/>
-          </m:rPr>
-          <m:t>(</m:t>
-        </m:r>
-        <m:r>
-          <m:rPr>
-            <m:sty m:val="p"/>
-          </m:rPr>
-          <m:t>C</m:t>
-        </m:r>
-        <m:r>
-          <m:rPr>
-            <m:sty m:val="p"/>
-          </m:rPr>
-          <m:t>O</m:t>
-        </m:r>
-        <m:sSub>
-          <m:e>
-            <m:r>
-              <m:rPr>
-                <m:sty m:val="p"/>
-              </m:rPr>
-              <m:t>)</m:t>
-            </m:r>
-          </m:e>
-          <m:sub>
-            <m:r>
-              <m:rPr>
-                <m:sty m:val="p"/>
-              </m:rPr>
-              <m:t>5</m:t>
-            </m:r>
-          </m:sub>
-        </m:sSub>
-      </m:oMath>
-      <w:r>
-        <w:rPr>
-          <w:rFonts w:ascii="Times New Roman" w:hAnsi="Times New Roman" w:eastAsia="Times New Roman" w:cs="Times New Roman"/>
-        </w:rPr>
-        <w:t xml:space="preserve"> </w:t>
-      </w:r>
-      <w:r>
-        <w:rPr>
-          <w:rFonts w:hint="eastAsia" w:ascii="Times New Roman" w:hAnsi="Times New Roman" w:eastAsia="FangSong" w:cs="Times New Roman"/>
-        </w:rPr>
-        <w:t xml:space="preserve">中</w:t>
-      </w:r>
-      <w:r>
-        <w:rPr>
-          <w:rFonts w:ascii="Times New Roman" w:hAnsi="Times New Roman" w:eastAsia="Times New Roman" w:cs="Times New Roman"/>
-        </w:rPr>
-        <w:t xml:space="preserve"> Fe </w:t>
-      </w:r>
-      <w:r>
-        <w:rPr>
-          <w:rFonts w:hint="eastAsia" w:ascii="Times New Roman" w:hAnsi="Times New Roman" w:eastAsia="FangSong" w:cs="Times New Roman"/>
-        </w:rPr>
-        <w:t>原子的价电子总数</w:t>
-      </w:r>
-      <w:r>
-        <w:rPr>
-          <w:rFonts w:hint="eastAsia" w:ascii="Times New Roman" w:hAnsi="Times New Roman" w:eastAsia="Times New Roman" w:cs="Times New Roman"/>
-        </w:rPr>
-        <w:t>，</w:t>
-      </w:r>
-      <w:r>
-        <w:rPr>
-          <w:rFonts w:hint="eastAsia" w:ascii="Times New Roman" w:hAnsi="Times New Roman" w:eastAsia="FangSong" w:cs="Times New Roman"/>
-        </w:rPr>
-        <w:t>判断其是否满足</w:t>
-      </w:r>
-      <w:r>
-        <w:rPr>
-          <w:rFonts w:ascii="Times New Roman" w:hAnsi="Times New Roman" w:eastAsia="Times New Roman" w:cs="Times New Roman"/>
-        </w:rPr>
-        <w:t xml:space="preserve"> 18 </w:t>
-      </w:r>
-      <w:r>
-        <w:rPr>
-          <w:rFonts w:hint="eastAsia" w:ascii="Times New Roman" w:hAnsi="Times New Roman" w:eastAsia="FangSong" w:cs="Times New Roman"/>
-        </w:rPr>
-        <w:t>电子规则</w:t>
-      </w:r>
-      <w:r>
-        <w:rPr>
-          <w:rFonts w:hint="eastAsia" w:ascii="Times New Roman" w:hAnsi="Times New Roman" w:eastAsia="Times New Roman" w:cs="Times New Roman"/>
-        </w:rPr>
-        <w:t>。</w:t>
-      </w:r>
-    </w:p>
-    <w:p>
-      <w:pPr>
-        <w:numPr>
-          <w:ilvl w:val="0"/>
-          <w:numId w:val="1005"/>
-        </w:numPr>
-      </w:pPr>
-      <m:oMath>
-        <m:oMathPr>
-          <m:ctrlPr>
-            <w:rPr>
-              <w:sz w:val="28"/>
-              <w:szCs w:val="28"/>
-            </w:rPr>
-          </m:ctrlPr>
-        </m:oMathPr>
-        <m:r>
-          <m:rPr>
-            <m:sty m:val="p"/>
-          </m:rPr>
-          <m:t>C</m:t>
-        </m:r>
-        <m:sSub>
-          <m:e>
-            <m:r>
-              <m:rPr>
-                <m:sty m:val="p"/>
-              </m:rPr>
-              <m:t>o</m:t>
-            </m:r>
-          </m:e>
-          <m:sub>
-            <m:r>
-              <m:rPr>
-                <m:sty m:val="p"/>
-              </m:rPr>
-              <m:t>2</m:t>
-            </m:r>
-          </m:sub>
-        </m:sSub>
-        <m:r>
-          <m:rPr>
-            <m:sty m:val="p"/>
-          </m:rPr>
-          <m:t>(</m:t>
-        </m:r>
-        <m:r>
-          <m:rPr>
-            <m:sty m:val="p"/>
-          </m:rPr>
-          <m:t>C</m:t>
-        </m:r>
-        <m:r>
-          <m:rPr>
-            <m:sty m:val="p"/>
-          </m:rPr>
-          <m:t>O</m:t>
-        </m:r>
-        <m:sSub>
-          <m:e>
-            <m:r>
-              <m:rPr>
-                <m:sty m:val="p"/>
-              </m:rPr>
-              <m:t>)</m:t>
-            </m:r>
-          </m:e>
-          <m:sub>
-            <m:r>
-              <m:rPr>
-                <m:sty m:val="p"/>
-              </m:rPr>
-              <m:t>8</m:t>
-            </m:r>
-          </m:sub>
-        </m:sSub>
-      </m:oMath>
-      <w:r>
-        <w:rPr>
-          <w:rFonts w:ascii="Times New Roman" w:hAnsi="Times New Roman" w:eastAsia="Times New Roman" w:cs="Times New Roman"/>
-        </w:rPr>
-        <w:t xml:space="preserve"> </w:t>
-      </w:r>
-      <w:r>
-        <w:rPr>
-          <w:rFonts w:hint="eastAsia" w:ascii="Times New Roman" w:hAnsi="Times New Roman" w:eastAsia="FangSong" w:cs="Times New Roman"/>
-        </w:rPr>
-        <w:t>存在两种异构体</w:t>
-      </w:r>
-      <w:r>
-        <w:rPr>
-          <w:rFonts w:hint="eastAsia" w:ascii="Times New Roman" w:hAnsi="Times New Roman" w:eastAsia="Times New Roman" w:cs="Times New Roman"/>
-        </w:rPr>
-        <w:t>：</w:t>
-      </w:r>
-      <w:r>
-        <w:rPr>
-          <w:rFonts w:hint="eastAsia" w:ascii="Times New Roman" w:hAnsi="Times New Roman" w:eastAsia="FangSong" w:cs="Times New Roman"/>
-        </w:rPr>
-        <w:t>一种含桥式</w:t>
-      </w:r>
-      <w:r>
-        <w:rPr>
-          <w:rFonts w:ascii="Times New Roman" w:hAnsi="Times New Roman" w:eastAsia="Times New Roman" w:cs="Times New Roman"/>
-        </w:rPr>
-        <w:t xml:space="preserve"> </w:t>
-      </w:r>
-      <w:r>
-        <w:rPr>
-          <w:rFonts w:hint="eastAsia" w:ascii="Times New Roman" w:hAnsi="Times New Roman" w:eastAsia="Times New Roman" w:cs="Times New Roman"/>
-        </w:rPr>
-        <w:t xml:space="preserve">CO（Co—Co</w:t>
-      </w:r>
-      <w:r>
-        <w:rPr>
-          <w:rFonts w:ascii="Times New Roman" w:hAnsi="Times New Roman" w:eastAsia="Times New Roman" w:cs="Times New Roman"/>
-        </w:rPr>
-        <w:t xml:space="preserve"> </w:t>
-      </w:r>
-      <w:r>
-        <w:rPr>
-          <w:rFonts w:hint="eastAsia" w:ascii="Times New Roman" w:hAnsi="Times New Roman" w:eastAsia="FangSong" w:cs="Times New Roman"/>
-        </w:rPr>
-        <w:t xml:space="preserve">间有</w:t>
-      </w:r>
-      <w:r>
-        <w:rPr>
-          <w:rFonts w:ascii="Times New Roman" w:hAnsi="Times New Roman" w:eastAsia="Times New Roman" w:cs="Times New Roman"/>
-        </w:rPr>
-        <w:t xml:space="preserve"> CO </w:t>
-      </w:r>
-      <w:r>
-        <w:rPr>
-          <w:rFonts w:hint="eastAsia" w:ascii="Times New Roman" w:hAnsi="Times New Roman" w:eastAsia="FangSong" w:cs="Times New Roman"/>
-        </w:rPr>
-        <w:t>桥连</w:t>
-      </w:r>
-      <w:r>
-        <w:rPr>
-          <w:rFonts w:hint="eastAsia" w:ascii="Times New Roman" w:hAnsi="Times New Roman" w:eastAsia="Times New Roman" w:cs="Times New Roman"/>
-        </w:rPr>
-        <w:t>），</w:t>
-      </w:r>
-      <w:r>
-        <w:rPr>
-          <w:rFonts w:hint="eastAsia" w:ascii="Times New Roman" w:hAnsi="Times New Roman" w:eastAsia="FangSong" w:cs="Times New Roman"/>
-        </w:rPr>
-        <w:t>另一种仅含端式</w:t>
-      </w:r>
-      <w:r>
-        <w:rPr>
-          <w:rFonts w:ascii="Times New Roman" w:hAnsi="Times New Roman" w:eastAsia="Times New Roman" w:cs="Times New Roman"/>
-        </w:rPr>
-        <w:t xml:space="preserve"> </w:t>
-      </w:r>
-      <w:r>
-        <w:rPr>
-          <w:rFonts w:hint="eastAsia" w:ascii="Times New Roman" w:hAnsi="Times New Roman" w:eastAsia="Times New Roman" w:cs="Times New Roman"/>
-        </w:rPr>
-        <w:t>CO。</w:t>
-      </w:r>
-      <w:r>
-        <w:rPr>
-          <w:rFonts w:hint="eastAsia" w:ascii="Times New Roman" w:hAnsi="Times New Roman" w:eastAsia="FangSong" w:cs="Times New Roman"/>
-        </w:rPr>
-        <w:t>对于仅含端式</w:t>
-      </w:r>
-      <w:r>
-        <w:rPr>
-          <w:rFonts w:ascii="Times New Roman" w:hAnsi="Times New Roman" w:eastAsia="Times New Roman" w:cs="Times New Roman"/>
-        </w:rPr>
-        <w:t xml:space="preserve"> CO </w:t>
-      </w:r>
-      <w:r>
-        <w:rPr>
-          <w:rFonts w:hint="eastAsia" w:ascii="Times New Roman" w:hAnsi="Times New Roman" w:eastAsia="FangSong" w:cs="Times New Roman"/>
-        </w:rPr>
-        <w:t>的异构体</w:t>
-      </w:r>
-      <w:r>
-        <w:rPr>
-          <w:rFonts w:hint="eastAsia" w:ascii="Times New Roman" w:hAnsi="Times New Roman" w:eastAsia="Times New Roman" w:cs="Times New Roman"/>
-        </w:rPr>
-        <w:t>，</w:t>
-      </w:r>
-      <w:r>
-        <w:rPr>
-          <w:rFonts w:hint="eastAsia" w:ascii="Times New Roman" w:hAnsi="Times New Roman" w:eastAsia="FangSong" w:cs="Times New Roman"/>
-        </w:rPr>
-        <w:t>每个</w:t>
-      </w:r>
-      <w:r>
-        <w:rPr>
-          <w:rFonts w:ascii="Times New Roman" w:hAnsi="Times New Roman" w:eastAsia="Times New Roman" w:cs="Times New Roman"/>
-        </w:rPr>
-        <w:t xml:space="preserve"> Co </w:t>
-      </w:r>
-      <w:r>
-        <w:rPr>
-          <w:rFonts w:hint="eastAsia" w:ascii="Times New Roman" w:hAnsi="Times New Roman" w:eastAsia="FangSong" w:cs="Times New Roman"/>
-        </w:rPr>
-        <w:t xml:space="preserve">需满足</w:t>
-      </w:r>
-      <w:r>
-        <w:rPr>
-          <w:rFonts w:ascii="Times New Roman" w:hAnsi="Times New Roman" w:eastAsia="Times New Roman" w:cs="Times New Roman"/>
-        </w:rPr>
-        <w:t xml:space="preserve"> 18 </w:t>
-      </w:r>
-      <w:r>
-        <w:rPr>
-          <w:rFonts w:hint="eastAsia" w:ascii="Times New Roman" w:hAnsi="Times New Roman" w:eastAsia="FangSong" w:cs="Times New Roman"/>
-        </w:rPr>
-        <w:t>电子规则</w:t>
-      </w:r>
-      <w:r>
-        <w:rPr>
-          <w:rFonts w:hint="eastAsia" w:ascii="Times New Roman" w:hAnsi="Times New Roman" w:eastAsia="Times New Roman" w:cs="Times New Roman"/>
-        </w:rPr>
-        <w:t>，</w:t>
-      </w:r>
-      <w:r>
-        <w:rPr>
-          <w:rFonts w:hint="eastAsia" w:ascii="Times New Roman" w:hAnsi="Times New Roman" w:eastAsia="FangSong" w:cs="Times New Roman"/>
-        </w:rPr>
-        <w:t>则</w:t>
-      </w:r>
-      <w:r>
-        <w:rPr>
-          <w:rFonts w:ascii="Times New Roman" w:hAnsi="Times New Roman" w:eastAsia="Times New Roman" w:cs="Times New Roman"/>
-        </w:rPr>
-        <w:t xml:space="preserve"> Co—Co </w:t>
-      </w:r>
-      <w:r>
-        <w:rPr>
-          <w:rFonts w:hint="eastAsia" w:ascii="Times New Roman" w:hAnsi="Times New Roman" w:eastAsia="FangSong" w:cs="Times New Roman"/>
-        </w:rPr>
-        <w:t>之间应存在什么类型的键</w:t>
-      </w:r>
-      <w:r>
-        <w:rPr>
-          <w:rFonts w:hint="eastAsia" w:ascii="Times New Roman" w:hAnsi="Times New Roman" w:eastAsia="Times New Roman" w:cs="Times New Roman"/>
-        </w:rPr>
-        <w:t>？</w:t>
-      </w:r>
-      <w:r>
-        <w:rPr>
-          <w:rFonts w:hint="eastAsia" w:ascii="Times New Roman" w:hAnsi="Times New Roman" w:eastAsia="FangSong" w:cs="Times New Roman"/>
-        </w:rPr>
-        <w:t>计算每个</w:t>
-      </w:r>
-      <w:r>
-        <w:rPr>
-          <w:rFonts w:ascii="Times New Roman" w:hAnsi="Times New Roman" w:eastAsia="Times New Roman" w:cs="Times New Roman"/>
-        </w:rPr>
-        <w:t xml:space="preserve"> Co </w:t>
-      </w:r>
-      <w:r>
-        <w:rPr>
-          <w:rFonts w:hint="eastAsia" w:ascii="Times New Roman" w:hAnsi="Times New Roman" w:eastAsia="FangSong" w:cs="Times New Roman"/>
-        </w:rPr>
-        <w:t>的价电子数并加以验证</w:t>
-      </w:r>
-      <w:r>
-        <w:rPr>
-          <w:rFonts w:hint="eastAsia" w:ascii="Times New Roman" w:hAnsi="Times New Roman" w:eastAsia="Times New Roman" w:cs="Times New Roman"/>
-        </w:rPr>
-        <w:t>。</w:t>
-      </w:r>
-    </w:p>
-    <w:p>
-      <w:pPr>
-        <w:numPr>
-          <w:ilvl w:val="0"/>
-          <w:numId w:val="1005"/>
-        </w:numPr>
-      </w:pPr>
-      <w:r>
-        <w:rPr>
-          <w:rFonts w:hint="eastAsia" w:ascii="Times New Roman" w:hAnsi="Times New Roman" w:eastAsia="FangSong" w:cs="Times New Roman"/>
-        </w:rPr>
-        <w:t xml:space="preserve">预测</w:t>
-      </w:r>
-      <w:r>
-        <w:rPr>
-          <w:rFonts w:ascii="Times New Roman" w:hAnsi="Times New Roman" w:eastAsia="Times New Roman" w:cs="Times New Roman"/>
-        </w:rPr>
-        <w:t xml:space="preserve"> </w:t>
-      </w:r>
-      <m:oMath>
-        <m:oMathPr>
-          <m:ctrlPr>
-            <w:rPr>
-              <w:sz w:val="28"/>
-              <w:szCs w:val="28"/>
-            </w:rPr>
-          </m:ctrlPr>
-        </m:oMathPr>
-        <m:r>
-          <m:rPr>
-            <m:sty m:val="p"/>
-          </m:rPr>
-          <m:t>M</m:t>
-        </m:r>
-        <m:sSub>
-          <m:e>
-            <m:r>
-              <m:rPr>
-                <m:sty m:val="p"/>
-              </m:rPr>
-              <m:t>n</m:t>
-            </m:r>
-          </m:e>
-          <m:sub>
-            <m:r>
-              <m:rPr>
-                <m:sty m:val="p"/>
-              </m:rPr>
-              <m:t>2</m:t>
-            </m:r>
-          </m:sub>
-        </m:sSub>
-        <m:r>
-          <m:rPr>
-            <m:sty m:val="p"/>
-          </m:rPr>
-          <m:t>(</m:t>
-        </m:r>
-        <m:r>
-          <m:rPr>
-            <m:sty m:val="p"/>
-          </m:rPr>
-          <m:t>C</m:t>
-        </m:r>
-        <m:r>
-          <m:rPr>
-            <m:sty m:val="p"/>
-          </m:rPr>
-          <m:t>O</m:t>
-        </m:r>
-        <m:sSub>
-          <m:e>
-            <m:r>
-              <m:rPr>
-                <m:sty m:val="p"/>
-              </m:rPr>
-              <m:t>)</m:t>
-            </m:r>
-          </m:e>
-          <m:sub>
-            <m:r>
-              <m:rPr>
-                <m:sty m:val="p"/>
-              </m:rPr>
-              <m:t>10</m:t>
-            </m:r>
-          </m:sub>
-        </m:sSub>
-      </m:oMath>
-      <w:r>
-        <w:rPr>
-          <w:rFonts w:ascii="Times New Roman" w:hAnsi="Times New Roman" w:eastAsia="Times New Roman" w:cs="Times New Roman"/>
-        </w:rPr>
-        <w:t xml:space="preserve"> </w:t>
-      </w:r>
-      <w:r>
-        <w:rPr>
-          <w:rFonts w:hint="eastAsia" w:ascii="Times New Roman" w:hAnsi="Times New Roman" w:eastAsia="FangSong" w:cs="Times New Roman"/>
-        </w:rPr>
-        <w:t xml:space="preserve">中</w:t>
-      </w:r>
-      <w:r>
-        <w:rPr>
-          <w:rFonts w:ascii="Times New Roman" w:hAnsi="Times New Roman" w:eastAsia="Times New Roman" w:cs="Times New Roman"/>
-        </w:rPr>
-        <w:t xml:space="preserve"> Mn—Mn </w:t>
-      </w:r>
-      <w:r>
-        <w:rPr>
-          <w:rFonts w:hint="eastAsia" w:ascii="Times New Roman" w:hAnsi="Times New Roman" w:eastAsia="FangSong" w:cs="Times New Roman"/>
-        </w:rPr>
-        <w:t>键的类型</w:t>
-      </w:r>
-      <w:r>
-        <w:rPr>
-          <w:rFonts w:hint="eastAsia" w:ascii="Times New Roman" w:hAnsi="Times New Roman" w:eastAsia="Times New Roman" w:cs="Times New Roman"/>
-        </w:rPr>
-        <w:t>，</w:t>
-      </w:r>
-      <w:r>
-        <w:rPr>
-          <w:rFonts w:hint="eastAsia" w:ascii="Times New Roman" w:hAnsi="Times New Roman" w:eastAsia="FangSong" w:cs="Times New Roman"/>
-        </w:rPr>
-        <w:t>并计算</w:t>
-      </w:r>
-      <w:r>
-        <w:rPr>
-          <w:rFonts w:hint="eastAsia" w:ascii="Times New Roman" w:hAnsi="Times New Roman" w:eastAsia="Times New Roman" w:cs="Times New Roman"/>
-        </w:rPr>
-        <w:t>。</w:t>
-      </w:r>
-    </w:p>
-    <w:p>
-      <w:pPr>
-        <w:pStyle w:val="FirstParagraph"/>
+        <w:pStyle w:val="BodyText"/>
         <w:spacing w:before="160" w:after="80"/>
         <w:jc w:val="center"/>
       </w:pPr>
@@ -2469,7 +2110,7 @@
         </w:rPr>
         <w:drawing>
           <wp:inline>
-            <wp:extent cx="3600000" cy="2415669"/>
+            <wp:extent cx="3600000" cy="2621342"/>
             <wp:effectExtent b="0" l="0" r="0" t="0"/>
             <wp:docPr descr="" title="" id="25" name="Picture"/>
             <a:graphic>
@@ -2490,7 +2131,7 @@
                   <pic:spPr bwMode="auto">
                     <a:xfrm>
                       <a:off x="0" y="0"/>
-                      <a:ext cx="3600000" cy="2415669"/>
+                      <a:ext cx="3600000" cy="2621342"/>
                     </a:xfrm>
                     <a:prstGeom prst="rect">
                       <a:avLst/>
@@ -2511,49 +2152,17 @@
     </w:p>
     <w:p>
       <w:pPr>
-        <w:spacing w:before="160" w:after="80"/>
-      </w:pPr>
-      <w:r>
-        <w:pict>
-          <v:rect style="width:0;height:1.5pt" o:hralign="center" o:hrstd="t" o:hr="t"/>
-        </w:pict>
-      </w:r>
-    </w:p>
-    <w:bookmarkEnd w:id="27"/>
-    <w:bookmarkStart w:id="31" w:name="第8题"/>
-    <w:p>
-      <w:pPr>
-        <w:pStyle w:val="Heading3"/>
-        <w:spacing w:before="280" w:after="120"/>
-      </w:pPr>
-      <w:r>
-        <w:rPr>
-          <w:rFonts w:hint="eastAsia" w:ascii="Times New Roman" w:hAnsi="Times New Roman" w:eastAsia="SimHei" w:cs="Times New Roman"/>
-        </w:rPr>
-        <w:t>第</w:t>
-      </w:r>
-      <w:r>
-        <w:rPr>
-          <w:rFonts w:hint="eastAsia" w:ascii="Times New Roman" w:hAnsi="Times New Roman" w:eastAsia="Times New Roman" w:cs="Times New Roman"/>
-        </w:rPr>
-        <w:t>8</w:t>
-      </w:r>
-      <w:r>
-        <w:rPr>
-          <w:rFonts w:hint="eastAsia" w:ascii="Times New Roman" w:hAnsi="Times New Roman" w:eastAsia="SimHei" w:cs="Times New Roman"/>
-        </w:rPr>
-        <w:t>题</w:t>
-      </w:r>
-    </w:p>
-    <w:p>
-      <w:pPr>
-        <w:pStyle w:val="FirstParagraph"/>
-      </w:pPr>
-      <w:r>
-        <w:rPr>
-          <w:rFonts w:hint="eastAsia" w:ascii="Times New Roman" w:hAnsi="Times New Roman" w:eastAsia="FangSong" w:cs="Times New Roman"/>
-        </w:rPr>
-        <w:t xml:space="preserve">配合物</w:t>
+        <w:numPr>
+          <w:ilvl w:val="0"/>
+          <w:numId w:val="1005"/>
+        </w:numPr>
+        <w:ind w:firstLine="420"/>
+      </w:pPr>
+      <w:r>
+        <w:rPr>
+          <w:rFonts w:hint="eastAsia" w:ascii="Times New Roman" w:hAnsi="Times New Roman" w:eastAsia="FangSong" w:cs="Times New Roman"/>
+        </w:rPr>
+        <w:t xml:space="preserve">用中性原子法计算</w:t>
       </w:r>
       <w:r>
         <w:rPr>
@@ -2574,7 +2183,19 @@
           <m:rPr>
             <m:sty m:val="p"/>
           </m:rPr>
-          <m:t>[</m:t>
+          <m:t>F</m:t>
+        </m:r>
+        <m:r>
+          <m:rPr>
+            <m:sty m:val="p"/>
+          </m:rPr>
+          <m:t>e</m:t>
+        </m:r>
+        <m:r>
+          <m:rPr>
+            <m:sty m:val="p"/>
+          </m:rPr>
+          <m:t>(</m:t>
         </m:r>
         <m:r>
           <m:rPr>
@@ -2586,38 +2207,8 @@
           <m:rPr>
             <m:sty m:val="p"/>
           </m:rPr>
-          <m:t>o</m:t>
-        </m:r>
-        <m:r>
-          <m:rPr>
-            <m:sty m:val="p"/>
-          </m:rPr>
-          <m:t>(</m:t>
-        </m:r>
-        <m:r>
-          <m:rPr>
-            <m:sty m:val="p"/>
-          </m:rPr>
-          <m:t>N</m:t>
-        </m:r>
-        <m:sSub>
-          <m:e>
-            <m:r>
-              <m:rPr>
-                <m:sty m:val="p"/>
-              </m:rPr>
-              <m:t>H</m:t>
-            </m:r>
-          </m:e>
-          <m:sub>
-            <m:r>
-              <m:rPr>
-                <m:sty m:val="p"/>
-              </m:rPr>
-              <m:t>3</m:t>
-            </m:r>
-          </m:sub>
-        </m:sSub>
+          <m:t>O</m:t>
+        </m:r>
         <m:sSub>
           <m:e>
             <m:r>
@@ -2632,157 +2223,7 @@
               <m:rPr>
                 <m:sty m:val="p"/>
               </m:rPr>
-              <m:t>4</m:t>
-            </m:r>
-          </m:sub>
-        </m:sSub>
-        <m:r>
-          <m:rPr>
-            <m:sty m:val="p"/>
-          </m:rPr>
-          <m:t>C</m:t>
-        </m:r>
-        <m:sSub>
-          <m:e>
-            <m:r>
-              <m:rPr>
-                <m:sty m:val="p"/>
-              </m:rPr>
-              <m:t>l</m:t>
-            </m:r>
-          </m:e>
-          <m:sub>
-            <m:r>
-              <m:rPr>
-                <m:sty m:val="p"/>
-              </m:rPr>
-              <m:t>2</m:t>
-            </m:r>
-          </m:sub>
-        </m:sSub>
-        <m:sSup>
-          <m:e>
-            <m:r>
-              <m:rPr>
-                <m:sty m:val="p"/>
-              </m:rPr>
-              <m:t>]</m:t>
-            </m:r>
-          </m:e>
-          <m:sup>
-            <m:r>
-              <m:rPr>
-                <m:sty m:val="p"/>
-              </m:rPr>
-              <m:t>+</m:t>
-            </m:r>
-          </m:sup>
-        </m:sSup>
-      </m:oMath>
-      <w:r>
-        <w:rPr>
-          <w:rFonts w:ascii="Times New Roman" w:hAnsi="Times New Roman" w:eastAsia="Times New Roman" w:cs="Times New Roman"/>
-        </w:rPr>
-        <w:t xml:space="preserve"> </w:t>
-      </w:r>
-      <w:r>
-        <w:rPr>
-          <w:rFonts w:hint="eastAsia" w:ascii="Times New Roman" w:hAnsi="Times New Roman" w:eastAsia="FangSong" w:cs="Times New Roman"/>
-        </w:rPr>
-        <w:t>具有八面体几何构型</w:t>
-      </w:r>
-      <w:r>
-        <w:rPr>
-          <w:rFonts w:hint="eastAsia" w:ascii="Times New Roman" w:hAnsi="Times New Roman" w:eastAsia="Times New Roman" w:cs="Times New Roman"/>
-        </w:rPr>
-        <w:t>。</w:t>
-      </w:r>
-    </w:p>
-    <w:p>
-      <w:pPr>
-        <w:numPr>
-          <w:ilvl w:val="0"/>
-          <w:numId w:val="1006"/>
-        </w:numPr>
-      </w:pPr>
-      <w:r>
-        <w:rPr>
-          <w:rFonts w:hint="eastAsia" w:ascii="Times New Roman" w:hAnsi="Times New Roman" w:eastAsia="FangSong" w:cs="Times New Roman"/>
-        </w:rPr>
-        <w:t>写出该配合物所有可能的几何异构体</w:t>
-      </w:r>
-      <w:r>
-        <w:rPr>
-          <w:rFonts w:hint="eastAsia" w:ascii="Times New Roman" w:hAnsi="Times New Roman" w:eastAsia="Times New Roman" w:cs="Times New Roman"/>
-        </w:rPr>
-        <w:t>，</w:t>
-      </w:r>
-      <w:r>
-        <w:rPr>
-          <w:rFonts w:hint="eastAsia" w:ascii="Times New Roman" w:hAnsi="Times New Roman" w:eastAsia="FangSong" w:cs="Times New Roman"/>
-        </w:rPr>
-        <w:t>并判断每种几何异构体是否具有光学活性</w:t>
-      </w:r>
-      <w:r>
-        <w:rPr>
-          <w:rFonts w:hint="eastAsia" w:ascii="Times New Roman" w:hAnsi="Times New Roman" w:eastAsia="Times New Roman" w:cs="Times New Roman"/>
-        </w:rPr>
-        <w:t>（</w:t>
-      </w:r>
-      <w:r>
-        <w:rPr>
-          <w:rFonts w:hint="eastAsia" w:ascii="Times New Roman" w:hAnsi="Times New Roman" w:eastAsia="FangSong" w:cs="Times New Roman"/>
-        </w:rPr>
-        <w:t>旋光异构</w:t>
-      </w:r>
-      <w:r>
-        <w:rPr>
-          <w:rFonts w:hint="eastAsia" w:ascii="Times New Roman" w:hAnsi="Times New Roman" w:eastAsia="Times New Roman" w:cs="Times New Roman"/>
-        </w:rPr>
-        <w:t>）。</w:t>
-      </w:r>
-    </w:p>
-    <w:p>
-      <w:pPr>
-        <w:numPr>
-          <w:ilvl w:val="0"/>
-          <w:numId w:val="1006"/>
-        </w:numPr>
-      </w:pPr>
-      <w:r>
-        <w:rPr>
-          <w:rFonts w:hint="eastAsia" w:ascii="Times New Roman" w:hAnsi="Times New Roman" w:eastAsia="FangSong" w:cs="Times New Roman"/>
-        </w:rPr>
-        <w:t xml:space="preserve">若将该配合物中的一个</w:t>
-      </w:r>
-      <w:r>
-        <w:rPr>
-          <w:rFonts w:ascii="Times New Roman" w:hAnsi="Times New Roman" w:eastAsia="Times New Roman" w:cs="Times New Roman"/>
-        </w:rPr>
-        <w:t xml:space="preserve"> </w:t>
-      </w:r>
-      <m:oMath>
-        <m:r>
-          <m:rPr>
-            <m:sty m:val="p"/>
-          </m:rPr>
-          <m:t>N</m:t>
-        </m:r>
-        <m:sSub>
-          <m:e>
-            <m:r>
-              <m:rPr>
-                <m:sty m:val="p"/>
-              </m:rPr>
-              <m:t>H</m:t>
-            </m:r>
-          </m:e>
-          <m:sub>
-            <m:r>
-              <m:rPr>
-                <m:sty m:val="p"/>
-              </m:rPr>
-              <m:t>3</m:t>
+              <m:t>5</m:t>
             </m:r>
           </m:sub>
         </m:sSub>
@@ -2797,40 +2238,20 @@
         <w:rPr>
           <w:rFonts w:hint="eastAsia" w:ascii="Times New Roman" w:hAnsi="Times New Roman" w:eastAsia="FangSong" w:cs="Times New Roman"/>
         </w:rPr>
-        <w:t xml:space="preserve">替换为</w:t>
-      </w:r>
-      <w:r>
-        <w:rPr>
-          <w:rFonts w:ascii="Times New Roman" w:hAnsi="Times New Roman" w:eastAsia="Times New Roman" w:cs="Times New Roman"/>
-        </w:rPr>
-        <w:t xml:space="preserve"> </w:t>
-      </w:r>
-      <m:oMath>
-        <m:sSup>
-          <m:e>
-            <m:r>
-              <m:rPr>
-                <m:sty m:val="p"/>
-              </m:rPr>
-              <m:t>B</m:t>
-            </m:r>
-            <m:r>
-              <m:rPr>
-                <m:sty m:val="p"/>
-              </m:rPr>
-              <m:t>r</m:t>
-            </m:r>
-          </m:e>
-          <m:sup>
-            <m:r>
-              <m:rPr>
-                <m:sty m:val="p"/>
-              </m:rPr>
-              <m:t>−</m:t>
-            </m:r>
-          </m:sup>
-        </m:sSup>
-      </m:oMath>
+        <w:t xml:space="preserve">中</w:t>
+      </w:r>
+      <w:r>
+        <w:rPr>
+          <w:rFonts w:ascii="Times New Roman" w:hAnsi="Times New Roman" w:eastAsia="Times New Roman" w:cs="Times New Roman"/>
+        </w:rPr>
+        <w:t xml:space="preserve"> Fe </w:t>
+      </w:r>
+      <w:r>
+        <w:rPr>
+          <w:rFonts w:hint="eastAsia" w:ascii="Times New Roman" w:hAnsi="Times New Roman" w:eastAsia="FangSong" w:cs="Times New Roman"/>
+        </w:rPr>
+        <w:t>原子的价电子总数</w:t>
+      </w:r>
       <w:r>
         <w:rPr>
           <w:rFonts w:hint="eastAsia" w:ascii="Times New Roman" w:hAnsi="Times New Roman" w:eastAsia="Times New Roman" w:cs="Times New Roman"/>
@@ -2841,14 +2262,35 @@
         <w:rPr>
           <w:rFonts w:hint="eastAsia" w:ascii="Times New Roman" w:hAnsi="Times New Roman" w:eastAsia="FangSong" w:cs="Times New Roman"/>
         </w:rPr>
-        <w:t>得到</w:t>
-      </w:r>
-      <w:r>
-        <w:rPr>
-          <w:rFonts w:ascii="Times New Roman" w:hAnsi="Times New Roman" w:eastAsia="Times New Roman" w:cs="Times New Roman"/>
-        </w:rPr>
-        <w:t xml:space="preserve"> </w:t>
-      </w:r>
+        <w:t>判断其是否满足</w:t>
+      </w:r>
+      <w:r>
+        <w:rPr>
+          <w:rFonts w:ascii="Times New Roman" w:hAnsi="Times New Roman" w:eastAsia="Times New Roman" w:cs="Times New Roman"/>
+        </w:rPr>
+        <w:t xml:space="preserve"> 18 </w:t>
+      </w:r>
+      <w:r>
+        <w:rPr>
+          <w:rFonts w:hint="eastAsia" w:ascii="Times New Roman" w:hAnsi="Times New Roman" w:eastAsia="FangSong" w:cs="Times New Roman"/>
+        </w:rPr>
+        <w:t>电子规则</w:t>
+      </w:r>
+      <w:r>
+        <w:rPr>
+          <w:rFonts w:hint="eastAsia" w:ascii="Times New Roman" w:hAnsi="Times New Roman" w:eastAsia="Times New Roman" w:cs="Times New Roman"/>
+        </w:rPr>
+        <w:t>。</w:t>
+      </w:r>
+    </w:p>
+    <w:p>
+      <w:pPr>
+        <w:numPr>
+          <w:ilvl w:val="0"/>
+          <w:numId w:val="1005"/>
+        </w:numPr>
+        <w:ind w:firstLine="420"/>
+      </w:pPr>
       <m:oMath>
         <m:oMathPr>
           <m:ctrlPr>
@@ -2862,6 +2304,455 @@
           <m:rPr>
             <m:sty m:val="p"/>
           </m:rPr>
+          <m:t>C</m:t>
+        </m:r>
+        <m:sSub>
+          <m:e>
+            <m:r>
+              <m:rPr>
+                <m:sty m:val="p"/>
+              </m:rPr>
+              <m:t>o</m:t>
+            </m:r>
+          </m:e>
+          <m:sub>
+            <m:r>
+              <m:rPr>
+                <m:sty m:val="p"/>
+              </m:rPr>
+              <m:t>2</m:t>
+            </m:r>
+          </m:sub>
+        </m:sSub>
+        <m:r>
+          <m:rPr>
+            <m:sty m:val="p"/>
+          </m:rPr>
+          <m:t>(</m:t>
+        </m:r>
+        <m:r>
+          <m:rPr>
+            <m:sty m:val="p"/>
+          </m:rPr>
+          <m:t>C</m:t>
+        </m:r>
+        <m:r>
+          <m:rPr>
+            <m:sty m:val="p"/>
+          </m:rPr>
+          <m:t>O</m:t>
+        </m:r>
+        <m:sSub>
+          <m:e>
+            <m:r>
+              <m:rPr>
+                <m:sty m:val="p"/>
+              </m:rPr>
+              <m:t>)</m:t>
+            </m:r>
+          </m:e>
+          <m:sub>
+            <m:r>
+              <m:rPr>
+                <m:sty m:val="p"/>
+              </m:rPr>
+              <m:t>8</m:t>
+            </m:r>
+          </m:sub>
+        </m:sSub>
+      </m:oMath>
+      <w:r>
+        <w:rPr>
+          <w:rFonts w:ascii="Times New Roman" w:hAnsi="Times New Roman" w:eastAsia="Times New Roman" w:cs="Times New Roman"/>
+        </w:rPr>
+        <w:t xml:space="preserve"> </w:t>
+      </w:r>
+      <w:r>
+        <w:rPr>
+          <w:rFonts w:hint="eastAsia" w:ascii="Times New Roman" w:hAnsi="Times New Roman" w:eastAsia="FangSong" w:cs="Times New Roman"/>
+        </w:rPr>
+        <w:t>存在两种异构体</w:t>
+      </w:r>
+      <w:r>
+        <w:rPr>
+          <w:rFonts w:hint="eastAsia" w:ascii="Times New Roman" w:hAnsi="Times New Roman" w:eastAsia="Times New Roman" w:cs="Times New Roman"/>
+        </w:rPr>
+        <w:t>：</w:t>
+      </w:r>
+      <w:r>
+        <w:rPr>
+          <w:rFonts w:hint="eastAsia" w:ascii="Times New Roman" w:hAnsi="Times New Roman" w:eastAsia="FangSong" w:cs="Times New Roman"/>
+        </w:rPr>
+        <w:t>一种含桥式</w:t>
+      </w:r>
+      <w:r>
+        <w:rPr>
+          <w:rFonts w:ascii="Times New Roman" w:hAnsi="Times New Roman" w:eastAsia="Times New Roman" w:cs="Times New Roman"/>
+        </w:rPr>
+        <w:t xml:space="preserve"> </w:t>
+      </w:r>
+      <w:r>
+        <w:rPr>
+          <w:rFonts w:hint="eastAsia" w:ascii="Times New Roman" w:hAnsi="Times New Roman" w:eastAsia="Times New Roman" w:cs="Times New Roman"/>
+        </w:rPr>
+        <w:t xml:space="preserve">CO（Co—Co</w:t>
+      </w:r>
+      <w:r>
+        <w:rPr>
+          <w:rFonts w:ascii="Times New Roman" w:hAnsi="Times New Roman" w:eastAsia="Times New Roman" w:cs="Times New Roman"/>
+        </w:rPr>
+        <w:t xml:space="preserve"> </w:t>
+      </w:r>
+      <w:r>
+        <w:rPr>
+          <w:rFonts w:hint="eastAsia" w:ascii="Times New Roman" w:hAnsi="Times New Roman" w:eastAsia="FangSong" w:cs="Times New Roman"/>
+        </w:rPr>
+        <w:t xml:space="preserve">间有</w:t>
+      </w:r>
+      <w:r>
+        <w:rPr>
+          <w:rFonts w:ascii="Times New Roman" w:hAnsi="Times New Roman" w:eastAsia="Times New Roman" w:cs="Times New Roman"/>
+        </w:rPr>
+        <w:t xml:space="preserve"> CO </w:t>
+      </w:r>
+      <w:r>
+        <w:rPr>
+          <w:rFonts w:hint="eastAsia" w:ascii="Times New Roman" w:hAnsi="Times New Roman" w:eastAsia="FangSong" w:cs="Times New Roman"/>
+        </w:rPr>
+        <w:t>桥连</w:t>
+      </w:r>
+      <w:r>
+        <w:rPr>
+          <w:rFonts w:hint="eastAsia" w:ascii="Times New Roman" w:hAnsi="Times New Roman" w:eastAsia="Times New Roman" w:cs="Times New Roman"/>
+        </w:rPr>
+        <w:t>），</w:t>
+      </w:r>
+      <w:r>
+        <w:rPr>
+          <w:rFonts w:hint="eastAsia" w:ascii="Times New Roman" w:hAnsi="Times New Roman" w:eastAsia="FangSong" w:cs="Times New Roman"/>
+        </w:rPr>
+        <w:t>另一种仅含端式</w:t>
+      </w:r>
+      <w:r>
+        <w:rPr>
+          <w:rFonts w:ascii="Times New Roman" w:hAnsi="Times New Roman" w:eastAsia="Times New Roman" w:cs="Times New Roman"/>
+        </w:rPr>
+        <w:t xml:space="preserve"> </w:t>
+      </w:r>
+      <w:r>
+        <w:rPr>
+          <w:rFonts w:hint="eastAsia" w:ascii="Times New Roman" w:hAnsi="Times New Roman" w:eastAsia="Times New Roman" w:cs="Times New Roman"/>
+        </w:rPr>
+        <w:t>CO。</w:t>
+      </w:r>
+      <w:r>
+        <w:rPr>
+          <w:rFonts w:hint="eastAsia" w:ascii="Times New Roman" w:hAnsi="Times New Roman" w:eastAsia="FangSong" w:cs="Times New Roman"/>
+        </w:rPr>
+        <w:t>对于仅含端式</w:t>
+      </w:r>
+      <w:r>
+        <w:rPr>
+          <w:rFonts w:ascii="Times New Roman" w:hAnsi="Times New Roman" w:eastAsia="Times New Roman" w:cs="Times New Roman"/>
+        </w:rPr>
+        <w:t xml:space="preserve"> CO </w:t>
+      </w:r>
+      <w:r>
+        <w:rPr>
+          <w:rFonts w:hint="eastAsia" w:ascii="Times New Roman" w:hAnsi="Times New Roman" w:eastAsia="FangSong" w:cs="Times New Roman"/>
+        </w:rPr>
+        <w:t>的异构体</w:t>
+      </w:r>
+      <w:r>
+        <w:rPr>
+          <w:rFonts w:hint="eastAsia" w:ascii="Times New Roman" w:hAnsi="Times New Roman" w:eastAsia="Times New Roman" w:cs="Times New Roman"/>
+        </w:rPr>
+        <w:t>，</w:t>
+      </w:r>
+      <w:r>
+        <w:rPr>
+          <w:rFonts w:hint="eastAsia" w:ascii="Times New Roman" w:hAnsi="Times New Roman" w:eastAsia="FangSong" w:cs="Times New Roman"/>
+        </w:rPr>
+        <w:t>每个</w:t>
+      </w:r>
+      <w:r>
+        <w:rPr>
+          <w:rFonts w:ascii="Times New Roman" w:hAnsi="Times New Roman" w:eastAsia="Times New Roman" w:cs="Times New Roman"/>
+        </w:rPr>
+        <w:t xml:space="preserve"> Co </w:t>
+      </w:r>
+      <w:r>
+        <w:rPr>
+          <w:rFonts w:hint="eastAsia" w:ascii="Times New Roman" w:hAnsi="Times New Roman" w:eastAsia="FangSong" w:cs="Times New Roman"/>
+        </w:rPr>
+        <w:t xml:space="preserve">需满足</w:t>
+      </w:r>
+      <w:r>
+        <w:rPr>
+          <w:rFonts w:ascii="Times New Roman" w:hAnsi="Times New Roman" w:eastAsia="Times New Roman" w:cs="Times New Roman"/>
+        </w:rPr>
+        <w:t xml:space="preserve"> 18 </w:t>
+      </w:r>
+      <w:r>
+        <w:rPr>
+          <w:rFonts w:hint="eastAsia" w:ascii="Times New Roman" w:hAnsi="Times New Roman" w:eastAsia="FangSong" w:cs="Times New Roman"/>
+        </w:rPr>
+        <w:t>电子规则</w:t>
+      </w:r>
+      <w:r>
+        <w:rPr>
+          <w:rFonts w:hint="eastAsia" w:ascii="Times New Roman" w:hAnsi="Times New Roman" w:eastAsia="Times New Roman" w:cs="Times New Roman"/>
+        </w:rPr>
+        <w:t>，</w:t>
+      </w:r>
+      <w:r>
+        <w:rPr>
+          <w:rFonts w:hint="eastAsia" w:ascii="Times New Roman" w:hAnsi="Times New Roman" w:eastAsia="FangSong" w:cs="Times New Roman"/>
+        </w:rPr>
+        <w:t>则</w:t>
+      </w:r>
+      <w:r>
+        <w:rPr>
+          <w:rFonts w:ascii="Times New Roman" w:hAnsi="Times New Roman" w:eastAsia="Times New Roman" w:cs="Times New Roman"/>
+        </w:rPr>
+        <w:t xml:space="preserve"> Co—Co </w:t>
+      </w:r>
+      <w:r>
+        <w:rPr>
+          <w:rFonts w:hint="eastAsia" w:ascii="Times New Roman" w:hAnsi="Times New Roman" w:eastAsia="FangSong" w:cs="Times New Roman"/>
+        </w:rPr>
+        <w:t>之间应存在什么类型的键</w:t>
+      </w:r>
+      <w:r>
+        <w:rPr>
+          <w:rFonts w:hint="eastAsia" w:ascii="Times New Roman" w:hAnsi="Times New Roman" w:eastAsia="Times New Roman" w:cs="Times New Roman"/>
+        </w:rPr>
+        <w:t>？</w:t>
+      </w:r>
+      <w:r>
+        <w:rPr>
+          <w:rFonts w:hint="eastAsia" w:ascii="Times New Roman" w:hAnsi="Times New Roman" w:eastAsia="FangSong" w:cs="Times New Roman"/>
+        </w:rPr>
+        <w:t>计算每个</w:t>
+      </w:r>
+      <w:r>
+        <w:rPr>
+          <w:rFonts w:ascii="Times New Roman" w:hAnsi="Times New Roman" w:eastAsia="Times New Roman" w:cs="Times New Roman"/>
+        </w:rPr>
+        <w:t xml:space="preserve"> Co </w:t>
+      </w:r>
+      <w:r>
+        <w:rPr>
+          <w:rFonts w:hint="eastAsia" w:ascii="Times New Roman" w:hAnsi="Times New Roman" w:eastAsia="FangSong" w:cs="Times New Roman"/>
+        </w:rPr>
+        <w:t>的价电子数并加以验证</w:t>
+      </w:r>
+      <w:r>
+        <w:rPr>
+          <w:rFonts w:hint="eastAsia" w:ascii="Times New Roman" w:hAnsi="Times New Roman" w:eastAsia="Times New Roman" w:cs="Times New Roman"/>
+        </w:rPr>
+        <w:t>。</w:t>
+      </w:r>
+    </w:p>
+    <w:p>
+      <w:pPr>
+        <w:numPr>
+          <w:ilvl w:val="0"/>
+          <w:numId w:val="1005"/>
+        </w:numPr>
+        <w:ind w:firstLine="420"/>
+      </w:pPr>
+      <w:r>
+        <w:rPr>
+          <w:rFonts w:hint="eastAsia" w:ascii="Times New Roman" w:hAnsi="Times New Roman" w:eastAsia="FangSong" w:cs="Times New Roman"/>
+        </w:rPr>
+        <w:t xml:space="preserve">预测</w:t>
+      </w:r>
+      <w:r>
+        <w:rPr>
+          <w:rFonts w:ascii="Times New Roman" w:hAnsi="Times New Roman" w:eastAsia="Times New Roman" w:cs="Times New Roman"/>
+        </w:rPr>
+        <w:t xml:space="preserve"> </w:t>
+      </w:r>
+      <m:oMath>
+        <m:oMathPr>
+          <m:ctrlPr>
+            <w:rPr>
+              <w:sz w:val="28"/>
+              <w:szCs w:val="28"/>
+            </w:rPr>
+          </m:ctrlPr>
+        </m:oMathPr>
+        <m:r>
+          <m:rPr>
+            <m:sty m:val="p"/>
+          </m:rPr>
+          <m:t>M</m:t>
+        </m:r>
+        <m:sSub>
+          <m:e>
+            <m:r>
+              <m:rPr>
+                <m:sty m:val="p"/>
+              </m:rPr>
+              <m:t>n</m:t>
+            </m:r>
+          </m:e>
+          <m:sub>
+            <m:r>
+              <m:rPr>
+                <m:sty m:val="p"/>
+              </m:rPr>
+              <m:t>2</m:t>
+            </m:r>
+          </m:sub>
+        </m:sSub>
+        <m:r>
+          <m:rPr>
+            <m:sty m:val="p"/>
+          </m:rPr>
+          <m:t>(</m:t>
+        </m:r>
+        <m:r>
+          <m:rPr>
+            <m:sty m:val="p"/>
+          </m:rPr>
+          <m:t>C</m:t>
+        </m:r>
+        <m:r>
+          <m:rPr>
+            <m:sty m:val="p"/>
+          </m:rPr>
+          <m:t>O</m:t>
+        </m:r>
+        <m:sSub>
+          <m:e>
+            <m:r>
+              <m:rPr>
+                <m:sty m:val="p"/>
+              </m:rPr>
+              <m:t>)</m:t>
+            </m:r>
+          </m:e>
+          <m:sub>
+            <m:r>
+              <m:rPr>
+                <m:sty m:val="p"/>
+              </m:rPr>
+              <m:t>10</m:t>
+            </m:r>
+          </m:sub>
+        </m:sSub>
+      </m:oMath>
+      <w:r>
+        <w:rPr>
+          <w:rFonts w:ascii="Times New Roman" w:hAnsi="Times New Roman" w:eastAsia="Times New Roman" w:cs="Times New Roman"/>
+        </w:rPr>
+        <w:t xml:space="preserve"> </w:t>
+      </w:r>
+      <w:r>
+        <w:rPr>
+          <w:rFonts w:hint="eastAsia" w:ascii="Times New Roman" w:hAnsi="Times New Roman" w:eastAsia="FangSong" w:cs="Times New Roman"/>
+        </w:rPr>
+        <w:t xml:space="preserve">中</w:t>
+      </w:r>
+      <w:r>
+        <w:rPr>
+          <w:rFonts w:ascii="Times New Roman" w:hAnsi="Times New Roman" w:eastAsia="Times New Roman" w:cs="Times New Roman"/>
+        </w:rPr>
+        <w:t xml:space="preserve"> Mn—Mn </w:t>
+      </w:r>
+      <w:r>
+        <w:rPr>
+          <w:rFonts w:hint="eastAsia" w:ascii="Times New Roman" w:hAnsi="Times New Roman" w:eastAsia="FangSong" w:cs="Times New Roman"/>
+        </w:rPr>
+        <w:t>键的类型</w:t>
+      </w:r>
+      <w:r>
+        <w:rPr>
+          <w:rFonts w:hint="eastAsia" w:ascii="Times New Roman" w:hAnsi="Times New Roman" w:eastAsia="Times New Roman" w:cs="Times New Roman"/>
+        </w:rPr>
+        <w:t>，</w:t>
+      </w:r>
+      <w:r>
+        <w:rPr>
+          <w:rFonts w:hint="eastAsia" w:ascii="Times New Roman" w:hAnsi="Times New Roman" w:eastAsia="FangSong" w:cs="Times New Roman"/>
+        </w:rPr>
+        <w:t>并计算</w:t>
+      </w:r>
+      <w:r>
+        <w:rPr>
+          <w:rFonts w:hint="eastAsia" w:ascii="Times New Roman" w:hAnsi="Times New Roman" w:eastAsia="Times New Roman" w:cs="Times New Roman"/>
+        </w:rPr>
+        <w:t>。</w:t>
+      </w:r>
+    </w:p>
+    <w:p>
+      <w:pPr>
+        <w:spacing w:before="160" w:after="80"/>
+      </w:pPr>
+      <w:r>
+        <w:pict>
+          <v:rect style="width:0;height:1.5pt" o:hralign="center" o:hrstd="t" o:hr="t"/>
+        </w:pict>
+      </w:r>
+    </w:p>
+    <w:bookmarkEnd w:id="27"/>
+    <w:bookmarkStart w:id="31" w:name="第8题"/>
+    <w:p>
+      <w:pPr>
+        <w:pStyle w:val="Heading3"/>
+        <w:spacing w:before="280" w:after="120"/>
+      </w:pPr>
+      <w:r>
+        <w:rPr>
+          <w:rFonts w:hint="eastAsia" w:ascii="Times New Roman" w:hAnsi="Times New Roman" w:eastAsia="SimHei" w:cs="Times New Roman"/>
+        </w:rPr>
+        <w:t>第</w:t>
+      </w:r>
+      <w:r>
+        <w:rPr>
+          <w:rFonts w:hint="eastAsia" w:ascii="Times New Roman" w:hAnsi="Times New Roman" w:eastAsia="Times New Roman" w:cs="Times New Roman"/>
+        </w:rPr>
+        <w:t>8</w:t>
+      </w:r>
+      <w:r>
+        <w:rPr>
+          <w:rFonts w:hint="eastAsia" w:ascii="Times New Roman" w:hAnsi="Times New Roman" w:eastAsia="SimHei" w:cs="Times New Roman"/>
+        </w:rPr>
+        <w:t>题</w:t>
+      </w:r>
+    </w:p>
+    <w:p>
+      <w:pPr>
+        <w:pStyle w:val="FirstParagraph"/>
+        <w:ind w:firstLine="420"/>
+      </w:pPr>
+      <w:r>
+        <w:rPr>
+          <w:rFonts w:hint="eastAsia" w:ascii="Times New Roman" w:hAnsi="Times New Roman" w:eastAsia="FangSong" w:cs="Times New Roman"/>
+        </w:rPr>
+        <w:t xml:space="preserve">配合物</w:t>
+      </w:r>
+      <w:r>
+        <w:rPr>
+          <w:rFonts w:ascii="Times New Roman" w:hAnsi="Times New Roman" w:eastAsia="Times New Roman" w:cs="Times New Roman"/>
+        </w:rPr>
+        <w:t xml:space="preserve"> </w:t>
+      </w:r>
+      <m:oMath>
+        <m:oMathPr>
+          <m:ctrlPr>
+            <w:rPr>
+              <w:sz w:val="28"/>
+              <w:szCs w:val="28"/>
+            </w:rPr>
+          </m:ctrlPr>
+        </m:oMathPr>
+        <m:r>
+          <m:rPr>
+            <m:sty m:val="p"/>
+          </m:rPr>
           <m:t>[</m:t>
         </m:r>
         <m:r>
@@ -2920,22 +2811,10 @@
               <m:rPr>
                 <m:sty m:val="p"/>
               </m:rPr>
-              <m:t>3</m:t>
+              <m:t>4</m:t>
             </m:r>
           </m:sub>
         </m:sSub>
-        <m:r>
-          <m:rPr>
-            <m:sty m:val="p"/>
-          </m:rPr>
-          <m:t>B</m:t>
-        </m:r>
-        <m:r>
-          <m:rPr>
-            <m:sty m:val="p"/>
-          </m:rPr>
-          <m:t>r</m:t>
-        </m:r>
         <m:r>
           <m:rPr>
             <m:sty m:val="p"/>
@@ -2960,6 +2839,308 @@
             </m:r>
           </m:sub>
         </m:sSub>
+        <m:sSup>
+          <m:e>
+            <m:r>
+              <m:rPr>
+                <m:sty m:val="p"/>
+              </m:rPr>
+              <m:t>]</m:t>
+            </m:r>
+          </m:e>
+          <m:sup>
+            <m:r>
+              <m:rPr>
+                <m:sty m:val="p"/>
+              </m:rPr>
+              <m:t>+</m:t>
+            </m:r>
+          </m:sup>
+        </m:sSup>
+      </m:oMath>
+      <w:r>
+        <w:rPr>
+          <w:rFonts w:ascii="Times New Roman" w:hAnsi="Times New Roman" w:eastAsia="Times New Roman" w:cs="Times New Roman"/>
+        </w:rPr>
+        <w:t xml:space="preserve"> </w:t>
+      </w:r>
+      <w:r>
+        <w:rPr>
+          <w:rFonts w:hint="eastAsia" w:ascii="Times New Roman" w:hAnsi="Times New Roman" w:eastAsia="FangSong" w:cs="Times New Roman"/>
+        </w:rPr>
+        <w:t>具有八面体几何构型</w:t>
+      </w:r>
+      <w:r>
+        <w:rPr>
+          <w:rFonts w:hint="eastAsia" w:ascii="Times New Roman" w:hAnsi="Times New Roman" w:eastAsia="Times New Roman" w:cs="Times New Roman"/>
+        </w:rPr>
+        <w:t>。</w:t>
+      </w:r>
+    </w:p>
+    <w:p>
+      <w:pPr>
+        <w:numPr>
+          <w:ilvl w:val="0"/>
+          <w:numId w:val="1006"/>
+        </w:numPr>
+        <w:ind w:firstLine="420"/>
+      </w:pPr>
+      <w:r>
+        <w:rPr>
+          <w:rFonts w:hint="eastAsia" w:ascii="Times New Roman" w:hAnsi="Times New Roman" w:eastAsia="FangSong" w:cs="Times New Roman"/>
+        </w:rPr>
+        <w:t>写出该配合物所有可能的几何异构体</w:t>
+      </w:r>
+      <w:r>
+        <w:rPr>
+          <w:rFonts w:hint="eastAsia" w:ascii="Times New Roman" w:hAnsi="Times New Roman" w:eastAsia="Times New Roman" w:cs="Times New Roman"/>
+        </w:rPr>
+        <w:t>，</w:t>
+      </w:r>
+      <w:r>
+        <w:rPr>
+          <w:rFonts w:hint="eastAsia" w:ascii="Times New Roman" w:hAnsi="Times New Roman" w:eastAsia="FangSong" w:cs="Times New Roman"/>
+        </w:rPr>
+        <w:t>并判断每种几何异构体是否具有光学活性</w:t>
+      </w:r>
+      <w:r>
+        <w:rPr>
+          <w:rFonts w:hint="eastAsia" w:ascii="Times New Roman" w:hAnsi="Times New Roman" w:eastAsia="Times New Roman" w:cs="Times New Roman"/>
+        </w:rPr>
+        <w:t>（</w:t>
+      </w:r>
+      <w:r>
+        <w:rPr>
+          <w:rFonts w:hint="eastAsia" w:ascii="Times New Roman" w:hAnsi="Times New Roman" w:eastAsia="FangSong" w:cs="Times New Roman"/>
+        </w:rPr>
+        <w:t>旋光异构</w:t>
+      </w:r>
+      <w:r>
+        <w:rPr>
+          <w:rFonts w:hint="eastAsia" w:ascii="Times New Roman" w:hAnsi="Times New Roman" w:eastAsia="Times New Roman" w:cs="Times New Roman"/>
+        </w:rPr>
+        <w:t>）。</w:t>
+      </w:r>
+    </w:p>
+    <w:p>
+      <w:pPr>
+        <w:numPr>
+          <w:ilvl w:val="0"/>
+          <w:numId w:val="1006"/>
+        </w:numPr>
+        <w:ind w:firstLine="420"/>
+      </w:pPr>
+      <w:r>
+        <w:rPr>
+          <w:rFonts w:hint="eastAsia" w:ascii="Times New Roman" w:hAnsi="Times New Roman" w:eastAsia="FangSong" w:cs="Times New Roman"/>
+        </w:rPr>
+        <w:t xml:space="preserve">若将该配合物中的一个</w:t>
+      </w:r>
+      <w:r>
+        <w:rPr>
+          <w:rFonts w:ascii="Times New Roman" w:hAnsi="Times New Roman" w:eastAsia="Times New Roman" w:cs="Times New Roman"/>
+        </w:rPr>
+        <w:t xml:space="preserve"> </w:t>
+      </w:r>
+      <m:oMath>
+        <m:r>
+          <m:rPr>
+            <m:sty m:val="p"/>
+          </m:rPr>
+          <m:t>N</m:t>
+        </m:r>
+        <m:sSub>
+          <m:e>
+            <m:r>
+              <m:rPr>
+                <m:sty m:val="p"/>
+              </m:rPr>
+              <m:t>H</m:t>
+            </m:r>
+          </m:e>
+          <m:sub>
+            <m:r>
+              <m:rPr>
+                <m:sty m:val="p"/>
+              </m:rPr>
+              <m:t>3</m:t>
+            </m:r>
+          </m:sub>
+        </m:sSub>
+      </m:oMath>
+      <w:r>
+        <w:rPr>
+          <w:rFonts w:ascii="Times New Roman" w:hAnsi="Times New Roman" w:eastAsia="Times New Roman" w:cs="Times New Roman"/>
+        </w:rPr>
+        <w:t xml:space="preserve"> </w:t>
+      </w:r>
+      <w:r>
+        <w:rPr>
+          <w:rFonts w:hint="eastAsia" w:ascii="Times New Roman" w:hAnsi="Times New Roman" w:eastAsia="FangSong" w:cs="Times New Roman"/>
+        </w:rPr>
+        <w:t xml:space="preserve">替换为</w:t>
+      </w:r>
+      <w:r>
+        <w:rPr>
+          <w:rFonts w:ascii="Times New Roman" w:hAnsi="Times New Roman" w:eastAsia="Times New Roman" w:cs="Times New Roman"/>
+        </w:rPr>
+        <w:t xml:space="preserve"> </w:t>
+      </w:r>
+      <m:oMath>
+        <m:sSup>
+          <m:e>
+            <m:r>
+              <m:rPr>
+                <m:sty m:val="p"/>
+              </m:rPr>
+              <m:t>B</m:t>
+            </m:r>
+            <m:r>
+              <m:rPr>
+                <m:sty m:val="p"/>
+              </m:rPr>
+              <m:t>r</m:t>
+            </m:r>
+          </m:e>
+          <m:sup>
+            <m:r>
+              <m:rPr>
+                <m:sty m:val="p"/>
+              </m:rPr>
+              <m:t>−</m:t>
+            </m:r>
+          </m:sup>
+        </m:sSup>
+      </m:oMath>
+      <w:r>
+        <w:rPr>
+          <w:rFonts w:hint="eastAsia" w:ascii="Times New Roman" w:hAnsi="Times New Roman" w:eastAsia="Times New Roman" w:cs="Times New Roman"/>
+        </w:rPr>
+        <w:t>，</w:t>
+      </w:r>
+      <w:r>
+        <w:rPr>
+          <w:rFonts w:hint="eastAsia" w:ascii="Times New Roman" w:hAnsi="Times New Roman" w:eastAsia="FangSong" w:cs="Times New Roman"/>
+        </w:rPr>
+        <w:t>得到</w:t>
+      </w:r>
+      <w:r>
+        <w:rPr>
+          <w:rFonts w:ascii="Times New Roman" w:hAnsi="Times New Roman" w:eastAsia="Times New Roman" w:cs="Times New Roman"/>
+        </w:rPr>
+        <w:t xml:space="preserve"> </w:t>
+      </w:r>
+      <m:oMath>
+        <m:oMathPr>
+          <m:ctrlPr>
+            <w:rPr>
+              <w:sz w:val="28"/>
+              <w:szCs w:val="28"/>
+            </w:rPr>
+          </m:ctrlPr>
+        </m:oMathPr>
+        <m:r>
+          <m:rPr>
+            <m:sty m:val="p"/>
+          </m:rPr>
+          <m:t>[</m:t>
+        </m:r>
+        <m:r>
+          <m:rPr>
+            <m:sty m:val="p"/>
+          </m:rPr>
+          <m:t>C</m:t>
+        </m:r>
+        <m:r>
+          <m:rPr>
+            <m:sty m:val="p"/>
+          </m:rPr>
+          <m:t>o</m:t>
+        </m:r>
+        <m:r>
+          <m:rPr>
+            <m:sty m:val="p"/>
+          </m:rPr>
+          <m:t>(</m:t>
+        </m:r>
+        <m:r>
+          <m:rPr>
+            <m:sty m:val="p"/>
+          </m:rPr>
+          <m:t>N</m:t>
+        </m:r>
+        <m:sSub>
+          <m:e>
+            <m:r>
+              <m:rPr>
+                <m:sty m:val="p"/>
+              </m:rPr>
+              <m:t>H</m:t>
+            </m:r>
+          </m:e>
+          <m:sub>
+            <m:r>
+              <m:rPr>
+                <m:sty m:val="p"/>
+              </m:rPr>
+              <m:t>3</m:t>
+            </m:r>
+          </m:sub>
+        </m:sSub>
+        <m:sSub>
+          <m:e>
+            <m:r>
+              <m:rPr>
+                <m:sty m:val="p"/>
+              </m:rPr>
+              <m:t>)</m:t>
+            </m:r>
+          </m:e>
+          <m:sub>
+            <m:r>
+              <m:rPr>
+                <m:sty m:val="p"/>
+              </m:rPr>
+              <m:t>3</m:t>
+            </m:r>
+          </m:sub>
+        </m:sSub>
+        <m:r>
+          <m:rPr>
+            <m:sty m:val="p"/>
+          </m:rPr>
+          <m:t>B</m:t>
+        </m:r>
+        <m:r>
+          <m:rPr>
+            <m:sty m:val="p"/>
+          </m:rPr>
+          <m:t>r</m:t>
+        </m:r>
+        <m:r>
+          <m:rPr>
+            <m:sty m:val="p"/>
+          </m:rPr>
+          <m:t>C</m:t>
+        </m:r>
+        <m:sSub>
+          <m:e>
+            <m:r>
+              <m:rPr>
+                <m:sty m:val="p"/>
+              </m:rPr>
+              <m:t>l</m:t>
+            </m:r>
+          </m:e>
+          <m:sub>
+            <m:r>
+              <m:rPr>
+                <m:sty m:val="p"/>
+              </m:rPr>
+              <m:t>2</m:t>
+            </m:r>
+          </m:sub>
+        </m:sSub>
         <m:r>
           <m:rPr>
             <m:sty m:val="p"/>
@@ -3034,7 +3215,7 @@
         </w:rPr>
         <w:drawing>
           <wp:inline>
-            <wp:extent cx="3600000" cy="2191304"/>
+            <wp:extent cx="3600000" cy="2047916"/>
             <wp:effectExtent b="0" l="0" r="0" t="0"/>
             <wp:docPr descr="" title="" id="29" name="Picture"/>
             <a:graphic>
@@ -3055,7 +3236,7 @@
                   <pic:spPr bwMode="auto">
                     <a:xfrm>
                       <a:off x="0" y="0"/>
-                      <a:ext cx="3600000" cy="2191304"/>
+                      <a:ext cx="3600000" cy="2047916"/>
                     </a:xfrm>
                     <a:prstGeom prst="rect">
                       <a:avLst/>
@@ -3076,6 +3257,44 @@
     </w:p>
     <w:p>
       <w:pPr>
+        <w:pStyle w:val="BodyText"/>
+        <w:ind w:firstLine="420"/>
+      </w:pPr>
+      <w:r>
+        <w:rPr>
+          <w:rFonts w:hint="eastAsia" w:ascii="Times New Roman" w:hAnsi="Times New Roman" w:eastAsia="FangSong" w:cs="Times New Roman"/>
+          <w:i/>
+          <w:iCs/>
+        </w:rPr>
+        <w:t>配合物异构现象分类体系</w:t>
+      </w:r>
+      <w:r>
+        <w:rPr>
+          <w:rFonts w:hint="eastAsia" w:ascii="Times New Roman" w:hAnsi="Times New Roman" w:eastAsia="Times New Roman" w:cs="Times New Roman"/>
+          <w:i/>
+          <w:iCs/>
+        </w:rPr>
+        <w:t>（</w:t>
+      </w:r>
+      <w:r>
+        <w:rPr>
+          <w:rFonts w:hint="eastAsia" w:ascii="Times New Roman" w:hAnsi="Times New Roman" w:eastAsia="FangSong" w:cs="Times New Roman"/>
+          <w:i/>
+          <w:iCs/>
+        </w:rPr>
+        <w:t>供解题参考</w:t>
+      </w:r>
+      <w:r>
+        <w:rPr>
+          <w:rFonts w:hint="eastAsia" w:ascii="Times New Roman" w:hAnsi="Times New Roman" w:eastAsia="Times New Roman" w:cs="Times New Roman"/>
+          <w:i/>
+          <w:iCs/>
+        </w:rPr>
+        <w:t>）</w:t>
+      </w:r>
+    </w:p>
+    <w:p>
+      <w:pPr>
         <w:spacing w:before="160" w:after="80"/>
       </w:pPr>
       <w:r>
@@ -3113,6 +3332,7 @@
     <w:p>
       <w:pPr>
         <w:pStyle w:val="FirstParagraph"/>
+        <w:ind w:firstLine="420"/>
       </w:pPr>
       <w:r>
         <w:rPr>
@@ -3462,22 +3682,10 @@
     </w:p>
     <w:p>
       <w:pPr>
-        <w:pStyle w:val="BlockText"/>
+        <w:pStyle w:val="BodyText"/>
         <w:spacing w:before="160" w:after="80"/>
         <w:jc w:val="center"/>
       </w:pPr>
-      <w:r>
-        <w:rPr>
-          <w:rFonts w:hint="eastAsia" w:ascii="Times New Roman" w:hAnsi="Times New Roman" w:eastAsia="FangSong" w:cs="Times New Roman"/>
-        </w:rPr>
-        <w:t>颜色变化实验图</w:t>
-      </w:r>
-      <w:r>
-        <w:rPr>
-          <w:rFonts w:hint="eastAsia" w:ascii="Times New Roman" w:hAnsi="Times New Roman" w:eastAsia="Times New Roman" w:cs="Times New Roman"/>
-        </w:rPr>
-        <w:t>：</w:t>
-      </w:r>
       <w:r>
         <w:rPr>
           <w:rFonts w:ascii="Times New Roman" w:hAnsi="Times New Roman" w:eastAsia="Times New Roman" w:cs="Times New Roman"/>
@@ -3526,11 +3734,26 @@
     </w:p>
     <w:p>
       <w:pPr>
+        <w:pStyle w:val="BodyText"/>
+        <w:ind w:firstLine="420"/>
+      </w:pPr>
+      <w:r>
+        <w:rPr>
+          <w:rFonts w:hint="eastAsia" w:ascii="Times New Roman" w:hAnsi="Times New Roman" w:eastAsia="FangSong" w:cs="Times New Roman"/>
+          <w:i/>
+          <w:iCs/>
+        </w:rPr>
+        <w:t xml:space="preserve">溶液颜色变化实验图</w:t>
+      </w:r>
+    </w:p>
+    <w:p>
+      <w:pPr>
         <w:pStyle w:val="Compact"/>
         <w:numPr>
           <w:ilvl w:val="0"/>
           <w:numId w:val="1007"/>
         </w:numPr>
+        <w:ind w:firstLine="420"/>
       </w:pPr>
       <w:r>
         <w:rPr>
@@ -3659,6 +3882,7 @@
           <w:ilvl w:val="0"/>
           <w:numId w:val="1007"/>
         </w:numPr>
+        <w:ind w:firstLine="420"/>
       </w:pPr>
       <w:r>
         <w:rPr>
@@ -3698,6 +3922,7 @@
           <w:ilvl w:val="0"/>
           <w:numId w:val="1007"/>
         </w:numPr>
+        <w:ind w:firstLine="420"/>
       </w:pPr>
       <w:r>
         <w:rPr>
@@ -3768,6 +3993,7 @@
           <w:ilvl w:val="0"/>
           <w:numId w:val="1007"/>
         </w:numPr>
+        <w:ind w:firstLine="420"/>
       </w:pPr>
       <w:r>
         <w:rPr>
@@ -3885,6 +4111,7 @@
     <w:p>
       <w:pPr>
         <w:pStyle w:val="FirstParagraph"/>
+        <w:ind w:firstLine="420"/>
       </w:pPr>
       <w:r>
         <w:rPr>
@@ -3998,6 +4225,7 @@
     <w:p>
       <w:pPr>
         <w:pStyle w:val="FirstParagraph"/>
+        <w:ind w:firstLine="420"/>
       </w:pPr>
       <w:r>
         <w:rPr>
@@ -4032,6 +4260,16 @@
           <w:numId w:val="1008"/>
         </w:numPr>
       </w:pPr>
+    </w:p>
+    <w:p>
+      <w:pPr>
+        <w:pStyle w:val="Compact"/>
+        <w:numPr>
+          <w:ilvl w:val="1"/>
+          <w:numId w:val="1009"/>
+        </w:numPr>
+        <w:ind w:firstLine="420"/>
+      </w:pPr>
       <w:r>
         <w:rPr>
           <w:rFonts w:hint="eastAsia" w:ascii="Times New Roman" w:hAnsi="Times New Roman" w:eastAsia="FangSong" w:cs="Times New Roman"/>
@@ -4042,13 +4280,13 @@
         <w:rPr>
           <w:rFonts w:hint="eastAsia" w:ascii="Times New Roman" w:hAnsi="Times New Roman" w:eastAsia="Times New Roman" w:cs="Times New Roman"/>
         </w:rPr>
-        <w:t>:</w:t>
-      </w:r>
-      <w:r>
-        <w:rPr>
-          <w:rFonts w:ascii="Times New Roman" w:hAnsi="Times New Roman" w:eastAsia="Times New Roman" w:cs="Times New Roman"/>
-        </w:rPr>
-        <w:t xml:space="preserve"> HI&gt;HCl</w:t>
+        <w:t>：HI</w:t>
+      </w:r>
+      <w:r>
+        <w:rPr>
+          <w:rFonts w:ascii="Times New Roman" w:hAnsi="Times New Roman" w:eastAsia="Times New Roman" w:cs="Times New Roman"/>
+        </w:rPr>
+        <w:t xml:space="preserve"> &gt; HCl</w:t>
       </w:r>
     </w:p>
     <w:p>
@@ -4059,6 +4297,16 @@
           <w:numId w:val="1008"/>
         </w:numPr>
       </w:pPr>
+    </w:p>
+    <w:p>
+      <w:pPr>
+        <w:pStyle w:val="Compact"/>
+        <w:numPr>
+          <w:ilvl w:val="1"/>
+          <w:numId w:val="1010"/>
+        </w:numPr>
+        <w:ind w:firstLine="420"/>
+      </w:pPr>
       <w:r>
         <w:rPr>
           <w:rFonts w:hint="eastAsia" w:ascii="Times New Roman" w:hAnsi="Times New Roman" w:eastAsia="FangSong" w:cs="Times New Roman"/>
@@ -4069,19 +4317,13 @@
         <w:rPr>
           <w:rFonts w:hint="eastAsia" w:ascii="Times New Roman" w:hAnsi="Times New Roman" w:eastAsia="Times New Roman" w:cs="Times New Roman"/>
         </w:rPr>
-        <w:t>:</w:t>
-      </w:r>
-      <w:r>
-        <w:rPr>
-          <w:rFonts w:ascii="Times New Roman" w:hAnsi="Times New Roman" w:eastAsia="Times New Roman" w:cs="Times New Roman"/>
-        </w:rPr>
-        <w:t xml:space="preserve"> </w:t>
-      </w:r>
-      <w:r>
-        <w:rPr>
-          <w:rFonts w:hint="eastAsia" w:ascii="Times New Roman" w:hAnsi="Times New Roman" w:eastAsia="FangSong" w:cs="Times New Roman"/>
-        </w:rPr>
-        <w:t xml:space="preserve">浓</w:t>
+        <w:t>：</w:t>
+      </w:r>
+      <w:r>
+        <w:rPr>
+          <w:rFonts w:hint="eastAsia" w:ascii="Times New Roman" w:hAnsi="Times New Roman" w:eastAsia="FangSong" w:cs="Times New Roman"/>
+        </w:rPr>
+        <w:t>浓</w:t>
       </w:r>
       <w:r>
         <w:rPr>
@@ -4093,26 +4335,41 @@
         <m:sSub>
           <m:e>
             <m:r>
+              <m:rPr>
+                <m:sty m:val="p"/>
+              </m:rPr>
               <m:t>H</m:t>
             </m:r>
           </m:e>
           <m:sub>
             <m:r>
+              <m:rPr>
+                <m:sty m:val="p"/>
+              </m:rPr>
               <m:t>2</m:t>
             </m:r>
           </m:sub>
         </m:sSub>
         <m:r>
+          <m:rPr>
+            <m:sty m:val="p"/>
+          </m:rPr>
           <m:t>S</m:t>
         </m:r>
         <m:sSub>
           <m:e>
             <m:r>
+              <m:rPr>
+                <m:sty m:val="p"/>
+              </m:rPr>
               <m:t>O</m:t>
             </m:r>
           </m:e>
           <m:sub>
             <m:r>
+              <m:rPr>
+                <m:sty m:val="p"/>
+              </m:rPr>
               <m:t>4</m:t>
             </m:r>
           </m:sub>
@@ -4126,15 +4383,15 @@
       </w:r>
       <w:r>
         <w:rPr>
-          <w:rFonts w:hint="eastAsia" w:ascii="Times New Roman" w:hAnsi="Times New Roman" w:eastAsia="Times New Roman" w:cs="Times New Roman"/>
-        </w:rPr>
-        <w:t>&gt;</w:t>
-      </w:r>
-      <w:r>
-        <w:rPr>
-          <w:rFonts w:hint="eastAsia" w:ascii="Times New Roman" w:hAnsi="Times New Roman" w:eastAsia="FangSong" w:cs="Times New Roman"/>
-        </w:rPr>
-        <w:t>浓</w:t>
+          <w:rFonts w:ascii="Times New Roman" w:hAnsi="Times New Roman" w:eastAsia="Times New Roman" w:cs="Times New Roman"/>
+        </w:rPr>
+        <w:t xml:space="preserve">&gt; </w:t>
+      </w:r>
+      <w:r>
+        <w:rPr>
+          <w:rFonts w:hint="eastAsia" w:ascii="Times New Roman" w:hAnsi="Times New Roman" w:eastAsia="FangSong" w:cs="Times New Roman"/>
+        </w:rPr>
+        <w:t xml:space="preserve">浓</w:t>
       </w:r>
       <w:r>
         <w:rPr>
@@ -4154,29 +4411,47 @@
         <m:sSub>
           <m:e>
             <m:r>
+              <m:rPr>
+                <m:sty m:val="p"/>
+              </m:rPr>
               <m:t>H</m:t>
             </m:r>
           </m:e>
           <m:sub>
             <m:r>
+              <m:rPr>
+                <m:sty m:val="p"/>
+              </m:rPr>
               <m:t>2</m:t>
             </m:r>
           </m:sub>
         </m:sSub>
         <m:r>
+          <m:rPr>
+            <m:sty m:val="p"/>
+          </m:rPr>
           <m:t>S</m:t>
         </m:r>
         <m:r>
+          <m:rPr>
+            <m:sty m:val="p"/>
+          </m:rPr>
           <m:t>e</m:t>
         </m:r>
         <m:sSub>
           <m:e>
             <m:r>
+              <m:rPr>
+                <m:sty m:val="p"/>
+              </m:rPr>
               <m:t>O</m:t>
             </m:r>
           </m:e>
           <m:sub>
             <m:r>
+              <m:rPr>
+                <m:sty m:val="p"/>
+              </m:rPr>
               <m:t>4</m:t>
             </m:r>
           </m:sub>
@@ -4191,6 +4466,16 @@
           <w:numId w:val="1008"/>
         </w:numPr>
       </w:pPr>
+    </w:p>
+    <w:p>
+      <w:pPr>
+        <w:pStyle w:val="Compact"/>
+        <w:numPr>
+          <w:ilvl w:val="1"/>
+          <w:numId w:val="1011"/>
+        </w:numPr>
+        <w:ind w:firstLine="420"/>
+      </w:pPr>
       <w:r>
         <w:rPr>
           <w:rFonts w:hint="eastAsia" w:ascii="Times New Roman" w:hAnsi="Times New Roman" w:eastAsia="FangSong" w:cs="Times New Roman"/>
@@ -4201,13 +4486,13 @@
         <w:rPr>
           <w:rFonts w:hint="eastAsia" w:ascii="Times New Roman" w:hAnsi="Times New Roman" w:eastAsia="Times New Roman" w:cs="Times New Roman"/>
         </w:rPr>
-        <w:t>:</w:t>
-      </w:r>
-      <w:r>
-        <w:rPr>
-          <w:rFonts w:ascii="Times New Roman" w:hAnsi="Times New Roman" w:eastAsia="Times New Roman" w:cs="Times New Roman"/>
-        </w:rPr>
-        <w:t xml:space="preserve"> C—Cl&gt;C—F</w:t>
+        <w:t>：C—Cl</w:t>
+      </w:r>
+      <w:r>
+        <w:rPr>
+          <w:rFonts w:ascii="Times New Roman" w:hAnsi="Times New Roman" w:eastAsia="Times New Roman" w:cs="Times New Roman"/>
+        </w:rPr>
+        <w:t xml:space="preserve"> &gt; C—F</w:t>
       </w:r>
     </w:p>
     <w:p>
@@ -4249,6 +4534,7 @@
     <w:p>
       <w:pPr>
         <w:pStyle w:val="FirstParagraph"/>
+        <w:ind w:firstLine="420"/>
       </w:pPr>
       <w:r>
         <w:rPr>
@@ -4616,6 +4902,273 @@
     </w:p>
     <w:p>
       <w:pPr>
+        <w:numPr>
+          <w:ilvl w:val="0"/>
+          <w:numId w:val="1012"/>
+        </w:numPr>
+        <w:ind w:firstLine="420"/>
+      </w:pPr>
+      <w:r>
+        <w:rPr>
+          <w:rFonts w:hint="eastAsia" w:ascii="Times New Roman" w:hAnsi="Times New Roman" w:eastAsia="FangSong" w:cs="Times New Roman"/>
+        </w:rPr>
+        <w:t>通过计算给出该化合物的化学式</w:t>
+      </w:r>
+      <w:r>
+        <w:rPr>
+          <w:rFonts w:hint="eastAsia" w:ascii="Times New Roman" w:hAnsi="Times New Roman" w:eastAsia="Times New Roman" w:cs="Times New Roman"/>
+        </w:rPr>
+        <w:t>。</w:t>
+      </w:r>
+    </w:p>
+    <w:p>
+      <w:pPr>
+        <w:numPr>
+          <w:ilvl w:val="0"/>
+          <w:numId w:val="1012"/>
+        </w:numPr>
+        <w:ind w:firstLine="420"/>
+      </w:pPr>
+      <w:r>
+        <w:rPr>
+          <w:rFonts w:hint="eastAsia" w:ascii="Times New Roman" w:hAnsi="Times New Roman" w:eastAsia="FangSong" w:cs="Times New Roman"/>
+        </w:rPr>
+        <w:t xml:space="preserve">分别指出</w:t>
+      </w:r>
+      <w:r>
+        <w:rPr>
+          <w:rFonts w:ascii="Times New Roman" w:hAnsi="Times New Roman" w:eastAsia="Times New Roman" w:cs="Times New Roman"/>
+        </w:rPr>
+        <w:t xml:space="preserve"> Al </w:t>
+      </w:r>
+      <w:r>
+        <w:rPr>
+          <w:rFonts w:hint="eastAsia" w:ascii="Times New Roman" w:hAnsi="Times New Roman" w:eastAsia="FangSong" w:cs="Times New Roman"/>
+        </w:rPr>
+        <w:t xml:space="preserve">原子和</w:t>
+      </w:r>
+      <w:r>
+        <w:rPr>
+          <w:rFonts w:ascii="Times New Roman" w:hAnsi="Times New Roman" w:eastAsia="Times New Roman" w:cs="Times New Roman"/>
+        </w:rPr>
+        <w:t xml:space="preserve"> C </w:t>
+      </w:r>
+      <w:r>
+        <w:rPr>
+          <w:rFonts w:hint="eastAsia" w:ascii="Times New Roman" w:hAnsi="Times New Roman" w:eastAsia="FangSong" w:cs="Times New Roman"/>
+        </w:rPr>
+        <w:t>原子的填隙率</w:t>
+      </w:r>
+      <w:r>
+        <w:rPr>
+          <w:rFonts w:hint="eastAsia" w:ascii="Times New Roman" w:hAnsi="Times New Roman" w:eastAsia="Times New Roman" w:cs="Times New Roman"/>
+        </w:rPr>
+        <w:t>。</w:t>
+      </w:r>
+      <w:r>
+        <w:rPr>
+          <w:rFonts w:hint="eastAsia" w:ascii="Times New Roman" w:hAnsi="Times New Roman" w:eastAsia="FangSong" w:cs="Times New Roman"/>
+        </w:rPr>
+        <w:t>若碳原子填满所有的八面体空隙</w:t>
+      </w:r>
+      <w:r>
+        <w:rPr>
+          <w:rFonts w:hint="eastAsia" w:ascii="Times New Roman" w:hAnsi="Times New Roman" w:eastAsia="Times New Roman" w:cs="Times New Roman"/>
+        </w:rPr>
+        <w:t>，</w:t>
+      </w:r>
+      <w:r>
+        <w:rPr>
+          <w:rFonts w:hint="eastAsia" w:ascii="Times New Roman" w:hAnsi="Times New Roman" w:eastAsia="FangSong" w:cs="Times New Roman"/>
+        </w:rPr>
+        <w:t>试给出该化合物的化学式</w:t>
+      </w:r>
+      <w:r>
+        <w:rPr>
+          <w:rFonts w:hint="eastAsia" w:ascii="Times New Roman" w:hAnsi="Times New Roman" w:eastAsia="Times New Roman" w:cs="Times New Roman"/>
+        </w:rPr>
+        <w:t>。</w:t>
+      </w:r>
+    </w:p>
+    <w:p>
+      <w:pPr>
+        <w:numPr>
+          <w:ilvl w:val="0"/>
+          <w:numId w:val="1012"/>
+        </w:numPr>
+        <w:ind w:firstLine="420"/>
+      </w:pPr>
+      <w:r>
+        <w:rPr>
+          <w:rFonts w:hint="eastAsia" w:ascii="Times New Roman" w:hAnsi="Times New Roman" w:eastAsia="FangSong" w:cs="Times New Roman"/>
+        </w:rPr>
+        <w:t xml:space="preserve">已知相邻的</w:t>
+      </w:r>
+      <w:r>
+        <w:rPr>
+          <w:rFonts w:ascii="Times New Roman" w:hAnsi="Times New Roman" w:eastAsia="Times New Roman" w:cs="Times New Roman"/>
+        </w:rPr>
+        <w:t xml:space="preserve"> A </w:t>
+      </w:r>
+      <w:r>
+        <w:rPr>
+          <w:rFonts w:hint="eastAsia" w:ascii="Times New Roman" w:hAnsi="Times New Roman" w:eastAsia="FangSong" w:cs="Times New Roman"/>
+        </w:rPr>
+        <w:t xml:space="preserve">层和</w:t>
+      </w:r>
+      <w:r>
+        <w:rPr>
+          <w:rFonts w:ascii="Times New Roman" w:hAnsi="Times New Roman" w:eastAsia="Times New Roman" w:cs="Times New Roman"/>
+        </w:rPr>
+        <w:t xml:space="preserve"> B </w:t>
+      </w:r>
+      <w:r>
+        <w:rPr>
+          <w:rFonts w:hint="eastAsia" w:ascii="Times New Roman" w:hAnsi="Times New Roman" w:eastAsia="FangSong" w:cs="Times New Roman"/>
+        </w:rPr>
+        <w:t>层之间</w:t>
+      </w:r>
+      <w:r>
+        <w:rPr>
+          <w:rFonts w:hint="eastAsia" w:ascii="Times New Roman" w:hAnsi="Times New Roman" w:eastAsia="Times New Roman" w:cs="Times New Roman"/>
+        </w:rPr>
+        <w:t>、</w:t>
+      </w:r>
+      <w:r>
+        <w:rPr>
+          <w:rFonts w:hint="eastAsia" w:ascii="Times New Roman" w:hAnsi="Times New Roman" w:eastAsia="FangSong" w:cs="Times New Roman"/>
+        </w:rPr>
+        <w:t>相邻的</w:t>
+      </w:r>
+      <w:r>
+        <w:rPr>
+          <w:rFonts w:ascii="Times New Roman" w:hAnsi="Times New Roman" w:eastAsia="Times New Roman" w:cs="Times New Roman"/>
+        </w:rPr>
+        <w:t xml:space="preserve"> B </w:t>
+      </w:r>
+      <w:r>
+        <w:rPr>
+          <w:rFonts w:hint="eastAsia" w:ascii="Times New Roman" w:hAnsi="Times New Roman" w:eastAsia="FangSong" w:cs="Times New Roman"/>
+        </w:rPr>
+        <w:t xml:space="preserve">层和</w:t>
+      </w:r>
+      <w:r>
+        <w:rPr>
+          <w:rFonts w:ascii="Times New Roman" w:hAnsi="Times New Roman" w:eastAsia="Times New Roman" w:cs="Times New Roman"/>
+        </w:rPr>
+        <w:t xml:space="preserve"> C </w:t>
+      </w:r>
+      <w:r>
+        <w:rPr>
+          <w:rFonts w:hint="eastAsia" w:ascii="Times New Roman" w:hAnsi="Times New Roman" w:eastAsia="FangSong" w:cs="Times New Roman"/>
+        </w:rPr>
+        <w:t>层之间的八面体空隙全被占据</w:t>
+      </w:r>
+      <w:r>
+        <w:rPr>
+          <w:rFonts w:hint="eastAsia" w:ascii="Times New Roman" w:hAnsi="Times New Roman" w:eastAsia="Times New Roman" w:cs="Times New Roman"/>
+        </w:rPr>
+        <w:t>。</w:t>
+      </w:r>
+      <w:r>
+        <w:rPr>
+          <w:rFonts w:hint="eastAsia" w:ascii="Times New Roman" w:hAnsi="Times New Roman" w:eastAsia="FangSong" w:cs="Times New Roman"/>
+        </w:rPr>
+        <w:t>若只看相邻的</w:t>
+      </w:r>
+      <w:r>
+        <w:rPr>
+          <w:rFonts w:ascii="Times New Roman" w:hAnsi="Times New Roman" w:eastAsia="Times New Roman" w:cs="Times New Roman"/>
+        </w:rPr>
+        <w:t xml:space="preserve"> A </w:t>
+      </w:r>
+      <w:r>
+        <w:rPr>
+          <w:rFonts w:hint="eastAsia" w:ascii="Times New Roman" w:hAnsi="Times New Roman" w:eastAsia="FangSong" w:cs="Times New Roman"/>
+        </w:rPr>
+        <w:t xml:space="preserve">层和</w:t>
+      </w:r>
+      <w:r>
+        <w:rPr>
+          <w:rFonts w:ascii="Times New Roman" w:hAnsi="Times New Roman" w:eastAsia="Times New Roman" w:cs="Times New Roman"/>
+        </w:rPr>
+        <w:t xml:space="preserve"> C </w:t>
+      </w:r>
+      <w:r>
+        <w:rPr>
+          <w:rFonts w:hint="eastAsia" w:ascii="Times New Roman" w:hAnsi="Times New Roman" w:eastAsia="FangSong" w:cs="Times New Roman"/>
+        </w:rPr>
+        <w:t xml:space="preserve">层的</w:t>
+      </w:r>
+      <w:r>
+        <w:rPr>
+          <w:rFonts w:ascii="Times New Roman" w:hAnsi="Times New Roman" w:eastAsia="Times New Roman" w:cs="Times New Roman"/>
+        </w:rPr>
+        <w:t xml:space="preserve"> V </w:t>
+      </w:r>
+      <w:r>
+        <w:rPr>
+          <w:rFonts w:hint="eastAsia" w:ascii="Times New Roman" w:hAnsi="Times New Roman" w:eastAsia="FangSong" w:cs="Times New Roman"/>
+        </w:rPr>
+        <w:t>原子</w:t>
+      </w:r>
+      <w:r>
+        <w:rPr>
+          <w:rFonts w:hint="eastAsia" w:ascii="Times New Roman" w:hAnsi="Times New Roman" w:eastAsia="Times New Roman" w:cs="Times New Roman"/>
+        </w:rPr>
+        <w:t>，</w:t>
+      </w:r>
+      <w:r>
+        <w:rPr>
+          <w:rFonts w:hint="eastAsia" w:ascii="Times New Roman" w:hAnsi="Times New Roman" w:eastAsia="FangSong" w:cs="Times New Roman"/>
+        </w:rPr>
+        <w:t>以及它们之间填充的原子</w:t>
+      </w:r>
+      <w:r>
+        <w:rPr>
+          <w:rFonts w:hint="eastAsia" w:ascii="Times New Roman" w:hAnsi="Times New Roman" w:eastAsia="Times New Roman" w:cs="Times New Roman"/>
+        </w:rPr>
+        <w:t>，</w:t>
+      </w:r>
+      <w:r>
+        <w:rPr>
+          <w:rFonts w:hint="eastAsia" w:ascii="Times New Roman" w:hAnsi="Times New Roman" w:eastAsia="FangSong" w:cs="Times New Roman"/>
+        </w:rPr>
+        <w:t>试画出这三层原子沿</w:t>
+      </w:r>
+      <w:r>
+        <w:rPr>
+          <w:rFonts w:ascii="Times New Roman" w:hAnsi="Times New Roman" w:eastAsia="Times New Roman" w:cs="Times New Roman"/>
+        </w:rPr>
+        <w:t xml:space="preserve"> c </w:t>
+      </w:r>
+      <w:r>
+        <w:rPr>
+          <w:rFonts w:hint="eastAsia" w:ascii="Times New Roman" w:hAnsi="Times New Roman" w:eastAsia="FangSong" w:cs="Times New Roman"/>
+        </w:rPr>
+        <w:t>轴的投影图</w:t>
+      </w:r>
+      <w:r>
+        <w:rPr>
+          <w:rFonts w:hint="eastAsia" w:ascii="Times New Roman" w:hAnsi="Times New Roman" w:eastAsia="Times New Roman" w:cs="Times New Roman"/>
+        </w:rPr>
+        <w:t>，</w:t>
+      </w:r>
+      <w:r>
+        <w:rPr>
+          <w:rFonts w:hint="eastAsia" w:ascii="Times New Roman" w:hAnsi="Times New Roman" w:eastAsia="FangSong" w:cs="Times New Roman"/>
+        </w:rPr>
+        <w:t>注意标出原子种类和晶胞边界</w:t>
+      </w:r>
+      <w:r>
+        <w:rPr>
+          <w:rFonts w:hint="eastAsia" w:ascii="Times New Roman" w:hAnsi="Times New Roman" w:eastAsia="Times New Roman" w:cs="Times New Roman"/>
+        </w:rPr>
+        <w:t>。</w:t>
+      </w:r>
+    </w:p>
+    <w:p>
+      <w:pPr>
         <w:spacing w:before="160" w:after="80"/>
       </w:pPr>
       <w:r>
@@ -4653,6 +5206,7 @@
     <w:p>
       <w:pPr>
         <w:pStyle w:val="FirstParagraph"/>
+        <w:ind w:firstLine="420"/>
       </w:pPr>
       <w:r>
         <w:rPr>
@@ -4845,6 +5399,266 @@
     </w:p>
     <w:p>
       <w:pPr>
+        <w:numPr>
+          <w:ilvl w:val="0"/>
+          <w:numId w:val="1013"/>
+        </w:numPr>
+        <w:ind w:firstLine="420"/>
+      </w:pPr>
+      <w:r>
+        <w:rPr>
+          <w:rFonts w:hint="eastAsia" w:ascii="Times New Roman" w:hAnsi="Times New Roman" w:eastAsia="FangSong" w:cs="Times New Roman"/>
+        </w:rPr>
+        <w:t xml:space="preserve">试画出</w:t>
+      </w:r>
+      <w:r>
+        <w:rPr>
+          <w:rFonts w:ascii="Times New Roman" w:hAnsi="Times New Roman" w:eastAsia="Times New Roman" w:cs="Times New Roman"/>
+        </w:rPr>
+        <w:t xml:space="preserve"> BaFCl </w:t>
+      </w:r>
+      <w:r>
+        <w:rPr>
+          <w:rFonts w:hint="eastAsia" w:ascii="Times New Roman" w:hAnsi="Times New Roman" w:eastAsia="FangSong" w:cs="Times New Roman"/>
+        </w:rPr>
+        <w:t>的晶胞图</w:t>
+      </w:r>
+      <w:r>
+        <w:rPr>
+          <w:rFonts w:hint="eastAsia" w:ascii="Times New Roman" w:hAnsi="Times New Roman" w:eastAsia="Times New Roman" w:cs="Times New Roman"/>
+        </w:rPr>
+        <w:t>。</w:t>
+      </w:r>
+    </w:p>
+    <w:p>
+      <w:pPr>
+        <w:numPr>
+          <w:ilvl w:val="0"/>
+          <w:numId w:val="1013"/>
+        </w:numPr>
+        <w:ind w:firstLine="420"/>
+      </w:pPr>
+      <w:r>
+        <w:rPr>
+          <w:rFonts w:hint="eastAsia" w:ascii="Times New Roman" w:hAnsi="Times New Roman" w:eastAsia="FangSong" w:cs="Times New Roman"/>
+        </w:rPr>
+        <w:t>写出该晶体的结构基元的化学式</w:t>
+      </w:r>
+      <w:r>
+        <w:rPr>
+          <w:rFonts w:hint="eastAsia" w:ascii="Times New Roman" w:hAnsi="Times New Roman" w:eastAsia="Times New Roman" w:cs="Times New Roman"/>
+        </w:rPr>
+        <w:t>。</w:t>
+      </w:r>
+    </w:p>
+    <w:p>
+      <w:pPr>
+        <w:numPr>
+          <w:ilvl w:val="0"/>
+          <w:numId w:val="1013"/>
+        </w:numPr>
+        <w:ind w:firstLine="420"/>
+      </w:pPr>
+      <w:r>
+        <w:rPr>
+          <w:rFonts w:hint="eastAsia" w:ascii="Times New Roman" w:hAnsi="Times New Roman" w:eastAsia="FangSong" w:cs="Times New Roman"/>
+        </w:rPr>
+        <w:t xml:space="preserve">写出</w:t>
+      </w:r>
+      <w:r>
+        <w:rPr>
+          <w:rFonts w:ascii="Times New Roman" w:hAnsi="Times New Roman" w:eastAsia="Times New Roman" w:cs="Times New Roman"/>
+        </w:rPr>
+        <w:t xml:space="preserve"> Ba </w:t>
+      </w:r>
+      <w:r>
+        <w:rPr>
+          <w:rFonts w:hint="eastAsia" w:ascii="Times New Roman" w:hAnsi="Times New Roman" w:eastAsia="FangSong" w:cs="Times New Roman"/>
+        </w:rPr>
+        <w:t>的平均配位数</w:t>
+      </w:r>
+      <w:r>
+        <w:rPr>
+          <w:rFonts w:hint="eastAsia" w:ascii="Times New Roman" w:hAnsi="Times New Roman" w:eastAsia="Times New Roman" w:cs="Times New Roman"/>
+        </w:rPr>
+        <w:t>。</w:t>
+      </w:r>
+    </w:p>
+    <w:p>
+      <w:pPr>
+        <w:numPr>
+          <w:ilvl w:val="0"/>
+          <w:numId w:val="1013"/>
+        </w:numPr>
+        <w:ind w:firstLine="420"/>
+      </w:pPr>
+      <w:r>
+        <w:rPr>
+          <w:rFonts w:hint="eastAsia" w:ascii="Times New Roman" w:hAnsi="Times New Roman" w:eastAsia="FangSong" w:cs="Times New Roman"/>
+        </w:rPr>
+        <w:t xml:space="preserve">已知</w:t>
+      </w:r>
+      <w:r>
+        <w:rPr>
+          <w:rFonts w:ascii="Times New Roman" w:hAnsi="Times New Roman" w:eastAsia="Times New Roman" w:cs="Times New Roman"/>
+        </w:rPr>
+        <w:t xml:space="preserve"> </w:t>
+      </w:r>
+      <m:oMath>
+        <m:oMathPr>
+          <m:ctrlPr>
+            <w:rPr>
+              <w:sz w:val="28"/>
+              <w:szCs w:val="28"/>
+            </w:rPr>
+          </m:ctrlPr>
+        </m:oMathPr>
+        <m:r>
+          <m:t>a</m:t>
+        </m:r>
+        <m:r>
+          <m:rPr>
+            <m:sty m:val="p"/>
+          </m:rPr>
+          <m:t>=</m:t>
+        </m:r>
+        <m:r>
+          <m:t>430</m:t>
+        </m:r>
+        <m:r>
+          <m:t> </m:t>
+        </m:r>
+        <m:r>
+          <m:rPr>
+            <m:sty m:val="p"/>
+          </m:rPr>
+          <m:t>p</m:t>
+        </m:r>
+        <m:r>
+          <m:rPr>
+            <m:sty m:val="p"/>
+          </m:rPr>
+          <m:t>m</m:t>
+        </m:r>
+      </m:oMath>
+      <w:r>
+        <w:rPr>
+          <w:rFonts w:hint="eastAsia" w:ascii="Times New Roman" w:hAnsi="Times New Roman" w:eastAsia="Times New Roman" w:cs="Times New Roman"/>
+        </w:rPr>
+        <w:t>，</w:t>
+      </w:r>
+      <w:r>
+        <w:rPr>
+          <w:rFonts w:hint="eastAsia" w:ascii="Times New Roman" w:hAnsi="Times New Roman" w:eastAsia="FangSong" w:cs="Times New Roman"/>
+        </w:rPr>
+        <w:t>密度</w:t>
+      </w:r>
+      <w:r>
+        <w:rPr>
+          <w:rFonts w:ascii="Times New Roman" w:hAnsi="Times New Roman" w:eastAsia="Times New Roman" w:cs="Times New Roman"/>
+        </w:rPr>
+        <w:t xml:space="preserve"> </w:t>
+      </w:r>
+      <m:oMath>
+        <m:oMathPr>
+          <m:ctrlPr>
+            <w:rPr>
+              <w:sz w:val="28"/>
+              <w:szCs w:val="28"/>
+            </w:rPr>
+          </m:ctrlPr>
+        </m:oMathPr>
+        <m:r>
+          <m:t>ρ</m:t>
+        </m:r>
+        <m:r>
+          <m:rPr>
+            <m:sty m:val="p"/>
+          </m:rPr>
+          <m:t>=</m:t>
+        </m:r>
+        <m:r>
+          <m:t>4.56</m:t>
+        </m:r>
+        <m:r>
+          <m:t> </m:t>
+        </m:r>
+        <m:r>
+          <m:rPr>
+            <m:sty m:val="p"/>
+          </m:rPr>
+          <m:t>g</m:t>
+        </m:r>
+        <m:r>
+          <m:rPr>
+            <m:sty m:val="p"/>
+          </m:rPr>
+          <m:t>⋅</m:t>
+        </m:r>
+        <m:r>
+          <m:rPr>
+            <m:sty m:val="p"/>
+          </m:rPr>
+          <m:t>c</m:t>
+        </m:r>
+        <m:sSup>
+          <m:e>
+            <m:r>
+              <m:rPr>
+                <m:sty m:val="p"/>
+              </m:rPr>
+              <m:t>m</m:t>
+            </m:r>
+          </m:e>
+          <m:sup>
+            <m:r>
+              <m:rPr>
+                <m:sty m:val="p"/>
+              </m:rPr>
+              <m:t>−</m:t>
+            </m:r>
+            <m:r>
+              <m:rPr>
+                <m:sty m:val="p"/>
+              </m:rPr>
+              <m:t>3</m:t>
+            </m:r>
+          </m:sup>
+        </m:sSup>
+      </m:oMath>
+      <w:r>
+        <w:rPr>
+          <w:rFonts w:hint="eastAsia" w:ascii="Times New Roman" w:hAnsi="Times New Roman" w:eastAsia="Times New Roman" w:cs="Times New Roman"/>
+        </w:rPr>
+        <w:t>，</w:t>
+      </w:r>
+      <w:r>
+        <w:rPr>
+          <w:rFonts w:hint="eastAsia" w:ascii="Times New Roman" w:hAnsi="Times New Roman" w:eastAsia="FangSong" w:cs="Times New Roman"/>
+        </w:rPr>
+        <w:t>试求</w:t>
+      </w:r>
+      <w:r>
+        <w:rPr>
+          <w:rFonts w:ascii="Times New Roman" w:hAnsi="Times New Roman" w:eastAsia="Times New Roman" w:cs="Times New Roman"/>
+        </w:rPr>
+        <w:t xml:space="preserve"> c </w:t>
+      </w:r>
+      <w:r>
+        <w:rPr>
+          <w:rFonts w:hint="eastAsia" w:ascii="Times New Roman" w:hAnsi="Times New Roman" w:eastAsia="FangSong" w:cs="Times New Roman"/>
+        </w:rPr>
+        <w:t>的值</w:t>
+      </w:r>
+      <w:r>
+        <w:rPr>
+          <w:rFonts w:hint="eastAsia" w:ascii="Times New Roman" w:hAnsi="Times New Roman" w:eastAsia="Times New Roman" w:cs="Times New Roman"/>
+        </w:rPr>
+        <w:t>。</w:t>
+      </w:r>
+    </w:p>
+    <w:p>
+      <w:pPr>
         <w:spacing w:before="160" w:after="80"/>
       </w:pPr>
       <w:r>
@@ -4882,6 +5696,7 @@
     <w:p>
       <w:pPr>
         <w:pStyle w:val="FirstParagraph"/>
+        <w:ind w:firstLine="420"/>
       </w:pPr>
       <w:r>
         <w:rPr>
@@ -5118,6 +5933,531 @@
     </w:p>
     <w:p>
       <w:pPr>
+        <w:numPr>
+          <w:ilvl w:val="0"/>
+          <w:numId w:val="1014"/>
+        </w:numPr>
+        <w:ind w:firstLine="420"/>
+      </w:pPr>
+      <w:r>
+        <w:rPr>
+          <w:rFonts w:hint="eastAsia" w:ascii="Times New Roman" w:hAnsi="Times New Roman" w:eastAsia="FangSong" w:cs="Times New Roman"/>
+        </w:rPr>
+        <w:t xml:space="preserve">画出一层</w:t>
+      </w:r>
+      <w:r>
+        <w:rPr>
+          <w:rFonts w:ascii="Times New Roman" w:hAnsi="Times New Roman" w:eastAsia="Times New Roman" w:cs="Times New Roman"/>
+        </w:rPr>
+        <w:t xml:space="preserve"> </w:t>
+      </w:r>
+      <m:oMath>
+        <m:sSup>
+          <m:e>
+            <m:r>
+              <m:rPr>
+                <m:sty m:val="p"/>
+              </m:rPr>
+              <m:t>K</m:t>
+            </m:r>
+          </m:e>
+          <m:sup>
+            <m:r>
+              <m:rPr>
+                <m:sty m:val="p"/>
+              </m:rPr>
+              <m:t>+</m:t>
+            </m:r>
+          </m:sup>
+        </m:sSup>
+      </m:oMath>
+      <w:r>
+        <w:rPr>
+          <w:rFonts w:ascii="Times New Roman" w:hAnsi="Times New Roman" w:eastAsia="Times New Roman" w:cs="Times New Roman"/>
+        </w:rPr>
+        <w:t xml:space="preserve"> </w:t>
+      </w:r>
+      <w:r>
+        <w:rPr>
+          <w:rFonts w:hint="eastAsia" w:ascii="Times New Roman" w:hAnsi="Times New Roman" w:eastAsia="FangSong" w:cs="Times New Roman"/>
+        </w:rPr>
+        <w:t>的堆积情况</w:t>
+      </w:r>
+      <w:r>
+        <w:rPr>
+          <w:rFonts w:hint="eastAsia" w:ascii="Times New Roman" w:hAnsi="Times New Roman" w:eastAsia="Times New Roman" w:cs="Times New Roman"/>
+        </w:rPr>
+        <w:t>，</w:t>
+      </w:r>
+      <w:r>
+        <w:rPr>
+          <w:rFonts w:hint="eastAsia" w:ascii="Times New Roman" w:hAnsi="Times New Roman" w:eastAsia="FangSong" w:cs="Times New Roman"/>
+        </w:rPr>
+        <w:t>在其中示意出</w:t>
+      </w:r>
+      <w:r>
+        <w:rPr>
+          <w:rFonts w:ascii="Times New Roman" w:hAnsi="Times New Roman" w:eastAsia="Times New Roman" w:cs="Times New Roman"/>
+        </w:rPr>
+        <w:t xml:space="preserve"> </w:t>
+      </w:r>
+      <m:oMath>
+        <m:sSup>
+          <m:e>
+            <m:r>
+              <m:rPr>
+                <m:sty m:val="p"/>
+              </m:rPr>
+              <m:t>N</m:t>
+            </m:r>
+          </m:e>
+          <m:sup>
+            <m:r>
+              <m:t>3</m:t>
+            </m:r>
+            <m:r>
+              <m:rPr>
+                <m:sty m:val="p"/>
+              </m:rPr>
+              <m:t>−</m:t>
+            </m:r>
+          </m:sup>
+        </m:sSup>
+      </m:oMath>
+      <w:r>
+        <w:rPr>
+          <w:rFonts w:ascii="Times New Roman" w:hAnsi="Times New Roman" w:eastAsia="Times New Roman" w:cs="Times New Roman"/>
+        </w:rPr>
+        <w:t xml:space="preserve"> </w:t>
+      </w:r>
+      <w:r>
+        <w:rPr>
+          <w:rFonts w:hint="eastAsia" w:ascii="Times New Roman" w:hAnsi="Times New Roman" w:eastAsia="FangSong" w:cs="Times New Roman"/>
+        </w:rPr>
+        <w:t xml:space="preserve">的位置并给出以</w:t>
+      </w:r>
+      <w:r>
+        <w:rPr>
+          <w:rFonts w:ascii="Times New Roman" w:hAnsi="Times New Roman" w:eastAsia="Times New Roman" w:cs="Times New Roman"/>
+        </w:rPr>
+        <w:t xml:space="preserve"> </w:t>
+      </w:r>
+      <m:oMath>
+        <m:sSup>
+          <m:e>
+            <m:r>
+              <m:rPr>
+                <m:sty m:val="p"/>
+              </m:rPr>
+              <m:t>N</m:t>
+            </m:r>
+          </m:e>
+          <m:sup>
+            <m:r>
+              <m:t>3</m:t>
+            </m:r>
+            <m:r>
+              <m:rPr>
+                <m:sty m:val="p"/>
+              </m:rPr>
+              <m:t>−</m:t>
+            </m:r>
+          </m:sup>
+        </m:sSup>
+      </m:oMath>
+      <w:r>
+        <w:rPr>
+          <w:rFonts w:ascii="Times New Roman" w:hAnsi="Times New Roman" w:eastAsia="Times New Roman" w:cs="Times New Roman"/>
+        </w:rPr>
+        <w:t xml:space="preserve"> </w:t>
+      </w:r>
+      <w:r>
+        <w:rPr>
+          <w:rFonts w:hint="eastAsia" w:ascii="Times New Roman" w:hAnsi="Times New Roman" w:eastAsia="FangSong" w:cs="Times New Roman"/>
+        </w:rPr>
+        <w:t>为顶点的晶胞</w:t>
+      </w:r>
+      <w:r>
+        <w:rPr>
+          <w:rFonts w:hint="eastAsia" w:ascii="Times New Roman" w:hAnsi="Times New Roman" w:eastAsia="Times New Roman" w:cs="Times New Roman"/>
+        </w:rPr>
+        <w:t>。</w:t>
+      </w:r>
+    </w:p>
+    <w:p>
+      <w:pPr>
+        <w:numPr>
+          <w:ilvl w:val="0"/>
+          <w:numId w:val="1014"/>
+        </w:numPr>
+        <w:ind w:firstLine="420"/>
+      </w:pPr>
+      <w:r>
+        <w:rPr>
+          <w:rFonts w:hint="eastAsia" w:ascii="Times New Roman" w:hAnsi="Times New Roman" w:eastAsia="FangSong" w:cs="Times New Roman"/>
+        </w:rPr>
+        <w:t xml:space="preserve">若一个</w:t>
+      </w:r>
+      <w:r>
+        <w:rPr>
+          <w:rFonts w:ascii="Times New Roman" w:hAnsi="Times New Roman" w:eastAsia="Times New Roman" w:cs="Times New Roman"/>
+        </w:rPr>
+        <w:t xml:space="preserve"> </w:t>
+      </w:r>
+      <m:oMath>
+        <m:sSup>
+          <m:e>
+            <m:r>
+              <m:rPr>
+                <m:sty m:val="p"/>
+              </m:rPr>
+              <m:t>K</m:t>
+            </m:r>
+          </m:e>
+          <m:sup>
+            <m:r>
+              <m:rPr>
+                <m:sty m:val="p"/>
+              </m:rPr>
+              <m:t>+</m:t>
+            </m:r>
+          </m:sup>
+        </m:sSup>
+      </m:oMath>
+      <w:r>
+        <w:rPr>
+          <w:rFonts w:ascii="Times New Roman" w:hAnsi="Times New Roman" w:eastAsia="Times New Roman" w:cs="Times New Roman"/>
+        </w:rPr>
+        <w:t xml:space="preserve"> </w:t>
+      </w:r>
+      <w:r>
+        <w:rPr>
+          <w:rFonts w:hint="eastAsia" w:ascii="Times New Roman" w:hAnsi="Times New Roman" w:eastAsia="FangSong" w:cs="Times New Roman"/>
+        </w:rPr>
+        <w:t xml:space="preserve">的坐标为</w:t>
+      </w:r>
+      <w:r>
+        <w:rPr>
+          <w:rFonts w:ascii="Times New Roman" w:hAnsi="Times New Roman" w:eastAsia="Times New Roman" w:cs="Times New Roman"/>
+        </w:rPr>
+        <w:t xml:space="preserve"> </w:t>
+      </w:r>
+      <m:oMath>
+        <m:oMathPr>
+          <m:ctrlPr>
+            <w:rPr>
+              <w:sz w:val="28"/>
+              <w:szCs w:val="28"/>
+            </w:rPr>
+          </m:ctrlPr>
+        </m:oMathPr>
+        <m:r>
+          <m:rPr>
+            <m:sty m:val="p"/>
+          </m:rPr>
+          <m:t>(</m:t>
+        </m:r>
+        <m:r>
+          <m:t>0.000</m:t>
+        </m:r>
+        <m:r>
+          <m:rPr>
+            <m:sty m:val="p"/>
+          </m:rPr>
+          <m:t>,</m:t>
+        </m:r>
+        <m:r>
+          <m:t>0.260</m:t>
+        </m:r>
+        <m:r>
+          <m:rPr>
+            <m:sty m:val="p"/>
+          </m:rPr>
+          <m:t>,</m:t>
+        </m:r>
+        <m:r>
+          <m:t>0.250</m:t>
+        </m:r>
+        <m:r>
+          <m:rPr>
+            <m:sty m:val="p"/>
+          </m:rPr>
+          <m:t>)</m:t>
+        </m:r>
+      </m:oMath>
+      <w:r>
+        <w:rPr>
+          <w:rFonts w:ascii="Times New Roman" w:hAnsi="Times New Roman" w:eastAsia="Times New Roman" w:cs="Times New Roman"/>
+        </w:rPr>
+        <w:t xml:space="preserve"> </w:t>
+      </w:r>
+      <w:r>
+        <w:rPr>
+          <w:rFonts w:hint="eastAsia" w:ascii="Times New Roman" w:hAnsi="Times New Roman" w:eastAsia="Times New Roman" w:cs="Times New Roman"/>
+        </w:rPr>
+        <w:t>，</w:t>
+      </w:r>
+      <w:r>
+        <w:rPr>
+          <w:rFonts w:hint="eastAsia" w:ascii="Times New Roman" w:hAnsi="Times New Roman" w:eastAsia="FangSong" w:cs="Times New Roman"/>
+        </w:rPr>
+        <w:t>由此给出晶胞中所有</w:t>
+      </w:r>
+      <w:r>
+        <w:rPr>
+          <w:rFonts w:ascii="Times New Roman" w:hAnsi="Times New Roman" w:eastAsia="Times New Roman" w:cs="Times New Roman"/>
+        </w:rPr>
+        <w:t xml:space="preserve"> </w:t>
+      </w:r>
+      <m:oMath>
+        <m:sSup>
+          <m:e>
+            <m:r>
+              <m:rPr>
+                <m:sty m:val="p"/>
+              </m:rPr>
+              <m:t>K</m:t>
+            </m:r>
+          </m:e>
+          <m:sup>
+            <m:r>
+              <m:rPr>
+                <m:sty m:val="p"/>
+              </m:rPr>
+              <m:t>+</m:t>
+            </m:r>
+          </m:sup>
+        </m:sSup>
+      </m:oMath>
+      <w:r>
+        <w:rPr>
+          <w:rFonts w:ascii="Times New Roman" w:hAnsi="Times New Roman" w:eastAsia="Times New Roman" w:cs="Times New Roman"/>
+        </w:rPr>
+        <w:t xml:space="preserve"> </w:t>
+      </w:r>
+      <w:r>
+        <w:rPr>
+          <w:rFonts w:hint="eastAsia" w:ascii="Times New Roman" w:hAnsi="Times New Roman" w:eastAsia="FangSong" w:cs="Times New Roman"/>
+        </w:rPr>
+        <w:t>的分数坐标</w:t>
+      </w:r>
+      <w:r>
+        <w:rPr>
+          <w:rFonts w:hint="eastAsia" w:ascii="Times New Roman" w:hAnsi="Times New Roman" w:eastAsia="Times New Roman" w:cs="Times New Roman"/>
+        </w:rPr>
+        <w:t>。</w:t>
+      </w:r>
+    </w:p>
+    <w:p>
+      <w:pPr>
+        <w:numPr>
+          <w:ilvl w:val="0"/>
+          <w:numId w:val="1014"/>
+        </w:numPr>
+        <w:ind w:firstLine="420"/>
+      </w:pPr>
+      <w:r>
+        <w:rPr>
+          <w:rFonts w:hint="eastAsia" w:ascii="Times New Roman" w:hAnsi="Times New Roman" w:eastAsia="FangSong" w:cs="Times New Roman"/>
+        </w:rPr>
+        <w:t>接上一问</w:t>
+      </w:r>
+      <w:r>
+        <w:rPr>
+          <w:rFonts w:hint="eastAsia" w:ascii="Times New Roman" w:hAnsi="Times New Roman" w:eastAsia="Times New Roman" w:cs="Times New Roman"/>
+        </w:rPr>
+        <w:t>，</w:t>
+      </w:r>
+      <w:r>
+        <w:rPr>
+          <w:rFonts w:hint="eastAsia" w:ascii="Times New Roman" w:hAnsi="Times New Roman" w:eastAsia="FangSong" w:cs="Times New Roman"/>
+        </w:rPr>
+        <w:t>晶胞参数</w:t>
+      </w:r>
+      <w:r>
+        <w:rPr>
+          <w:rFonts w:ascii="Times New Roman" w:hAnsi="Times New Roman" w:eastAsia="Times New Roman" w:cs="Times New Roman"/>
+        </w:rPr>
+        <w:t xml:space="preserve"> </w:t>
+      </w:r>
+      <m:oMath>
+        <m:oMathPr>
+          <m:ctrlPr>
+            <w:rPr>
+              <w:sz w:val="28"/>
+              <w:szCs w:val="28"/>
+            </w:rPr>
+          </m:ctrlPr>
+        </m:oMathPr>
+        <m:r>
+          <m:t>c</m:t>
+        </m:r>
+        <m:r>
+          <m:rPr>
+            <m:sty m:val="p"/>
+          </m:rPr>
+          <m:t>=</m:t>
+        </m:r>
+        <m:r>
+          <m:t>759.2</m:t>
+        </m:r>
+        <m:r>
+          <m:t> </m:t>
+        </m:r>
+        <m:r>
+          <m:rPr>
+            <m:sty m:val="p"/>
+          </m:rPr>
+          <m:t>p</m:t>
+        </m:r>
+        <m:r>
+          <m:rPr>
+            <m:sty m:val="p"/>
+          </m:rPr>
+          <m:t>m</m:t>
+        </m:r>
+      </m:oMath>
+      <w:r>
+        <w:rPr>
+          <w:rFonts w:ascii="Times New Roman" w:hAnsi="Times New Roman" w:eastAsia="Times New Roman" w:cs="Times New Roman"/>
+        </w:rPr>
+        <w:t xml:space="preserve"> </w:t>
+      </w:r>
+      <w:r>
+        <w:rPr>
+          <w:rFonts w:hint="eastAsia" w:ascii="Times New Roman" w:hAnsi="Times New Roman" w:eastAsia="Times New Roman" w:cs="Times New Roman"/>
+        </w:rPr>
+        <w:t>，</w:t>
+      </w:r>
+      <w:r>
+        <w:rPr>
+          <w:rFonts w:hint="eastAsia" w:ascii="Times New Roman" w:hAnsi="Times New Roman" w:eastAsia="FangSong" w:cs="Times New Roman"/>
+        </w:rPr>
+        <w:t>最近的</w:t>
+      </w:r>
+      <w:r>
+        <w:rPr>
+          <w:rFonts w:ascii="Times New Roman" w:hAnsi="Times New Roman" w:eastAsia="Times New Roman" w:cs="Times New Roman"/>
+        </w:rPr>
+        <w:t xml:space="preserve"> </w:t>
+      </w:r>
+      <m:oMath>
+        <m:sSup>
+          <m:e>
+            <m:r>
+              <m:rPr>
+                <m:sty m:val="p"/>
+              </m:rPr>
+              <m:t>K</m:t>
+            </m:r>
+          </m:e>
+          <m:sup>
+            <m:r>
+              <m:rPr>
+                <m:sty m:val="p"/>
+              </m:rPr>
+              <m:t>+</m:t>
+            </m:r>
+          </m:sup>
+        </m:sSup>
+        <m:r>
+          <m:rPr>
+            <m:sty m:val="p"/>
+          </m:rPr>
+          <m:t>−</m:t>
+        </m:r>
+        <m:sSup>
+          <m:e>
+            <m:r>
+              <m:rPr>
+                <m:sty m:val="p"/>
+              </m:rPr>
+              <m:t>K</m:t>
+            </m:r>
+          </m:e>
+          <m:sup>
+            <m:r>
+              <m:rPr>
+                <m:sty m:val="p"/>
+              </m:rPr>
+              <m:t>+</m:t>
+            </m:r>
+          </m:sup>
+        </m:sSup>
+      </m:oMath>
+      <w:r>
+        <w:rPr>
+          <w:rFonts w:ascii="Times New Roman" w:hAnsi="Times New Roman" w:eastAsia="Times New Roman" w:cs="Times New Roman"/>
+        </w:rPr>
+        <w:t xml:space="preserve"> </w:t>
+      </w:r>
+      <w:r>
+        <w:rPr>
+          <w:rFonts w:hint="eastAsia" w:ascii="Times New Roman" w:hAnsi="Times New Roman" w:eastAsia="FangSong" w:cs="Times New Roman"/>
+        </w:rPr>
+        <w:t xml:space="preserve">之间的距离为</w:t>
+      </w:r>
+      <w:r>
+        <w:rPr>
+          <w:rFonts w:ascii="Times New Roman" w:hAnsi="Times New Roman" w:eastAsia="Times New Roman" w:cs="Times New Roman"/>
+        </w:rPr>
+        <w:t xml:space="preserve"> </w:t>
+      </w:r>
+      <m:oMath>
+        <m:oMathPr>
+          <m:ctrlPr>
+            <w:rPr>
+              <w:sz w:val="28"/>
+              <w:szCs w:val="28"/>
+            </w:rPr>
+          </m:ctrlPr>
+        </m:oMathPr>
+        <m:r>
+          <m:t>351.2</m:t>
+        </m:r>
+        <m:r>
+          <m:t> </m:t>
+        </m:r>
+        <m:r>
+          <m:rPr>
+            <m:sty m:val="p"/>
+          </m:rPr>
+          <m:t>p</m:t>
+        </m:r>
+        <m:r>
+          <m:rPr>
+            <m:sty m:val="p"/>
+          </m:rPr>
+          <m:t>m</m:t>
+        </m:r>
+      </m:oMath>
+      <w:r>
+        <w:rPr>
+          <w:rFonts w:ascii="Times New Roman" w:hAnsi="Times New Roman" w:eastAsia="Times New Roman" w:cs="Times New Roman"/>
+        </w:rPr>
+        <w:t xml:space="preserve"> </w:t>
+      </w:r>
+      <w:r>
+        <w:rPr>
+          <w:rFonts w:hint="eastAsia" w:ascii="Times New Roman" w:hAnsi="Times New Roman" w:eastAsia="Times New Roman" w:cs="Times New Roman"/>
+        </w:rPr>
+        <w:t>，</w:t>
+      </w:r>
+      <w:r>
+        <w:rPr>
+          <w:rFonts w:hint="eastAsia" w:ascii="Times New Roman" w:hAnsi="Times New Roman" w:eastAsia="FangSong" w:cs="Times New Roman"/>
+        </w:rPr>
+        <w:t>求晶体的理论密度</w:t>
+      </w:r>
+      <w:r>
+        <w:rPr>
+          <w:rFonts w:hint="eastAsia" w:ascii="Times New Roman" w:hAnsi="Times New Roman" w:eastAsia="Times New Roman" w:cs="Times New Roman"/>
+        </w:rPr>
+        <w:t>。</w:t>
+      </w:r>
+    </w:p>
+    <w:p>
+      <w:pPr>
         <w:spacing w:before="160" w:after="80"/>
       </w:pPr>
       <w:r>
@@ -5127,7 +6467,7 @@
       </w:r>
     </w:p>
     <w:bookmarkEnd w:id="43"/>
-    <w:bookmarkStart w:id="47" w:name="第15题"/>
+    <w:bookmarkStart w:id="50" w:name="第15题"/>
     <w:p>
       <w:pPr>
         <w:pStyle w:val="Heading3"/>
@@ -5155,6 +6495,7 @@
     <w:p>
       <w:pPr>
         <w:pStyle w:val="FirstParagraph"/>
+        <w:ind w:firstLine="420"/>
       </w:pPr>
       <w:r>
         <w:rPr>
@@ -5512,6 +6853,266 @@
     </w:p>
     <w:p>
       <w:pPr>
+        <w:pStyle w:val="BodyText"/>
+        <w:ind w:firstLine="420"/>
+      </w:pPr>
+      <w:r>
+        <w:rPr>
+          <w:rFonts w:hint="eastAsia" w:ascii="Times New Roman" w:hAnsi="Times New Roman" w:eastAsia="FangSong" w:cs="Times New Roman"/>
+          <w:i/>
+          <w:iCs/>
+        </w:rPr>
+        <w:t>高温相</w:t>
+      </w:r>
+      <w:r>
+        <w:rPr>
+          <w:rFonts w:hint="eastAsia" w:ascii="Times New Roman" w:hAnsi="Times New Roman" w:eastAsia="Times New Roman" w:cs="Times New Roman"/>
+          <w:i/>
+          <w:iCs/>
+        </w:rPr>
+        <w:t>（</w:t>
+      </w:r>
+      <w:r>
+        <w:rPr>
+          <w:rFonts w:hint="eastAsia" w:ascii="Times New Roman" w:hAnsi="Times New Roman" w:eastAsia="FangSong" w:cs="Times New Roman"/>
+          <w:i/>
+          <w:iCs/>
+        </w:rPr>
+        <w:t>结构示意</w:t>
+      </w:r>
+      <w:r>
+        <w:rPr>
+          <w:rFonts w:hint="eastAsia" w:ascii="Times New Roman" w:hAnsi="Times New Roman" w:eastAsia="Times New Roman" w:cs="Times New Roman"/>
+          <w:i/>
+          <w:iCs/>
+        </w:rPr>
+        <w:t>）</w:t>
+      </w:r>
+    </w:p>
+    <w:p>
+      <w:pPr>
+        <w:pStyle w:val="BodyText"/>
+        <w:spacing w:before="160" w:after="80"/>
+        <w:jc w:val="center"/>
+      </w:pPr>
+      <w:r>
+        <w:rPr>
+          <w:rFonts w:ascii="Times New Roman" w:hAnsi="Times New Roman" w:eastAsia="Times New Roman" w:cs="Times New Roman"/>
+        </w:rPr>
+        <w:drawing>
+          <wp:inline>
+            <wp:extent cx="2520000" cy="3982222"/>
+            <wp:effectExtent b="0" l="0" r="0" t="0"/>
+            <wp:docPr descr="" title="" id="48" name="Picture"/>
+            <a:graphic>
+              <a:graphicData uri="http://schemas.openxmlformats.org/drawingml/2006/picture">
+                <pic:pic>
+                  <pic:nvPicPr>
+                    <pic:cNvPr descr="01c23745db13c812f99b2283913b6675d03a03831a92c3e449c843245f59bc90.jpg" id="49" name="Picture"/>
+                    <pic:cNvPicPr>
+                      <a:picLocks noChangeArrowheads="1" noChangeAspect="1"/>
+                    </pic:cNvPicPr>
+                  </pic:nvPicPr>
+                  <pic:blipFill>
+                    <a:blip r:embed="rId47"/>
+                    <a:stretch>
+                      <a:fillRect/>
+                    </a:stretch>
+                  </pic:blipFill>
+                  <pic:spPr bwMode="auto">
+                    <a:xfrm>
+                      <a:off x="0" y="0"/>
+                      <a:ext cx="2520000" cy="3982222"/>
+                    </a:xfrm>
+                    <a:prstGeom prst="rect">
+                      <a:avLst/>
+                    </a:prstGeom>
+                    <a:noFill/>
+                    <a:ln w="9525">
+                      <a:noFill/>
+                      <a:headEnd/>
+                      <a:tailEnd/>
+                    </a:ln>
+                  </pic:spPr>
+                </pic:pic>
+              </a:graphicData>
+            </a:graphic>
+          </wp:inline>
+        </w:drawing>
+      </w:r>
+    </w:p>
+    <w:p>
+      <w:pPr>
+        <w:pStyle w:val="BodyText"/>
+        <w:ind w:firstLine="420"/>
+      </w:pPr>
+      <w:r>
+        <w:rPr>
+          <w:rFonts w:hint="eastAsia" w:ascii="Times New Roman" w:hAnsi="Times New Roman" w:eastAsia="FangSong" w:cs="Times New Roman"/>
+          <w:i/>
+          <w:iCs/>
+        </w:rPr>
+        <w:t>低温相</w:t>
+      </w:r>
+      <w:r>
+        <w:rPr>
+          <w:rFonts w:hint="eastAsia" w:ascii="Times New Roman" w:hAnsi="Times New Roman" w:eastAsia="Times New Roman" w:cs="Times New Roman"/>
+          <w:i/>
+          <w:iCs/>
+        </w:rPr>
+        <w:t>（</w:t>
+      </w:r>
+      <w:r>
+        <w:rPr>
+          <w:rFonts w:hint="eastAsia" w:ascii="Times New Roman" w:hAnsi="Times New Roman" w:eastAsia="FangSong" w:cs="Times New Roman"/>
+          <w:i/>
+          <w:iCs/>
+        </w:rPr>
+        <w:t>结构示意</w:t>
+      </w:r>
+      <w:r>
+        <w:rPr>
+          <w:rFonts w:hint="eastAsia" w:ascii="Times New Roman" w:hAnsi="Times New Roman" w:eastAsia="Times New Roman" w:cs="Times New Roman"/>
+          <w:i/>
+          <w:iCs/>
+        </w:rPr>
+        <w:t>）</w:t>
+      </w:r>
+    </w:p>
+    <w:p>
+      <w:pPr>
+        <w:numPr>
+          <w:ilvl w:val="0"/>
+          <w:numId w:val="1015"/>
+        </w:numPr>
+        <w:ind w:firstLine="420"/>
+      </w:pPr>
+      <w:r>
+        <w:rPr>
+          <w:rFonts w:hint="eastAsia" w:ascii="Times New Roman" w:hAnsi="Times New Roman" w:eastAsia="FangSong" w:cs="Times New Roman"/>
+        </w:rPr>
+        <w:t>推出这种电解质的化学式</w:t>
+      </w:r>
+      <w:r>
+        <w:rPr>
+          <w:rFonts w:hint="eastAsia" w:ascii="Times New Roman" w:hAnsi="Times New Roman" w:eastAsia="Times New Roman" w:cs="Times New Roman"/>
+        </w:rPr>
+        <w:t>。</w:t>
+      </w:r>
+    </w:p>
+    <w:p>
+      <w:pPr>
+        <w:numPr>
+          <w:ilvl w:val="0"/>
+          <w:numId w:val="1015"/>
+        </w:numPr>
+        <w:ind w:firstLine="420"/>
+      </w:pPr>
+      <w:r>
+        <w:rPr>
+          <w:rFonts w:hint="eastAsia" w:ascii="Times New Roman" w:hAnsi="Times New Roman" w:eastAsia="FangSong" w:cs="Times New Roman"/>
+        </w:rPr>
+        <w:t>温度变化会导致晶体在立方晶系和四方晶系之间转换</w:t>
+      </w:r>
+      <w:r>
+        <w:rPr>
+          <w:rFonts w:hint="eastAsia" w:ascii="Times New Roman" w:hAnsi="Times New Roman" w:eastAsia="Times New Roman" w:cs="Times New Roman"/>
+        </w:rPr>
+        <w:t>，</w:t>
+      </w:r>
+      <w:r>
+        <w:rPr>
+          <w:rFonts w:hint="eastAsia" w:ascii="Times New Roman" w:hAnsi="Times New Roman" w:eastAsia="FangSong" w:cs="Times New Roman"/>
+        </w:rPr>
+        <w:t>哪种晶相属于立方晶系</w:t>
+      </w:r>
+      <w:r>
+        <w:rPr>
+          <w:rFonts w:hint="eastAsia" w:ascii="Times New Roman" w:hAnsi="Times New Roman" w:eastAsia="Times New Roman" w:cs="Times New Roman"/>
+        </w:rPr>
+        <w:t>？</w:t>
+      </w:r>
+    </w:p>
+    <w:p>
+      <w:pPr>
+        <w:numPr>
+          <w:ilvl w:val="0"/>
+          <w:numId w:val="1015"/>
+        </w:numPr>
+        <w:ind w:firstLine="420"/>
+      </w:pPr>
+      <w:r>
+        <w:rPr>
+          <w:rFonts w:hint="eastAsia" w:ascii="Times New Roman" w:hAnsi="Times New Roman" w:eastAsia="FangSong" w:cs="Times New Roman"/>
+        </w:rPr>
+        <w:t>写出负离子的堆积方式及形成的空隙类型</w:t>
+      </w:r>
+      <w:r>
+        <w:rPr>
+          <w:rFonts w:hint="eastAsia" w:ascii="Times New Roman" w:hAnsi="Times New Roman" w:eastAsia="Times New Roman" w:cs="Times New Roman"/>
+        </w:rPr>
+        <w:t>。</w:t>
+      </w:r>
+      <w:r>
+        <w:rPr>
+          <w:rFonts w:hint="eastAsia" w:ascii="Times New Roman" w:hAnsi="Times New Roman" w:eastAsia="FangSong" w:cs="Times New Roman"/>
+        </w:rPr>
+        <w:t>指出正离子占据的空隙类型以及占有率</w:t>
+      </w:r>
+      <w:r>
+        <w:rPr>
+          <w:rFonts w:hint="eastAsia" w:ascii="Times New Roman" w:hAnsi="Times New Roman" w:eastAsia="Times New Roman" w:cs="Times New Roman"/>
+        </w:rPr>
+        <w:t>。</w:t>
+      </w:r>
+    </w:p>
+    <w:p>
+      <w:pPr>
+        <w:numPr>
+          <w:ilvl w:val="0"/>
+          <w:numId w:val="1015"/>
+        </w:numPr>
+        <w:ind w:firstLine="420"/>
+      </w:pPr>
+      <w:r>
+        <w:rPr>
+          <w:rFonts w:hint="eastAsia" w:ascii="Times New Roman" w:hAnsi="Times New Roman" w:eastAsia="FangSong" w:cs="Times New Roman"/>
+        </w:rPr>
+        <w:t>高温相具有良好的离子导电性</w:t>
+      </w:r>
+      <w:r>
+        <w:rPr>
+          <w:rFonts w:hint="eastAsia" w:ascii="Times New Roman" w:hAnsi="Times New Roman" w:eastAsia="Times New Roman" w:cs="Times New Roman"/>
+        </w:rPr>
+        <w:t>，</w:t>
+      </w:r>
+      <w:r>
+        <w:rPr>
+          <w:rFonts w:hint="eastAsia" w:ascii="Times New Roman" w:hAnsi="Times New Roman" w:eastAsia="FangSong" w:cs="Times New Roman"/>
+        </w:rPr>
+        <w:t>这源于哪种离子的迁移</w:t>
+      </w:r>
+      <w:r>
+        <w:rPr>
+          <w:rFonts w:hint="eastAsia" w:ascii="Times New Roman" w:hAnsi="Times New Roman" w:eastAsia="Times New Roman" w:cs="Times New Roman"/>
+        </w:rPr>
+        <w:t>？</w:t>
+      </w:r>
+      <w:r>
+        <w:rPr>
+          <w:rFonts w:hint="eastAsia" w:ascii="Times New Roman" w:hAnsi="Times New Roman" w:eastAsia="FangSong" w:cs="Times New Roman"/>
+        </w:rPr>
+        <w:t>简述导电性与结构的关系</w:t>
+      </w:r>
+      <w:r>
+        <w:rPr>
+          <w:rFonts w:hint="eastAsia" w:ascii="Times New Roman" w:hAnsi="Times New Roman" w:eastAsia="Times New Roman" w:cs="Times New Roman"/>
+        </w:rPr>
+        <w:t>。</w:t>
+      </w:r>
+    </w:p>
+    <w:p>
+      <w:pPr>
         <w:spacing w:before="160" w:after="80"/>
       </w:pPr>
       <w:r>
@@ -5520,8 +7121,8 @@
         </w:pict>
       </w:r>
     </w:p>
-    <w:bookmarkEnd w:id="47"/>
-    <w:bookmarkStart w:id="48" w:name="第16题"/>
+    <w:bookmarkEnd w:id="50"/>
+    <w:bookmarkStart w:id="51" w:name="第16题"/>
     <w:p>
       <w:pPr>
         <w:pStyle w:val="Heading3"/>
@@ -5549,347 +7150,39 @@
     <w:p>
       <w:pPr>
         <w:pStyle w:val="FirstParagraph"/>
-      </w:pPr>
-      <w:r>
-        <w:rPr>
-          <w:rFonts w:hint="eastAsia" w:ascii="Times New Roman" w:hAnsi="Times New Roman" w:eastAsia="FangSong" w:cs="Times New Roman"/>
-        </w:rPr>
-        <w:t>写出反应的离子方程式</w:t>
-      </w:r>
-      <w:r>
-        <w:rPr>
-          <w:rFonts w:hint="eastAsia" w:ascii="Times New Roman" w:hAnsi="Times New Roman" w:eastAsia="Times New Roman" w:cs="Times New Roman"/>
-        </w:rPr>
-        <w:t>，</w:t>
-      </w:r>
-      <w:r>
-        <w:rPr>
-          <w:rFonts w:hint="eastAsia" w:ascii="Times New Roman" w:hAnsi="Times New Roman" w:eastAsia="FangSong" w:cs="Times New Roman"/>
-        </w:rPr>
-        <w:t>并画出</w:t>
-      </w:r>
-      <w:r>
-        <w:rPr>
-          <w:rFonts w:hint="eastAsia" w:ascii="Times New Roman" w:hAnsi="Times New Roman" w:eastAsia="Times New Roman" w:cs="Times New Roman"/>
-        </w:rPr>
-        <w:t>[Fe(CN)…</w:t>
-      </w:r>
-    </w:p>
-    <w:p>
-      <w:pPr>
-        <w:pStyle w:val="BodyText"/>
-      </w:pPr>
-      <w:r>
-        <w:rPr>
-          <w:rFonts w:hint="eastAsia" w:ascii="Times New Roman" w:hAnsi="Times New Roman" w:eastAsia="FangSong" w:cs="Times New Roman"/>
-        </w:rPr>
-        <w:t>水溶液检验</w:t>
-      </w:r>
-      <w:r>
-        <w:rPr>
-          <w:rFonts w:hint="eastAsia" w:ascii="Times New Roman" w:hAnsi="Times New Roman" w:eastAsia="Times New Roman" w:cs="Times New Roman"/>
-        </w:rPr>
-        <w:t>S</w:t>
-      </w:r>
-      <w:r>
-        <w:rPr>
-          <w:rFonts w:hint="eastAsia" w:ascii="Times New Roman" w:hAnsi="Times New Roman" w:eastAsia="Times New Roman" w:cs="Times New Roman"/>
-          <w:vertAlign w:val="superscript"/>
-        </w:rPr>
-        <w:t>-</w:t>
-      </w:r>
-      <w:r>
-        <w:rPr>
-          <w:rFonts w:ascii="Times New Roman" w:hAnsi="Times New Roman" w:eastAsia="Times New Roman" w:cs="Times New Roman"/>
-        </w:rPr>
-        <w:t xml:space="preserve"> </w:t>
-      </w:r>
-      <w:r>
-        <w:rPr>
-          <w:rFonts w:hint="eastAsia" w:ascii="Times New Roman" w:hAnsi="Times New Roman" w:eastAsia="FangSong" w:cs="Times New Roman"/>
-        </w:rPr>
-        <w:t>的一种方法是颜色体</w:t>
-      </w:r>
-      <w:r>
-        <w:rPr>
-          <w:rFonts w:hint="eastAsia" w:ascii="Times New Roman" w:hAnsi="Times New Roman" w:eastAsia="Times New Roman" w:cs="Times New Roman"/>
-        </w:rPr>
-        <w:t>。</w:t>
-      </w:r>
-    </w:p>
-    <w:p>
-      <w:pPr>
-        <w:numPr>
-          <w:ilvl w:val="0"/>
-          <w:numId w:val="1009"/>
-        </w:numPr>
-      </w:pPr>
-      <w:r>
-        <w:rPr>
-          <w:rFonts w:hint="eastAsia" w:ascii="Times New Roman" w:hAnsi="Times New Roman" w:eastAsia="FangSong" w:cs="Times New Roman"/>
-        </w:rPr>
-        <w:t>写出反应的离子方程式</w:t>
-      </w:r>
-      <w:r>
-        <w:rPr>
-          <w:rFonts w:hint="eastAsia" w:ascii="Times New Roman" w:hAnsi="Times New Roman" w:eastAsia="Times New Roman" w:cs="Times New Roman"/>
-        </w:rPr>
-        <w:t>，</w:t>
-      </w:r>
-      <w:r>
-        <w:rPr>
-          <w:rFonts w:hint="eastAsia" w:ascii="Times New Roman" w:hAnsi="Times New Roman" w:eastAsia="FangSong" w:cs="Times New Roman"/>
-        </w:rPr>
-        <w:t>并画出</w:t>
-      </w:r>
-      <w:r>
-        <w:rPr>
-          <w:rFonts w:hint="eastAsia" w:ascii="Times New Roman" w:hAnsi="Times New Roman" w:eastAsia="Times New Roman" w:cs="Times New Roman"/>
-        </w:rPr>
-        <w:t>[Fe(CN)</w:t>
-      </w:r>
-      <w:r>
-        <w:rPr>
-          <w:rFonts w:hint="eastAsia" w:ascii="Times New Roman" w:hAnsi="Times New Roman" w:eastAsia="Times New Roman" w:cs="Times New Roman"/>
-          <w:vertAlign w:val="subscript"/>
-        </w:rPr>
-        <w:t>5</w:t>
-      </w:r>
-      <w:r>
-        <w:rPr>
-          <w:rFonts w:ascii="Times New Roman" w:hAnsi="Times New Roman" w:eastAsia="Times New Roman" w:cs="Times New Roman"/>
-        </w:rPr>
-        <w:t xml:space="preserve"> NO]</w:t>
-      </w:r>
-      <w:r>
-        <w:rPr>
-          <w:rFonts w:ascii="Times New Roman" w:hAnsi="Times New Roman" w:eastAsia="Times New Roman" w:cs="Times New Roman"/>
-          <w:vertAlign w:val="superscript"/>
-        </w:rPr>
-        <w:t>3+</w:t>
-      </w:r>
-      <w:r>
-        <w:rPr>
-          <w:rFonts w:ascii="Times New Roman" w:hAnsi="Times New Roman" w:eastAsia="Times New Roman" w:cs="Times New Roman"/>
-        </w:rPr>
-        <w:t xml:space="preserve"> </w:t>
-      </w:r>
-      <w:r>
-        <w:rPr>
-          <w:rFonts w:hint="eastAsia" w:ascii="Times New Roman" w:hAnsi="Times New Roman" w:eastAsia="FangSong" w:cs="Times New Roman"/>
-        </w:rPr>
-        <w:t xml:space="preserve">或</w:t>
-      </w:r>
-      <w:r>
-        <w:rPr>
-          <w:rFonts w:ascii="Times New Roman" w:hAnsi="Times New Roman" w:eastAsia="Times New Roman" w:cs="Times New Roman"/>
-        </w:rPr>
-        <w:t xml:space="preserve"> [Fe(CN)</w:t>
-      </w:r>
-      <w:r>
-        <w:rPr>
-          <w:rFonts w:ascii="Times New Roman" w:hAnsi="Times New Roman" w:eastAsia="Times New Roman" w:cs="Times New Roman"/>
-          <w:vertAlign w:val="subscript"/>
-        </w:rPr>
-        <w:t>5</w:t>
-      </w:r>
-      <w:r>
-        <w:rPr>
-          <w:rFonts w:ascii="Times New Roman" w:hAnsi="Times New Roman" w:eastAsia="Times New Roman" w:cs="Times New Roman"/>
-        </w:rPr>
-        <w:t xml:space="preserve"> NO]</w:t>
-      </w:r>
-      <w:r>
-        <w:rPr>
-          <w:rFonts w:ascii="Times New Roman" w:hAnsi="Times New Roman" w:eastAsia="Times New Roman" w:cs="Times New Roman"/>
-          <w:vertAlign w:val="superscript"/>
-        </w:rPr>
-        <w:t>3-</w:t>
-      </w:r>
-      <w:r>
-        <w:rPr>
-          <w:rFonts w:ascii="Times New Roman" w:hAnsi="Times New Roman" w:eastAsia="Times New Roman" w:cs="Times New Roman"/>
-        </w:rPr>
-        <w:t xml:space="preserve"> </w:t>
-      </w:r>
-      <w:r>
-        <w:rPr>
-          <w:rFonts w:hint="eastAsia" w:ascii="Times New Roman" w:hAnsi="Times New Roman" w:eastAsia="FangSong" w:cs="Times New Roman"/>
-        </w:rPr>
-        <w:t xml:space="preserve">与</w:t>
-      </w:r>
-      <w:r>
-        <w:rPr>
-          <w:rFonts w:ascii="Times New Roman" w:hAnsi="Times New Roman" w:eastAsia="Times New Roman" w:cs="Times New Roman"/>
-        </w:rPr>
-        <w:t xml:space="preserve"> S</w:t>
-      </w:r>
-      <w:r>
-        <w:rPr>
-          <w:rFonts w:ascii="Times New Roman" w:hAnsi="Times New Roman" w:eastAsia="Times New Roman" w:cs="Times New Roman"/>
-          <w:vertAlign w:val="superscript"/>
-        </w:rPr>
-        <w:t>2-</w:t>
-      </w:r>
-      <w:r>
-        <w:rPr>
-          <w:rFonts w:ascii="Times New Roman" w:hAnsi="Times New Roman" w:eastAsia="Times New Roman" w:cs="Times New Roman"/>
-        </w:rPr>
-        <w:t xml:space="preserve"> </w:t>
-      </w:r>
-      <w:r>
-        <w:rPr>
-          <w:rFonts w:hint="eastAsia" w:ascii="Times New Roman" w:hAnsi="Times New Roman" w:eastAsia="FangSong" w:cs="Times New Roman"/>
-        </w:rPr>
-        <w:t xml:space="preserve">的反应活性不如</w:t>
-      </w:r>
-      <w:r>
-        <w:rPr>
-          <w:rFonts w:ascii="Times New Roman" w:hAnsi="Times New Roman" w:eastAsia="Times New Roman" w:cs="Times New Roman"/>
-        </w:rPr>
-        <w:t xml:space="preserve"> [Fe(CN)</w:t>
-      </w:r>
-      <w:r>
-        <w:rPr>
-          <w:rFonts w:ascii="Times New Roman" w:hAnsi="Times New Roman" w:eastAsia="Times New Roman" w:cs="Times New Roman"/>
-          <w:vertAlign w:val="subscript"/>
-        </w:rPr>
-        <w:t>5</w:t>
-      </w:r>
-      <w:r>
-        <w:rPr>
-          <w:rFonts w:ascii="Times New Roman" w:hAnsi="Times New Roman" w:eastAsia="Times New Roman" w:cs="Times New Roman"/>
-        </w:rPr>
-        <w:t xml:space="preserve"> NO]</w:t>
-      </w:r>
-      <w:r>
-        <w:rPr>
-          <w:rFonts w:ascii="Times New Roman" w:hAnsi="Times New Roman" w:eastAsia="Times New Roman" w:cs="Times New Roman"/>
-          <w:vertAlign w:val="superscript"/>
-        </w:rPr>
-        <w:t>2-</w:t>
-      </w:r>
-      <w:r>
-        <w:rPr>
-          <w:rFonts w:ascii="Times New Roman" w:hAnsi="Times New Roman" w:eastAsia="Times New Roman" w:cs="Times New Roman"/>
-        </w:rPr>
-        <w:t xml:space="preserve"> , </w:t>
-      </w:r>
-      <w:r>
-        <w:rPr>
-          <w:rFonts w:hint="eastAsia" w:ascii="Times New Roman" w:hAnsi="Times New Roman" w:eastAsia="FangSong" w:cs="Times New Roman"/>
-        </w:rPr>
-        <w:t>解释原因</w:t>
-      </w:r>
-      <w:r>
-        <w:rPr>
-          <w:rFonts w:hint="eastAsia" w:ascii="Times New Roman" w:hAnsi="Times New Roman" w:eastAsia="Times New Roman" w:cs="Times New Roman"/>
-        </w:rPr>
-        <w:t>。</w:t>
-      </w:r>
-    </w:p>
-    <w:p>
-      <w:pPr>
-        <w:numPr>
-          <w:ilvl w:val="0"/>
-          <w:numId w:val="1009"/>
-        </w:numPr>
-      </w:pPr>
+        <w:ind w:firstLine="420"/>
+      </w:pPr>
+      <w:r>
+        <w:rPr>
+          <w:rFonts w:hint="eastAsia" w:ascii="Times New Roman" w:hAnsi="Times New Roman" w:eastAsia="FangSong" w:cs="Times New Roman"/>
+        </w:rPr>
+        <w:t xml:space="preserve">水溶液检验</w:t>
+      </w:r>
+      <w:r>
+        <w:rPr>
+          <w:rFonts w:ascii="Times New Roman" w:hAnsi="Times New Roman" w:eastAsia="Times New Roman" w:cs="Times New Roman"/>
+        </w:rPr>
+        <w:t xml:space="preserve"> </w:t>
+      </w:r>
       <m:oMath>
-        <m:oMathPr>
-          <m:ctrlPr>
-            <w:rPr>
-              <w:sz w:val="28"/>
-              <w:szCs w:val="28"/>
-            </w:rPr>
-          </m:ctrlPr>
-        </m:oMathPr>
         <m:sSup>
           <m:e>
-            <m:d>
-              <m:dPr>
-                <m:begChr m:val="["/>
-                <m:sepChr m:val=""/>
-                <m:endChr m:val="]"/>
-                <m:grow/>
-              </m:dPr>
-              <m:e>
-                <m:r>
-                  <m:rPr>
-                    <m:sty m:val="p"/>
-                  </m:rPr>
-                  <m:t>F</m:t>
-                </m:r>
-                <m:r>
-                  <m:rPr>
-                    <m:sty m:val="p"/>
-                  </m:rPr>
-                  <m:t>e</m:t>
-                </m:r>
-                <m:sSub>
-                  <m:e>
-                    <m:d>
-                      <m:dPr>
-                        <m:begChr m:val="("/>
-                        <m:sepChr m:val=""/>
-                        <m:endChr m:val=")"/>
-                        <m:grow/>
-                      </m:dPr>
-                      <m:e>
-                        <m:sSub>
-                          <m:e>
-                            <m:r>
-                              <m:rPr>
-                                <m:sty m:val="p"/>
-                              </m:rPr>
-                              <m:t>H</m:t>
-                            </m:r>
-                          </m:e>
-                          <m:sub>
-                            <m:r>
-                              <m:t>2</m:t>
-                            </m:r>
-                          </m:sub>
-                        </m:sSub>
-                        <m:r>
-                          <m:rPr>
-                            <m:sty m:val="p"/>
-                          </m:rPr>
-                          <m:t>O</m:t>
-                        </m:r>
-                      </m:e>
-                    </m:d>
-                  </m:e>
-                  <m:sub>
-                    <m:r>
-                      <m:t>5</m:t>
-                    </m:r>
-                  </m:sub>
-                </m:sSub>
-                <m:r>
-                  <m:rPr>
-                    <m:sty m:val="p"/>
-                  </m:rPr>
-                  <m:t>N</m:t>
-                </m:r>
-                <m:r>
-                  <m:rPr>
-                    <m:sty m:val="p"/>
-                  </m:rPr>
-                  <m:t>O</m:t>
-                </m:r>
-              </m:e>
-            </m:d>
-          </m:e>
-          <m:sup>
-            <m:r>
-              <m:t>3</m:t>
-            </m:r>
             <m:r>
               <m:rPr>
                 <m:sty m:val="p"/>
               </m:rPr>
-              <m:t>+</m:t>
+              <m:t>S</m:t>
+            </m:r>
+          </m:e>
+          <m:sup>
+            <m:r>
+              <m:t>2</m:t>
+            </m:r>
+            <m:r>
+              <m:rPr>
+                <m:sty m:val="p"/>
+              </m:rPr>
+              <m:t>−</m:t>
             </m:r>
           </m:sup>
         </m:sSup>
@@ -5904,7 +7197,31 @@
         <w:rPr>
           <w:rFonts w:hint="eastAsia" w:ascii="Times New Roman" w:hAnsi="Times New Roman" w:eastAsia="FangSong" w:cs="Times New Roman"/>
         </w:rPr>
-        <w:t xml:space="preserve">或</w:t>
+        <w:t>的一种方法是显色反应</w:t>
+      </w:r>
+      <w:r>
+        <w:rPr>
+          <w:rFonts w:hint="eastAsia" w:ascii="Times New Roman" w:hAnsi="Times New Roman" w:eastAsia="Times New Roman" w:cs="Times New Roman"/>
+        </w:rPr>
+        <w:t>：</w:t>
+      </w:r>
+      <w:r>
+        <w:rPr>
+          <w:rFonts w:hint="eastAsia" w:ascii="Times New Roman" w:hAnsi="Times New Roman" w:eastAsia="FangSong" w:cs="Times New Roman"/>
+        </w:rPr>
+        <w:t>亚硝酰五氰合铁</w:t>
+      </w:r>
+      <w:r>
+        <w:rPr>
+          <w:rFonts w:hint="eastAsia" w:ascii="Times New Roman" w:hAnsi="Times New Roman" w:eastAsia="Times New Roman" w:cs="Times New Roman"/>
+        </w:rPr>
+        <w:t>(Ⅱ)</w:t>
+      </w:r>
+      <w:r>
+        <w:rPr>
+          <w:rFonts w:hint="eastAsia" w:ascii="Times New Roman" w:hAnsi="Times New Roman" w:eastAsia="FangSong" w:cs="Times New Roman"/>
+        </w:rPr>
+        <w:t>酸根</w:t>
       </w:r>
       <w:r>
         <w:rPr>
@@ -5972,10 +7289,227 @@
                   </m:e>
                   <m:sub>
                     <m:r>
-                      <m:t>3</m:t>
+                      <m:rPr>
+                        <m:sty m:val="p"/>
+                      </m:rPr>
+                      <m:t>5</m:t>
                     </m:r>
                   </m:sub>
                 </m:sSub>
+                <m:r>
+                  <m:rPr>
+                    <m:sty m:val="p"/>
+                  </m:rPr>
+                  <m:t>N</m:t>
+                </m:r>
+                <m:r>
+                  <m:rPr>
+                    <m:sty m:val="p"/>
+                  </m:rPr>
+                  <m:t>O</m:t>
+                </m:r>
+              </m:e>
+            </m:d>
+          </m:e>
+          <m:sup>
+            <m:r>
+              <m:t>2</m:t>
+            </m:r>
+            <m:r>
+              <m:rPr>
+                <m:sty m:val="p"/>
+              </m:rPr>
+              <m:t>−</m:t>
+            </m:r>
+          </m:sup>
+        </m:sSup>
+      </m:oMath>
+      <w:r>
+        <w:rPr>
+          <w:rFonts w:hint="eastAsia" w:ascii="Times New Roman" w:hAnsi="Times New Roman" w:eastAsia="Times New Roman" w:cs="Times New Roman"/>
+        </w:rPr>
+        <w:t>（</w:t>
+      </w:r>
+      <w:r>
+        <w:rPr>
+          <w:rFonts w:hint="eastAsia" w:ascii="Times New Roman" w:hAnsi="Times New Roman" w:eastAsia="FangSong" w:cs="Times New Roman"/>
+        </w:rPr>
+        <w:t>硝普盐</w:t>
+      </w:r>
+      <w:r>
+        <w:rPr>
+          <w:rFonts w:hint="eastAsia" w:ascii="Times New Roman" w:hAnsi="Times New Roman" w:eastAsia="Times New Roman" w:cs="Times New Roman"/>
+        </w:rPr>
+        <w:t>）</w:t>
+      </w:r>
+      <w:r>
+        <w:rPr>
+          <w:rFonts w:hint="eastAsia" w:ascii="Times New Roman" w:hAnsi="Times New Roman" w:eastAsia="FangSong" w:cs="Times New Roman"/>
+        </w:rPr>
+        <w:t>与</w:t>
+      </w:r>
+      <w:r>
+        <w:rPr>
+          <w:rFonts w:ascii="Times New Roman" w:hAnsi="Times New Roman" w:eastAsia="Times New Roman" w:cs="Times New Roman"/>
+        </w:rPr>
+        <w:t xml:space="preserve"> </w:t>
+      </w:r>
+      <m:oMath>
+        <m:sSup>
+          <m:e>
+            <m:r>
+              <m:rPr>
+                <m:sty m:val="p"/>
+              </m:rPr>
+              <m:t>S</m:t>
+            </m:r>
+          </m:e>
+          <m:sup>
+            <m:r>
+              <m:t>2</m:t>
+            </m:r>
+            <m:r>
+              <m:rPr>
+                <m:sty m:val="p"/>
+              </m:rPr>
+              <m:t>−</m:t>
+            </m:r>
+          </m:sup>
+        </m:sSup>
+      </m:oMath>
+      <w:r>
+        <w:rPr>
+          <w:rFonts w:ascii="Times New Roman" w:hAnsi="Times New Roman" w:eastAsia="Times New Roman" w:cs="Times New Roman"/>
+        </w:rPr>
+        <w:t xml:space="preserve"> </w:t>
+      </w:r>
+      <w:r>
+        <w:rPr>
+          <w:rFonts w:hint="eastAsia" w:ascii="Times New Roman" w:hAnsi="Times New Roman" w:eastAsia="FangSong" w:cs="Times New Roman"/>
+        </w:rPr>
+        <w:t>作用</w:t>
+      </w:r>
+      <w:r>
+        <w:rPr>
+          <w:rFonts w:hint="eastAsia" w:ascii="Times New Roman" w:hAnsi="Times New Roman" w:eastAsia="Times New Roman" w:cs="Times New Roman"/>
+        </w:rPr>
+        <w:t>，</w:t>
+      </w:r>
+      <w:r>
+        <w:rPr>
+          <w:rFonts w:hint="eastAsia" w:ascii="Times New Roman" w:hAnsi="Times New Roman" w:eastAsia="FangSong" w:cs="Times New Roman"/>
+        </w:rPr>
+        <w:t>生成特征颜色的物种</w:t>
+      </w:r>
+      <w:r>
+        <w:rPr>
+          <w:rFonts w:ascii="Times New Roman" w:hAnsi="Times New Roman" w:eastAsia="Times New Roman" w:cs="Times New Roman"/>
+        </w:rPr>
+        <w:t xml:space="preserve"> X。</w:t>
+      </w:r>
+    </w:p>
+    <w:p>
+      <w:pPr>
+        <w:numPr>
+          <w:ilvl w:val="0"/>
+          <w:numId w:val="1016"/>
+        </w:numPr>
+        <w:ind w:firstLine="420"/>
+      </w:pPr>
+      <w:r>
+        <w:rPr>
+          <w:rFonts w:hint="eastAsia" w:ascii="Times New Roman" w:hAnsi="Times New Roman" w:eastAsia="FangSong" w:cs="Times New Roman"/>
+        </w:rPr>
+        <w:t>写出该检验反应的离子方程式</w:t>
+      </w:r>
+      <w:r>
+        <w:rPr>
+          <w:rFonts w:hint="eastAsia" w:ascii="Times New Roman" w:hAnsi="Times New Roman" w:eastAsia="Times New Roman" w:cs="Times New Roman"/>
+        </w:rPr>
+        <w:t>，</w:t>
+      </w:r>
+      <w:r>
+        <w:rPr>
+          <w:rFonts w:hint="eastAsia" w:ascii="Times New Roman" w:hAnsi="Times New Roman" w:eastAsia="FangSong" w:cs="Times New Roman"/>
+        </w:rPr>
+        <w:t>并画出产物</w:t>
+      </w:r>
+      <w:r>
+        <w:rPr>
+          <w:rFonts w:ascii="Times New Roman" w:hAnsi="Times New Roman" w:eastAsia="Times New Roman" w:cs="Times New Roman"/>
+        </w:rPr>
+        <w:t xml:space="preserve"> X </w:t>
+      </w:r>
+      <w:r>
+        <w:rPr>
+          <w:rFonts w:hint="eastAsia" w:ascii="Times New Roman" w:hAnsi="Times New Roman" w:eastAsia="FangSong" w:cs="Times New Roman"/>
+        </w:rPr>
+        <w:t>的结构</w:t>
+      </w:r>
+      <w:r>
+        <w:rPr>
+          <w:rFonts w:hint="eastAsia" w:ascii="Times New Roman" w:hAnsi="Times New Roman" w:eastAsia="Times New Roman" w:cs="Times New Roman"/>
+        </w:rPr>
+        <w:t>。</w:t>
+      </w:r>
+    </w:p>
+    <w:p>
+      <w:pPr>
+        <w:numPr>
+          <w:ilvl w:val="0"/>
+          <w:numId w:val="1016"/>
+        </w:numPr>
+        <w:ind w:firstLine="420"/>
+      </w:pPr>
+      <w:r>
+        <w:rPr>
+          <w:rFonts w:hint="eastAsia" w:ascii="Times New Roman" w:hAnsi="Times New Roman" w:eastAsia="FangSong" w:cs="Times New Roman"/>
+        </w:rPr>
+        <w:t xml:space="preserve">实验表明</w:t>
+      </w:r>
+      <w:r>
+        <w:rPr>
+          <w:rFonts w:ascii="Times New Roman" w:hAnsi="Times New Roman" w:eastAsia="Times New Roman" w:cs="Times New Roman"/>
+        </w:rPr>
+        <w:t xml:space="preserve"> </w:t>
+      </w:r>
+      <m:oMath>
+        <m:oMathPr>
+          <m:ctrlPr>
+            <w:rPr>
+              <w:sz w:val="28"/>
+              <w:szCs w:val="28"/>
+            </w:rPr>
+          </m:ctrlPr>
+        </m:oMathPr>
+        <m:sSup>
+          <m:e>
+            <m:d>
+              <m:dPr>
+                <m:begChr m:val="["/>
+                <m:sepChr m:val=""/>
+                <m:endChr m:val="]"/>
+                <m:grow/>
+              </m:dPr>
+              <m:e>
+                <m:r>
+                  <m:rPr>
+                    <m:sty m:val="p"/>
+                  </m:rPr>
+                  <m:t>F</m:t>
+                </m:r>
+                <m:r>
+                  <m:rPr>
+                    <m:sty m:val="p"/>
+                  </m:rPr>
+                  <m:t>e</m:t>
+                </m:r>
+                <m:r>
+                  <m:rPr>
+                    <m:sty m:val="p"/>
+                  </m:rPr>
+                  <m:t>(</m:t>
+                </m:r>
                 <m:sSub>
                   <m:e>
                     <m:r>
@@ -5987,6 +7521,9 @@
                   </m:e>
                   <m:sub>
                     <m:r>
+                      <m:rPr>
+                        <m:sty m:val="p"/>
+                      </m:rPr>
                       <m:t>2</m:t>
                     </m:r>
                   </m:sub>
@@ -5997,101 +7534,63 @@
                   </m:rPr>
                   <m:t>O</m:t>
                 </m:r>
+                <m:sSub>
+                  <m:e>
+                    <m:r>
+                      <m:rPr>
+                        <m:sty m:val="p"/>
+                      </m:rPr>
+                      <m:t>)</m:t>
+                    </m:r>
+                  </m:e>
+                  <m:sub>
+                    <m:r>
+                      <m:rPr>
+                        <m:sty m:val="p"/>
+                      </m:rPr>
+                      <m:t>5</m:t>
+                    </m:r>
+                  </m:sub>
+                </m:sSub>
+                <m:r>
+                  <m:rPr>
+                    <m:sty m:val="p"/>
+                  </m:rPr>
+                  <m:t>N</m:t>
+                </m:r>
+                <m:r>
+                  <m:rPr>
+                    <m:sty m:val="p"/>
+                  </m:rPr>
+                  <m:t>O</m:t>
+                </m:r>
               </m:e>
             </m:d>
           </m:e>
           <m:sup>
             <m:r>
-              <m:t>3</m:t>
+              <m:t>2</m:t>
             </m:r>
             <m:r>
               <m:rPr>
                 <m:sty m:val="p"/>
               </m:rPr>
-              <m:t>−</m:t>
+              <m:t>+</m:t>
             </m:r>
           </m:sup>
         </m:sSup>
       </m:oMath>
-    </w:p>
-    <w:p>
-      <w:pPr>
-        <w:numPr>
-          <w:ilvl w:val="0"/>
-          <w:numId w:val="1009"/>
-        </w:numPr>
-      </w:pPr>
-      <w:r>
-        <w:rPr>
-          <w:rFonts w:hint="eastAsia" w:ascii="Times New Roman" w:hAnsi="Times New Roman" w:eastAsia="FangSong" w:cs="Times New Roman"/>
-        </w:rPr>
-        <w:t>实际上</w:t>
-      </w:r>
-      <w:r>
-        <w:rPr>
-          <w:rFonts w:hint="eastAsia" w:ascii="Times New Roman" w:hAnsi="Times New Roman" w:eastAsia="Times New Roman" w:cs="Times New Roman"/>
-        </w:rPr>
-        <w:t>,</w:t>
-      </w:r>
-      <w:r>
-        <w:rPr>
-          <w:rFonts w:ascii="Times New Roman" w:hAnsi="Times New Roman" w:eastAsia="Times New Roman" w:cs="Times New Roman"/>
-        </w:rPr>
-        <w:t xml:space="preserve"> </w:t>
-      </w:r>
-      <w:r>
-        <w:rPr>
-          <w:rFonts w:hint="eastAsia" w:ascii="Times New Roman" w:hAnsi="Times New Roman" w:eastAsia="FangSong" w:cs="Times New Roman"/>
-        </w:rPr>
-        <w:t>反应过程中溶液会显紧红色与蓝色</w:t>
-      </w:r>
-      <w:r>
-        <w:rPr>
-          <w:rFonts w:hint="eastAsia" w:ascii="Times New Roman" w:hAnsi="Times New Roman" w:eastAsia="Times New Roman" w:cs="Times New Roman"/>
-        </w:rPr>
-        <w:t>,</w:t>
-      </w:r>
-      <w:r>
-        <w:rPr>
-          <w:rFonts w:ascii="Times New Roman" w:hAnsi="Times New Roman" w:eastAsia="Times New Roman" w:cs="Times New Roman"/>
-        </w:rPr>
-        <w:t xml:space="preserve"> </w:t>
-      </w:r>
-      <w:r>
-        <w:rPr>
-          <w:rFonts w:hint="eastAsia" w:ascii="Times New Roman" w:hAnsi="Times New Roman" w:eastAsia="FangSong" w:cs="Times New Roman"/>
-        </w:rPr>
-        <w:t>用液体加入气体</w:t>
-      </w:r>
-      <w:r>
-        <w:rPr>
-          <w:rFonts w:hint="eastAsia" w:ascii="Times New Roman" w:hAnsi="Times New Roman" w:eastAsia="Times New Roman" w:cs="Times New Roman"/>
-        </w:rPr>
-        <w:t>,</w:t>
-      </w:r>
-      <w:r>
-        <w:rPr>
-          <w:rFonts w:ascii="Times New Roman" w:hAnsi="Times New Roman" w:eastAsia="Times New Roman" w:cs="Times New Roman"/>
-        </w:rPr>
-        <w:t xml:space="preserve"> </w:t>
-      </w:r>
-      <w:r>
-        <w:rPr>
-          <w:rFonts w:hint="eastAsia" w:ascii="Times New Roman" w:hAnsi="Times New Roman" w:eastAsia="FangSong" w:cs="Times New Roman"/>
-        </w:rPr>
-        <w:t xml:space="preserve">用气体通过气体分离成质子化的</w:t>
-      </w:r>
-      <w:r>
-        <w:rPr>
-          <w:rFonts w:ascii="Times New Roman" w:hAnsi="Times New Roman" w:eastAsia="Times New Roman" w:cs="Times New Roman"/>
-        </w:rPr>
-        <w:t xml:space="preserve"> X </w:t>
-      </w:r>
-      <w:r>
-        <w:rPr>
-          <w:rFonts w:hint="eastAsia" w:ascii="Times New Roman" w:hAnsi="Times New Roman" w:eastAsia="FangSong" w:cs="Times New Roman"/>
-        </w:rPr>
-        <w:t xml:space="preserve">解离得到</w:t>
+      <w:r>
+        <w:rPr>
+          <w:rFonts w:ascii="Times New Roman" w:hAnsi="Times New Roman" w:eastAsia="Times New Roman" w:cs="Times New Roman"/>
+        </w:rPr>
+        <w:t xml:space="preserve"> </w:t>
+      </w:r>
+      <w:r>
+        <w:rPr>
+          <w:rFonts w:hint="eastAsia" w:ascii="Times New Roman" w:hAnsi="Times New Roman" w:eastAsia="FangSong" w:cs="Times New Roman"/>
+        </w:rPr>
+        <w:t xml:space="preserve">与</w:t>
       </w:r>
       <w:r>
         <w:rPr>
@@ -6159,6 +7658,9 @@
                   </m:e>
                   <m:sub>
                     <m:r>
+                      <m:rPr>
+                        <m:sty m:val="p"/>
+                      </m:rPr>
                       <m:t>5</m:t>
                     </m:r>
                   </m:sub>
@@ -6201,61 +7703,48 @@
         <w:rPr>
           <w:rFonts w:hint="eastAsia" w:ascii="Times New Roman" w:hAnsi="Times New Roman" w:eastAsia="FangSong" w:cs="Times New Roman"/>
         </w:rPr>
-        <w:t xml:space="preserve">与自由基负离子</w:t>
-      </w:r>
-      <w:r>
-        <w:rPr>
-          <w:rFonts w:ascii="Times New Roman" w:hAnsi="Times New Roman" w:eastAsia="Times New Roman" w:cs="Times New Roman"/>
-        </w:rPr>
-        <w:t xml:space="preserve"> A </w:t>
-      </w:r>
-      <w:r>
-        <w:rPr>
-          <w:rFonts w:hint="eastAsia" w:ascii="Times New Roman" w:hAnsi="Times New Roman" w:eastAsia="FangSong" w:cs="Times New Roman"/>
-        </w:rPr>
-        <w:t>后</w:t>
-      </w:r>
-      <w:r>
-        <w:rPr>
-          <w:rFonts w:hint="eastAsia" w:ascii="Times New Roman" w:hAnsi="Times New Roman" w:eastAsia="Times New Roman" w:cs="Times New Roman"/>
-        </w:rPr>
-        <w:t>,</w:t>
-      </w:r>
-      <w:r>
-        <w:rPr>
-          <w:rFonts w:ascii="Times New Roman" w:hAnsi="Times New Roman" w:eastAsia="Times New Roman" w:cs="Times New Roman"/>
-        </w:rPr>
-        <w:t xml:space="preserve"> A </w:t>
-      </w:r>
-      <w:r>
-        <w:rPr>
-          <w:rFonts w:hint="eastAsia" w:ascii="Times New Roman" w:hAnsi="Times New Roman" w:eastAsia="FangSong" w:cs="Times New Roman"/>
-        </w:rPr>
-        <w:t xml:space="preserve">在水溶液中可二聚得到物种</w:t>
-      </w:r>
-      <w:r>
-        <w:rPr>
-          <w:rFonts w:ascii="Times New Roman" w:hAnsi="Times New Roman" w:eastAsia="Times New Roman" w:cs="Times New Roman"/>
-        </w:rPr>
-        <w:t xml:space="preserve"> B, B </w:t>
-      </w:r>
-      <w:r>
-        <w:rPr>
-          <w:rFonts w:hint="eastAsia" w:ascii="Times New Roman" w:hAnsi="Times New Roman" w:eastAsia="FangSong" w:cs="Times New Roman"/>
-        </w:rPr>
-        <w:t xml:space="preserve">再与</w:t>
-      </w:r>
-      <w:r>
-        <w:rPr>
-          <w:rFonts w:ascii="Times New Roman" w:hAnsi="Times New Roman" w:eastAsia="Times New Roman" w:cs="Times New Roman"/>
-        </w:rPr>
-        <w:t xml:space="preserve"> X </w:t>
-      </w:r>
-      <w:r>
-        <w:rPr>
-          <w:rFonts w:hint="eastAsia" w:ascii="Times New Roman" w:hAnsi="Times New Roman" w:eastAsia="FangSong" w:cs="Times New Roman"/>
-        </w:rPr>
-        <w:t xml:space="preserve">或</w:t>
+        <w:t xml:space="preserve">和</w:t>
+      </w:r>
+      <w:r>
+        <w:rPr>
+          <w:rFonts w:ascii="Times New Roman" w:hAnsi="Times New Roman" w:eastAsia="Times New Roman" w:cs="Times New Roman"/>
+        </w:rPr>
+        <w:t xml:space="preserve"> </w:t>
+      </w:r>
+      <m:oMath>
+        <m:sSup>
+          <m:e>
+            <m:r>
+              <m:rPr>
+                <m:sty m:val="p"/>
+              </m:rPr>
+              <m:t>S</m:t>
+            </m:r>
+          </m:e>
+          <m:sup>
+            <m:r>
+              <m:t>2</m:t>
+            </m:r>
+            <m:r>
+              <m:rPr>
+                <m:sty m:val="p"/>
+              </m:rPr>
+              <m:t>−</m:t>
+            </m:r>
+          </m:sup>
+        </m:sSup>
+      </m:oMath>
+      <w:r>
+        <w:rPr>
+          <w:rFonts w:ascii="Times New Roman" w:hAnsi="Times New Roman" w:eastAsia="Times New Roman" w:cs="Times New Roman"/>
+        </w:rPr>
+        <w:t xml:space="preserve"> </w:t>
+      </w:r>
+      <w:r>
+        <w:rPr>
+          <w:rFonts w:hint="eastAsia" w:ascii="Times New Roman" w:hAnsi="Times New Roman" w:eastAsia="FangSong" w:cs="Times New Roman"/>
+        </w:rPr>
+        <w:t xml:space="preserve">的反应活性都不如</w:t>
       </w:r>
       <w:r>
         <w:rPr>
@@ -6323,6 +7812,9 @@
                   </m:e>
                   <m:sub>
                     <m:r>
+                      <m:rPr>
+                        <m:sty m:val="p"/>
+                      </m:rPr>
                       <m:t>5</m:t>
                     </m:r>
                   </m:sub>
@@ -6357,39 +7849,15 @@
       </m:oMath>
       <w:r>
         <w:rPr>
-          <w:rFonts w:ascii="Times New Roman" w:hAnsi="Times New Roman" w:eastAsia="Times New Roman" w:cs="Times New Roman"/>
-        </w:rPr>
-        <w:t xml:space="preserve"> </w:t>
-      </w:r>
-      <w:r>
-        <w:rPr>
-          <w:rFonts w:hint="eastAsia" w:ascii="Times New Roman" w:hAnsi="Times New Roman" w:eastAsia="FangSong" w:cs="Times New Roman"/>
-        </w:rPr>
-        <w:t xml:space="preserve">反应都可得</w:t>
-      </w:r>
-      <w:r>
-        <w:rPr>
-          <w:rFonts w:ascii="Times New Roman" w:hAnsi="Times New Roman" w:eastAsia="Times New Roman" w:cs="Times New Roman"/>
-        </w:rPr>
-        <w:t xml:space="preserve"> Y, </w:t>
-      </w:r>
-      <w:r>
-        <w:rPr>
-          <w:rFonts w:hint="eastAsia" w:ascii="Times New Roman" w:hAnsi="Times New Roman" w:eastAsia="FangSong" w:cs="Times New Roman"/>
-        </w:rPr>
-        <w:t xml:space="preserve">画出</w:t>
-      </w:r>
-      <w:r>
-        <w:rPr>
-          <w:rFonts w:ascii="Times New Roman" w:hAnsi="Times New Roman" w:eastAsia="Times New Roman" w:cs="Times New Roman"/>
-        </w:rPr>
-        <w:t xml:space="preserve"> Y </w:t>
-      </w:r>
-      <w:r>
-        <w:rPr>
-          <w:rFonts w:hint="eastAsia" w:ascii="Times New Roman" w:hAnsi="Times New Roman" w:eastAsia="FangSong" w:cs="Times New Roman"/>
-        </w:rPr>
-        <w:t>的结构</w:t>
+          <w:rFonts w:hint="eastAsia" w:ascii="Times New Roman" w:hAnsi="Times New Roman" w:eastAsia="Times New Roman" w:cs="Times New Roman"/>
+        </w:rPr>
+        <w:t>，</w:t>
+      </w:r>
+      <w:r>
+        <w:rPr>
+          <w:rFonts w:hint="eastAsia" w:ascii="Times New Roman" w:hAnsi="Times New Roman" w:eastAsia="FangSong" w:cs="Times New Roman"/>
+        </w:rPr>
+        <w:t>解释原因</w:t>
       </w:r>
       <w:r>
         <w:rPr>
@@ -6400,13 +7868,398 @@
     </w:p>
     <w:p>
       <w:pPr>
-        <w:pStyle w:val="FirstParagraph"/>
-      </w:pPr>
-      <w:r>
-        <w:rPr>
-          <w:rFonts w:hint="eastAsia" w:ascii="Times New Roman" w:hAnsi="Times New Roman" w:eastAsia="FangSong" w:cs="Times New Roman"/>
-        </w:rPr>
-        <w:t>回答下列与配位化学有关的问题</w:t>
+        <w:numPr>
+          <w:ilvl w:val="0"/>
+          <w:numId w:val="1016"/>
+        </w:numPr>
+        <w:ind w:firstLine="420"/>
+      </w:pPr>
+      <w:r>
+        <w:rPr>
+          <w:rFonts w:hint="eastAsia" w:ascii="Times New Roman" w:hAnsi="Times New Roman" w:eastAsia="FangSong" w:cs="Times New Roman"/>
+        </w:rPr>
+        <w:t>反应过程中溶液先后呈现红紫色与蓝色</w:t>
+      </w:r>
+      <w:r>
+        <w:rPr>
+          <w:rFonts w:hint="eastAsia" w:ascii="Times New Roman" w:hAnsi="Times New Roman" w:eastAsia="Times New Roman" w:cs="Times New Roman"/>
+        </w:rPr>
+        <w:t>。</w:t>
+      </w:r>
+      <m:oMath>
+        <m:oMathPr>
+          <m:ctrlPr>
+            <w:rPr>
+              <w:sz w:val="28"/>
+              <w:szCs w:val="28"/>
+            </w:rPr>
+          </m:ctrlPr>
+        </m:oMathPr>
+        <m:sSup>
+          <m:e>
+            <m:d>
+              <m:dPr>
+                <m:begChr m:val="["/>
+                <m:sepChr m:val=""/>
+                <m:endChr m:val="]"/>
+                <m:grow/>
+              </m:dPr>
+              <m:e>
+                <m:r>
+                  <m:rPr>
+                    <m:sty m:val="p"/>
+                  </m:rPr>
+                  <m:t>F</m:t>
+                </m:r>
+                <m:r>
+                  <m:rPr>
+                    <m:sty m:val="p"/>
+                  </m:rPr>
+                  <m:t>e</m:t>
+                </m:r>
+                <m:r>
+                  <m:rPr>
+                    <m:sty m:val="p"/>
+                  </m:rPr>
+                  <m:t>(</m:t>
+                </m:r>
+                <m:r>
+                  <m:rPr>
+                    <m:sty m:val="p"/>
+                  </m:rPr>
+                  <m:t>C</m:t>
+                </m:r>
+                <m:r>
+                  <m:rPr>
+                    <m:sty m:val="p"/>
+                  </m:rPr>
+                  <m:t>N</m:t>
+                </m:r>
+                <m:sSub>
+                  <m:e>
+                    <m:r>
+                      <m:rPr>
+                        <m:sty m:val="p"/>
+                      </m:rPr>
+                      <m:t>)</m:t>
+                    </m:r>
+                  </m:e>
+                  <m:sub>
+                    <m:r>
+                      <m:rPr>
+                        <m:sty m:val="p"/>
+                      </m:rPr>
+                      <m:t>5</m:t>
+                    </m:r>
+                  </m:sub>
+                </m:sSub>
+                <m:r>
+                  <m:rPr>
+                    <m:sty m:val="p"/>
+                  </m:rPr>
+                  <m:t>N</m:t>
+                </m:r>
+                <m:r>
+                  <m:rPr>
+                    <m:sty m:val="p"/>
+                  </m:rPr>
+                  <m:t>O</m:t>
+                </m:r>
+              </m:e>
+            </m:d>
+          </m:e>
+          <m:sup>
+            <m:r>
+              <m:t>2</m:t>
+            </m:r>
+            <m:r>
+              <m:rPr>
+                <m:sty m:val="p"/>
+              </m:rPr>
+              <m:t>−</m:t>
+            </m:r>
+          </m:sup>
+        </m:sSup>
+      </m:oMath>
+      <w:r>
+        <w:rPr>
+          <w:rFonts w:ascii="Times New Roman" w:hAnsi="Times New Roman" w:eastAsia="Times New Roman" w:cs="Times New Roman"/>
+        </w:rPr>
+        <w:t xml:space="preserve"> </w:t>
+      </w:r>
+      <w:r>
+        <w:rPr>
+          <w:rFonts w:hint="eastAsia" w:ascii="Times New Roman" w:hAnsi="Times New Roman" w:eastAsia="FangSong" w:cs="Times New Roman"/>
+        </w:rPr>
+        <w:t xml:space="preserve">与</w:t>
+      </w:r>
+      <w:r>
+        <w:rPr>
+          <w:rFonts w:ascii="Times New Roman" w:hAnsi="Times New Roman" w:eastAsia="Times New Roman" w:cs="Times New Roman"/>
+        </w:rPr>
+        <w:t xml:space="preserve"> </w:t>
+      </w:r>
+      <m:oMath>
+        <m:sSup>
+          <m:e>
+            <m:r>
+              <m:rPr>
+                <m:sty m:val="p"/>
+              </m:rPr>
+              <m:t>S</m:t>
+            </m:r>
+          </m:e>
+          <m:sup>
+            <m:r>
+              <m:t>2</m:t>
+            </m:r>
+            <m:r>
+              <m:rPr>
+                <m:sty m:val="p"/>
+              </m:rPr>
+              <m:t>−</m:t>
+            </m:r>
+          </m:sup>
+        </m:sSup>
+      </m:oMath>
+      <w:r>
+        <w:rPr>
+          <w:rFonts w:ascii="Times New Roman" w:hAnsi="Times New Roman" w:eastAsia="Times New Roman" w:cs="Times New Roman"/>
+        </w:rPr>
+        <w:t xml:space="preserve"> </w:t>
+      </w:r>
+      <w:r>
+        <w:rPr>
+          <w:rFonts w:hint="eastAsia" w:ascii="Times New Roman" w:hAnsi="Times New Roman" w:eastAsia="FangSong" w:cs="Times New Roman"/>
+        </w:rPr>
+        <w:t>作用时</w:t>
+      </w:r>
+      <w:r>
+        <w:rPr>
+          <w:rFonts w:hint="eastAsia" w:ascii="Times New Roman" w:hAnsi="Times New Roman" w:eastAsia="Times New Roman" w:cs="Times New Roman"/>
+        </w:rPr>
+        <w:t>，</w:t>
+      </w:r>
+      <w:r>
+        <w:rPr>
+          <w:rFonts w:hint="eastAsia" w:ascii="Times New Roman" w:hAnsi="Times New Roman" w:eastAsia="FangSong" w:cs="Times New Roman"/>
+        </w:rPr>
+        <w:t>可生成质子化的</w:t>
+      </w:r>
+      <w:r>
+        <w:rPr>
+          <w:rFonts w:ascii="Times New Roman" w:hAnsi="Times New Roman" w:eastAsia="Times New Roman" w:cs="Times New Roman"/>
+        </w:rPr>
+        <w:t xml:space="preserve"> X </w:t>
+      </w:r>
+      <w:r>
+        <w:rPr>
+          <w:rFonts w:hint="eastAsia" w:ascii="Times New Roman" w:hAnsi="Times New Roman" w:eastAsia="FangSong" w:cs="Times New Roman"/>
+        </w:rPr>
+        <w:t xml:space="preserve">与自由基负离子</w:t>
+      </w:r>
+      <w:r>
+        <w:rPr>
+          <w:rFonts w:ascii="Times New Roman" w:hAnsi="Times New Roman" w:eastAsia="Times New Roman" w:cs="Times New Roman"/>
+        </w:rPr>
+        <w:t xml:space="preserve"> </w:t>
+      </w:r>
+      <w:r>
+        <w:rPr>
+          <w:rFonts w:hint="eastAsia" w:ascii="Times New Roman" w:hAnsi="Times New Roman" w:eastAsia="Times New Roman" w:cs="Times New Roman"/>
+        </w:rPr>
+        <w:t xml:space="preserve">A；A</w:t>
+      </w:r>
+      <w:r>
+        <w:rPr>
+          <w:rFonts w:ascii="Times New Roman" w:hAnsi="Times New Roman" w:eastAsia="Times New Roman" w:cs="Times New Roman"/>
+        </w:rPr>
+        <w:t xml:space="preserve"> </w:t>
+      </w:r>
+      <w:r>
+        <w:rPr>
+          <w:rFonts w:hint="eastAsia" w:ascii="Times New Roman" w:hAnsi="Times New Roman" w:eastAsia="FangSong" w:cs="Times New Roman"/>
+        </w:rPr>
+        <w:t xml:space="preserve">在水溶液中二聚得到物种</w:t>
+      </w:r>
+      <w:r>
+        <w:rPr>
+          <w:rFonts w:ascii="Times New Roman" w:hAnsi="Times New Roman" w:eastAsia="Times New Roman" w:cs="Times New Roman"/>
+        </w:rPr>
+        <w:t xml:space="preserve"> </w:t>
+      </w:r>
+      <w:r>
+        <w:rPr>
+          <w:rFonts w:hint="eastAsia" w:ascii="Times New Roman" w:hAnsi="Times New Roman" w:eastAsia="Times New Roman" w:cs="Times New Roman"/>
+        </w:rPr>
+        <w:t xml:space="preserve">B，B</w:t>
+      </w:r>
+      <w:r>
+        <w:rPr>
+          <w:rFonts w:ascii="Times New Roman" w:hAnsi="Times New Roman" w:eastAsia="Times New Roman" w:cs="Times New Roman"/>
+        </w:rPr>
+        <w:t xml:space="preserve"> </w:t>
+      </w:r>
+      <w:r>
+        <w:rPr>
+          <w:rFonts w:hint="eastAsia" w:ascii="Times New Roman" w:hAnsi="Times New Roman" w:eastAsia="FangSong" w:cs="Times New Roman"/>
+        </w:rPr>
+        <w:t xml:space="preserve">再与</w:t>
+      </w:r>
+      <w:r>
+        <w:rPr>
+          <w:rFonts w:ascii="Times New Roman" w:hAnsi="Times New Roman" w:eastAsia="Times New Roman" w:cs="Times New Roman"/>
+        </w:rPr>
+        <w:t xml:space="preserve"> X </w:t>
+      </w:r>
+      <w:r>
+        <w:rPr>
+          <w:rFonts w:hint="eastAsia" w:ascii="Times New Roman" w:hAnsi="Times New Roman" w:eastAsia="FangSong" w:cs="Times New Roman"/>
+        </w:rPr>
+        <w:t xml:space="preserve">或</w:t>
+      </w:r>
+      <w:r>
+        <w:rPr>
+          <w:rFonts w:ascii="Times New Roman" w:hAnsi="Times New Roman" w:eastAsia="Times New Roman" w:cs="Times New Roman"/>
+        </w:rPr>
+        <w:t xml:space="preserve"> </w:t>
+      </w:r>
+      <m:oMath>
+        <m:oMathPr>
+          <m:ctrlPr>
+            <w:rPr>
+              <w:sz w:val="28"/>
+              <w:szCs w:val="28"/>
+            </w:rPr>
+          </m:ctrlPr>
+        </m:oMathPr>
+        <m:sSup>
+          <m:e>
+            <m:d>
+              <m:dPr>
+                <m:begChr m:val="["/>
+                <m:sepChr m:val=""/>
+                <m:endChr m:val="]"/>
+                <m:grow/>
+              </m:dPr>
+              <m:e>
+                <m:r>
+                  <m:rPr>
+                    <m:sty m:val="p"/>
+                  </m:rPr>
+                  <m:t>F</m:t>
+                </m:r>
+                <m:r>
+                  <m:rPr>
+                    <m:sty m:val="p"/>
+                  </m:rPr>
+                  <m:t>e</m:t>
+                </m:r>
+                <m:r>
+                  <m:rPr>
+                    <m:sty m:val="p"/>
+                  </m:rPr>
+                  <m:t>(</m:t>
+                </m:r>
+                <m:r>
+                  <m:rPr>
+                    <m:sty m:val="p"/>
+                  </m:rPr>
+                  <m:t>C</m:t>
+                </m:r>
+                <m:r>
+                  <m:rPr>
+                    <m:sty m:val="p"/>
+                  </m:rPr>
+                  <m:t>N</m:t>
+                </m:r>
+                <m:sSub>
+                  <m:e>
+                    <m:r>
+                      <m:rPr>
+                        <m:sty m:val="p"/>
+                      </m:rPr>
+                      <m:t>)</m:t>
+                    </m:r>
+                  </m:e>
+                  <m:sub>
+                    <m:r>
+                      <m:rPr>
+                        <m:sty m:val="p"/>
+                      </m:rPr>
+                      <m:t>5</m:t>
+                    </m:r>
+                  </m:sub>
+                </m:sSub>
+                <m:r>
+                  <m:rPr>
+                    <m:sty m:val="p"/>
+                  </m:rPr>
+                  <m:t>N</m:t>
+                </m:r>
+                <m:r>
+                  <m:rPr>
+                    <m:sty m:val="p"/>
+                  </m:rPr>
+                  <m:t>O</m:t>
+                </m:r>
+              </m:e>
+            </m:d>
+          </m:e>
+          <m:sup>
+            <m:r>
+              <m:t>2</m:t>
+            </m:r>
+            <m:r>
+              <m:rPr>
+                <m:sty m:val="p"/>
+              </m:rPr>
+              <m:t>−</m:t>
+            </m:r>
+          </m:sup>
+        </m:sSup>
+      </m:oMath>
+      <w:r>
+        <w:rPr>
+          <w:rFonts w:ascii="Times New Roman" w:hAnsi="Times New Roman" w:eastAsia="Times New Roman" w:cs="Times New Roman"/>
+        </w:rPr>
+        <w:t xml:space="preserve"> </w:t>
+      </w:r>
+      <w:r>
+        <w:rPr>
+          <w:rFonts w:hint="eastAsia" w:ascii="Times New Roman" w:hAnsi="Times New Roman" w:eastAsia="FangSong" w:cs="Times New Roman"/>
+        </w:rPr>
+        <w:t xml:space="preserve">反应都得到</w:t>
+      </w:r>
+      <w:r>
+        <w:rPr>
+          <w:rFonts w:ascii="Times New Roman" w:hAnsi="Times New Roman" w:eastAsia="Times New Roman" w:cs="Times New Roman"/>
+        </w:rPr>
+        <w:t xml:space="preserve"> </w:t>
+      </w:r>
+      <w:r>
+        <w:rPr>
+          <w:rFonts w:hint="eastAsia" w:ascii="Times New Roman" w:hAnsi="Times New Roman" w:eastAsia="Times New Roman" w:cs="Times New Roman"/>
+        </w:rPr>
+        <w:t>Y。</w:t>
+      </w:r>
+      <w:r>
+        <w:rPr>
+          <w:rFonts w:hint="eastAsia" w:ascii="Times New Roman" w:hAnsi="Times New Roman" w:eastAsia="FangSong" w:cs="Times New Roman"/>
+        </w:rPr>
+        <w:t>画出</w:t>
+      </w:r>
+      <w:r>
+        <w:rPr>
+          <w:rFonts w:ascii="Times New Roman" w:hAnsi="Times New Roman" w:eastAsia="Times New Roman" w:cs="Times New Roman"/>
+        </w:rPr>
+        <w:t xml:space="preserve"> Y </w:t>
+      </w:r>
+      <w:r>
+        <w:rPr>
+          <w:rFonts w:hint="eastAsia" w:ascii="Times New Roman" w:hAnsi="Times New Roman" w:eastAsia="FangSong" w:cs="Times New Roman"/>
+        </w:rPr>
+        <w:t>的结构</w:t>
       </w:r>
       <w:r>
         <w:rPr>
@@ -6417,11 +8270,29 @@
     </w:p>
     <w:p>
       <w:pPr>
-        <w:pStyle w:val="Compact"/>
+        <w:pStyle w:val="FirstParagraph"/>
+        <w:ind w:firstLine="420"/>
+      </w:pPr>
+      <w:r>
+        <w:rPr>
+          <w:rFonts w:hint="eastAsia" w:ascii="Times New Roman" w:hAnsi="Times New Roman" w:eastAsia="FangSong" w:cs="Times New Roman"/>
+        </w:rPr>
+        <w:t>回答下列与配位化学有关的问题</w:t>
+      </w:r>
+      <w:r>
+        <w:rPr>
+          <w:rFonts w:hint="eastAsia" w:ascii="Times New Roman" w:hAnsi="Times New Roman" w:eastAsia="Times New Roman" w:cs="Times New Roman"/>
+        </w:rPr>
+        <w:t>。</w:t>
+      </w:r>
+    </w:p>
+    <w:p>
+      <w:pPr>
         <w:numPr>
           <w:ilvl w:val="0"/>
-          <w:numId w:val="1010"/>
+          <w:numId w:val="1017"/>
         </w:numPr>
+        <w:ind w:firstLine="420"/>
       </w:pPr>
       <w:r>
         <w:rPr>
@@ -6651,11 +8522,11 @@
     </w:p>
     <w:p>
       <w:pPr>
-        <w:pStyle w:val="Compact"/>
         <w:numPr>
           <w:ilvl w:val="0"/>
-          <w:numId w:val="1010"/>
+          <w:numId w:val="1017"/>
         </w:numPr>
+        <w:ind w:firstLine="420"/>
       </w:pPr>
       <w:r>
         <w:rPr>
@@ -6792,7 +8663,13 @@
         <w:rPr>
           <w:rFonts w:hint="eastAsia" w:ascii="Times New Roman" w:hAnsi="Times New Roman" w:eastAsia="FangSong" w:cs="Times New Roman"/>
         </w:rPr>
-        <w:t>为</w:t>
+        <w:t xml:space="preserve">为</w:t>
+      </w:r>
+      <w:r>
+        <w:rPr>
+          <w:rFonts w:ascii="Times New Roman" w:hAnsi="Times New Roman" w:eastAsia="Times New Roman" w:cs="Times New Roman"/>
+        </w:rPr>
+        <w:t xml:space="preserve"> </w:t>
       </w:r>
       <w:r>
         <w:rPr>
@@ -6921,22 +8798,28 @@
         <w:rPr>
           <w:rFonts w:hint="eastAsia" w:ascii="Times New Roman" w:hAnsi="Times New Roman" w:eastAsia="FangSong" w:cs="Times New Roman"/>
         </w:rPr>
-        <w:t>只有</w:t>
-      </w:r>
-      <w:r>
-        <w:rPr>
-          <w:rFonts w:hint="eastAsia" w:ascii="Times New Roman" w:hAnsi="Times New Roman" w:eastAsia="Times New Roman" w:cs="Times New Roman"/>
-        </w:rPr>
-        <w:t>6.0？</w:t>
+        <w:t xml:space="preserve">只有</w:t>
+      </w:r>
+      <w:r>
+        <w:rPr>
+          <w:rFonts w:ascii="Times New Roman" w:hAnsi="Times New Roman" w:eastAsia="Times New Roman" w:cs="Times New Roman"/>
+        </w:rPr>
+        <w:t xml:space="preserve"> </w:t>
+      </w:r>
+      <w:r>
+        <w:rPr>
+          <w:rFonts w:hint="eastAsia" w:ascii="Times New Roman" w:hAnsi="Times New Roman" w:eastAsia="Times New Roman" w:cs="Times New Roman"/>
+        </w:rPr>
+        <w:t xml:space="preserve">6.0？</w:t>
       </w:r>
     </w:p>
     <w:p>
       <w:pPr>
-        <w:pStyle w:val="Compact"/>
         <w:numPr>
           <w:ilvl w:val="0"/>
-          <w:numId w:val="1010"/>
+          <w:numId w:val="1017"/>
         </w:numPr>
+        <w:ind w:firstLine="420"/>
       </w:pPr>
       <w:r>
         <w:rPr>
@@ -7407,8 +9290,8 @@
         </w:pict>
       </w:r>
     </w:p>
-    <w:bookmarkEnd w:id="48"/>
-    <w:bookmarkStart w:id="49" w:name="第17题"/>
+    <w:bookmarkEnd w:id="51"/>
+    <w:bookmarkStart w:id="52" w:name="第17题"/>
     <w:p>
       <w:pPr>
         <w:pStyle w:val="Heading3"/>
@@ -7436,6 +9319,7 @@
     <w:p>
       <w:pPr>
         <w:pStyle w:val="FirstParagraph"/>
+        <w:ind w:firstLine="420"/>
       </w:pPr>
       <w:r>
         <w:rPr>
@@ -7752,15 +9636,24 @@
       </w:r>
       <w:r>
         <w:rPr>
-          <w:rFonts w:hint="eastAsia" w:ascii="Times New Roman" w:hAnsi="Times New Roman" w:eastAsia="Times New Roman" w:cs="Times New Roman"/>
-        </w:rPr>
-        <w:t>。</w:t>
-      </w:r>
-      <w:r>
-        <w:rPr>
-          <w:rFonts w:hint="eastAsia" w:ascii="Times New Roman" w:hAnsi="Times New Roman" w:eastAsia="FangSong" w:cs="Times New Roman"/>
-        </w:rPr>
-        <w:t>在总压</w:t>
+          <w:rFonts w:ascii="Times New Roman" w:hAnsi="Times New Roman" w:eastAsia="Times New Roman" w:cs="Times New Roman"/>
+        </w:rPr>
+        <w:t xml:space="preserve">。</w:t>
+      </w:r>
+    </w:p>
+    <w:p>
+      <w:pPr>
+        <w:numPr>
+          <w:ilvl w:val="0"/>
+          <w:numId w:val="1018"/>
+        </w:numPr>
+        <w:ind w:firstLine="420"/>
+      </w:pPr>
+      <w:r>
+        <w:rPr>
+          <w:rFonts w:hint="eastAsia" w:ascii="Times New Roman" w:hAnsi="Times New Roman" w:eastAsia="FangSong" w:cs="Times New Roman"/>
+        </w:rPr>
+        <w:t xml:space="preserve">在总压</w:t>
       </w:r>
       <w:r>
         <w:rPr>
@@ -7967,18 +9860,15 @@
         </w:rPr>
         <w:t>。</w:t>
       </w:r>
-      <w:r>
-        <w:rPr>
-          <w:rFonts w:ascii="Times New Roman" w:hAnsi="Times New Roman" w:eastAsia="Times New Roman" w:cs="Times New Roman"/>
-        </w:rPr>
-        <w:t xml:space="preserve"> </w:t>
-      </w:r>
-      <w:r>
-        <w:rPr>
-          <w:rFonts w:ascii="Times New Roman" w:hAnsi="Times New Roman" w:eastAsia="Times New Roman" w:cs="Times New Roman"/>
-        </w:rPr>
-        <w:t xml:space="preserve">2. </w:t>
-      </w:r>
+    </w:p>
+    <w:p>
+      <w:pPr>
+        <w:numPr>
+          <w:ilvl w:val="0"/>
+          <w:numId w:val="1018"/>
+        </w:numPr>
+        <w:ind w:firstLine="420"/>
+      </w:pPr>
       <w:r>
         <w:rPr>
           <w:rFonts w:hint="eastAsia" w:ascii="Times New Roman" w:hAnsi="Times New Roman" w:eastAsia="FangSong" w:cs="Times New Roman"/>
@@ -8652,8 +10542,8 @@
         </w:pict>
       </w:r>
     </w:p>
-    <w:bookmarkEnd w:id="49"/>
-    <w:bookmarkStart w:id="50" w:name="第18题"/>
+    <w:bookmarkEnd w:id="52"/>
+    <w:bookmarkStart w:id="53" w:name="第18题"/>
     <w:p>
       <w:pPr>
         <w:pStyle w:val="Heading3"/>
@@ -8680,17 +10570,53 @@
     </w:p>
     <w:p>
       <w:pPr>
-        <w:pStyle w:val="Compact"/>
+        <w:pStyle w:val="FirstParagraph"/>
+        <w:ind w:firstLine="420"/>
+      </w:pPr>
+      <w:r>
+        <w:rPr>
+          <w:rFonts w:hint="eastAsia" w:ascii="Times New Roman" w:hAnsi="Times New Roman" w:eastAsia="FangSong" w:cs="Times New Roman"/>
+        </w:rPr>
+        <w:t xml:space="preserve">求下列体系的</w:t>
+      </w:r>
+      <w:r>
+        <w:rPr>
+          <w:rFonts w:ascii="Times New Roman" w:hAnsi="Times New Roman" w:eastAsia="Times New Roman" w:cs="Times New Roman"/>
+        </w:rPr>
+        <w:t xml:space="preserve"> </w:t>
+      </w:r>
+      <w:r>
+        <w:rPr>
+          <w:rFonts w:hint="eastAsia" w:ascii="Times New Roman" w:hAnsi="Times New Roman" w:eastAsia="Times New Roman" w:cs="Times New Roman"/>
+        </w:rPr>
+        <w:t>pH（</w:t>
+      </w:r>
+      <w:r>
+        <w:rPr>
+          <w:rFonts w:hint="eastAsia" w:ascii="Times New Roman" w:hAnsi="Times New Roman" w:eastAsia="FangSong" w:cs="Times New Roman"/>
+        </w:rPr>
+        <w:t>数据自查</w:t>
+      </w:r>
+      <w:r>
+        <w:rPr>
+          <w:rFonts w:hint="eastAsia" w:ascii="Times New Roman" w:hAnsi="Times New Roman" w:eastAsia="Times New Roman" w:cs="Times New Roman"/>
+        </w:rPr>
+        <w:t>）：</w:t>
+      </w:r>
+    </w:p>
+    <w:p>
+      <w:pPr>
         <w:numPr>
           <w:ilvl w:val="0"/>
-          <w:numId w:val="1011"/>
+          <w:numId w:val="1019"/>
         </w:numPr>
-      </w:pPr>
-      <w:r>
-        <w:rPr>
-          <w:rFonts w:ascii="Times New Roman" w:hAnsi="Times New Roman" w:eastAsia="Times New Roman" w:cs="Times New Roman"/>
-        </w:rPr>
-        <w:t xml:space="preserve">0.10mol/L</w:t>
+        <w:ind w:firstLine="420"/>
+      </w:pPr>
+      <w:r>
+        <w:rPr>
+          <w:rFonts w:ascii="Times New Roman" w:hAnsi="Times New Roman" w:eastAsia="Times New Roman" w:cs="Times New Roman"/>
+        </w:rPr>
+        <w:t xml:space="preserve">0.10 mol/L</w:t>
       </w:r>
       <w:r>
         <w:rPr>
@@ -8708,16 +10634,25 @@
           </m:ctrlPr>
         </m:oMathPr>
         <m:r>
+          <m:rPr>
+            <m:sty m:val="p"/>
+          </m:rPr>
           <m:t>N</m:t>
         </m:r>
         <m:sSub>
           <m:e>
             <m:r>
+              <m:rPr>
+                <m:sty m:val="p"/>
+              </m:rPr>
               <m:t>a</m:t>
             </m:r>
           </m:e>
           <m:sub>
             <m:r>
+              <m:rPr>
+                <m:sty m:val="p"/>
+              </m:rPr>
               <m:t>2</m:t>
             </m:r>
           </m:sub>
@@ -8725,11 +10660,17 @@
         <m:sSub>
           <m:e>
             <m:r>
+              <m:rPr>
+                <m:sty m:val="p"/>
+              </m:rPr>
               <m:t>B</m:t>
             </m:r>
           </m:e>
           <m:sub>
             <m:r>
+              <m:rPr>
+                <m:sty m:val="p"/>
+              </m:rPr>
               <m:t>4</m:t>
             </m:r>
           </m:sub>
@@ -8737,11 +10678,17 @@
         <m:sSub>
           <m:e>
             <m:r>
+              <m:rPr>
+                <m:sty m:val="p"/>
+              </m:rPr>
               <m:t>O</m:t>
             </m:r>
           </m:e>
           <m:sub>
             <m:r>
+              <m:rPr>
+                <m:sty m:val="p"/>
+              </m:rPr>
               <m:t>6</m:t>
             </m:r>
           </m:sub>
@@ -8753,9 +10700,15 @@
           <m:t>(</m:t>
         </m:r>
         <m:r>
+          <m:rPr>
+            <m:sty m:val="p"/>
+          </m:rPr>
           <m:t>O</m:t>
         </m:r>
         <m:r>
+          <m:rPr>
+            <m:sty m:val="p"/>
+          </m:rPr>
           <m:t>H</m:t>
         </m:r>
         <m:sSub>
@@ -8769,6 +10722,9 @@
           </m:e>
           <m:sub>
             <m:r>
+              <m:rPr>
+                <m:sty m:val="p"/>
+              </m:rPr>
               <m:t>4</m:t>
             </m:r>
           </m:sub>
@@ -8778,57 +10734,19 @@
         <w:rPr>
           <w:rFonts w:ascii="Times New Roman" w:hAnsi="Times New Roman" w:eastAsia="Times New Roman" w:cs="Times New Roman"/>
         </w:rPr>
-        <w:t xml:space="preserve">…</w:t>
-      </w:r>
-    </w:p>
-    <w:p>
-      <w:pPr>
-        <w:pStyle w:val="FirstParagraph"/>
-      </w:pPr>
-      <w:r>
-        <w:rPr>
-          <w:rFonts w:hint="eastAsia" w:ascii="Times New Roman" w:hAnsi="Times New Roman" w:eastAsia="FangSong" w:cs="Times New Roman"/>
-        </w:rPr>
-        <w:t xml:space="preserve">求下列体系的</w:t>
-      </w:r>
-      <w:r>
-        <w:rPr>
-          <w:rFonts w:ascii="Times New Roman" w:hAnsi="Times New Roman" w:eastAsia="Times New Roman" w:cs="Times New Roman"/>
-        </w:rPr>
-        <w:t xml:space="preserve"> </w:t>
-      </w:r>
-      <w:r>
-        <w:rPr>
-          <w:rFonts w:hint="eastAsia" w:ascii="Times New Roman" w:hAnsi="Times New Roman" w:eastAsia="Times New Roman" w:cs="Times New Roman"/>
-        </w:rPr>
-        <w:t>pH(</w:t>
-      </w:r>
-      <w:r>
-        <w:rPr>
-          <w:rFonts w:hint="eastAsia" w:ascii="Times New Roman" w:hAnsi="Times New Roman" w:eastAsia="FangSong" w:cs="Times New Roman"/>
-        </w:rPr>
-        <w:t>数据自查</w:t>
-      </w:r>
-      <w:r>
-        <w:rPr>
-          <w:rFonts w:hint="eastAsia" w:ascii="Times New Roman" w:hAnsi="Times New Roman" w:eastAsia="Times New Roman" w:cs="Times New Roman"/>
-        </w:rPr>
-        <w:t>):</w:t>
-      </w:r>
-    </w:p>
-    <w:p>
-      <w:pPr>
-        <w:pStyle w:val="Compact"/>
-        <w:numPr>
-          <w:ilvl w:val="0"/>
-          <w:numId w:val="1012"/>
-        </w:numPr>
-      </w:pPr>
-      <w:r>
-        <w:rPr>
-          <w:rFonts w:ascii="Times New Roman" w:hAnsi="Times New Roman" w:eastAsia="Times New Roman" w:cs="Times New Roman"/>
-        </w:rPr>
-        <w:t xml:space="preserve">0.10mol/L</w:t>
+        <w:t xml:space="preserve"> </w:t>
+      </w:r>
+      <w:r>
+        <w:rPr>
+          <w:rFonts w:hint="eastAsia" w:ascii="Times New Roman" w:hAnsi="Times New Roman" w:eastAsia="FangSong" w:cs="Times New Roman"/>
+        </w:rPr>
+        <w:t xml:space="preserve">和</w:t>
+      </w:r>
+      <w:r>
+        <w:rPr>
+          <w:rFonts w:ascii="Times New Roman" w:hAnsi="Times New Roman" w:eastAsia="Times New Roman" w:cs="Times New Roman"/>
+        </w:rPr>
+        <w:t xml:space="preserve"> 0.20 mol/L</w:t>
       </w:r>
       <w:r>
         <w:rPr>
@@ -8846,44 +10764,53 @@
           </m:ctrlPr>
         </m:oMathPr>
         <m:r>
+          <m:rPr>
+            <m:sty m:val="p"/>
+          </m:rPr>
           <m:t>N</m:t>
+        </m:r>
+        <m:r>
+          <m:rPr>
+            <m:sty m:val="p"/>
+          </m:rPr>
+          <m:t>a</m:t>
         </m:r>
         <m:sSub>
           <m:e>
             <m:r>
-              <m:t>a</m:t>
+              <m:rPr>
+                <m:sty m:val="p"/>
+              </m:rPr>
+              <m:t>B</m:t>
             </m:r>
           </m:e>
           <m:sub>
             <m:r>
-              <m:t>2</m:t>
+              <m:rPr>
+                <m:sty m:val="p"/>
+              </m:rPr>
+              <m:t>5</m:t>
             </m:r>
           </m:sub>
         </m:sSub>
         <m:sSub>
           <m:e>
             <m:r>
-              <m:t>B</m:t>
+              <m:rPr>
+                <m:sty m:val="p"/>
+              </m:rPr>
+              <m:t>O</m:t>
             </m:r>
           </m:e>
           <m:sub>
             <m:r>
-              <m:t>4</m:t>
+              <m:rPr>
+                <m:sty m:val="p"/>
+              </m:rPr>
+              <m:t>6</m:t>
             </m:r>
           </m:sub>
         </m:sSub>
-        <m:sSub>
-          <m:e>
-            <m:r>
-              <m:t>O</m:t>
-            </m:r>
-          </m:e>
-          <m:sub>
-            <m:r>
-              <m:t>6</m:t>
-            </m:r>
-          </m:sub>
-        </m:sSub>
         <m:r>
           <m:rPr>
             <m:sty m:val="p"/>
@@ -8891,9 +10818,15 @@
           <m:t>(</m:t>
         </m:r>
         <m:r>
+          <m:rPr>
+            <m:sty m:val="p"/>
+          </m:rPr>
           <m:t>O</m:t>
         </m:r>
         <m:r>
+          <m:rPr>
+            <m:sty m:val="p"/>
+          </m:rPr>
           <m:t>H</m:t>
         </m:r>
         <m:sSub>
@@ -8907,6 +10840,9 @@
           </m:e>
           <m:sub>
             <m:r>
+              <m:rPr>
+                <m:sty m:val="p"/>
+              </m:rPr>
               <m:t>4</m:t>
             </m:r>
           </m:sub>
@@ -8922,13 +10858,27 @@
         <w:rPr>
           <w:rFonts w:hint="eastAsia" w:ascii="Times New Roman" w:hAnsi="Times New Roman" w:eastAsia="FangSong" w:cs="Times New Roman"/>
         </w:rPr>
-        <w:t xml:space="preserve">和</w:t>
-      </w:r>
-      <w:r>
-        <w:rPr>
-          <w:rFonts w:ascii="Times New Roman" w:hAnsi="Times New Roman" w:eastAsia="Times New Roman" w:cs="Times New Roman"/>
-        </w:rPr>
-        <w:t xml:space="preserve"> 0.20mol/L</w:t>
+        <w:t>的混合物</w:t>
+      </w:r>
+      <w:r>
+        <w:rPr>
+          <w:rFonts w:hint="eastAsia" w:ascii="Times New Roman" w:hAnsi="Times New Roman" w:eastAsia="Times New Roman" w:cs="Times New Roman"/>
+        </w:rPr>
+        <w:t>；</w:t>
+      </w:r>
+    </w:p>
+    <w:p>
+      <w:pPr>
+        <w:numPr>
+          <w:ilvl w:val="0"/>
+          <w:numId w:val="1019"/>
+        </w:numPr>
+      </w:pPr>
+      <w:r>
+        <w:rPr>
+          <w:rFonts w:ascii="Times New Roman" w:hAnsi="Times New Roman" w:eastAsia="Times New Roman" w:cs="Times New Roman"/>
+        </w:rPr>
+        <w:t xml:space="preserve">0.10 mol/L</w:t>
       </w:r>
       <w:r>
         <w:rPr>
@@ -8946,50 +10896,38 @@
           </m:ctrlPr>
         </m:oMathPr>
         <m:r>
+          <m:rPr>
+            <m:sty m:val="p"/>
+          </m:rPr>
+          <m:t>(</m:t>
+        </m:r>
+        <m:r>
+          <m:rPr>
+            <m:sty m:val="p"/>
+          </m:rPr>
           <m:t>N</m:t>
-        </m:r>
-        <m:r>
-          <m:t>a</m:t>
         </m:r>
         <m:sSub>
           <m:e>
             <m:r>
-              <m:t>B</m:t>
+              <m:rPr>
+                <m:sty m:val="p"/>
+              </m:rPr>
+              <m:t>H</m:t>
             </m:r>
           </m:e>
           <m:sub>
             <m:r>
-              <m:t>5</m:t>
+              <m:rPr>
+                <m:sty m:val="p"/>
+              </m:rPr>
+              <m:t>4</m:t>
             </m:r>
           </m:sub>
         </m:sSub>
         <m:sSub>
           <m:e>
             <m:r>
-              <m:t>O</m:t>
-            </m:r>
-          </m:e>
-          <m:sub>
-            <m:r>
-              <m:t>6</m:t>
-            </m:r>
-          </m:sub>
-        </m:sSub>
-        <m:r>
-          <m:rPr>
-            <m:sty m:val="p"/>
-          </m:rPr>
-          <m:t>(</m:t>
-        </m:r>
-        <m:r>
-          <m:t>O</m:t>
-        </m:r>
-        <m:r>
-          <m:t>H</m:t>
-        </m:r>
-        <m:sSub>
-          <m:e>
-            <m:r>
               <m:rPr>
                 <m:sty m:val="p"/>
               </m:rPr>
@@ -8998,117 +10936,130 @@
           </m:e>
           <m:sub>
             <m:r>
-              <m:t>4</m:t>
+              <m:t>2</m:t>
+            </m:r>
+          </m:sub>
+        </m:sSub>
+        <m:r>
+          <m:rPr>
+            <m:sty m:val="p"/>
+          </m:rPr>
+          <m:t>S</m:t>
+        </m:r>
+        <m:sSub>
+          <m:e>
+            <m:r>
+              <m:rPr>
+                <m:sty m:val="p"/>
+              </m:rPr>
+              <m:t>O</m:t>
+            </m:r>
+          </m:e>
+          <m:sub>
+            <m:r>
+              <m:rPr>
+                <m:sty m:val="p"/>
+              </m:rPr>
+              <m:t>3</m:t>
             </m:r>
           </m:sub>
         </m:sSub>
       </m:oMath>
       <w:r>
         <w:rPr>
-          <w:rFonts w:ascii="Times New Roman" w:hAnsi="Times New Roman" w:eastAsia="Times New Roman" w:cs="Times New Roman"/>
-        </w:rPr>
-        <w:t xml:space="preserve"> </w:t>
-      </w:r>
-      <w:r>
-        <w:rPr>
-          <w:rFonts w:hint="eastAsia" w:ascii="Times New Roman" w:hAnsi="Times New Roman" w:eastAsia="FangSong" w:cs="Times New Roman"/>
-        </w:rPr>
-        <w:t>的混合物</w:t>
-      </w:r>
-      <w:r>
-        <w:rPr>
-          <w:rFonts w:hint="eastAsia" w:ascii="Times New Roman" w:hAnsi="Times New Roman" w:eastAsia="Times New Roman" w:cs="Times New Roman"/>
-        </w:rPr>
-        <w:t>；</w:t>
-      </w:r>
-      <w:r>
-        <w:rPr>
-          <w:rFonts w:ascii="Times New Roman" w:hAnsi="Times New Roman" w:eastAsia="Times New Roman" w:cs="Times New Roman"/>
-        </w:rPr>
-        <w:t xml:space="preserve"> </w:t>
-      </w:r>
-      <w:r>
-        <w:rPr>
-          <w:rFonts w:ascii="Times New Roman" w:hAnsi="Times New Roman" w:eastAsia="Times New Roman" w:cs="Times New Roman"/>
-        </w:rPr>
-        <w:t>2.0.10mol/L(NH</w:t>
-      </w:r>
-      <w:r>
-        <w:rPr>
-          <w:rFonts w:ascii="Times New Roman" w:hAnsi="Times New Roman" w:eastAsia="Times New Roman" w:cs="Times New Roman"/>
-          <w:vertAlign w:val="subscript"/>
-        </w:rPr>
-        <w:t>4</w:t>
-      </w:r>
-      <w:r>
-        <w:rPr>
-          <w:rFonts w:ascii="Times New Roman" w:hAnsi="Times New Roman" w:eastAsia="Times New Roman" w:cs="Times New Roman"/>
-        </w:rPr>
-        <w:t xml:space="preserve"> )</w:t>
-      </w:r>
-      <w:r>
-        <w:rPr>
-          <w:rFonts w:ascii="Times New Roman" w:hAnsi="Times New Roman" w:eastAsia="Times New Roman" w:cs="Times New Roman"/>
-          <w:vertAlign w:val="subscript"/>
-        </w:rPr>
-        <w:t>2</w:t>
-      </w:r>
-      <w:r>
-        <w:rPr>
-          <w:rFonts w:ascii="Times New Roman" w:hAnsi="Times New Roman" w:eastAsia="Times New Roman" w:cs="Times New Roman"/>
-        </w:rPr>
-        <w:t xml:space="preserve"> SO</w:t>
-      </w:r>
-      <w:r>
-        <w:rPr>
-          <w:rFonts w:ascii="Times New Roman" w:hAnsi="Times New Roman" w:eastAsia="Times New Roman" w:cs="Times New Roman"/>
-          <w:vertAlign w:val="subscript"/>
-        </w:rPr>
-        <w:t>3</w:t>
-      </w:r>
-      <w:r>
-        <w:rPr>
-          <w:rFonts w:ascii="Times New Roman" w:hAnsi="Times New Roman" w:eastAsia="Times New Roman" w:cs="Times New Roman"/>
-        </w:rPr>
-        <w:t xml:space="preserve"> ;</w:t>
-      </w:r>
-      <w:r>
-        <w:rPr>
-          <w:rFonts w:ascii="Times New Roman" w:hAnsi="Times New Roman" w:eastAsia="Times New Roman" w:cs="Times New Roman"/>
-        </w:rPr>
-        <w:t xml:space="preserve"> </w:t>
-      </w:r>
-      <w:r>
-        <w:rPr>
-          <w:rFonts w:ascii="Times New Roman" w:hAnsi="Times New Roman" w:eastAsia="Times New Roman" w:cs="Times New Roman"/>
-        </w:rPr>
-        <w:t>3.0.10mol/LNH</w:t>
-      </w:r>
-      <w:r>
-        <w:rPr>
-          <w:rFonts w:ascii="Times New Roman" w:hAnsi="Times New Roman" w:eastAsia="Times New Roman" w:cs="Times New Roman"/>
-          <w:vertAlign w:val="subscript"/>
-        </w:rPr>
-        <w:t>4</w:t>
-      </w:r>
-      <w:r>
-        <w:rPr>
-          <w:rFonts w:ascii="Times New Roman" w:hAnsi="Times New Roman" w:eastAsia="Times New Roman" w:cs="Times New Roman"/>
-        </w:rPr>
-        <w:t xml:space="preserve"> HSO</w:t>
-      </w:r>
-      <w:r>
-        <w:rPr>
-          <w:rFonts w:ascii="Times New Roman" w:hAnsi="Times New Roman" w:eastAsia="Times New Roman" w:cs="Times New Roman"/>
-          <w:vertAlign w:val="subscript"/>
-        </w:rPr>
-        <w:t>3</w:t>
-      </w:r>
-      <w:r>
-        <w:rPr>
-          <w:rFonts w:ascii="Times New Roman" w:hAnsi="Times New Roman" w:eastAsia="Times New Roman" w:cs="Times New Roman"/>
-        </w:rPr>
-        <w:t xml:space="preserve"> .</w:t>
+          <w:rFonts w:hint="eastAsia" w:ascii="Times New Roman" w:hAnsi="Times New Roman" w:eastAsia="Times New Roman" w:cs="Times New Roman"/>
+        </w:rPr>
+        <w:t xml:space="preserve">；</w:t>
+      </w:r>
+    </w:p>
+    <w:p>
+      <w:pPr>
+        <w:numPr>
+          <w:ilvl w:val="0"/>
+          <w:numId w:val="1019"/>
+        </w:numPr>
+      </w:pPr>
+      <w:r>
+        <w:rPr>
+          <w:rFonts w:ascii="Times New Roman" w:hAnsi="Times New Roman" w:eastAsia="Times New Roman" w:cs="Times New Roman"/>
+        </w:rPr>
+        <w:t xml:space="preserve">0.10 mol/L</w:t>
+      </w:r>
+      <w:r>
+        <w:rPr>
+          <w:rFonts w:ascii="Times New Roman" w:hAnsi="Times New Roman" w:eastAsia="Times New Roman" w:cs="Times New Roman"/>
+        </w:rPr>
+        <w:t xml:space="preserve"> </w:t>
+      </w:r>
+      <m:oMath>
+        <m:oMathPr>
+          <m:ctrlPr>
+            <w:rPr>
+              <w:sz w:val="28"/>
+              <w:szCs w:val="28"/>
+            </w:rPr>
+          </m:ctrlPr>
+        </m:oMathPr>
+        <m:r>
+          <m:rPr>
+            <m:sty m:val="p"/>
+          </m:rPr>
+          <m:t>N</m:t>
+        </m:r>
+        <m:sSub>
+          <m:e>
+            <m:r>
+              <m:rPr>
+                <m:sty m:val="p"/>
+              </m:rPr>
+              <m:t>H</m:t>
+            </m:r>
+          </m:e>
+          <m:sub>
+            <m:r>
+              <m:rPr>
+                <m:sty m:val="p"/>
+              </m:rPr>
+              <m:t>4</m:t>
+            </m:r>
+          </m:sub>
+        </m:sSub>
+        <m:r>
+          <m:rPr>
+            <m:sty m:val="p"/>
+          </m:rPr>
+          <m:t>H</m:t>
+        </m:r>
+        <m:r>
+          <m:rPr>
+            <m:sty m:val="p"/>
+          </m:rPr>
+          <m:t>S</m:t>
+        </m:r>
+        <m:sSub>
+          <m:e>
+            <m:r>
+              <m:rPr>
+                <m:sty m:val="p"/>
+              </m:rPr>
+              <m:t>O</m:t>
+            </m:r>
+          </m:e>
+          <m:sub>
+            <m:r>
+              <m:rPr>
+                <m:sty m:val="p"/>
+              </m:rPr>
+              <m:t>3</m:t>
+            </m:r>
+          </m:sub>
+        </m:sSub>
+      </m:oMath>
+      <w:r>
+        <w:rPr>
+          <w:rFonts w:ascii="Times New Roman" w:hAnsi="Times New Roman" w:eastAsia="Times New Roman" w:cs="Times New Roman"/>
+        </w:rPr>
+        <w:t xml:space="preserve">。</w:t>
       </w:r>
     </w:p>
     <w:p>
@@ -9121,8 +11072,8 @@
         </w:pict>
       </w:r>
     </w:p>
-    <w:bookmarkEnd w:id="50"/>
-    <w:bookmarkStart w:id="51" w:name="第19题"/>
+    <w:bookmarkEnd w:id="53"/>
+    <w:bookmarkStart w:id="54" w:name="第19题"/>
     <w:p>
       <w:pPr>
         <w:pStyle w:val="Heading3"/>
@@ -9150,6 +11101,7 @@
     <w:p>
       <w:pPr>
         <w:pStyle w:val="FirstParagraph"/>
+        <w:ind w:firstLine="420"/>
       </w:pPr>
       <w:r>
         <w:rPr>
@@ -10045,8 +11997,9 @@
         <w:pStyle w:val="Compact"/>
         <w:numPr>
           <w:ilvl w:val="0"/>
-          <w:numId w:val="1013"/>
+          <w:numId w:val="1020"/>
         </w:numPr>
+        <w:ind w:firstLine="420"/>
       </w:pPr>
       <w:r>
         <w:rPr>
@@ -10188,8 +12141,9 @@
         <w:pStyle w:val="Compact"/>
         <w:numPr>
           <w:ilvl w:val="0"/>
-          <w:numId w:val="1013"/>
+          <w:numId w:val="1020"/>
         </w:numPr>
+        <w:ind w:firstLine="420"/>
       </w:pPr>
       <w:r>
         <w:rPr>
@@ -10287,8 +12241,9 @@
         <w:pStyle w:val="Compact"/>
         <w:numPr>
           <w:ilvl w:val="0"/>
-          <w:numId w:val="1014"/>
+          <w:numId w:val="1021"/>
         </w:numPr>
+        <w:ind w:firstLine="420"/>
       </w:pPr>
       <w:r>
         <w:rPr>
@@ -10385,8 +12340,9 @@
         <w:pStyle w:val="Compact"/>
         <w:numPr>
           <w:ilvl w:val="0"/>
-          <w:numId w:val="1014"/>
+          <w:numId w:val="1021"/>
         </w:numPr>
+        <w:ind w:firstLine="420"/>
       </w:pPr>
       <w:r>
         <w:rPr>
@@ -10515,8 +12471,9 @@
         <w:pStyle w:val="Compact"/>
         <w:numPr>
           <w:ilvl w:val="0"/>
-          <w:numId w:val="1015"/>
+          <w:numId w:val="1022"/>
         </w:numPr>
+        <w:ind w:firstLine="420"/>
       </w:pPr>
       <w:r>
         <w:rPr>
@@ -10652,8 +12609,8 @@
         </w:pict>
       </w:r>
     </w:p>
-    <w:bookmarkEnd w:id="51"/>
-    <w:bookmarkStart w:id="52" w:name="第20题"/>
+    <w:bookmarkEnd w:id="54"/>
+    <w:bookmarkStart w:id="55" w:name="第20题"/>
     <w:p>
       <w:pPr>
         <w:pStyle w:val="Heading3"/>
@@ -10681,6 +12638,7 @@
     <w:p>
       <w:pPr>
         <w:pStyle w:val="FirstParagraph"/>
+        <w:ind w:firstLine="420"/>
       </w:pPr>
       <w:r>
         <w:rPr>
@@ -10870,8 +12828,8 @@
         </w:pict>
       </w:r>
     </w:p>
-    <w:bookmarkEnd w:id="52"/>
-    <w:bookmarkStart w:id="53" w:name="第21题"/>
+    <w:bookmarkEnd w:id="55"/>
+    <w:bookmarkStart w:id="56" w:name="第21题"/>
     <w:p>
       <w:pPr>
         <w:pStyle w:val="Heading3"/>
@@ -10899,6 +12857,7 @@
     <w:p>
       <w:pPr>
         <w:pStyle w:val="FirstParagraph"/>
+        <w:ind w:firstLine="420"/>
       </w:pPr>
       <w:r>
         <w:rPr>
@@ -11099,8 +13058,8 @@
         </w:pict>
       </w:r>
     </w:p>
-    <w:bookmarkEnd w:id="53"/>
-    <w:bookmarkStart w:id="54" w:name="第22题"/>
+    <w:bookmarkEnd w:id="56"/>
+    <w:bookmarkStart w:id="57" w:name="第22题"/>
     <w:p>
       <w:pPr>
         <w:pStyle w:val="Heading3"/>
@@ -11128,6 +13087,7 @@
     <w:p>
       <w:pPr>
         <w:pStyle w:val="FirstParagraph"/>
+        <w:ind w:firstLine="420"/>
       </w:pPr>
       <w:r>
         <w:rPr>
@@ -11216,7 +13176,12 @@
     </w:p>
     <w:p>
       <w:pPr>
-        <w:pStyle w:val="BodyText"/>
+        <w:pStyle w:val="Compact"/>
+        <w:numPr>
+          <w:ilvl w:val="0"/>
+          <w:numId w:val="1023"/>
+        </w:numPr>
+        <w:ind w:firstLine="420"/>
       </w:pPr>
       <w:r>
         <w:rPr>
@@ -11320,7 +13285,12 @@
     </w:p>
     <w:p>
       <w:pPr>
-        <w:pStyle w:val="BodyText"/>
+        <w:pStyle w:val="Compact"/>
+        <w:numPr>
+          <w:ilvl w:val="0"/>
+          <w:numId w:val="1023"/>
+        </w:numPr>
+        <w:ind w:firstLine="420"/>
       </w:pPr>
       <w:r>
         <w:rPr>
@@ -11337,7 +13307,12 @@
     </w:p>
     <w:p>
       <w:pPr>
-        <w:pStyle w:val="BodyText"/>
+        <w:pStyle w:val="Compact"/>
+        <w:numPr>
+          <w:ilvl w:val="0"/>
+          <w:numId w:val="1023"/>
+        </w:numPr>
+        <w:ind w:firstLine="420"/>
       </w:pPr>
       <w:r>
         <w:rPr>
@@ -11366,7 +13341,12 @@
     </w:p>
     <w:p>
       <w:pPr>
-        <w:pStyle w:val="BodyText"/>
+        <w:pStyle w:val="Compact"/>
+        <w:numPr>
+          <w:ilvl w:val="0"/>
+          <w:numId w:val="1023"/>
+        </w:numPr>
+        <w:ind w:firstLine="420"/>
       </w:pPr>
       <w:r>
         <w:rPr>
@@ -11391,8 +13371,8 @@
         </w:pict>
       </w:r>
     </w:p>
-    <w:bookmarkEnd w:id="54"/>
-    <w:bookmarkStart w:id="55" w:name="第23题"/>
+    <w:bookmarkEnd w:id="57"/>
+    <w:bookmarkStart w:id="58" w:name="第23题"/>
     <w:p>
       <w:pPr>
         <w:pStyle w:val="Heading3"/>
@@ -11420,6 +13400,7 @@
     <w:p>
       <w:pPr>
         <w:pStyle w:val="FirstParagraph"/>
+        <w:ind w:firstLine="420"/>
       </w:pPr>
       <w:r>
         <w:rPr>
@@ -11631,6 +13612,7 @@
     <w:p>
       <w:pPr>
         <w:pStyle w:val="BodyText"/>
+        <w:ind w:firstLine="420"/>
       </w:pPr>
       <w:r>
         <w:rPr>
@@ -11647,13 +13629,17 @@
     </w:p>
     <w:p>
       <w:pPr>
-        <w:pStyle w:val="BodyText"/>
-      </w:pPr>
-      <w:r>
-        <w:rPr>
-          <w:rFonts w:ascii="Times New Roman" w:hAnsi="Times New Roman" w:eastAsia="Times New Roman" w:cs="Times New Roman"/>
-        </w:rPr>
-        <w:t xml:space="preserve">6-1 A </w:t>
+        <w:numPr>
+          <w:ilvl w:val="0"/>
+          <w:numId w:val="1024"/>
+        </w:numPr>
+        <w:ind w:firstLine="420"/>
+      </w:pPr>
+      <w:r>
+        <w:rPr>
+          <w:rFonts w:ascii="Times New Roman" w:hAnsi="Times New Roman" w:eastAsia="Times New Roman" w:cs="Times New Roman"/>
+        </w:rPr>
+        <w:t xml:space="preserve">A </w:t>
       </w:r>
       <w:r>
         <w:rPr>
@@ -11665,19 +13651,17 @@
         <w:rPr>
           <w:rFonts w:ascii="Times New Roman" w:hAnsi="Times New Roman" w:eastAsia="Times New Roman" w:cs="Times New Roman"/>
         </w:rPr>
-        <w:t xml:space="preserve"> ____。</w:t>
+        <w:t xml:space="preserve"> ______。</w:t>
       </w:r>
     </w:p>
     <w:p>
       <w:pPr>
-        <w:pStyle w:val="BodyText"/>
-      </w:pPr>
-      <w:r>
-        <w:rPr>
-          <w:rFonts w:ascii="Times New Roman" w:hAnsi="Times New Roman" w:eastAsia="Times New Roman" w:cs="Times New Roman"/>
-        </w:rPr>
-        <w:t xml:space="preserve">6-2 </w:t>
-      </w:r>
+        <w:numPr>
+          <w:ilvl w:val="0"/>
+          <w:numId w:val="1024"/>
+        </w:numPr>
+        <w:ind w:firstLine="420"/>
+      </w:pPr>
       <w:r>
         <w:rPr>
           <w:rFonts w:hint="eastAsia" w:ascii="Times New Roman" w:hAnsi="Times New Roman" w:eastAsia="FangSong" w:cs="Times New Roman"/>
@@ -11706,7 +13690,7 @@
         <w:rPr>
           <w:rFonts w:hint="eastAsia" w:ascii="Times New Roman" w:hAnsi="Times New Roman" w:eastAsia="Times New Roman" w:cs="Times New Roman"/>
         </w:rPr>
-        <w:t xml:space="preserve">____；A</w:t>
+        <w:t xml:space="preserve">______；A</w:t>
       </w:r>
       <w:r>
         <w:rPr>
@@ -11724,19 +13708,17 @@
         <w:rPr>
           <w:rFonts w:ascii="Times New Roman" w:hAnsi="Times New Roman" w:eastAsia="Times New Roman" w:cs="Times New Roman"/>
         </w:rPr>
-        <w:t xml:space="preserve"> ____。</w:t>
+        <w:t xml:space="preserve"> ______。</w:t>
       </w:r>
     </w:p>
     <w:p>
       <w:pPr>
-        <w:pStyle w:val="BodyText"/>
-      </w:pPr>
-      <w:r>
-        <w:rPr>
-          <w:rFonts w:ascii="Times New Roman" w:hAnsi="Times New Roman" w:eastAsia="Times New Roman" w:cs="Times New Roman"/>
-        </w:rPr>
-        <w:t xml:space="preserve">6-3 </w:t>
-      </w:r>
+        <w:numPr>
+          <w:ilvl w:val="0"/>
+          <w:numId w:val="1024"/>
+        </w:numPr>
+        <w:ind w:firstLine="420"/>
+      </w:pPr>
       <w:r>
         <w:rPr>
           <w:rFonts w:hint="eastAsia" w:ascii="Times New Roman" w:hAnsi="Times New Roman" w:eastAsia="FangSong" w:cs="Times New Roman"/>
@@ -11832,19 +13814,17 @@
         <w:rPr>
           <w:rFonts w:ascii="Times New Roman" w:hAnsi="Times New Roman" w:eastAsia="Times New Roman" w:cs="Times New Roman"/>
         </w:rPr>
-        <w:t xml:space="preserve"> ____。</w:t>
+        <w:t xml:space="preserve"> ______。</w:t>
       </w:r>
     </w:p>
     <w:p>
       <w:pPr>
-        <w:pStyle w:val="BodyText"/>
-      </w:pPr>
-      <w:r>
-        <w:rPr>
-          <w:rFonts w:ascii="Times New Roman" w:hAnsi="Times New Roman" w:eastAsia="Times New Roman" w:cs="Times New Roman"/>
-        </w:rPr>
-        <w:t xml:space="preserve">6-4 </w:t>
-      </w:r>
+        <w:numPr>
+          <w:ilvl w:val="0"/>
+          <w:numId w:val="1024"/>
+        </w:numPr>
+        <w:ind w:firstLine="420"/>
+      </w:pPr>
       <w:r>
         <w:rPr>
           <w:rFonts w:hint="eastAsia" w:ascii="Times New Roman" w:hAnsi="Times New Roman" w:eastAsia="FangSong" w:cs="Times New Roman"/>
@@ -11879,11 +13859,17 @@
         <m:sSub>
           <m:e>
             <m:r>
+              <m:rPr>
+                <m:sty m:val="p"/>
+              </m:rPr>
               <m:t>H</m:t>
             </m:r>
           </m:e>
           <m:sub>
             <m:r>
+              <m:rPr>
+                <m:sty m:val="p"/>
+              </m:rPr>
               <m:t>2</m:t>
             </m:r>
           </m:sub>
@@ -11891,11 +13877,17 @@
         <m:sSub>
           <m:e>
             <m:r>
+              <m:rPr>
+                <m:sty m:val="p"/>
+              </m:rPr>
               <m:t>O</m:t>
             </m:r>
           </m:e>
           <m:sub>
             <m:r>
+              <m:rPr>
+                <m:sty m:val="p"/>
+              </m:rPr>
               <m:t>2</m:t>
             </m:r>
           </m:sub>
@@ -12001,18 +13993,13 @@
         <w:rPr>
           <w:rFonts w:hint="eastAsia" w:ascii="Times New Roman" w:hAnsi="Times New Roman" w:eastAsia="Times New Roman" w:cs="Times New Roman"/>
         </w:rPr>
-        <w:t>。</w:t>
-      </w:r>
-    </w:p>
-    <w:p>
-      <w:pPr>
-        <w:pStyle w:val="BodyText"/>
-      </w:pPr>
-      <w:r>
-        <w:rPr>
-          <w:rFonts w:ascii="Times New Roman" w:hAnsi="Times New Roman" w:eastAsia="Times New Roman" w:cs="Times New Roman"/>
-        </w:rPr>
-        <w:t xml:space="preserve">① </w:t>
+        <w:t>。①</w:t>
+      </w:r>
+      <w:r>
+        <w:rPr>
+          <w:rFonts w:ascii="Times New Roman" w:hAnsi="Times New Roman" w:eastAsia="Times New Roman" w:cs="Times New Roman"/>
+        </w:rPr>
+        <w:t xml:space="preserve"> </w:t>
       </w:r>
       <w:r>
         <w:rPr>
@@ -12079,8 +14066,8 @@
         </w:pict>
       </w:r>
     </w:p>
-    <w:bookmarkEnd w:id="55"/>
-    <w:bookmarkStart w:id="62" w:name="第24题"/>
+    <w:bookmarkEnd w:id="58"/>
+    <w:bookmarkStart w:id="65" w:name="第24题"/>
     <w:p>
       <w:pPr>
         <w:pStyle w:val="Heading3"/>
@@ -12109,6 +14096,7 @@
       <w:pPr>
         <w:pStyle w:val="FirstParagraph"/>
         <w:spacing w:after="80"/>
+        <w:ind w:firstLine="420"/>
       </w:pPr>
       <w:r>
         <w:rPr>
@@ -12177,6 +14165,15 @@
         <w:tblW w:type="pct" w:w="5000"/>
         <w:tblLayout w:type="fixed"/>
         <w:tblLook w:firstRow="1" w:lastRow="0" w:firstColumn="0" w:lastColumn="0" w:noHBand="0" w:noVBand="0" w:val="0020"/>
+        <w:jc w:val="center"/>
+        <w:tblBorders>
+          <w:top w:val="single" w:sz="12" w:space="0" w:color="000000"/>
+          <w:bottom w:val="single" w:sz="12" w:space="0" w:color="000000"/>
+          <w:left w:val="none"/>
+          <w:right w:val="none"/>
+          <w:insideH w:val="none"/>
+          <w:insideV w:val="none"/>
+        </w:tblBorders>
       </w:tblPr>
       <w:tblGrid>
         <w:gridCol w:w="1980"/>
@@ -12189,7 +14186,11 @@
           <w:tblHeader w:val="on"/>
         </w:trPr>
         <w:tc>
-          <w:tcPr/>
+          <w:tcPr>
+            <w:tcBorders>
+              <w:bottom w:val="single" w:sz="6" w:space="0" w:color="000000"/>
+            </w:tcBorders>
+          </w:tcPr>
           <w:p>
             <w:pPr>
               <w:pStyle w:val="Compact"/>
@@ -12205,7 +14206,11 @@
           </w:p>
         </w:tc>
         <w:tc>
-          <w:tcPr/>
+          <w:tcPr>
+            <w:tcBorders>
+              <w:bottom w:val="single" w:sz="6" w:space="0" w:color="000000"/>
+            </w:tcBorders>
+          </w:tcPr>
           <w:p>
             <w:pPr>
               <w:pStyle w:val="Compact"/>
@@ -12221,7 +14226,11 @@
           </w:p>
         </w:tc>
         <w:tc>
-          <w:tcPr/>
+          <w:tcPr>
+            <w:tcBorders>
+              <w:bottom w:val="single" w:sz="6" w:space="0" w:color="000000"/>
+            </w:tcBorders>
+          </w:tcPr>
           <w:p>
             <w:pPr>
               <w:pStyle w:val="Compact"/>
@@ -12237,7 +14246,11 @@
           </w:p>
         </w:tc>
         <w:tc>
-          <w:tcPr/>
+          <w:tcPr>
+            <w:tcBorders>
+              <w:bottom w:val="single" w:sz="6" w:space="0" w:color="000000"/>
+            </w:tcBorders>
+          </w:tcPr>
           <w:p>
             <w:pPr>
               <w:pStyle w:val="Compact"/>
@@ -12694,18 +14707,18 @@
           <wp:inline>
             <wp:extent cx="3600000" cy="1459458"/>
             <wp:effectExtent b="0" l="0" r="0" t="0"/>
-            <wp:docPr descr="" title="" id="57" name="Picture"/>
+            <wp:docPr descr="" title="" id="60" name="Picture"/>
             <a:graphic>
               <a:graphicData uri="http://schemas.openxmlformats.org/drawingml/2006/picture">
                 <pic:pic>
                   <pic:nvPicPr>
-                    <pic:cNvPr descr="95933515f76a0f59260abc5f1560cfa345890b6d71e6fe661684d05ec844cbdf.jpg" id="58" name="Picture"/>
+                    <pic:cNvPr descr="95933515f76a0f59260abc5f1560cfa345890b6d71e6fe661684d05ec844cbdf.jpg" id="61" name="Picture"/>
                     <pic:cNvPicPr>
                       <a:picLocks noChangeArrowheads="1" noChangeAspect="1"/>
                     </pic:cNvPicPr>
                   </pic:nvPicPr>
                   <pic:blipFill>
-                    <a:blip r:embed="rId56"/>
+                    <a:blip r:embed="rId59"/>
                     <a:stretch>
                       <a:fillRect/>
                     </a:stretch>
@@ -12735,6 +14748,29 @@
     <w:p>
       <w:pPr>
         <w:pStyle w:val="BodyText"/>
+        <w:ind w:firstLine="420"/>
+      </w:pPr>
+      <w:r>
+        <w:rPr>
+          <w:rFonts w:ascii="Times New Roman" w:hAnsi="Times New Roman" w:eastAsia="Times New Roman" w:cs="Times New Roman"/>
+          <w:i/>
+          <w:iCs/>
+        </w:rPr>
+        <w:t xml:space="preserve">E171 </w:t>
+      </w:r>
+      <w:r>
+        <w:rPr>
+          <w:rFonts w:hint="eastAsia" w:ascii="Times New Roman" w:hAnsi="Times New Roman" w:eastAsia="FangSong" w:cs="Times New Roman"/>
+          <w:i/>
+          <w:iCs/>
+        </w:rPr>
+        <w:t xml:space="preserve">的制备流程图</w:t>
+      </w:r>
+    </w:p>
+    <w:p>
+      <w:pPr>
+        <w:pStyle w:val="BodyText"/>
+        <w:ind w:firstLine="420"/>
       </w:pPr>
       <w:r>
         <w:rPr>
@@ -12746,13 +14782,19 @@
         <w:rPr>
           <w:rFonts w:ascii="Times New Roman" w:hAnsi="Times New Roman" w:eastAsia="Times New Roman" w:cs="Times New Roman"/>
         </w:rPr>
-        <w:t xml:space="preserve"> </w:t>
-      </w:r>
-      <w:r>
-        <w:rPr>
-          <w:rFonts w:hint="eastAsia" w:ascii="Times New Roman" w:hAnsi="Times New Roman" w:eastAsia="Times New Roman" w:cs="Times New Roman"/>
-        </w:rPr>
-        <w:t>E171（</w:t>
+        <w:t xml:space="preserve"> E171 </w:t>
+      </w:r>
+      <w:r>
+        <w:rPr>
+          <w:rFonts w:hint="eastAsia" w:ascii="Times New Roman" w:hAnsi="Times New Roman" w:eastAsia="FangSong" w:cs="Times New Roman"/>
+        </w:rPr>
+        <w:t>的晶胞</w:t>
+      </w:r>
+      <w:r>
+        <w:rPr>
+          <w:rFonts w:hint="eastAsia" w:ascii="Times New Roman" w:hAnsi="Times New Roman" w:eastAsia="Times New Roman" w:cs="Times New Roman"/>
+        </w:rPr>
+        <w:t>（</w:t>
       </w:r>
       <w:r>
         <w:rPr>
@@ -12813,6 +14855,9 @@
           <m:t>,</m:t>
         </m:r>
         <m:r>
+          <m:t> </m:t>
+        </m:r>
+        <m:r>
           <m:t>c</m:t>
         </m:r>
         <m:r>
@@ -12839,6 +14884,9 @@
             <m:sty m:val="p"/>
           </m:rPr>
           <m:t>,</m:t>
+        </m:r>
+        <m:r>
+          <m:t> </m:t>
         </m:r>
         <m:r>
           <m:t>α</m:t>
@@ -12889,6 +14937,9 @@
           <m:t>,</m:t>
         </m:r>
         <m:r>
+          <m:t> </m:t>
+        </m:r>
+        <m:r>
           <m:t>ρ</m:t>
         </m:r>
         <m:r>
@@ -12947,13 +14998,31 @@
         <w:rPr>
           <w:rFonts w:hint="eastAsia" w:ascii="Times New Roman" w:hAnsi="Times New Roman" w:eastAsia="Times New Roman" w:cs="Times New Roman"/>
         </w:rPr>
-        <w:t>）</w:t>
-      </w:r>
-      <w:r>
-        <w:rPr>
-          <w:rFonts w:hint="eastAsia" w:ascii="Times New Roman" w:hAnsi="Times New Roman" w:eastAsia="FangSong" w:cs="Times New Roman"/>
-        </w:rPr>
-        <w:t>的</w:t>
+        <w:t>，</w:t>
+      </w:r>
+      <w:r>
+        <w:rPr>
+          <w:rFonts w:hint="eastAsia" w:ascii="Times New Roman" w:hAnsi="Times New Roman" w:eastAsia="FangSong" w:cs="Times New Roman"/>
+        </w:rPr>
+        <w:t>灰球为</w:t>
+      </w:r>
+      <w:r>
+        <w:rPr>
+          <w:rFonts w:ascii="Times New Roman" w:hAnsi="Times New Roman" w:eastAsia="Times New Roman" w:cs="Times New Roman"/>
+        </w:rPr>
+        <w:t xml:space="preserve"> Y </w:t>
+      </w:r>
+      <w:r>
+        <w:rPr>
+          <w:rFonts w:hint="eastAsia" w:ascii="Times New Roman" w:hAnsi="Times New Roman" w:eastAsia="FangSong" w:cs="Times New Roman"/>
+        </w:rPr>
+        <w:t>原子</w:t>
+      </w:r>
+      <w:r>
+        <w:rPr>
+          <w:rFonts w:hint="eastAsia" w:ascii="Times New Roman" w:hAnsi="Times New Roman" w:eastAsia="Times New Roman" w:cs="Times New Roman"/>
+        </w:rPr>
+        <w:t>）。</w:t>
       </w:r>
     </w:p>
     <w:p>
@@ -12970,18 +15039,18 @@
           <wp:inline>
             <wp:extent cx="3048000" cy="2019300"/>
             <wp:effectExtent b="0" l="0" r="0" t="0"/>
-            <wp:docPr descr="" title="" id="60" name="Picture"/>
+            <wp:docPr descr="" title="" id="63" name="Picture"/>
             <a:graphic>
               <a:graphicData uri="http://schemas.openxmlformats.org/drawingml/2006/picture">
                 <pic:pic>
                   <pic:nvPicPr>
-                    <pic:cNvPr descr="b5e3c29a5d7e6967c0cf15a434ac59460a876449a104130f29fe58ef509aff0c.jpg" id="61" name="Picture"/>
+                    <pic:cNvPr descr="b5e3c29a5d7e6967c0cf15a434ac59460a876449a104130f29fe58ef509aff0c.jpg" id="64" name="Picture"/>
                     <pic:cNvPicPr>
                       <a:picLocks noChangeArrowheads="1" noChangeAspect="1"/>
                     </pic:cNvPicPr>
                   </pic:nvPicPr>
                   <pic:blipFill>
-                    <a:blip r:embed="rId59"/>
+                    <a:blip r:embed="rId62"/>
                     <a:stretch>
                       <a:fillRect/>
                     </a:stretch>
@@ -13010,238 +15079,162 @@
     </w:p>
     <w:p>
       <w:pPr>
-        <w:pStyle w:val="BodyText"/>
-      </w:pPr>
-      <w:r>
-        <w:rPr>
-          <w:rFonts w:hint="eastAsia" w:ascii="Times New Roman" w:hAnsi="Times New Roman" w:eastAsia="Times New Roman" w:cs="Times New Roman"/>
-        </w:rPr>
-        <w:t>（</w:t>
-      </w:r>
-      <w:r>
-        <w:rPr>
-          <w:rFonts w:hint="eastAsia" w:ascii="Times New Roman" w:hAnsi="Times New Roman" w:eastAsia="FangSong" w:cs="Times New Roman"/>
-        </w:rPr>
-        <w:t>灰球</w:t>
-      </w:r>
-      <w:r>
-        <w:rPr>
-          <w:rFonts w:hint="eastAsia" w:ascii="Times New Roman" w:hAnsi="Times New Roman" w:eastAsia="Times New Roman" w:cs="Times New Roman"/>
-        </w:rPr>
-        <w:t>●</w:t>
-      </w:r>
-      <w:r>
-        <w:rPr>
-          <w:rFonts w:hint="eastAsia" w:ascii="Times New Roman" w:hAnsi="Times New Roman" w:eastAsia="FangSong" w:cs="Times New Roman"/>
-        </w:rPr>
-        <w:t>为</w:t>
-      </w:r>
-      <w:r>
-        <w:rPr>
-          <w:rFonts w:hint="eastAsia" w:ascii="Times New Roman" w:hAnsi="Times New Roman" w:eastAsia="Times New Roman" w:cs="Times New Roman"/>
-        </w:rPr>
-        <w:t>Y</w:t>
-      </w:r>
-      <w:r>
-        <w:rPr>
-          <w:rFonts w:hint="eastAsia" w:ascii="Times New Roman" w:hAnsi="Times New Roman" w:eastAsia="FangSong" w:cs="Times New Roman"/>
-        </w:rPr>
-        <w:t>原子</w:t>
-      </w:r>
-      <w:r>
-        <w:rPr>
-          <w:rFonts w:hint="eastAsia" w:ascii="Times New Roman" w:hAnsi="Times New Roman" w:eastAsia="Times New Roman" w:cs="Times New Roman"/>
-        </w:rPr>
-        <w:t>）</w:t>
+        <w:numPr>
+          <w:ilvl w:val="0"/>
+          <w:numId w:val="1025"/>
+        </w:numPr>
+        <w:ind w:firstLine="420"/>
+      </w:pPr>
+      <w:r>
+        <w:rPr>
+          <w:rFonts w:hint="eastAsia" w:ascii="Times New Roman" w:hAnsi="Times New Roman" w:eastAsia="FangSong" w:cs="Times New Roman"/>
+        </w:rPr>
+        <w:t>利用给出的晶胞参数</w:t>
+      </w:r>
+      <w:r>
+        <w:rPr>
+          <w:rFonts w:hint="eastAsia" w:ascii="Times New Roman" w:hAnsi="Times New Roman" w:eastAsia="Times New Roman" w:cs="Times New Roman"/>
+        </w:rPr>
+        <w:t>，</w:t>
+      </w:r>
+      <w:r>
+        <w:rPr>
+          <w:rFonts w:hint="eastAsia" w:ascii="Times New Roman" w:hAnsi="Times New Roman" w:eastAsia="FangSong" w:cs="Times New Roman"/>
+        </w:rPr>
+        <w:t>列式计算</w:t>
+      </w:r>
+      <w:r>
+        <w:rPr>
+          <w:rFonts w:ascii="Times New Roman" w:hAnsi="Times New Roman" w:eastAsia="Times New Roman" w:cs="Times New Roman"/>
+        </w:rPr>
+        <w:t xml:space="preserve"> E171 </w:t>
+      </w:r>
+      <w:r>
+        <w:rPr>
+          <w:rFonts w:hint="eastAsia" w:ascii="Times New Roman" w:hAnsi="Times New Roman" w:eastAsia="FangSong" w:cs="Times New Roman"/>
+        </w:rPr>
+        <w:t>中最小重复单元的化学式的摩尔质量</w:t>
+      </w:r>
+      <w:r>
+        <w:rPr>
+          <w:rFonts w:hint="eastAsia" w:ascii="Times New Roman" w:hAnsi="Times New Roman" w:eastAsia="Times New Roman" w:cs="Times New Roman"/>
+        </w:rPr>
+        <w:t>。</w:t>
       </w:r>
     </w:p>
     <w:p>
       <w:pPr>
-        <w:pStyle w:val="BodyText"/>
-      </w:pPr>
-      <w:r>
-        <w:rPr>
-          <w:rFonts w:hint="eastAsia" w:ascii="Times New Roman" w:hAnsi="Times New Roman" w:eastAsia="FangSong" w:cs="Times New Roman"/>
-        </w:rPr>
-        <w:t>第</w:t>
-      </w:r>
-      <w:r>
-        <w:rPr>
-          <w:rFonts w:hint="eastAsia" w:ascii="Times New Roman" w:hAnsi="Times New Roman" w:eastAsia="Times New Roman" w:cs="Times New Roman"/>
-        </w:rPr>
-        <w:t>8</w:t>
-      </w:r>
-      <w:r>
-        <w:rPr>
-          <w:rFonts w:hint="eastAsia" w:ascii="Times New Roman" w:hAnsi="Times New Roman" w:eastAsia="FangSong" w:cs="Times New Roman"/>
-        </w:rPr>
-        <w:t>题图</w:t>
+        <w:numPr>
+          <w:ilvl w:val="0"/>
+          <w:numId w:val="1025"/>
+        </w:numPr>
+        <w:ind w:firstLine="420"/>
+      </w:pPr>
+      <w:r>
+        <w:rPr>
+          <w:rFonts w:hint="eastAsia" w:ascii="Times New Roman" w:hAnsi="Times New Roman" w:eastAsia="FangSong" w:cs="Times New Roman"/>
+        </w:rPr>
+        <w:t xml:space="preserve">确定</w:t>
+      </w:r>
+      <w:r>
+        <w:rPr>
+          <w:rFonts w:ascii="Times New Roman" w:hAnsi="Times New Roman" w:eastAsia="Times New Roman" w:cs="Times New Roman"/>
+        </w:rPr>
+        <w:t xml:space="preserve"> B、D </w:t>
+      </w:r>
+      <w:r>
+        <w:rPr>
+          <w:rFonts w:hint="eastAsia" w:ascii="Times New Roman" w:hAnsi="Times New Roman" w:eastAsia="FangSong" w:cs="Times New Roman"/>
+        </w:rPr>
+        <w:t>的化学式</w:t>
+      </w:r>
+      <w:r>
+        <w:rPr>
+          <w:rFonts w:hint="eastAsia" w:ascii="Times New Roman" w:hAnsi="Times New Roman" w:eastAsia="Times New Roman" w:cs="Times New Roman"/>
+        </w:rPr>
+        <w:t>，</w:t>
+      </w:r>
+      <w:r>
+        <w:rPr>
+          <w:rFonts w:hint="eastAsia" w:ascii="Times New Roman" w:hAnsi="Times New Roman" w:eastAsia="FangSong" w:cs="Times New Roman"/>
+        </w:rPr>
+        <w:t>以及</w:t>
+      </w:r>
+      <w:r>
+        <w:rPr>
+          <w:rFonts w:ascii="Times New Roman" w:hAnsi="Times New Roman" w:eastAsia="Times New Roman" w:cs="Times New Roman"/>
+        </w:rPr>
+        <w:t xml:space="preserve"> E500(II)、E171 </w:t>
+      </w:r>
+      <w:r>
+        <w:rPr>
+          <w:rFonts w:hint="eastAsia" w:ascii="Times New Roman" w:hAnsi="Times New Roman" w:eastAsia="FangSong" w:cs="Times New Roman"/>
+        </w:rPr>
+        <w:t xml:space="preserve">和</w:t>
+      </w:r>
+      <w:r>
+        <w:rPr>
+          <w:rFonts w:ascii="Times New Roman" w:hAnsi="Times New Roman" w:eastAsia="Times New Roman" w:cs="Times New Roman"/>
+        </w:rPr>
+        <w:t xml:space="preserve"> N </w:t>
+      </w:r>
+      <w:r>
+        <w:rPr>
+          <w:rFonts w:hint="eastAsia" w:ascii="Times New Roman" w:hAnsi="Times New Roman" w:eastAsia="FangSong" w:cs="Times New Roman"/>
+        </w:rPr>
+        <w:t>的化学式</w:t>
+      </w:r>
+      <w:r>
+        <w:rPr>
+          <w:rFonts w:hint="eastAsia" w:ascii="Times New Roman" w:hAnsi="Times New Roman" w:eastAsia="Times New Roman" w:cs="Times New Roman"/>
+        </w:rPr>
+        <w:t>。</w:t>
+      </w:r>
+      <w:r>
+        <w:rPr>
+          <w:rFonts w:hint="eastAsia" w:ascii="Times New Roman" w:hAnsi="Times New Roman" w:eastAsia="FangSong" w:cs="Times New Roman"/>
+        </w:rPr>
+        <w:t>注</w:t>
+      </w:r>
+      <w:r>
+        <w:rPr>
+          <w:rFonts w:hint="eastAsia" w:ascii="Times New Roman" w:hAnsi="Times New Roman" w:eastAsia="Times New Roman" w:cs="Times New Roman"/>
+        </w:rPr>
+        <w:t>：</w:t>
+      </w:r>
+      <w:r>
+        <w:rPr>
+          <w:rFonts w:hint="eastAsia" w:ascii="Times New Roman" w:hAnsi="Times New Roman" w:eastAsia="FangSong" w:cs="Times New Roman"/>
+        </w:rPr>
+        <w:t>标准状态下</w:t>
+      </w:r>
+      <w:r>
+        <w:rPr>
+          <w:rFonts w:ascii="Times New Roman" w:hAnsi="Times New Roman" w:eastAsia="Times New Roman" w:cs="Times New Roman"/>
+        </w:rPr>
+        <w:t xml:space="preserve"> D </w:t>
+      </w:r>
+      <w:r>
+        <w:rPr>
+          <w:rFonts w:hint="eastAsia" w:ascii="Times New Roman" w:hAnsi="Times New Roman" w:eastAsia="FangSong" w:cs="Times New Roman"/>
+        </w:rPr>
+        <w:t>是一种液体</w:t>
+      </w:r>
+      <w:r>
+        <w:rPr>
+          <w:rFonts w:hint="eastAsia" w:ascii="Times New Roman" w:hAnsi="Times New Roman" w:eastAsia="Times New Roman" w:cs="Times New Roman"/>
+        </w:rPr>
+        <w:t>。</w:t>
       </w:r>
     </w:p>
     <w:p>
       <w:pPr>
-        <w:pStyle w:val="BodyText"/>
-      </w:pPr>
-      <w:r>
-        <w:rPr>
-          <w:rFonts w:ascii="Times New Roman" w:hAnsi="Times New Roman" w:eastAsia="Times New Roman" w:cs="Times New Roman"/>
-        </w:rPr>
-        <w:t xml:space="preserve">8-1 </w:t>
-      </w:r>
-      <w:r>
-        <w:rPr>
-          <w:rFonts w:hint="eastAsia" w:ascii="Times New Roman" w:hAnsi="Times New Roman" w:eastAsia="FangSong" w:cs="Times New Roman"/>
-        </w:rPr>
-        <w:t>利用给出的晶胞参数</w:t>
-      </w:r>
-      <w:r>
-        <w:rPr>
-          <w:rFonts w:hint="eastAsia" w:ascii="Times New Roman" w:hAnsi="Times New Roman" w:eastAsia="Times New Roman" w:cs="Times New Roman"/>
-        </w:rPr>
-        <w:t>，</w:t>
-      </w:r>
-      <w:r>
-        <w:rPr>
-          <w:rFonts w:hint="eastAsia" w:ascii="Times New Roman" w:hAnsi="Times New Roman" w:eastAsia="FangSong" w:cs="Times New Roman"/>
-        </w:rPr>
-        <w:t>列式计算</w:t>
-      </w:r>
-      <w:r>
-        <w:rPr>
-          <w:rFonts w:ascii="Times New Roman" w:hAnsi="Times New Roman" w:eastAsia="Times New Roman" w:cs="Times New Roman"/>
-        </w:rPr>
-        <w:t xml:space="preserve"> E171 </w:t>
-      </w:r>
-      <w:r>
-        <w:rPr>
-          <w:rFonts w:hint="eastAsia" w:ascii="Times New Roman" w:hAnsi="Times New Roman" w:eastAsia="FangSong" w:cs="Times New Roman"/>
-        </w:rPr>
-        <w:t>中最小重复单元的化学式的摩尔质量</w:t>
-      </w:r>
-      <w:r>
-        <w:rPr>
-          <w:rFonts w:hint="eastAsia" w:ascii="Times New Roman" w:hAnsi="Times New Roman" w:eastAsia="Times New Roman" w:cs="Times New Roman"/>
-        </w:rPr>
-        <w:t>。</w:t>
-      </w:r>
-    </w:p>
-    <w:p>
-      <w:pPr>
-        <w:pStyle w:val="BodyText"/>
-      </w:pPr>
-      <w:r>
-        <w:rPr>
-          <w:rFonts w:ascii="Times New Roman" w:hAnsi="Times New Roman" w:eastAsia="Times New Roman" w:cs="Times New Roman"/>
-        </w:rPr>
-        <w:t xml:space="preserve">8-2 </w:t>
-      </w:r>
-      <w:r>
-        <w:rPr>
-          <w:rFonts w:hint="eastAsia" w:ascii="Times New Roman" w:hAnsi="Times New Roman" w:eastAsia="FangSong" w:cs="Times New Roman"/>
-        </w:rPr>
-        <w:t xml:space="preserve">确定</w:t>
-      </w:r>
-      <w:r>
-        <w:rPr>
-          <w:rFonts w:ascii="Times New Roman" w:hAnsi="Times New Roman" w:eastAsia="Times New Roman" w:cs="Times New Roman"/>
-        </w:rPr>
-        <w:t xml:space="preserve"> B、D </w:t>
-      </w:r>
-      <w:r>
-        <w:rPr>
-          <w:rFonts w:hint="eastAsia" w:ascii="Times New Roman" w:hAnsi="Times New Roman" w:eastAsia="FangSong" w:cs="Times New Roman"/>
-        </w:rPr>
-        <w:t>的化学式</w:t>
-      </w:r>
-      <w:r>
-        <w:rPr>
-          <w:rFonts w:hint="eastAsia" w:ascii="Times New Roman" w:hAnsi="Times New Roman" w:eastAsia="Times New Roman" w:cs="Times New Roman"/>
-        </w:rPr>
-        <w:t>，</w:t>
-      </w:r>
-      <w:r>
-        <w:rPr>
-          <w:rFonts w:hint="eastAsia" w:ascii="Times New Roman" w:hAnsi="Times New Roman" w:eastAsia="FangSong" w:cs="Times New Roman"/>
-        </w:rPr>
-        <w:t>以及</w:t>
-      </w:r>
-      <w:r>
-        <w:rPr>
-          <w:rFonts w:ascii="Times New Roman" w:hAnsi="Times New Roman" w:eastAsia="Times New Roman" w:cs="Times New Roman"/>
-        </w:rPr>
-        <w:t xml:space="preserve"> E500(II)、E171 </w:t>
-      </w:r>
-      <w:r>
-        <w:rPr>
-          <w:rFonts w:hint="eastAsia" w:ascii="Times New Roman" w:hAnsi="Times New Roman" w:eastAsia="FangSong" w:cs="Times New Roman"/>
-        </w:rPr>
-        <w:t xml:space="preserve">和</w:t>
-      </w:r>
-      <w:r>
-        <w:rPr>
-          <w:rFonts w:ascii="Times New Roman" w:hAnsi="Times New Roman" w:eastAsia="Times New Roman" w:cs="Times New Roman"/>
-        </w:rPr>
-        <w:t xml:space="preserve"> N </w:t>
-      </w:r>
-      <w:r>
-        <w:rPr>
-          <w:rFonts w:hint="eastAsia" w:ascii="Times New Roman" w:hAnsi="Times New Roman" w:eastAsia="FangSong" w:cs="Times New Roman"/>
-        </w:rPr>
-        <w:t>的化学式</w:t>
-      </w:r>
-      <w:r>
-        <w:rPr>
-          <w:rFonts w:hint="eastAsia" w:ascii="Times New Roman" w:hAnsi="Times New Roman" w:eastAsia="Times New Roman" w:cs="Times New Roman"/>
-        </w:rPr>
-        <w:t>。</w:t>
-      </w:r>
-      <w:r>
-        <w:rPr>
-          <w:rFonts w:hint="eastAsia" w:ascii="Times New Roman" w:hAnsi="Times New Roman" w:eastAsia="FangSong" w:cs="Times New Roman"/>
-        </w:rPr>
-        <w:t>注</w:t>
-      </w:r>
-      <w:r>
-        <w:rPr>
-          <w:rFonts w:hint="eastAsia" w:ascii="Times New Roman" w:hAnsi="Times New Roman" w:eastAsia="Times New Roman" w:cs="Times New Roman"/>
-        </w:rPr>
-        <w:t>：</w:t>
-      </w:r>
-      <w:r>
-        <w:rPr>
-          <w:rFonts w:hint="eastAsia" w:ascii="Times New Roman" w:hAnsi="Times New Roman" w:eastAsia="FangSong" w:cs="Times New Roman"/>
-        </w:rPr>
-        <w:t>标准状态下</w:t>
-      </w:r>
-      <w:r>
-        <w:rPr>
-          <w:rFonts w:ascii="Times New Roman" w:hAnsi="Times New Roman" w:eastAsia="Times New Roman" w:cs="Times New Roman"/>
-        </w:rPr>
-        <w:t xml:space="preserve"> D </w:t>
-      </w:r>
-      <w:r>
-        <w:rPr>
-          <w:rFonts w:hint="eastAsia" w:ascii="Times New Roman" w:hAnsi="Times New Roman" w:eastAsia="FangSong" w:cs="Times New Roman"/>
-        </w:rPr>
-        <w:t>是一种液体</w:t>
-      </w:r>
-      <w:r>
-        <w:rPr>
-          <w:rFonts w:hint="eastAsia" w:ascii="Times New Roman" w:hAnsi="Times New Roman" w:eastAsia="Times New Roman" w:cs="Times New Roman"/>
-        </w:rPr>
-        <w:t>。</w:t>
-      </w:r>
-    </w:p>
-    <w:p>
-      <w:pPr>
-        <w:pStyle w:val="BodyText"/>
-      </w:pPr>
-      <w:r>
-        <w:rPr>
-          <w:rFonts w:ascii="Times New Roman" w:hAnsi="Times New Roman" w:eastAsia="Times New Roman" w:cs="Times New Roman"/>
-        </w:rPr>
-        <w:t xml:space="preserve">8-3 </w:t>
-      </w:r>
+        <w:numPr>
+          <w:ilvl w:val="0"/>
+          <w:numId w:val="1025"/>
+        </w:numPr>
+        <w:ind w:firstLine="420"/>
+      </w:pPr>
       <w:r>
         <w:rPr>
           <w:rFonts w:hint="eastAsia" w:ascii="Times New Roman" w:hAnsi="Times New Roman" w:eastAsia="FangSong" w:cs="Times New Roman"/>
@@ -13378,19 +15371,17 @@
     </w:p>
     <w:p>
       <w:pPr>
-        <w:pStyle w:val="BodyText"/>
-      </w:pPr>
-      <w:r>
-        <w:rPr>
-          <w:rFonts w:ascii="Times New Roman" w:hAnsi="Times New Roman" w:eastAsia="Times New Roman" w:cs="Times New Roman"/>
-        </w:rPr>
-        <w:t xml:space="preserve">8-4 </w:t>
-      </w:r>
-      <w:r>
-        <w:rPr>
-          <w:rFonts w:hint="eastAsia" w:ascii="Times New Roman" w:hAnsi="Times New Roman" w:eastAsia="Times New Roman" w:cs="Times New Roman"/>
-        </w:rPr>
-        <w:t>E450(I)、E500(II)</w:t>
+        <w:numPr>
+          <w:ilvl w:val="0"/>
+          <w:numId w:val="1025"/>
+        </w:numPr>
+        <w:ind w:firstLine="420"/>
+      </w:pPr>
+      <w:r>
+        <w:rPr>
+          <w:rFonts w:ascii="Times New Roman" w:hAnsi="Times New Roman" w:eastAsia="Times New Roman" w:cs="Times New Roman"/>
+        </w:rPr>
+        <w:t xml:space="preserve">E450(I)、E500(II) </w:t>
       </w:r>
       <w:r>
         <w:rPr>
@@ -13439,8 +15430,8 @@
         </w:pict>
       </w:r>
     </w:p>
-    <w:bookmarkEnd w:id="62"/>
-    <w:bookmarkStart w:id="63" w:name="第25题"/>
+    <w:bookmarkEnd w:id="65"/>
+    <w:bookmarkStart w:id="66" w:name="第25题"/>
     <w:p>
       <w:pPr>
         <w:pStyle w:val="Heading3"/>
@@ -13469,6 +15460,7 @@
       <w:pPr>
         <w:pStyle w:val="FirstParagraph"/>
         <w:spacing w:after="80"/>
+        <w:ind w:firstLine="420"/>
       </w:pPr>
       <w:r>
         <w:rPr>
@@ -13670,6 +15662,15 @@
         <w:tblW w:type="pct" w:w="5000"/>
         <w:tblLayout w:type="fixed"/>
         <w:tblLook w:firstRow="1" w:lastRow="0" w:firstColumn="0" w:lastColumn="0" w:noHBand="0" w:noVBand="0" w:val="0020"/>
+        <w:jc w:val="center"/>
+        <w:tblBorders>
+          <w:top w:val="single" w:sz="12" w:space="0" w:color="000000"/>
+          <w:bottom w:val="single" w:sz="12" w:space="0" w:color="000000"/>
+          <w:left w:val="none"/>
+          <w:right w:val="none"/>
+          <w:insideH w:val="none"/>
+          <w:insideV w:val="none"/>
+        </w:tblBorders>
       </w:tblPr>
       <w:tblGrid>
         <w:gridCol w:w="939"/>
@@ -13688,7 +15689,11 @@
           <w:tblHeader w:val="on"/>
         </w:trPr>
         <w:tc>
-          <w:tcPr/>
+          <w:tcPr>
+            <w:tcBorders>
+              <w:bottom w:val="single" w:sz="6" w:space="0" w:color="000000"/>
+            </w:tcBorders>
+          </w:tcPr>
           <w:p>
             <w:pPr>
               <w:pStyle w:val="Compact"/>
@@ -13704,7 +15709,11 @@
           </w:p>
         </w:tc>
         <w:tc>
-          <w:tcPr/>
+          <w:tcPr>
+            <w:tcBorders>
+              <w:bottom w:val="single" w:sz="6" w:space="0" w:color="000000"/>
+            </w:tcBorders>
+          </w:tcPr>
           <w:p>
             <w:pPr>
               <w:pStyle w:val="Compact"/>
@@ -13720,7 +15729,11 @@
           </w:p>
         </w:tc>
         <w:tc>
-          <w:tcPr/>
+          <w:tcPr>
+            <w:tcBorders>
+              <w:bottom w:val="single" w:sz="6" w:space="0" w:color="000000"/>
+            </w:tcBorders>
+          </w:tcPr>
           <w:p>
             <w:pPr>
               <w:pStyle w:val="Compact"/>
@@ -13736,7 +15749,11 @@
           </w:p>
         </w:tc>
         <w:tc>
-          <w:tcPr/>
+          <w:tcPr>
+            <w:tcBorders>
+              <w:bottom w:val="single" w:sz="6" w:space="0" w:color="000000"/>
+            </w:tcBorders>
+          </w:tcPr>
           <w:p>
             <w:pPr>
               <w:pStyle w:val="Compact"/>
@@ -13752,7 +15769,11 @@
           </w:p>
         </w:tc>
         <w:tc>
-          <w:tcPr/>
+          <w:tcPr>
+            <w:tcBorders>
+              <w:bottom w:val="single" w:sz="6" w:space="0" w:color="000000"/>
+            </w:tcBorders>
+          </w:tcPr>
           <w:p>
             <w:pPr>
               <w:pStyle w:val="Compact"/>
@@ -13768,7 +15789,11 @@
           </w:p>
         </w:tc>
         <w:tc>
-          <w:tcPr/>
+          <w:tcPr>
+            <w:tcBorders>
+              <w:bottom w:val="single" w:sz="6" w:space="0" w:color="000000"/>
+            </w:tcBorders>
+          </w:tcPr>
           <w:p>
             <w:pPr>
               <w:pStyle w:val="Compact"/>
@@ -13784,7 +15809,11 @@
           </w:p>
         </w:tc>
         <w:tc>
-          <w:tcPr/>
+          <w:tcPr>
+            <w:tcBorders>
+              <w:bottom w:val="single" w:sz="6" w:space="0" w:color="000000"/>
+            </w:tcBorders>
+          </w:tcPr>
           <w:p>
             <w:pPr>
               <w:pStyle w:val="Compact"/>
@@ -13800,7 +15829,11 @@
           </w:p>
         </w:tc>
         <w:tc>
-          <w:tcPr/>
+          <w:tcPr>
+            <w:tcBorders>
+              <w:bottom w:val="single" w:sz="6" w:space="0" w:color="000000"/>
+            </w:tcBorders>
+          </w:tcPr>
           <w:p>
             <w:pPr>
               <w:pStyle w:val="Compact"/>
@@ -13816,7 +15849,11 @@
           </w:p>
         </w:tc>
         <w:tc>
-          <w:tcPr/>
+          <w:tcPr>
+            <w:tcBorders>
+              <w:bottom w:val="single" w:sz="6" w:space="0" w:color="000000"/>
+            </w:tcBorders>
+          </w:tcPr>
           <w:p>
             <w:pPr>
               <w:pStyle w:val="Compact"/>
@@ -13832,7 +15869,11 @@
           </w:p>
         </w:tc>
         <w:tc>
-          <w:tcPr/>
+          <w:tcPr>
+            <w:tcBorders>
+              <w:bottom w:val="single" w:sz="6" w:space="0" w:color="000000"/>
+            </w:tcBorders>
+          </w:tcPr>
           <w:p>
             <w:pPr>
               <w:pStyle w:val="Compact"/>
@@ -14005,6 +16046,7 @@
       <w:pPr>
         <w:pStyle w:val="BodyText"/>
         <w:spacing w:before="120" w:after="80"/>
+        <w:ind w:firstLine="420"/>
       </w:pPr>
       <w:r>
         <w:rPr>
@@ -14110,6 +16152,15 @@
         <w:tblStyle w:val="Table"/>
         <w:tblW w:type="auto" w:w="0"/>
         <w:tblLook w:firstRow="1" w:lastRow="0" w:firstColumn="0" w:lastColumn="0" w:noHBand="0" w:noVBand="0" w:val="0020"/>
+        <w:jc w:val="center"/>
+        <w:tblBorders>
+          <w:top w:val="single" w:sz="12" w:space="0" w:color="000000"/>
+          <w:bottom w:val="single" w:sz="12" w:space="0" w:color="000000"/>
+          <w:left w:val="none"/>
+          <w:right w:val="none"/>
+          <w:insideH w:val="none"/>
+          <w:insideV w:val="none"/>
+        </w:tblBorders>
       </w:tblPr>
       <w:tblGrid>
         <w:gridCol w:w="1584"/>
@@ -14123,7 +16174,11 @@
           <w:tblHeader w:val="on"/>
         </w:trPr>
         <w:tc>
-          <w:tcPr/>
+          <w:tcPr>
+            <w:tcBorders>
+              <w:bottom w:val="single" w:sz="6" w:space="0" w:color="000000"/>
+            </w:tcBorders>
+          </w:tcPr>
           <w:p>
             <w:pPr>
               <w:pStyle w:val="Compact"/>
@@ -14195,7 +16250,11 @@
           </w:p>
         </w:tc>
         <w:tc>
-          <w:tcPr/>
+          <w:tcPr>
+            <w:tcBorders>
+              <w:bottom w:val="single" w:sz="6" w:space="0" w:color="000000"/>
+            </w:tcBorders>
+          </w:tcPr>
           <w:p>
             <w:pPr>
               <w:pStyle w:val="Compact"/>
@@ -14211,7 +16270,11 @@
           </w:p>
         </w:tc>
         <w:tc>
-          <w:tcPr/>
+          <w:tcPr>
+            <w:tcBorders>
+              <w:bottom w:val="single" w:sz="6" w:space="0" w:color="000000"/>
+            </w:tcBorders>
+          </w:tcPr>
           <w:p>
             <w:pPr>
               <w:pStyle w:val="Compact"/>
@@ -14227,7 +16290,11 @@
           </w:p>
         </w:tc>
         <w:tc>
-          <w:tcPr/>
+          <w:tcPr>
+            <w:tcBorders>
+              <w:bottom w:val="single" w:sz="6" w:space="0" w:color="000000"/>
+            </w:tcBorders>
+          </w:tcPr>
           <w:p>
             <w:pPr>
               <w:pStyle w:val="Compact"/>
@@ -14243,7 +16310,11 @@
           </w:p>
         </w:tc>
         <w:tc>
-          <w:tcPr/>
+          <w:tcPr>
+            <w:tcBorders>
+              <w:bottom w:val="single" w:sz="6" w:space="0" w:color="000000"/>
+            </w:tcBorders>
+          </w:tcPr>
           <w:p>
             <w:pPr>
               <w:pStyle w:val="Compact"/>
@@ -14342,9 +16413,10 @@
         <w:pStyle w:val="Compact"/>
         <w:numPr>
           <w:ilvl w:val="0"/>
-          <w:numId w:val="1016"/>
+          <w:numId w:val="1026"/>
         </w:numPr>
         <w:spacing w:before="120"/>
+        <w:ind w:firstLine="420"/>
       </w:pPr>
       <w:r>
         <w:rPr>
@@ -14394,8 +16466,9 @@
         <w:pStyle w:val="Compact"/>
         <w:numPr>
           <w:ilvl w:val="0"/>
-          <w:numId w:val="1016"/>
+          <w:numId w:val="1026"/>
         </w:numPr>
+        <w:ind w:firstLine="420"/>
       </w:pPr>
       <w:r>
         <w:rPr>
@@ -14432,8 +16505,8 @@
         </w:pict>
       </w:r>
     </w:p>
-    <w:bookmarkEnd w:id="63"/>
-    <w:bookmarkStart w:id="64" w:name="第26题"/>
+    <w:bookmarkEnd w:id="66"/>
+    <w:bookmarkStart w:id="67" w:name="第26题"/>
     <w:p>
       <w:pPr>
         <w:pStyle w:val="Heading3"/>
@@ -14461,6 +16534,7 @@
     <w:p>
       <w:pPr>
         <w:pStyle w:val="FirstParagraph"/>
+        <w:ind w:firstLine="420"/>
       </w:pPr>
       <w:r>
         <w:rPr>
@@ -14638,8 +16712,9 @@
         <w:pStyle w:val="Compact"/>
         <w:numPr>
           <w:ilvl w:val="0"/>
-          <w:numId w:val="1017"/>
+          <w:numId w:val="1027"/>
         </w:numPr>
+        <w:ind w:firstLine="420"/>
       </w:pPr>
       <w:r>
         <w:rPr>
@@ -14923,8 +16998,9 @@
         <w:pStyle w:val="Compact"/>
         <w:numPr>
           <w:ilvl w:val="0"/>
-          <w:numId w:val="1017"/>
+          <w:numId w:val="1027"/>
         </w:numPr>
+        <w:ind w:firstLine="420"/>
       </w:pPr>
       <w:r>
         <w:rPr>
@@ -15065,9 +17141,9 @@
         </w:pict>
       </w:r>
     </w:p>
-    <w:bookmarkEnd w:id="64"/>
-    <w:bookmarkEnd w:id="65"/>
-    <w:bookmarkEnd w:id="66"/>
+    <w:bookmarkEnd w:id="67"/>
+    <w:bookmarkEnd w:id="68"/>
+    <w:bookmarkEnd w:id="69"/>
     <w:sectPr>
       <w:footerReference w:type="default" r:id="rId9"/>
       <w:headerReference w:type="default" r:id="rId11"/>
@@ -15568,6 +17644,261 @@
       </w:pPr>
     </w:lvl>
   </w:abstractNum>
+  <w:abstractNum w:abstractNumId="99712">
+    <w:nsid w:val="00A99712"/>
+    <w:multiLevelType w:val="multilevel"/>
+    <w:lvl w:ilvl="0">
+      <w:start w:val="2"/>
+      <w:numFmt w:val="lowerLetter"/>
+      <w:lvlText w:val="%1."/>
+      <w:lvlJc w:val="left"/>
+      <w:pPr>
+        <w:ind w:left="720" w:hanging="360"/>
+      </w:pPr>
+    </w:lvl>
+    <w:lvl w:ilvl="1">
+      <w:start w:val="2"/>
+      <w:numFmt w:val="lowerLetter"/>
+      <w:lvlText w:val="%2."/>
+      <w:lvlJc w:val="left"/>
+      <w:pPr>
+        <w:ind w:left="1440" w:hanging="360"/>
+      </w:pPr>
+    </w:lvl>
+    <w:lvl w:ilvl="2">
+      <w:start w:val="2"/>
+      <w:numFmt w:val="lowerLetter"/>
+      <w:lvlText w:val="%3."/>
+      <w:lvlJc w:val="left"/>
+      <w:pPr>
+        <w:ind w:left="2160" w:hanging="360"/>
+      </w:pPr>
+    </w:lvl>
+    <w:lvl w:ilvl="3">
+      <w:start w:val="2"/>
+      <w:numFmt w:val="lowerLetter"/>
+      <w:lvlText w:val="%4."/>
+      <w:lvlJc w:val="left"/>
+      <w:pPr>
+        <w:ind w:left="2880" w:hanging="360"/>
+      </w:pPr>
+    </w:lvl>
+    <w:lvl w:ilvl="4">
+      <w:start w:val="2"/>
+      <w:numFmt w:val="lowerLetter"/>
+      <w:lvlText w:val="%5."/>
+      <w:lvlJc w:val="left"/>
+      <w:pPr>
+        <w:ind w:left="3600" w:hanging="360"/>
+      </w:pPr>
+    </w:lvl>
+    <w:lvl w:ilvl="5">
+      <w:start w:val="2"/>
+      <w:numFmt w:val="lowerLetter"/>
+      <w:lvlText w:val="%6."/>
+      <w:lvlJc w:val="left"/>
+      <w:pPr>
+        <w:ind w:left="4320" w:hanging="360"/>
+      </w:pPr>
+    </w:lvl>
+    <w:lvl w:ilvl="6">
+      <w:start w:val="2"/>
+      <w:numFmt w:val="lowerLetter"/>
+      <w:lvlText w:val="%7."/>
+      <w:lvlJc w:val="left"/>
+      <w:pPr>
+        <w:ind w:left="5040" w:hanging="360"/>
+      </w:pPr>
+    </w:lvl>
+    <w:lvl w:ilvl="7">
+      <w:start w:val="2"/>
+      <w:numFmt w:val="lowerLetter"/>
+      <w:lvlText w:val="%8."/>
+      <w:lvlJc w:val="left"/>
+      <w:pPr>
+        <w:ind w:left="5760" w:hanging="360"/>
+      </w:pPr>
+    </w:lvl>
+    <w:lvl w:ilvl="8">
+      <w:start w:val="2"/>
+      <w:numFmt w:val="lowerLetter"/>
+      <w:lvlText w:val="%9."/>
+      <w:lvlJc w:val="left"/>
+      <w:pPr>
+        <w:ind w:left="6480" w:hanging="360"/>
+      </w:pPr>
+    </w:lvl>
+  </w:abstractNum>
+  <w:abstractNum w:abstractNumId="99713">
+    <w:nsid w:val="00A99713"/>
+    <w:multiLevelType w:val="multilevel"/>
+    <w:lvl w:ilvl="0">
+      <w:start w:val="3"/>
+      <w:numFmt w:val="lowerLetter"/>
+      <w:lvlText w:val="%1."/>
+      <w:lvlJc w:val="left"/>
+      <w:pPr>
+        <w:ind w:left="720" w:hanging="360"/>
+      </w:pPr>
+    </w:lvl>
+    <w:lvl w:ilvl="1">
+      <w:start w:val="3"/>
+      <w:numFmt w:val="lowerLetter"/>
+      <w:lvlText w:val="%2."/>
+      <w:lvlJc w:val="left"/>
+      <w:pPr>
+        <w:ind w:left="1440" w:hanging="360"/>
+      </w:pPr>
+    </w:lvl>
+    <w:lvl w:ilvl="2">
+      <w:start w:val="3"/>
+      <w:numFmt w:val="lowerLetter"/>
+      <w:lvlText w:val="%3."/>
+      <w:lvlJc w:val="left"/>
+      <w:pPr>
+        <w:ind w:left="2160" w:hanging="360"/>
+      </w:pPr>
+    </w:lvl>
+    <w:lvl w:ilvl="3">
+      <w:start w:val="3"/>
+      <w:numFmt w:val="lowerLetter"/>
+      <w:lvlText w:val="%4."/>
+      <w:lvlJc w:val="left"/>
+      <w:pPr>
+        <w:ind w:left="2880" w:hanging="360"/>
+      </w:pPr>
+    </w:lvl>
+    <w:lvl w:ilvl="4">
+      <w:start w:val="3"/>
+      <w:numFmt w:val="lowerLetter"/>
+      <w:lvlText w:val="%5."/>
+      <w:lvlJc w:val="left"/>
+      <w:pPr>
+        <w:ind w:left="3600" w:hanging="360"/>
+      </w:pPr>
+    </w:lvl>
+    <w:lvl w:ilvl="5">
+      <w:start w:val="3"/>
+      <w:numFmt w:val="lowerLetter"/>
+      <w:lvlText w:val="%6."/>
+      <w:lvlJc w:val="left"/>
+      <w:pPr>
+        <w:ind w:left="4320" w:hanging="360"/>
+      </w:pPr>
+    </w:lvl>
+    <w:lvl w:ilvl="6">
+      <w:start w:val="3"/>
+      <w:numFmt w:val="lowerLetter"/>
+      <w:lvlText w:val="%7."/>
+      <w:lvlJc w:val="left"/>
+      <w:pPr>
+        <w:ind w:left="5040" w:hanging="360"/>
+      </w:pPr>
+    </w:lvl>
+    <w:lvl w:ilvl="7">
+      <w:start w:val="3"/>
+      <w:numFmt w:val="lowerLetter"/>
+      <w:lvlText w:val="%8."/>
+      <w:lvlJc w:val="left"/>
+      <w:pPr>
+        <w:ind w:left="5760" w:hanging="360"/>
+      </w:pPr>
+    </w:lvl>
+    <w:lvl w:ilvl="8">
+      <w:start w:val="3"/>
+      <w:numFmt w:val="lowerLetter"/>
+      <w:lvlText w:val="%9."/>
+      <w:lvlJc w:val="left"/>
+      <w:pPr>
+        <w:ind w:left="6480" w:hanging="360"/>
+      </w:pPr>
+    </w:lvl>
+  </w:abstractNum>
+  <w:abstractNum w:abstractNumId="99434">
+    <w:nsid w:val="00A99434"/>
+    <w:multiLevelType w:val="multilevel"/>
+    <w:lvl w:ilvl="0">
+      <w:start w:val="4"/>
+      <w:numFmt w:val="decimal"/>
+      <w:lvlText w:val="(%1)"/>
+      <w:lvlJc w:val="left"/>
+      <w:pPr>
+        <w:ind w:left="720" w:hanging="360"/>
+      </w:pPr>
+    </w:lvl>
+    <w:lvl w:ilvl="1">
+      <w:start w:val="4"/>
+      <w:numFmt w:val="decimal"/>
+      <w:lvlText w:val="(%2)"/>
+      <w:lvlJc w:val="left"/>
+      <w:pPr>
+        <w:ind w:left="1440" w:hanging="360"/>
+      </w:pPr>
+    </w:lvl>
+    <w:lvl w:ilvl="2">
+      <w:start w:val="4"/>
+      <w:numFmt w:val="decimal"/>
+      <w:lvlText w:val="(%3)"/>
+      <w:lvlJc w:val="left"/>
+      <w:pPr>
+        <w:ind w:left="2160" w:hanging="360"/>
+      </w:pPr>
+    </w:lvl>
+    <w:lvl w:ilvl="3">
+      <w:start w:val="4"/>
+      <w:numFmt w:val="decimal"/>
+      <w:lvlText w:val="(%4)"/>
+      <w:lvlJc w:val="left"/>
+      <w:pPr>
+        <w:ind w:left="2880" w:hanging="360"/>
+      </w:pPr>
+    </w:lvl>
+    <w:lvl w:ilvl="4">
+      <w:start w:val="4"/>
+      <w:numFmt w:val="decimal"/>
+      <w:lvlText w:val="(%5)"/>
+      <w:lvlJc w:val="left"/>
+      <w:pPr>
+        <w:ind w:left="3600" w:hanging="360"/>
+      </w:pPr>
+    </w:lvl>
+    <w:lvl w:ilvl="5">
+      <w:start w:val="4"/>
+      <w:numFmt w:val="decimal"/>
+      <w:lvlText w:val="(%6)"/>
+      <w:lvlJc w:val="left"/>
+      <w:pPr>
+        <w:ind w:left="4320" w:hanging="360"/>
+      </w:pPr>
+    </w:lvl>
+    <w:lvl w:ilvl="6">
+      <w:start w:val="4"/>
+      <w:numFmt w:val="decimal"/>
+      <w:lvlText w:val="(%7)"/>
+      <w:lvlJc w:val="left"/>
+      <w:pPr>
+        <w:ind w:left="5040" w:hanging="360"/>
+      </w:pPr>
+    </w:lvl>
+    <w:lvl w:ilvl="7">
+      <w:start w:val="4"/>
+      <w:numFmt w:val="decimal"/>
+      <w:lvlText w:val="(%8)"/>
+      <w:lvlJc w:val="left"/>
+      <w:pPr>
+        <w:ind w:left="5760" w:hanging="360"/>
+      </w:pPr>
+    </w:lvl>
+    <w:lvl w:ilvl="8">
+      <w:start w:val="4"/>
+      <w:numFmt w:val="decimal"/>
+      <w:lvlText w:val="(%9)"/>
+      <w:lvlJc w:val="left"/>
+      <w:pPr>
+        <w:ind w:left="6480" w:hanging="360"/>
+      </w:pPr>
+    </w:lvl>
+  </w:abstractNum>
   <w:abstractNum w:abstractNumId="99411">
     <w:nsid w:val="00A99411"/>
     <w:multiLevelType w:val="multilevel"/>
@@ -15929,6 +18260,9 @@
     <w:abstractNumId w:val="991"/>
   </w:num>
   <w:num w:numId="1008">
+    <w:abstractNumId w:val="991"/>
+  </w:num>
+  <w:num w:numId="1009">
     <w:abstractNumId w:val="99711"/>
     <w:lvlOverride w:ilvl="0">
       <w:startOverride w:val="1"/>
@@ -15958,7 +18292,307 @@
       <w:startOverride w:val="1"/>
     </w:lvlOverride>
   </w:num>
-  <w:num w:numId="1009">
+  <w:num w:numId="1010">
+    <w:abstractNumId w:val="99712"/>
+    <w:lvlOverride w:ilvl="0">
+      <w:startOverride w:val="2"/>
+    </w:lvlOverride>
+    <w:lvlOverride w:ilvl="1">
+      <w:startOverride w:val="2"/>
+    </w:lvlOverride>
+    <w:lvlOverride w:ilvl="2">
+      <w:startOverride w:val="2"/>
+    </w:lvlOverride>
+    <w:lvlOverride w:ilvl="3">
+      <w:startOverride w:val="2"/>
+    </w:lvlOverride>
+    <w:lvlOverride w:ilvl="4">
+      <w:startOverride w:val="2"/>
+    </w:lvlOverride>
+    <w:lvlOverride w:ilvl="5">
+      <w:startOverride w:val="2"/>
+    </w:lvlOverride>
+    <w:lvlOverride w:ilvl="6">
+      <w:startOverride w:val="2"/>
+    </w:lvlOverride>
+    <w:lvlOverride w:ilvl="7">
+      <w:startOverride w:val="2"/>
+    </w:lvlOverride>
+    <w:lvlOverride w:ilvl="8">
+      <w:startOverride w:val="2"/>
+    </w:lvlOverride>
+  </w:num>
+  <w:num w:numId="1011">
+    <w:abstractNumId w:val="99713"/>
+    <w:lvlOverride w:ilvl="0">
+      <w:startOverride w:val="3"/>
+    </w:lvlOverride>
+    <w:lvlOverride w:ilvl="1">
+      <w:startOverride w:val="3"/>
+    </w:lvlOverride>
+    <w:lvlOverride w:ilvl="2">
+      <w:startOverride w:val="3"/>
+    </w:lvlOverride>
+    <w:lvlOverride w:ilvl="3">
+      <w:startOverride w:val="3"/>
+    </w:lvlOverride>
+    <w:lvlOverride w:ilvl="4">
+      <w:startOverride w:val="3"/>
+    </w:lvlOverride>
+    <w:lvlOverride w:ilvl="5">
+      <w:startOverride w:val="3"/>
+    </w:lvlOverride>
+    <w:lvlOverride w:ilvl="6">
+      <w:startOverride w:val="3"/>
+    </w:lvlOverride>
+    <w:lvlOverride w:ilvl="7">
+      <w:startOverride w:val="3"/>
+    </w:lvlOverride>
+    <w:lvlOverride w:ilvl="8">
+      <w:startOverride w:val="3"/>
+    </w:lvlOverride>
+  </w:num>
+  <w:num w:numId="1012">
+    <w:abstractNumId w:val="99431"/>
+    <w:lvlOverride w:ilvl="0">
+      <w:startOverride w:val="1"/>
+    </w:lvlOverride>
+    <w:lvlOverride w:ilvl="1">
+      <w:startOverride w:val="1"/>
+    </w:lvlOverride>
+    <w:lvlOverride w:ilvl="2">
+      <w:startOverride w:val="1"/>
+    </w:lvlOverride>
+    <w:lvlOverride w:ilvl="3">
+      <w:startOverride w:val="1"/>
+    </w:lvlOverride>
+    <w:lvlOverride w:ilvl="4">
+      <w:startOverride w:val="1"/>
+    </w:lvlOverride>
+    <w:lvlOverride w:ilvl="5">
+      <w:startOverride w:val="1"/>
+    </w:lvlOverride>
+    <w:lvlOverride w:ilvl="6">
+      <w:startOverride w:val="1"/>
+    </w:lvlOverride>
+    <w:lvlOverride w:ilvl="7">
+      <w:startOverride w:val="1"/>
+    </w:lvlOverride>
+    <w:lvlOverride w:ilvl="8">
+      <w:startOverride w:val="1"/>
+    </w:lvlOverride>
+  </w:num>
+  <w:num w:numId="1013">
+    <w:abstractNumId w:val="99431"/>
+    <w:lvlOverride w:ilvl="0">
+      <w:startOverride w:val="1"/>
+    </w:lvlOverride>
+    <w:lvlOverride w:ilvl="1">
+      <w:startOverride w:val="1"/>
+    </w:lvlOverride>
+    <w:lvlOverride w:ilvl="2">
+      <w:startOverride w:val="1"/>
+    </w:lvlOverride>
+    <w:lvlOverride w:ilvl="3">
+      <w:startOverride w:val="1"/>
+    </w:lvlOverride>
+    <w:lvlOverride w:ilvl="4">
+      <w:startOverride w:val="1"/>
+    </w:lvlOverride>
+    <w:lvlOverride w:ilvl="5">
+      <w:startOverride w:val="1"/>
+    </w:lvlOverride>
+    <w:lvlOverride w:ilvl="6">
+      <w:startOverride w:val="1"/>
+    </w:lvlOverride>
+    <w:lvlOverride w:ilvl="7">
+      <w:startOverride w:val="1"/>
+    </w:lvlOverride>
+    <w:lvlOverride w:ilvl="8">
+      <w:startOverride w:val="1"/>
+    </w:lvlOverride>
+  </w:num>
+  <w:num w:numId="1014">
+    <w:abstractNumId w:val="99431"/>
+    <w:lvlOverride w:ilvl="0">
+      <w:startOverride w:val="1"/>
+    </w:lvlOverride>
+    <w:lvlOverride w:ilvl="1">
+      <w:startOverride w:val="1"/>
+    </w:lvlOverride>
+    <w:lvlOverride w:ilvl="2">
+      <w:startOverride w:val="1"/>
+    </w:lvlOverride>
+    <w:lvlOverride w:ilvl="3">
+      <w:startOverride w:val="1"/>
+    </w:lvlOverride>
+    <w:lvlOverride w:ilvl="4">
+      <w:startOverride w:val="1"/>
+    </w:lvlOverride>
+    <w:lvlOverride w:ilvl="5">
+      <w:startOverride w:val="1"/>
+    </w:lvlOverride>
+    <w:lvlOverride w:ilvl="6">
+      <w:startOverride w:val="1"/>
+    </w:lvlOverride>
+    <w:lvlOverride w:ilvl="7">
+      <w:startOverride w:val="1"/>
+    </w:lvlOverride>
+    <w:lvlOverride w:ilvl="8">
+      <w:startOverride w:val="1"/>
+    </w:lvlOverride>
+  </w:num>
+  <w:num w:numId="1015">
+    <w:abstractNumId w:val="99431"/>
+    <w:lvlOverride w:ilvl="0">
+      <w:startOverride w:val="1"/>
+    </w:lvlOverride>
+    <w:lvlOverride w:ilvl="1">
+      <w:startOverride w:val="1"/>
+    </w:lvlOverride>
+    <w:lvlOverride w:ilvl="2">
+      <w:startOverride w:val="1"/>
+    </w:lvlOverride>
+    <w:lvlOverride w:ilvl="3">
+      <w:startOverride w:val="1"/>
+    </w:lvlOverride>
+    <w:lvlOverride w:ilvl="4">
+      <w:startOverride w:val="1"/>
+    </w:lvlOverride>
+    <w:lvlOverride w:ilvl="5">
+      <w:startOverride w:val="1"/>
+    </w:lvlOverride>
+    <w:lvlOverride w:ilvl="6">
+      <w:startOverride w:val="1"/>
+    </w:lvlOverride>
+    <w:lvlOverride w:ilvl="7">
+      <w:startOverride w:val="1"/>
+    </w:lvlOverride>
+    <w:lvlOverride w:ilvl="8">
+      <w:startOverride w:val="1"/>
+    </w:lvlOverride>
+  </w:num>
+  <w:num w:numId="1016">
+    <w:abstractNumId w:val="99431"/>
+    <w:lvlOverride w:ilvl="0">
+      <w:startOverride w:val="1"/>
+    </w:lvlOverride>
+    <w:lvlOverride w:ilvl="1">
+      <w:startOverride w:val="1"/>
+    </w:lvlOverride>
+    <w:lvlOverride w:ilvl="2">
+      <w:startOverride w:val="1"/>
+    </w:lvlOverride>
+    <w:lvlOverride w:ilvl="3">
+      <w:startOverride w:val="1"/>
+    </w:lvlOverride>
+    <w:lvlOverride w:ilvl="4">
+      <w:startOverride w:val="1"/>
+    </w:lvlOverride>
+    <w:lvlOverride w:ilvl="5">
+      <w:startOverride w:val="1"/>
+    </w:lvlOverride>
+    <w:lvlOverride w:ilvl="6">
+      <w:startOverride w:val="1"/>
+    </w:lvlOverride>
+    <w:lvlOverride w:ilvl="7">
+      <w:startOverride w:val="1"/>
+    </w:lvlOverride>
+    <w:lvlOverride w:ilvl="8">
+      <w:startOverride w:val="1"/>
+    </w:lvlOverride>
+  </w:num>
+  <w:num w:numId="1017">
+    <w:abstractNumId w:val="99434"/>
+    <w:lvlOverride w:ilvl="0">
+      <w:startOverride w:val="4"/>
+    </w:lvlOverride>
+    <w:lvlOverride w:ilvl="1">
+      <w:startOverride w:val="4"/>
+    </w:lvlOverride>
+    <w:lvlOverride w:ilvl="2">
+      <w:startOverride w:val="4"/>
+    </w:lvlOverride>
+    <w:lvlOverride w:ilvl="3">
+      <w:startOverride w:val="4"/>
+    </w:lvlOverride>
+    <w:lvlOverride w:ilvl="4">
+      <w:startOverride w:val="4"/>
+    </w:lvlOverride>
+    <w:lvlOverride w:ilvl="5">
+      <w:startOverride w:val="4"/>
+    </w:lvlOverride>
+    <w:lvlOverride w:ilvl="6">
+      <w:startOverride w:val="4"/>
+    </w:lvlOverride>
+    <w:lvlOverride w:ilvl="7">
+      <w:startOverride w:val="4"/>
+    </w:lvlOverride>
+    <w:lvlOverride w:ilvl="8">
+      <w:startOverride w:val="4"/>
+    </w:lvlOverride>
+  </w:num>
+  <w:num w:numId="1018">
+    <w:abstractNumId w:val="99431"/>
+    <w:lvlOverride w:ilvl="0">
+      <w:startOverride w:val="1"/>
+    </w:lvlOverride>
+    <w:lvlOverride w:ilvl="1">
+      <w:startOverride w:val="1"/>
+    </w:lvlOverride>
+    <w:lvlOverride w:ilvl="2">
+      <w:startOverride w:val="1"/>
+    </w:lvlOverride>
+    <w:lvlOverride w:ilvl="3">
+      <w:startOverride w:val="1"/>
+    </w:lvlOverride>
+    <w:lvlOverride w:ilvl="4">
+      <w:startOverride w:val="1"/>
+    </w:lvlOverride>
+    <w:lvlOverride w:ilvl="5">
+      <w:startOverride w:val="1"/>
+    </w:lvlOverride>
+    <w:lvlOverride w:ilvl="6">
+      <w:startOverride w:val="1"/>
+    </w:lvlOverride>
+    <w:lvlOverride w:ilvl="7">
+      <w:startOverride w:val="1"/>
+    </w:lvlOverride>
+    <w:lvlOverride w:ilvl="8">
+      <w:startOverride w:val="1"/>
+    </w:lvlOverride>
+  </w:num>
+  <w:num w:numId="1019">
+    <w:abstractNumId w:val="99431"/>
+    <w:lvlOverride w:ilvl="0">
+      <w:startOverride w:val="1"/>
+    </w:lvlOverride>
+    <w:lvlOverride w:ilvl="1">
+      <w:startOverride w:val="1"/>
+    </w:lvlOverride>
+    <w:lvlOverride w:ilvl="2">
+      <w:startOverride w:val="1"/>
+    </w:lvlOverride>
+    <w:lvlOverride w:ilvl="3">
+      <w:startOverride w:val="1"/>
+    </w:lvlOverride>
+    <w:lvlOverride w:ilvl="4">
+      <w:startOverride w:val="1"/>
+    </w:lvlOverride>
+    <w:lvlOverride w:ilvl="5">
+      <w:startOverride w:val="1"/>
+    </w:lvlOverride>
+    <w:lvlOverride w:ilvl="6">
+      <w:startOverride w:val="1"/>
+    </w:lvlOverride>
+    <w:lvlOverride w:ilvl="7">
+      <w:startOverride w:val="1"/>
+    </w:lvlOverride>
+    <w:lvlOverride w:ilvl="8">
+      <w:startOverride w:val="1"/>
+    </w:lvlOverride>
+  </w:num>
+  <w:num w:numId="1020">
     <w:abstractNumId w:val="99411"/>
     <w:lvlOverride w:ilvl="0">
       <w:startOverride w:val="1"/>
@@ -15988,7 +18622,130 @@
       <w:startOverride w:val="1"/>
     </w:lvlOverride>
   </w:num>
-  <w:num w:numId="1010">
+  <w:num w:numId="1021">
+    <w:abstractNumId w:val="99721"/>
+    <w:lvlOverride w:ilvl="0">
+      <w:startOverride w:val="1"/>
+    </w:lvlOverride>
+    <w:lvlOverride w:ilvl="1">
+      <w:startOverride w:val="1"/>
+    </w:lvlOverride>
+    <w:lvlOverride w:ilvl="2">
+      <w:startOverride w:val="1"/>
+    </w:lvlOverride>
+    <w:lvlOverride w:ilvl="3">
+      <w:startOverride w:val="1"/>
+    </w:lvlOverride>
+    <w:lvlOverride w:ilvl="4">
+      <w:startOverride w:val="1"/>
+    </w:lvlOverride>
+    <w:lvlOverride w:ilvl="5">
+      <w:startOverride w:val="1"/>
+    </w:lvlOverride>
+    <w:lvlOverride w:ilvl="6">
+      <w:startOverride w:val="1"/>
+    </w:lvlOverride>
+    <w:lvlOverride w:ilvl="7">
+      <w:startOverride w:val="1"/>
+    </w:lvlOverride>
+    <w:lvlOverride w:ilvl="8">
+      <w:startOverride w:val="1"/>
+    </w:lvlOverride>
+  </w:num>
+  <w:num w:numId="1022">
+    <w:abstractNumId w:val="99413"/>
+    <w:lvlOverride w:ilvl="0">
+      <w:startOverride w:val="3"/>
+    </w:lvlOverride>
+    <w:lvlOverride w:ilvl="1">
+      <w:startOverride w:val="3"/>
+    </w:lvlOverride>
+    <w:lvlOverride w:ilvl="2">
+      <w:startOverride w:val="3"/>
+    </w:lvlOverride>
+    <w:lvlOverride w:ilvl="3">
+      <w:startOverride w:val="3"/>
+    </w:lvlOverride>
+    <w:lvlOverride w:ilvl="4">
+      <w:startOverride w:val="3"/>
+    </w:lvlOverride>
+    <w:lvlOverride w:ilvl="5">
+      <w:startOverride w:val="3"/>
+    </w:lvlOverride>
+    <w:lvlOverride w:ilvl="6">
+      <w:startOverride w:val="3"/>
+    </w:lvlOverride>
+    <w:lvlOverride w:ilvl="7">
+      <w:startOverride w:val="3"/>
+    </w:lvlOverride>
+    <w:lvlOverride w:ilvl="8">
+      <w:startOverride w:val="3"/>
+    </w:lvlOverride>
+  </w:num>
+  <w:num w:numId="1023">
+    <w:abstractNumId w:val="991"/>
+  </w:num>
+  <w:num w:numId="1024">
+    <w:abstractNumId w:val="99431"/>
+    <w:lvlOverride w:ilvl="0">
+      <w:startOverride w:val="1"/>
+    </w:lvlOverride>
+    <w:lvlOverride w:ilvl="1">
+      <w:startOverride w:val="1"/>
+    </w:lvlOverride>
+    <w:lvlOverride w:ilvl="2">
+      <w:startOverride w:val="1"/>
+    </w:lvlOverride>
+    <w:lvlOverride w:ilvl="3">
+      <w:startOverride w:val="1"/>
+    </w:lvlOverride>
+    <w:lvlOverride w:ilvl="4">
+      <w:startOverride w:val="1"/>
+    </w:lvlOverride>
+    <w:lvlOverride w:ilvl="5">
+      <w:startOverride w:val="1"/>
+    </w:lvlOverride>
+    <w:lvlOverride w:ilvl="6">
+      <w:startOverride w:val="1"/>
+    </w:lvlOverride>
+    <w:lvlOverride w:ilvl="7">
+      <w:startOverride w:val="1"/>
+    </w:lvlOverride>
+    <w:lvlOverride w:ilvl="8">
+      <w:startOverride w:val="1"/>
+    </w:lvlOverride>
+  </w:num>
+  <w:num w:numId="1025">
+    <w:abstractNumId w:val="99431"/>
+    <w:lvlOverride w:ilvl="0">
+      <w:startOverride w:val="1"/>
+    </w:lvlOverride>
+    <w:lvlOverride w:ilvl="1">
+      <w:startOverride w:val="1"/>
+    </w:lvlOverride>
+    <w:lvlOverride w:ilvl="2">
+      <w:startOverride w:val="1"/>
+    </w:lvlOverride>
+    <w:lvlOverride w:ilvl="3">
+      <w:startOverride w:val="1"/>
+    </w:lvlOverride>
+    <w:lvlOverride w:ilvl="4">
+      <w:startOverride w:val="1"/>
+    </w:lvlOverride>
+    <w:lvlOverride w:ilvl="5">
+      <w:startOverride w:val="1"/>
+    </w:lvlOverride>
+    <w:lvlOverride w:ilvl="6">
+      <w:startOverride w:val="1"/>
+    </w:lvlOverride>
+    <w:lvlOverride w:ilvl="7">
+      <w:startOverride w:val="1"/>
+    </w:lvlOverride>
+    <w:lvlOverride w:ilvl="8">
+      <w:startOverride w:val="1"/>
+    </w:lvlOverride>
+  </w:num>
+  <w:num w:numId="1026">
     <w:abstractNumId w:val="99411"/>
     <w:lvlOverride w:ilvl="0">
       <w:startOverride w:val="1"/>
@@ -16018,187 +18775,7 @@
       <w:startOverride w:val="1"/>
     </w:lvlOverride>
   </w:num>
-  <w:num w:numId="1011">
-    <w:abstractNumId w:val="99411"/>
-    <w:lvlOverride w:ilvl="0">
-      <w:startOverride w:val="1"/>
-    </w:lvlOverride>
-    <w:lvlOverride w:ilvl="1">
-      <w:startOverride w:val="1"/>
-    </w:lvlOverride>
-    <w:lvlOverride w:ilvl="2">
-      <w:startOverride w:val="1"/>
-    </w:lvlOverride>
-    <w:lvlOverride w:ilvl="3">
-      <w:startOverride w:val="1"/>
-    </w:lvlOverride>
-    <w:lvlOverride w:ilvl="4">
-      <w:startOverride w:val="1"/>
-    </w:lvlOverride>
-    <w:lvlOverride w:ilvl="5">
-      <w:startOverride w:val="1"/>
-    </w:lvlOverride>
-    <w:lvlOverride w:ilvl="6">
-      <w:startOverride w:val="1"/>
-    </w:lvlOverride>
-    <w:lvlOverride w:ilvl="7">
-      <w:startOverride w:val="1"/>
-    </w:lvlOverride>
-    <w:lvlOverride w:ilvl="8">
-      <w:startOverride w:val="1"/>
-    </w:lvlOverride>
-  </w:num>
-  <w:num w:numId="1012">
-    <w:abstractNumId w:val="99411"/>
-    <w:lvlOverride w:ilvl="0">
-      <w:startOverride w:val="1"/>
-    </w:lvlOverride>
-    <w:lvlOverride w:ilvl="1">
-      <w:startOverride w:val="1"/>
-    </w:lvlOverride>
-    <w:lvlOverride w:ilvl="2">
-      <w:startOverride w:val="1"/>
-    </w:lvlOverride>
-    <w:lvlOverride w:ilvl="3">
-      <w:startOverride w:val="1"/>
-    </w:lvlOverride>
-    <w:lvlOverride w:ilvl="4">
-      <w:startOverride w:val="1"/>
-    </w:lvlOverride>
-    <w:lvlOverride w:ilvl="5">
-      <w:startOverride w:val="1"/>
-    </w:lvlOverride>
-    <w:lvlOverride w:ilvl="6">
-      <w:startOverride w:val="1"/>
-    </w:lvlOverride>
-    <w:lvlOverride w:ilvl="7">
-      <w:startOverride w:val="1"/>
-    </w:lvlOverride>
-    <w:lvlOverride w:ilvl="8">
-      <w:startOverride w:val="1"/>
-    </w:lvlOverride>
-  </w:num>
-  <w:num w:numId="1013">
-    <w:abstractNumId w:val="99411"/>
-    <w:lvlOverride w:ilvl="0">
-      <w:startOverride w:val="1"/>
-    </w:lvlOverride>
-    <w:lvlOverride w:ilvl="1">
-      <w:startOverride w:val="1"/>
-    </w:lvlOverride>
-    <w:lvlOverride w:ilvl="2">
-      <w:startOverride w:val="1"/>
-    </w:lvlOverride>
-    <w:lvlOverride w:ilvl="3">
-      <w:startOverride w:val="1"/>
-    </w:lvlOverride>
-    <w:lvlOverride w:ilvl="4">
-      <w:startOverride w:val="1"/>
-    </w:lvlOverride>
-    <w:lvlOverride w:ilvl="5">
-      <w:startOverride w:val="1"/>
-    </w:lvlOverride>
-    <w:lvlOverride w:ilvl="6">
-      <w:startOverride w:val="1"/>
-    </w:lvlOverride>
-    <w:lvlOverride w:ilvl="7">
-      <w:startOverride w:val="1"/>
-    </w:lvlOverride>
-    <w:lvlOverride w:ilvl="8">
-      <w:startOverride w:val="1"/>
-    </w:lvlOverride>
-  </w:num>
-  <w:num w:numId="1014">
-    <w:abstractNumId w:val="99721"/>
-    <w:lvlOverride w:ilvl="0">
-      <w:startOverride w:val="1"/>
-    </w:lvlOverride>
-    <w:lvlOverride w:ilvl="1">
-      <w:startOverride w:val="1"/>
-    </w:lvlOverride>
-    <w:lvlOverride w:ilvl="2">
-      <w:startOverride w:val="1"/>
-    </w:lvlOverride>
-    <w:lvlOverride w:ilvl="3">
-      <w:startOverride w:val="1"/>
-    </w:lvlOverride>
-    <w:lvlOverride w:ilvl="4">
-      <w:startOverride w:val="1"/>
-    </w:lvlOverride>
-    <w:lvlOverride w:ilvl="5">
-      <w:startOverride w:val="1"/>
-    </w:lvlOverride>
-    <w:lvlOverride w:ilvl="6">
-      <w:startOverride w:val="1"/>
-    </w:lvlOverride>
-    <w:lvlOverride w:ilvl="7">
-      <w:startOverride w:val="1"/>
-    </w:lvlOverride>
-    <w:lvlOverride w:ilvl="8">
-      <w:startOverride w:val="1"/>
-    </w:lvlOverride>
-  </w:num>
-  <w:num w:numId="1015">
-    <w:abstractNumId w:val="99413"/>
-    <w:lvlOverride w:ilvl="0">
-      <w:startOverride w:val="3"/>
-    </w:lvlOverride>
-    <w:lvlOverride w:ilvl="1">
-      <w:startOverride w:val="3"/>
-    </w:lvlOverride>
-    <w:lvlOverride w:ilvl="2">
-      <w:startOverride w:val="3"/>
-    </w:lvlOverride>
-    <w:lvlOverride w:ilvl="3">
-      <w:startOverride w:val="3"/>
-    </w:lvlOverride>
-    <w:lvlOverride w:ilvl="4">
-      <w:startOverride w:val="3"/>
-    </w:lvlOverride>
-    <w:lvlOverride w:ilvl="5">
-      <w:startOverride w:val="3"/>
-    </w:lvlOverride>
-    <w:lvlOverride w:ilvl="6">
-      <w:startOverride w:val="3"/>
-    </w:lvlOverride>
-    <w:lvlOverride w:ilvl="7">
-      <w:startOverride w:val="3"/>
-    </w:lvlOverride>
-    <w:lvlOverride w:ilvl="8">
-      <w:startOverride w:val="3"/>
-    </w:lvlOverride>
-  </w:num>
-  <w:num w:numId="1016">
-    <w:abstractNumId w:val="99411"/>
-    <w:lvlOverride w:ilvl="0">
-      <w:startOverride w:val="1"/>
-    </w:lvlOverride>
-    <w:lvlOverride w:ilvl="1">
-      <w:startOverride w:val="1"/>
-    </w:lvlOverride>
-    <w:lvlOverride w:ilvl="2">
-      <w:startOverride w:val="1"/>
-    </w:lvlOverride>
-    <w:lvlOverride w:ilvl="3">
-      <w:startOverride w:val="1"/>
-    </w:lvlOverride>
-    <w:lvlOverride w:ilvl="4">
-      <w:startOverride w:val="1"/>
-    </w:lvlOverride>
-    <w:lvlOverride w:ilvl="5">
-      <w:startOverride w:val="1"/>
-    </w:lvlOverride>
-    <w:lvlOverride w:ilvl="6">
-      <w:startOverride w:val="1"/>
-    </w:lvlOverride>
-    <w:lvlOverride w:ilvl="7">
-      <w:startOverride w:val="1"/>
-    </w:lvlOverride>
-    <w:lvlOverride w:ilvl="8">
-      <w:startOverride w:val="1"/>
-    </w:lvlOverride>
-  </w:num>
-  <w:num w:numId="1017">
+  <w:num w:numId="1027">
     <w:abstractNumId w:val="99411"/>
     <w:lvlOverride w:ilvl="0">
       <w:startOverride w:val="1"/>

--- a/00-首页/题组Word/第一轮·综合套卷/第一轮综合卷03（学生版-打印版）.docx
+++ b/00-首页/题组Word/第一轮·综合套卷/第一轮综合卷03（学生版-打印版）.docx
@@ -8270,1018 +8270,6 @@
     </w:p>
     <w:p>
       <w:pPr>
-        <w:pStyle w:val="FirstParagraph"/>
-        <w:ind w:firstLine="420"/>
-      </w:pPr>
-      <w:r>
-        <w:rPr>
-          <w:rFonts w:hint="eastAsia" w:ascii="Times New Roman" w:hAnsi="Times New Roman" w:eastAsia="FangSong" w:cs="Times New Roman"/>
-        </w:rPr>
-        <w:t>回答下列与配位化学有关的问题</w:t>
-      </w:r>
-      <w:r>
-        <w:rPr>
-          <w:rFonts w:hint="eastAsia" w:ascii="Times New Roman" w:hAnsi="Times New Roman" w:eastAsia="Times New Roman" w:cs="Times New Roman"/>
-        </w:rPr>
-        <w:t>。</w:t>
-      </w:r>
-    </w:p>
-    <w:p>
-      <w:pPr>
-        <w:numPr>
-          <w:ilvl w:val="0"/>
-          <w:numId w:val="1017"/>
-        </w:numPr>
-        <w:ind w:firstLine="420"/>
-      </w:pPr>
-      <w:r>
-        <w:rPr>
-          <w:rFonts w:hint="eastAsia" w:ascii="Times New Roman" w:hAnsi="Times New Roman" w:eastAsia="FangSong" w:cs="Times New Roman"/>
-        </w:rPr>
-        <w:t xml:space="preserve">为什么</w:t>
-      </w:r>
-      <w:r>
-        <w:rPr>
-          <w:rFonts w:ascii="Times New Roman" w:hAnsi="Times New Roman" w:eastAsia="Times New Roman" w:cs="Times New Roman"/>
-        </w:rPr>
-        <w:t xml:space="preserve"> </w:t>
-      </w:r>
-      <m:oMath>
-        <m:oMathPr>
-          <m:ctrlPr>
-            <w:rPr>
-              <w:sz w:val="28"/>
-              <w:szCs w:val="28"/>
-            </w:rPr>
-          </m:ctrlPr>
-        </m:oMathPr>
-        <m:sSup>
-          <m:e>
-            <m:d>
-              <m:dPr>
-                <m:begChr m:val="["/>
-                <m:sepChr m:val=""/>
-                <m:endChr m:val="]"/>
-                <m:grow/>
-              </m:dPr>
-              <m:e>
-                <m:r>
-                  <m:rPr>
-                    <m:sty m:val="p"/>
-                  </m:rPr>
-                  <m:t>N</m:t>
-                </m:r>
-                <m:r>
-                  <m:rPr>
-                    <m:sty m:val="p"/>
-                  </m:rPr>
-                  <m:t>i</m:t>
-                </m:r>
-                <m:sSub>
-                  <m:e>
-                    <m:d>
-                      <m:dPr>
-                        <m:begChr m:val="("/>
-                        <m:sepChr m:val=""/>
-                        <m:endChr m:val=")"/>
-                        <m:grow/>
-                      </m:dPr>
-                      <m:e>
-                        <m:sSub>
-                          <m:e>
-                            <m:r>
-                              <m:rPr>
-                                <m:sty m:val="p"/>
-                              </m:rPr>
-                              <m:t>H</m:t>
-                            </m:r>
-                          </m:e>
-                          <m:sub>
-                            <m:r>
-                              <m:t>2</m:t>
-                            </m:r>
-                          </m:sub>
-                        </m:sSub>
-                        <m:r>
-                          <m:rPr>
-                            <m:sty m:val="p"/>
-                          </m:rPr>
-                          <m:t>O</m:t>
-                        </m:r>
-                      </m:e>
-                    </m:d>
-                  </m:e>
-                  <m:sub>
-                    <m:r>
-                      <m:t>4</m:t>
-                    </m:r>
-                  </m:sub>
-                </m:sSub>
-              </m:e>
-            </m:d>
-          </m:e>
-          <m:sup>
-            <m:r>
-              <m:t>2</m:t>
-            </m:r>
-            <m:r>
-              <m:rPr>
-                <m:sty m:val="p"/>
-              </m:rPr>
-              <m:t>+</m:t>
-            </m:r>
-          </m:sup>
-        </m:sSup>
-      </m:oMath>
-      <w:r>
-        <w:rPr>
-          <w:rFonts w:ascii="Times New Roman" w:hAnsi="Times New Roman" w:eastAsia="Times New Roman" w:cs="Times New Roman"/>
-        </w:rPr>
-        <w:t xml:space="preserve"> </w:t>
-      </w:r>
-      <w:r>
-        <w:rPr>
-          <w:rFonts w:hint="eastAsia" w:ascii="Times New Roman" w:hAnsi="Times New Roman" w:eastAsia="FangSong" w:cs="Times New Roman"/>
-        </w:rPr>
-        <w:t>的空间结构为四面体</w:t>
-      </w:r>
-      <w:r>
-        <w:rPr>
-          <w:rFonts w:hint="eastAsia" w:ascii="Times New Roman" w:hAnsi="Times New Roman" w:eastAsia="Times New Roman" w:cs="Times New Roman"/>
-        </w:rPr>
-        <w:t>，</w:t>
-      </w:r>
-      <w:r>
-        <w:rPr>
-          <w:rFonts w:hint="eastAsia" w:ascii="Times New Roman" w:hAnsi="Times New Roman" w:eastAsia="FangSong" w:cs="Times New Roman"/>
-        </w:rPr>
-        <w:t>而</w:t>
-      </w:r>
-      <w:r>
-        <w:rPr>
-          <w:rFonts w:ascii="Times New Roman" w:hAnsi="Times New Roman" w:eastAsia="Times New Roman" w:cs="Times New Roman"/>
-        </w:rPr>
-        <w:t xml:space="preserve"> </w:t>
-      </w:r>
-      <m:oMath>
-        <m:oMathPr>
-          <m:ctrlPr>
-            <w:rPr>
-              <w:sz w:val="28"/>
-              <w:szCs w:val="28"/>
-            </w:rPr>
-          </m:ctrlPr>
-        </m:oMathPr>
-        <m:sSup>
-          <m:e>
-            <m:d>
-              <m:dPr>
-                <m:begChr m:val="["/>
-                <m:sepChr m:val=""/>
-                <m:endChr m:val="]"/>
-                <m:grow/>
-              </m:dPr>
-              <m:e>
-                <m:r>
-                  <m:rPr>
-                    <m:sty m:val="p"/>
-                  </m:rPr>
-                  <m:t>N</m:t>
-                </m:r>
-                <m:r>
-                  <m:rPr>
-                    <m:sty m:val="p"/>
-                  </m:rPr>
-                  <m:t>i</m:t>
-                </m:r>
-                <m:sSub>
-                  <m:e>
-                    <m:d>
-                      <m:dPr>
-                        <m:begChr m:val="("/>
-                        <m:sepChr m:val=""/>
-                        <m:endChr m:val=")"/>
-                        <m:grow/>
-                      </m:dPr>
-                      <m:e>
-                        <m:r>
-                          <m:rPr>
-                            <m:sty m:val="p"/>
-                          </m:rPr>
-                          <m:t>C</m:t>
-                        </m:r>
-                        <m:r>
-                          <m:rPr>
-                            <m:sty m:val="p"/>
-                          </m:rPr>
-                          <m:t>N</m:t>
-                        </m:r>
-                      </m:e>
-                    </m:d>
-                  </m:e>
-                  <m:sub>
-                    <m:r>
-                      <m:t>4</m:t>
-                    </m:r>
-                  </m:sub>
-                </m:sSub>
-              </m:e>
-            </m:d>
-          </m:e>
-          <m:sup>
-            <m:r>
-              <m:t>2</m:t>
-            </m:r>
-            <m:r>
-              <m:rPr>
-                <m:sty m:val="p"/>
-              </m:rPr>
-              <m:t>−</m:t>
-            </m:r>
-          </m:sup>
-        </m:sSup>
-      </m:oMath>
-      <w:r>
-        <w:rPr>
-          <w:rFonts w:ascii="Times New Roman" w:hAnsi="Times New Roman" w:eastAsia="Times New Roman" w:cs="Times New Roman"/>
-        </w:rPr>
-        <w:t xml:space="preserve"> </w:t>
-      </w:r>
-      <w:r>
-        <w:rPr>
-          <w:rFonts w:hint="eastAsia" w:ascii="Times New Roman" w:hAnsi="Times New Roman" w:eastAsia="FangSong" w:cs="Times New Roman"/>
-        </w:rPr>
-        <w:t>的空间结构为正方形</w:t>
-      </w:r>
-      <w:r>
-        <w:rPr>
-          <w:rFonts w:hint="eastAsia" w:ascii="Times New Roman" w:hAnsi="Times New Roman" w:eastAsia="Times New Roman" w:cs="Times New Roman"/>
-        </w:rPr>
-        <w:t>？</w:t>
-      </w:r>
-    </w:p>
-    <w:p>
-      <w:pPr>
-        <w:numPr>
-          <w:ilvl w:val="0"/>
-          <w:numId w:val="1017"/>
-        </w:numPr>
-        <w:ind w:firstLine="420"/>
-      </w:pPr>
-      <w:r>
-        <w:rPr>
-          <w:rFonts w:hint="eastAsia" w:ascii="Times New Roman" w:hAnsi="Times New Roman" w:eastAsia="FangSong" w:cs="Times New Roman"/>
-        </w:rPr>
-        <w:t xml:space="preserve">为什么</w:t>
-      </w:r>
-      <w:r>
-        <w:rPr>
-          <w:rFonts w:ascii="Times New Roman" w:hAnsi="Times New Roman" w:eastAsia="Times New Roman" w:cs="Times New Roman"/>
-        </w:rPr>
-        <w:t xml:space="preserve"> </w:t>
-      </w:r>
-      <m:oMath>
-        <m:oMathPr>
-          <m:ctrlPr>
-            <w:rPr>
-              <w:sz w:val="28"/>
-              <w:szCs w:val="28"/>
-            </w:rPr>
-          </m:ctrlPr>
-        </m:oMathPr>
-        <m:sSup>
-          <m:e>
-            <m:d>
-              <m:dPr>
-                <m:begChr m:val="["/>
-                <m:sepChr m:val=""/>
-                <m:endChr m:val="]"/>
-                <m:grow/>
-              </m:dPr>
-              <m:e>
-                <m:r>
-                  <m:rPr>
-                    <m:sty m:val="p"/>
-                  </m:rPr>
-                  <m:t>A</m:t>
-                </m:r>
-                <m:r>
-                  <m:rPr>
-                    <m:sty m:val="p"/>
-                  </m:rPr>
-                  <m:t>g</m:t>
-                </m:r>
-                <m:sSub>
-                  <m:e>
-                    <m:d>
-                      <m:dPr>
-                        <m:begChr m:val="("/>
-                        <m:sepChr m:val=""/>
-                        <m:endChr m:val=")"/>
-                        <m:grow/>
-                      </m:dPr>
-                      <m:e>
-                        <m:sSub>
-                          <m:e>
-                            <m:r>
-                              <m:rPr>
-                                <m:sty m:val="p"/>
-                              </m:rPr>
-                              <m:t>N</m:t>
-                            </m:r>
-                            <m:r>
-                              <m:rPr>
-                                <m:sty m:val="p"/>
-                              </m:rPr>
-                              <m:t>H</m:t>
-                            </m:r>
-                          </m:e>
-                          <m:sub>
-                            <m:r>
-                              <m:t>3</m:t>
-                            </m:r>
-                          </m:sub>
-                        </m:sSub>
-                      </m:e>
-                    </m:d>
-                  </m:e>
-                  <m:sub>
-                    <m:r>
-                      <m:t>2</m:t>
-                    </m:r>
-                  </m:sub>
-                </m:sSub>
-              </m:e>
-            </m:d>
-          </m:e>
-          <m:sup>
-            <m:r>
-              <m:rPr>
-                <m:sty m:val="p"/>
-              </m:rPr>
-              <m:t>+</m:t>
-            </m:r>
-          </m:sup>
-        </m:sSup>
-      </m:oMath>
-      <w:r>
-        <w:rPr>
-          <w:rFonts w:ascii="Times New Roman" w:hAnsi="Times New Roman" w:eastAsia="Times New Roman" w:cs="Times New Roman"/>
-        </w:rPr>
-        <w:t xml:space="preserve"> </w:t>
-      </w:r>
-      <w:r>
-        <w:rPr>
-          <w:rFonts w:hint="eastAsia" w:ascii="Times New Roman" w:hAnsi="Times New Roman" w:eastAsia="FangSong" w:cs="Times New Roman"/>
-        </w:rPr>
-        <w:t xml:space="preserve">的</w:t>
-      </w:r>
-      <w:r>
-        <w:rPr>
-          <w:rFonts w:ascii="Times New Roman" w:hAnsi="Times New Roman" w:eastAsia="Times New Roman" w:cs="Times New Roman"/>
-        </w:rPr>
-        <w:t xml:space="preserve"> </w:t>
-      </w:r>
-      <m:oMath>
-        <m:r>
-          <m:rPr>
-            <m:sty m:val="p"/>
-          </m:rPr>
-          <m:t>lg</m:t>
-        </m:r>
-        <m:r>
-          <m:t>β</m:t>
-        </m:r>
-      </m:oMath>
-      <w:r>
-        <w:rPr>
-          <w:rFonts w:ascii="Times New Roman" w:hAnsi="Times New Roman" w:eastAsia="Times New Roman" w:cs="Times New Roman"/>
-        </w:rPr>
-        <w:t xml:space="preserve"> </w:t>
-      </w:r>
-      <w:r>
-        <w:rPr>
-          <w:rFonts w:hint="eastAsia" w:ascii="Times New Roman" w:hAnsi="Times New Roman" w:eastAsia="FangSong" w:cs="Times New Roman"/>
-        </w:rPr>
-        <w:t xml:space="preserve">为</w:t>
-      </w:r>
-      <w:r>
-        <w:rPr>
-          <w:rFonts w:ascii="Times New Roman" w:hAnsi="Times New Roman" w:eastAsia="Times New Roman" w:cs="Times New Roman"/>
-        </w:rPr>
-        <w:t xml:space="preserve"> </w:t>
-      </w:r>
-      <w:r>
-        <w:rPr>
-          <w:rFonts w:hint="eastAsia" w:ascii="Times New Roman" w:hAnsi="Times New Roman" w:eastAsia="Times New Roman" w:cs="Times New Roman"/>
-        </w:rPr>
-        <w:t>7.2，</w:t>
-      </w:r>
-      <w:r>
-        <w:rPr>
-          <w:rFonts w:hint="eastAsia" w:ascii="Times New Roman" w:hAnsi="Times New Roman" w:eastAsia="FangSong" w:cs="Times New Roman"/>
-        </w:rPr>
-        <w:t>而</w:t>
-      </w:r>
-      <w:r>
-        <w:rPr>
-          <w:rFonts w:ascii="Times New Roman" w:hAnsi="Times New Roman" w:eastAsia="Times New Roman" w:cs="Times New Roman"/>
-        </w:rPr>
-        <w:t xml:space="preserve"> </w:t>
-      </w:r>
-      <m:oMath>
-        <m:oMathPr>
-          <m:ctrlPr>
-            <w:rPr>
-              <w:sz w:val="28"/>
-              <w:szCs w:val="28"/>
-            </w:rPr>
-          </m:ctrlPr>
-        </m:oMathPr>
-        <m:r>
-          <m:rPr>
-            <m:sty m:val="p"/>
-          </m:rPr>
-          <m:t>[</m:t>
-        </m:r>
-        <m:r>
-          <m:rPr>
-            <m:sty m:val="p"/>
-          </m:rPr>
-          <m:t>A</m:t>
-        </m:r>
-        <m:r>
-          <m:rPr>
-            <m:sty m:val="p"/>
-          </m:rPr>
-          <m:t>g</m:t>
-        </m:r>
-        <m:r>
-          <m:rPr>
-            <m:sty m:val="p"/>
-          </m:rPr>
-          <m:t>(</m:t>
-        </m:r>
-        <m:r>
-          <m:rPr>
-            <m:sty m:val="p"/>
-          </m:rPr>
-          <m:t>e</m:t>
-        </m:r>
-        <m:r>
-          <m:rPr>
-            <m:sty m:val="p"/>
-          </m:rPr>
-          <m:t>n</m:t>
-        </m:r>
-        <m:r>
-          <m:rPr>
-            <m:sty m:val="p"/>
-          </m:rPr>
-          <m:t>)</m:t>
-        </m:r>
-        <m:sSup>
-          <m:e>
-            <m:r>
-              <m:rPr>
-                <m:sty m:val="p"/>
-              </m:rPr>
-              <m:t>]</m:t>
-            </m:r>
-          </m:e>
-          <m:sup>
-            <m:r>
-              <m:rPr>
-                <m:sty m:val="p"/>
-              </m:rPr>
-              <m:t>+</m:t>
-            </m:r>
-          </m:sup>
-        </m:sSup>
-      </m:oMath>
-      <w:r>
-        <w:rPr>
-          <w:rFonts w:ascii="Times New Roman" w:hAnsi="Times New Roman" w:eastAsia="Times New Roman" w:cs="Times New Roman"/>
-        </w:rPr>
-        <w:t xml:space="preserve"> </w:t>
-      </w:r>
-      <w:r>
-        <w:rPr>
-          <w:rFonts w:hint="eastAsia" w:ascii="Times New Roman" w:hAnsi="Times New Roman" w:eastAsia="FangSong" w:cs="Times New Roman"/>
-        </w:rPr>
-        <w:t xml:space="preserve">的</w:t>
-      </w:r>
-      <w:r>
-        <w:rPr>
-          <w:rFonts w:ascii="Times New Roman" w:hAnsi="Times New Roman" w:eastAsia="Times New Roman" w:cs="Times New Roman"/>
-        </w:rPr>
-        <w:t xml:space="preserve"> </w:t>
-      </w:r>
-      <m:oMath>
-        <m:r>
-          <m:rPr>
-            <m:sty m:val="p"/>
-          </m:rPr>
-          <m:t>lg</m:t>
-        </m:r>
-        <m:r>
-          <m:t>β</m:t>
-        </m:r>
-      </m:oMath>
-      <w:r>
-        <w:rPr>
-          <w:rFonts w:ascii="Times New Roman" w:hAnsi="Times New Roman" w:eastAsia="Times New Roman" w:cs="Times New Roman"/>
-        </w:rPr>
-        <w:t xml:space="preserve"> </w:t>
-      </w:r>
-      <w:r>
-        <w:rPr>
-          <w:rFonts w:hint="eastAsia" w:ascii="Times New Roman" w:hAnsi="Times New Roman" w:eastAsia="FangSong" w:cs="Times New Roman"/>
-        </w:rPr>
-        <w:t xml:space="preserve">只有</w:t>
-      </w:r>
-      <w:r>
-        <w:rPr>
-          <w:rFonts w:ascii="Times New Roman" w:hAnsi="Times New Roman" w:eastAsia="Times New Roman" w:cs="Times New Roman"/>
-        </w:rPr>
-        <w:t xml:space="preserve"> </w:t>
-      </w:r>
-      <w:r>
-        <w:rPr>
-          <w:rFonts w:hint="eastAsia" w:ascii="Times New Roman" w:hAnsi="Times New Roman" w:eastAsia="Times New Roman" w:cs="Times New Roman"/>
-        </w:rPr>
-        <w:t xml:space="preserve">6.0？</w:t>
-      </w:r>
-    </w:p>
-    <w:p>
-      <w:pPr>
-        <w:numPr>
-          <w:ilvl w:val="0"/>
-          <w:numId w:val="1017"/>
-        </w:numPr>
-        <w:ind w:firstLine="420"/>
-      </w:pPr>
-      <w:r>
-        <w:rPr>
-          <w:rFonts w:hint="eastAsia" w:ascii="Times New Roman" w:hAnsi="Times New Roman" w:eastAsia="FangSong" w:cs="Times New Roman"/>
-        </w:rPr>
-        <w:t xml:space="preserve">为什么</w:t>
-      </w:r>
-      <w:r>
-        <w:rPr>
-          <w:rFonts w:ascii="Times New Roman" w:hAnsi="Times New Roman" w:eastAsia="Times New Roman" w:cs="Times New Roman"/>
-        </w:rPr>
-        <w:t xml:space="preserve"> </w:t>
-      </w:r>
-      <m:oMath>
-        <m:oMathPr>
-          <m:ctrlPr>
-            <w:rPr>
-              <w:sz w:val="28"/>
-              <w:szCs w:val="28"/>
-            </w:rPr>
-          </m:ctrlPr>
-        </m:oMathPr>
-        <m:sSup>
-          <m:e>
-            <m:d>
-              <m:dPr>
-                <m:begChr m:val="["/>
-                <m:sepChr m:val=""/>
-                <m:endChr m:val="]"/>
-                <m:grow/>
-              </m:dPr>
-              <m:e>
-                <m:r>
-                  <m:rPr>
-                    <m:sty m:val="p"/>
-                  </m:rPr>
-                  <m:t>C</m:t>
-                </m:r>
-                <m:r>
-                  <m:rPr>
-                    <m:sty m:val="p"/>
-                  </m:rPr>
-                  <m:t>o</m:t>
-                </m:r>
-                <m:r>
-                  <m:rPr>
-                    <m:sty m:val="p"/>
-                  </m:rPr>
-                  <m:t>(</m:t>
-                </m:r>
-                <m:r>
-                  <m:rPr>
-                    <m:sty m:val="p"/>
-                  </m:rPr>
-                  <m:t>S</m:t>
-                </m:r>
-                <m:r>
-                  <m:rPr>
-                    <m:sty m:val="p"/>
-                  </m:rPr>
-                  <m:t>C</m:t>
-                </m:r>
-                <m:r>
-                  <m:rPr>
-                    <m:sty m:val="p"/>
-                  </m:rPr>
-                  <m:t>N</m:t>
-                </m:r>
-                <m:sSub>
-                  <m:e>
-                    <m:r>
-                      <m:rPr>
-                        <m:sty m:val="p"/>
-                      </m:rPr>
-                      <m:t>)</m:t>
-                    </m:r>
-                  </m:e>
-                  <m:sub>
-                    <m:r>
-                      <m:t>6</m:t>
-                    </m:r>
-                  </m:sub>
-                </m:sSub>
-              </m:e>
-            </m:d>
-          </m:e>
-          <m:sup>
-            <m:r>
-              <m:t>4</m:t>
-            </m:r>
-            <m:r>
-              <m:rPr>
-                <m:sty m:val="p"/>
-              </m:rPr>
-              <m:t>−</m:t>
-            </m:r>
-          </m:sup>
-        </m:sSup>
-      </m:oMath>
-      <w:r>
-        <w:rPr>
-          <w:rFonts w:ascii="Times New Roman" w:hAnsi="Times New Roman" w:eastAsia="Times New Roman" w:cs="Times New Roman"/>
-        </w:rPr>
-        <w:t xml:space="preserve"> </w:t>
-      </w:r>
-      <w:r>
-        <w:rPr>
-          <w:rFonts w:hint="eastAsia" w:ascii="Times New Roman" w:hAnsi="Times New Roman" w:eastAsia="FangSong" w:cs="Times New Roman"/>
-        </w:rPr>
-        <w:t xml:space="preserve">的稳定常数比</w:t>
-      </w:r>
-      <w:r>
-        <w:rPr>
-          <w:rFonts w:ascii="Times New Roman" w:hAnsi="Times New Roman" w:eastAsia="Times New Roman" w:cs="Times New Roman"/>
-        </w:rPr>
-        <w:t xml:space="preserve"> </w:t>
-      </w:r>
-      <m:oMath>
-        <m:oMathPr>
-          <m:ctrlPr>
-            <w:rPr>
-              <w:sz w:val="28"/>
-              <w:szCs w:val="28"/>
-            </w:rPr>
-          </m:ctrlPr>
-        </m:oMathPr>
-        <m:sSup>
-          <m:e>
-            <m:d>
-              <m:dPr>
-                <m:begChr m:val="["/>
-                <m:sepChr m:val=""/>
-                <m:endChr m:val="]"/>
-                <m:grow/>
-              </m:dPr>
-              <m:e>
-                <m:r>
-                  <m:rPr>
-                    <m:sty m:val="p"/>
-                  </m:rPr>
-                  <m:t>C</m:t>
-                </m:r>
-                <m:r>
-                  <m:rPr>
-                    <m:sty m:val="p"/>
-                  </m:rPr>
-                  <m:t>o</m:t>
-                </m:r>
-                <m:r>
-                  <m:rPr>
-                    <m:sty m:val="p"/>
-                  </m:rPr>
-                  <m:t>(</m:t>
-                </m:r>
-                <m:sSub>
-                  <m:e>
-                    <m:r>
-                      <m:rPr>
-                        <m:sty m:val="p"/>
-                      </m:rPr>
-                      <m:t>N</m:t>
-                    </m:r>
-                    <m:r>
-                      <m:rPr>
-                        <m:sty m:val="p"/>
-                      </m:rPr>
-                      <m:t>H</m:t>
-                    </m:r>
-                  </m:e>
-                  <m:sub>
-                    <m:r>
-                      <m:t>3</m:t>
-                    </m:r>
-                  </m:sub>
-                </m:sSub>
-                <m:sSub>
-                  <m:e>
-                    <m:r>
-                      <m:rPr>
-                        <m:sty m:val="p"/>
-                      </m:rPr>
-                      <m:t>)</m:t>
-                    </m:r>
-                  </m:e>
-                  <m:sub>
-                    <m:r>
-                      <m:t>6</m:t>
-                    </m:r>
-                  </m:sub>
-                </m:sSub>
-              </m:e>
-            </m:d>
-          </m:e>
-          <m:sup>
-            <m:r>
-              <m:t>2</m:t>
-            </m:r>
-            <m:r>
-              <m:rPr>
-                <m:sty m:val="p"/>
-              </m:rPr>
-              <m:t>+</m:t>
-            </m:r>
-          </m:sup>
-        </m:sSup>
-      </m:oMath>
-      <w:r>
-        <w:rPr>
-          <w:rFonts w:ascii="Times New Roman" w:hAnsi="Times New Roman" w:eastAsia="Times New Roman" w:cs="Times New Roman"/>
-        </w:rPr>
-        <w:t xml:space="preserve"> </w:t>
-      </w:r>
-      <w:r>
-        <w:rPr>
-          <w:rFonts w:hint="eastAsia" w:ascii="Times New Roman" w:hAnsi="Times New Roman" w:eastAsia="FangSong" w:cs="Times New Roman"/>
-        </w:rPr>
-        <w:t>小</w:t>
-      </w:r>
-      <w:r>
-        <w:rPr>
-          <w:rFonts w:hint="eastAsia" w:ascii="Times New Roman" w:hAnsi="Times New Roman" w:eastAsia="Times New Roman" w:cs="Times New Roman"/>
-        </w:rPr>
-        <w:t>，</w:t>
-      </w:r>
-      <w:r>
-        <w:rPr>
-          <w:rFonts w:hint="eastAsia" w:ascii="Times New Roman" w:hAnsi="Times New Roman" w:eastAsia="FangSong" w:cs="Times New Roman"/>
-        </w:rPr>
-        <w:t>但在酸性溶液中</w:t>
-      </w:r>
-      <w:r>
-        <w:rPr>
-          <w:rFonts w:hint="eastAsia" w:ascii="Times New Roman" w:hAnsi="Times New Roman" w:eastAsia="Times New Roman" w:cs="Times New Roman"/>
-        </w:rPr>
-        <w:t>，</w:t>
-      </w:r>
-      <w:r>
-        <w:rPr>
-          <w:rFonts w:ascii="Times New Roman" w:hAnsi="Times New Roman" w:eastAsia="Times New Roman" w:cs="Times New Roman"/>
-        </w:rPr>
-        <w:t xml:space="preserve"> </w:t>
-      </w:r>
-      <m:oMath>
-        <m:oMathPr>
-          <m:ctrlPr>
-            <w:rPr>
-              <w:sz w:val="28"/>
-              <w:szCs w:val="28"/>
-            </w:rPr>
-          </m:ctrlPr>
-        </m:oMathPr>
-        <m:sSup>
-          <m:e>
-            <m:d>
-              <m:dPr>
-                <m:begChr m:val="["/>
-                <m:sepChr m:val=""/>
-                <m:endChr m:val="]"/>
-                <m:grow/>
-              </m:dPr>
-              <m:e>
-                <m:r>
-                  <m:rPr>
-                    <m:sty m:val="p"/>
-                  </m:rPr>
-                  <m:t>C</m:t>
-                </m:r>
-                <m:r>
-                  <m:rPr>
-                    <m:sty m:val="p"/>
-                  </m:rPr>
-                  <m:t>o</m:t>
-                </m:r>
-                <m:r>
-                  <m:rPr>
-                    <m:sty m:val="p"/>
-                  </m:rPr>
-                  <m:t>(</m:t>
-                </m:r>
-                <m:r>
-                  <m:rPr>
-                    <m:sty m:val="p"/>
-                  </m:rPr>
-                  <m:t>S</m:t>
-                </m:r>
-                <m:r>
-                  <m:rPr>
-                    <m:sty m:val="p"/>
-                  </m:rPr>
-                  <m:t>C</m:t>
-                </m:r>
-                <m:r>
-                  <m:rPr>
-                    <m:sty m:val="p"/>
-                  </m:rPr>
-                  <m:t>N</m:t>
-                </m:r>
-                <m:sSub>
-                  <m:e>
-                    <m:r>
-                      <m:rPr>
-                        <m:sty m:val="p"/>
-                      </m:rPr>
-                      <m:t>)</m:t>
-                    </m:r>
-                  </m:e>
-                  <m:sub>
-                    <m:r>
-                      <m:t>6</m:t>
-                    </m:r>
-                  </m:sub>
-                </m:sSub>
-              </m:e>
-            </m:d>
-          </m:e>
-          <m:sup>
-            <m:r>
-              <m:t>4</m:t>
-            </m:r>
-            <m:r>
-              <m:rPr>
-                <m:sty m:val="p"/>
-              </m:rPr>
-              <m:t>−</m:t>
-            </m:r>
-          </m:sup>
-        </m:sSup>
-      </m:oMath>
-      <w:r>
-        <w:rPr>
-          <w:rFonts w:ascii="Times New Roman" w:hAnsi="Times New Roman" w:eastAsia="Times New Roman" w:cs="Times New Roman"/>
-        </w:rPr>
-        <w:t xml:space="preserve"> </w:t>
-      </w:r>
-      <w:r>
-        <w:rPr>
-          <w:rFonts w:hint="eastAsia" w:ascii="Times New Roman" w:hAnsi="Times New Roman" w:eastAsia="FangSong" w:cs="Times New Roman"/>
-        </w:rPr>
-        <w:t>可以存在</w:t>
-      </w:r>
-      <w:r>
-        <w:rPr>
-          <w:rFonts w:hint="eastAsia" w:ascii="Times New Roman" w:hAnsi="Times New Roman" w:eastAsia="Times New Roman" w:cs="Times New Roman"/>
-        </w:rPr>
-        <w:t>，</w:t>
-      </w:r>
-      <w:r>
-        <w:rPr>
-          <w:rFonts w:ascii="Times New Roman" w:hAnsi="Times New Roman" w:eastAsia="Times New Roman" w:cs="Times New Roman"/>
-        </w:rPr>
-        <w:t xml:space="preserve"> </w:t>
-      </w:r>
-      <m:oMath>
-        <m:oMathPr>
-          <m:ctrlPr>
-            <w:rPr>
-              <w:sz w:val="28"/>
-              <w:szCs w:val="28"/>
-            </w:rPr>
-          </m:ctrlPr>
-        </m:oMathPr>
-        <m:sSup>
-          <m:e>
-            <m:d>
-              <m:dPr>
-                <m:begChr m:val="["/>
-                <m:sepChr m:val=""/>
-                <m:endChr m:val="]"/>
-                <m:grow/>
-              </m:dPr>
-              <m:e>
-                <m:r>
-                  <m:rPr>
-                    <m:sty m:val="p"/>
-                  </m:rPr>
-                  <m:t>C</m:t>
-                </m:r>
-                <m:r>
-                  <m:rPr>
-                    <m:sty m:val="p"/>
-                  </m:rPr>
-                  <m:t>o</m:t>
-                </m:r>
-                <m:r>
-                  <m:rPr>
-                    <m:sty m:val="p"/>
-                  </m:rPr>
-                  <m:t>(</m:t>
-                </m:r>
-                <m:sSub>
-                  <m:e>
-                    <m:r>
-                      <m:rPr>
-                        <m:sty m:val="p"/>
-                      </m:rPr>
-                      <m:t>N</m:t>
-                    </m:r>
-                    <m:r>
-                      <m:rPr>
-                        <m:sty m:val="p"/>
-                      </m:rPr>
-                      <m:t>H</m:t>
-                    </m:r>
-                  </m:e>
-                  <m:sub>
-                    <m:r>
-                      <m:t>3</m:t>
-                    </m:r>
-                  </m:sub>
-                </m:sSub>
-                <m:sSub>
-                  <m:e>
-                    <m:r>
-                      <m:rPr>
-                        <m:sty m:val="p"/>
-                      </m:rPr>
-                      <m:t>)</m:t>
-                    </m:r>
-                  </m:e>
-                  <m:sub>
-                    <m:r>
-                      <m:t>6</m:t>
-                    </m:r>
-                  </m:sub>
-                </m:sSub>
-              </m:e>
-            </m:d>
-          </m:e>
-          <m:sup>
-            <m:r>
-              <m:t>2</m:t>
-            </m:r>
-            <m:r>
-              <m:rPr>
-                <m:sty m:val="p"/>
-              </m:rPr>
-              <m:t>+</m:t>
-            </m:r>
-          </m:sup>
-        </m:sSup>
-      </m:oMath>
-      <w:r>
-        <w:rPr>
-          <w:rFonts w:ascii="Times New Roman" w:hAnsi="Times New Roman" w:eastAsia="Times New Roman" w:cs="Times New Roman"/>
-        </w:rPr>
-        <w:t xml:space="preserve"> </w:t>
-      </w:r>
-      <w:r>
-        <w:rPr>
-          <w:rFonts w:hint="eastAsia" w:ascii="Times New Roman" w:hAnsi="Times New Roman" w:eastAsia="FangSong" w:cs="Times New Roman"/>
-        </w:rPr>
-        <w:t>不能存在</w:t>
-      </w:r>
-      <w:r>
-        <w:rPr>
-          <w:rFonts w:hint="eastAsia" w:ascii="Times New Roman" w:hAnsi="Times New Roman" w:eastAsia="Times New Roman" w:cs="Times New Roman"/>
-        </w:rPr>
-        <w:t>？</w:t>
-      </w:r>
-    </w:p>
-    <w:p>
-      <w:pPr>
         <w:spacing w:before="160" w:after="80"/>
       </w:pPr>
       <w:r>
@@ -9645,7 +8633,7 @@
       <w:pPr>
         <w:numPr>
           <w:ilvl w:val="0"/>
-          <w:numId w:val="1018"/>
+          <w:numId w:val="1017"/>
         </w:numPr>
         <w:ind w:firstLine="420"/>
       </w:pPr>
@@ -9865,7 +8853,7 @@
       <w:pPr>
         <w:numPr>
           <w:ilvl w:val="0"/>
-          <w:numId w:val="1018"/>
+          <w:numId w:val="1017"/>
         </w:numPr>
         <w:ind w:firstLine="420"/>
       </w:pPr>
@@ -10608,7 +9596,7 @@
       <w:pPr>
         <w:numPr>
           <w:ilvl w:val="0"/>
-          <w:numId w:val="1019"/>
+          <w:numId w:val="1018"/>
         </w:numPr>
         <w:ind w:firstLine="420"/>
       </w:pPr>
@@ -10871,7 +9859,7 @@
       <w:pPr>
         <w:numPr>
           <w:ilvl w:val="0"/>
-          <w:numId w:val="1019"/>
+          <w:numId w:val="1018"/>
         </w:numPr>
       </w:pPr>
       <w:r>
@@ -10976,7 +9964,7 @@
       <w:pPr>
         <w:numPr>
           <w:ilvl w:val="0"/>
-          <w:numId w:val="1019"/>
+          <w:numId w:val="1018"/>
         </w:numPr>
       </w:pPr>
       <w:r>
@@ -11997,7 +10985,7 @@
         <w:pStyle w:val="Compact"/>
         <w:numPr>
           <w:ilvl w:val="0"/>
-          <w:numId w:val="1020"/>
+          <w:numId w:val="1019"/>
         </w:numPr>
         <w:ind w:firstLine="420"/>
       </w:pPr>
@@ -12141,6 +11129,106 @@
         <w:pStyle w:val="Compact"/>
         <w:numPr>
           <w:ilvl w:val="0"/>
+          <w:numId w:val="1019"/>
+        </w:numPr>
+        <w:ind w:firstLine="420"/>
+      </w:pPr>
+      <w:r>
+        <w:rPr>
+          <w:rFonts w:hint="eastAsia" w:ascii="Times New Roman" w:hAnsi="Times New Roman" w:eastAsia="FangSong" w:cs="Times New Roman"/>
+        </w:rPr>
+        <w:t>若在水中分别添加酸碱</w:t>
+      </w:r>
+      <w:r>
+        <w:rPr>
+          <w:rFonts w:hint="eastAsia" w:ascii="Times New Roman" w:hAnsi="Times New Roman" w:eastAsia="Times New Roman" w:cs="Times New Roman"/>
+        </w:rPr>
+        <w:t>，</w:t>
+      </w:r>
+      <w:r>
+        <w:rPr>
+          <w:rFonts w:hint="eastAsia" w:ascii="Times New Roman" w:hAnsi="Times New Roman" w:eastAsia="FangSong" w:cs="Times New Roman"/>
+        </w:rPr>
+        <w:t>使得</w:t>
+      </w:r>
+      <w:r>
+        <w:rPr>
+          <w:rFonts w:ascii="Times New Roman" w:hAnsi="Times New Roman" w:eastAsia="Times New Roman" w:cs="Times New Roman"/>
+        </w:rPr>
+        <w:t xml:space="preserve"> pH </w:t>
+      </w:r>
+      <w:r>
+        <w:rPr>
+          <w:rFonts w:hint="eastAsia" w:ascii="Times New Roman" w:hAnsi="Times New Roman" w:eastAsia="FangSong" w:cs="Times New Roman"/>
+        </w:rPr>
+        <w:t xml:space="preserve">增加</w:t>
+      </w:r>
+      <w:r>
+        <w:rPr>
+          <w:rFonts w:ascii="Times New Roman" w:hAnsi="Times New Roman" w:eastAsia="Times New Roman" w:cs="Times New Roman"/>
+        </w:rPr>
+        <w:t xml:space="preserve"> 1 </w:t>
+      </w:r>
+      <w:r>
+        <w:rPr>
+          <w:rFonts w:hint="eastAsia" w:ascii="Times New Roman" w:hAnsi="Times New Roman" w:eastAsia="FangSong" w:cs="Times New Roman"/>
+        </w:rPr>
+        <w:t xml:space="preserve">或者</w:t>
+      </w:r>
+      <w:r>
+        <w:rPr>
+          <w:rFonts w:ascii="Times New Roman" w:hAnsi="Times New Roman" w:eastAsia="Times New Roman" w:cs="Times New Roman"/>
+        </w:rPr>
+        <w:t xml:space="preserve"> pH </w:t>
+      </w:r>
+      <w:r>
+        <w:rPr>
+          <w:rFonts w:hint="eastAsia" w:ascii="Times New Roman" w:hAnsi="Times New Roman" w:eastAsia="FangSong" w:cs="Times New Roman"/>
+        </w:rPr>
+        <w:t xml:space="preserve">减少</w:t>
+      </w:r>
+      <w:r>
+        <w:rPr>
+          <w:rFonts w:ascii="Times New Roman" w:hAnsi="Times New Roman" w:eastAsia="Times New Roman" w:cs="Times New Roman"/>
+        </w:rPr>
+        <w:t xml:space="preserve"> </w:t>
+      </w:r>
+      <w:r>
+        <w:rPr>
+          <w:rFonts w:hint="eastAsia" w:ascii="Times New Roman" w:hAnsi="Times New Roman" w:eastAsia="Times New Roman" w:cs="Times New Roman"/>
+        </w:rPr>
+        <w:t>1,</w:t>
+      </w:r>
+      <w:r>
+        <w:rPr>
+          <w:rFonts w:hint="eastAsia" w:ascii="Times New Roman" w:hAnsi="Times New Roman" w:eastAsia="FangSong" w:cs="Times New Roman"/>
+        </w:rPr>
+        <w:t>然后再让系统达到平衡</w:t>
+      </w:r>
+      <w:r>
+        <w:rPr>
+          <w:rFonts w:hint="eastAsia" w:ascii="Times New Roman" w:hAnsi="Times New Roman" w:eastAsia="Times New Roman" w:cs="Times New Roman"/>
+        </w:rPr>
+        <w:t>。</w:t>
+      </w:r>
+      <w:r>
+        <w:rPr>
+          <w:rFonts w:hint="eastAsia" w:ascii="Times New Roman" w:hAnsi="Times New Roman" w:eastAsia="FangSong" w:cs="Times New Roman"/>
+        </w:rPr>
+        <w:t>判断以下说法的正确性</w:t>
+      </w:r>
+      <w:r>
+        <w:rPr>
+          <w:rFonts w:hint="eastAsia" w:ascii="Times New Roman" w:hAnsi="Times New Roman" w:eastAsia="Times New Roman" w:cs="Times New Roman"/>
+        </w:rPr>
+        <w:t>:</w:t>
+      </w:r>
+    </w:p>
+    <w:p>
+      <w:pPr>
+        <w:pStyle w:val="Compact"/>
+        <w:numPr>
+          <w:ilvl w:val="0"/>
           <w:numId w:val="1020"/>
         </w:numPr>
         <w:ind w:firstLine="420"/>
@@ -12149,19 +11237,7 @@
         <w:rPr>
           <w:rFonts w:hint="eastAsia" w:ascii="Times New Roman" w:hAnsi="Times New Roman" w:eastAsia="FangSong" w:cs="Times New Roman"/>
         </w:rPr>
-        <w:t>若在水中分别添加酸碱</w:t>
-      </w:r>
-      <w:r>
-        <w:rPr>
-          <w:rFonts w:hint="eastAsia" w:ascii="Times New Roman" w:hAnsi="Times New Roman" w:eastAsia="Times New Roman" w:cs="Times New Roman"/>
-        </w:rPr>
-        <w:t>，</w:t>
-      </w:r>
-      <w:r>
-        <w:rPr>
-          <w:rFonts w:hint="eastAsia" w:ascii="Times New Roman" w:hAnsi="Times New Roman" w:eastAsia="FangSong" w:cs="Times New Roman"/>
-        </w:rPr>
-        <w:t>使得</w:t>
+        <w:t xml:space="preserve">若添加碱使得</w:t>
       </w:r>
       <w:r>
         <w:rPr>
@@ -12179,31 +11255,120 @@
         <w:rPr>
           <w:rFonts w:ascii="Times New Roman" w:hAnsi="Times New Roman" w:eastAsia="Times New Roman" w:cs="Times New Roman"/>
         </w:rPr>
-        <w:t xml:space="preserve"> 1 </w:t>
-      </w:r>
-      <w:r>
-        <w:rPr>
-          <w:rFonts w:hint="eastAsia" w:ascii="Times New Roman" w:hAnsi="Times New Roman" w:eastAsia="FangSong" w:cs="Times New Roman"/>
-        </w:rPr>
-        <w:t xml:space="preserve">或者</w:t>
-      </w:r>
-      <w:r>
-        <w:rPr>
-          <w:rFonts w:ascii="Times New Roman" w:hAnsi="Times New Roman" w:eastAsia="Times New Roman" w:cs="Times New Roman"/>
-        </w:rPr>
-        <w:t xml:space="preserve"> pH </w:t>
-      </w:r>
-      <w:r>
-        <w:rPr>
-          <w:rFonts w:hint="eastAsia" w:ascii="Times New Roman" w:hAnsi="Times New Roman" w:eastAsia="FangSong" w:cs="Times New Roman"/>
-        </w:rPr>
-        <w:t xml:space="preserve">减少</w:t>
-      </w:r>
-      <w:r>
-        <w:rPr>
-          <w:rFonts w:ascii="Times New Roman" w:hAnsi="Times New Roman" w:eastAsia="Times New Roman" w:cs="Times New Roman"/>
-        </w:rPr>
-        <w:t xml:space="preserve"> </w:t>
+        <w:t xml:space="preserve"> 1, </w:t>
+      </w:r>
+      <w:r>
+        <w:rPr>
+          <w:rFonts w:hint="eastAsia" w:ascii="Times New Roman" w:hAnsi="Times New Roman" w:eastAsia="FangSong" w:cs="Times New Roman"/>
+        </w:rPr>
+        <w:t>系统达到平衡后</w:t>
+      </w:r>
+      <w:r>
+        <w:rPr>
+          <w:rFonts w:hint="eastAsia" w:ascii="Times New Roman" w:hAnsi="Times New Roman" w:eastAsia="Times New Roman" w:cs="Times New Roman"/>
+        </w:rPr>
+        <w:t>,</w:t>
+      </w:r>
+      <w:r>
+        <w:rPr>
+          <w:rFonts w:ascii="Times New Roman" w:hAnsi="Times New Roman" w:eastAsia="Times New Roman" w:cs="Times New Roman"/>
+        </w:rPr>
+        <w:t xml:space="preserve"> </w:t>
+      </w:r>
+      <w:r>
+        <w:rPr>
+          <w:rFonts w:hint="eastAsia" w:ascii="Times New Roman" w:hAnsi="Times New Roman" w:eastAsia="FangSong" w:cs="Times New Roman"/>
+        </w:rPr>
+        <w:t xml:space="preserve">水中吸收的</w:t>
+      </w:r>
+      <w:r>
+        <w:rPr>
+          <w:rFonts w:ascii="Times New Roman" w:hAnsi="Times New Roman" w:eastAsia="Times New Roman" w:cs="Times New Roman"/>
+        </w:rPr>
+        <w:t xml:space="preserve"> </w:t>
+      </w:r>
+      <m:oMath>
+        <m:r>
+          <m:t>C</m:t>
+        </m:r>
+        <m:sSub>
+          <m:e>
+            <m:r>
+              <m:t>O</m:t>
+            </m:r>
+          </m:e>
+          <m:sub>
+            <m:r>
+              <m:t>2</m:t>
+            </m:r>
+          </m:sub>
+        </m:sSub>
+      </m:oMath>
+      <w:r>
+        <w:rPr>
+          <w:rFonts w:ascii="Times New Roman" w:hAnsi="Times New Roman" w:eastAsia="Times New Roman" w:cs="Times New Roman"/>
+        </w:rPr>
+        <w:t xml:space="preserve"> </w:t>
+      </w:r>
+      <w:r>
+        <w:rPr>
+          <w:rFonts w:hint="eastAsia" w:ascii="Times New Roman" w:hAnsi="Times New Roman" w:eastAsia="FangSong" w:cs="Times New Roman"/>
+        </w:rPr>
+        <w:t>总量比原来的两倍还多</w:t>
+      </w:r>
+      <w:r>
+        <w:rPr>
+          <w:rFonts w:hint="eastAsia" w:ascii="Times New Roman" w:hAnsi="Times New Roman" w:eastAsia="Times New Roman" w:cs="Times New Roman"/>
+        </w:rPr>
+        <w:t>。</w:t>
+      </w:r>
+    </w:p>
+    <w:p>
+      <w:pPr>
+        <w:pStyle w:val="Compact"/>
+        <w:numPr>
+          <w:ilvl w:val="0"/>
+          <w:numId w:val="1020"/>
+        </w:numPr>
+        <w:ind w:firstLine="420"/>
+      </w:pPr>
+      <w:r>
+        <w:rPr>
+          <w:rFonts w:hint="eastAsia" w:ascii="Times New Roman" w:hAnsi="Times New Roman" w:eastAsia="FangSong" w:cs="Times New Roman"/>
+        </w:rPr>
+        <w:t xml:space="preserve">若添加酸使得</w:t>
+      </w:r>
+      <w:r>
+        <w:rPr>
+          <w:rFonts w:ascii="Times New Roman" w:hAnsi="Times New Roman" w:eastAsia="Times New Roman" w:cs="Times New Roman"/>
+        </w:rPr>
+        <w:t xml:space="preserve"> </w:t>
+      </w:r>
+      <m:oMath>
+        <m:r>
+          <m:rPr>
+            <m:sty m:val="p"/>
+          </m:rPr>
+          <m:t>p</m:t>
+        </m:r>
+        <m:r>
+          <m:rPr>
+            <m:sty m:val="p"/>
+          </m:rPr>
+          <m:t>H</m:t>
+        </m:r>
+      </m:oMath>
+      <w:r>
+        <w:rPr>
+          <w:rFonts w:ascii="Times New Roman" w:hAnsi="Times New Roman" w:eastAsia="Times New Roman" w:cs="Times New Roman"/>
+        </w:rPr>
+        <w:t xml:space="preserve"> </w:t>
+      </w:r>
+      <w:r>
+        <w:rPr>
+          <w:rFonts w:hint="eastAsia" w:ascii="Times New Roman" w:hAnsi="Times New Roman" w:eastAsia="FangSong" w:cs="Times New Roman"/>
+        </w:rPr>
+        <w:t>减少</w:t>
       </w:r>
       <w:r>
         <w:rPr>
@@ -12213,27 +11378,80 @@
       </w:r>
       <w:r>
         <w:rPr>
-          <w:rFonts w:hint="eastAsia" w:ascii="Times New Roman" w:hAnsi="Times New Roman" w:eastAsia="FangSong" w:cs="Times New Roman"/>
-        </w:rPr>
-        <w:t>然后再让系统达到平衡</w:t>
+          <w:rFonts w:ascii="Times New Roman" w:hAnsi="Times New Roman" w:eastAsia="Times New Roman" w:cs="Times New Roman"/>
+        </w:rPr>
+        <w:t xml:space="preserve"> </w:t>
+      </w:r>
+      <w:r>
+        <w:rPr>
+          <w:rFonts w:hint="eastAsia" w:ascii="Times New Roman" w:hAnsi="Times New Roman" w:eastAsia="FangSong" w:cs="Times New Roman"/>
+        </w:rPr>
+        <w:t>系统达到平衡后</w:t>
+      </w:r>
+      <w:r>
+        <w:rPr>
+          <w:rFonts w:hint="eastAsia" w:ascii="Times New Roman" w:hAnsi="Times New Roman" w:eastAsia="Times New Roman" w:cs="Times New Roman"/>
+        </w:rPr>
+        <w:t>,</w:t>
+      </w:r>
+      <w:r>
+        <w:rPr>
+          <w:rFonts w:ascii="Times New Roman" w:hAnsi="Times New Roman" w:eastAsia="Times New Roman" w:cs="Times New Roman"/>
+        </w:rPr>
+        <w:t xml:space="preserve"> </w:t>
+      </w:r>
+      <w:r>
+        <w:rPr>
+          <w:rFonts w:hint="eastAsia" w:ascii="Times New Roman" w:hAnsi="Times New Roman" w:eastAsia="FangSong" w:cs="Times New Roman"/>
+        </w:rPr>
+        <w:t xml:space="preserve">水中吸收的</w:t>
+      </w:r>
+      <w:r>
+        <w:rPr>
+          <w:rFonts w:ascii="Times New Roman" w:hAnsi="Times New Roman" w:eastAsia="Times New Roman" w:cs="Times New Roman"/>
+        </w:rPr>
+        <w:t xml:space="preserve"> </w:t>
+      </w:r>
+      <m:oMath>
+        <m:sSub>
+          <m:e>
+            <m:r>
+              <m:rPr>
+                <m:sty m:val="p"/>
+              </m:rPr>
+              <m:t>C</m:t>
+            </m:r>
+            <m:r>
+              <m:rPr>
+                <m:sty m:val="p"/>
+              </m:rPr>
+              <m:t>O</m:t>
+            </m:r>
+          </m:e>
+          <m:sub>
+            <m:r>
+              <m:t>2</m:t>
+            </m:r>
+          </m:sub>
+        </m:sSub>
+      </m:oMath>
+      <w:r>
+        <w:rPr>
+          <w:rFonts w:ascii="Times New Roman" w:hAnsi="Times New Roman" w:eastAsia="Times New Roman" w:cs="Times New Roman"/>
+        </w:rPr>
+        <w:t xml:space="preserve"> </w:t>
+      </w:r>
+      <w:r>
+        <w:rPr>
+          <w:rFonts w:hint="eastAsia" w:ascii="Times New Roman" w:hAnsi="Times New Roman" w:eastAsia="FangSong" w:cs="Times New Roman"/>
+        </w:rPr>
+        <w:t>总量比原来的一半要多</w:t>
       </w:r>
       <w:r>
         <w:rPr>
           <w:rFonts w:hint="eastAsia" w:ascii="Times New Roman" w:hAnsi="Times New Roman" w:eastAsia="Times New Roman" w:cs="Times New Roman"/>
         </w:rPr>
         <w:t>。</w:t>
-      </w:r>
-      <w:r>
-        <w:rPr>
-          <w:rFonts w:hint="eastAsia" w:ascii="Times New Roman" w:hAnsi="Times New Roman" w:eastAsia="FangSong" w:cs="Times New Roman"/>
-        </w:rPr>
-        <w:t>判断以下说法的正确性</w:t>
-      </w:r>
-      <w:r>
-        <w:rPr>
-          <w:rFonts w:hint="eastAsia" w:ascii="Times New Roman" w:hAnsi="Times New Roman" w:eastAsia="Times New Roman" w:cs="Times New Roman"/>
-        </w:rPr>
-        <w:t>:</w:t>
       </w:r>
     </w:p>
     <w:p>
@@ -12242,236 +11460,6 @@
         <w:numPr>
           <w:ilvl w:val="0"/>
           <w:numId w:val="1021"/>
-        </w:numPr>
-        <w:ind w:firstLine="420"/>
-      </w:pPr>
-      <w:r>
-        <w:rPr>
-          <w:rFonts w:hint="eastAsia" w:ascii="Times New Roman" w:hAnsi="Times New Roman" w:eastAsia="FangSong" w:cs="Times New Roman"/>
-        </w:rPr>
-        <w:t xml:space="preserve">若添加碱使得</w:t>
-      </w:r>
-      <w:r>
-        <w:rPr>
-          <w:rFonts w:ascii="Times New Roman" w:hAnsi="Times New Roman" w:eastAsia="Times New Roman" w:cs="Times New Roman"/>
-        </w:rPr>
-        <w:t xml:space="preserve"> pH </w:t>
-      </w:r>
-      <w:r>
-        <w:rPr>
-          <w:rFonts w:hint="eastAsia" w:ascii="Times New Roman" w:hAnsi="Times New Roman" w:eastAsia="FangSong" w:cs="Times New Roman"/>
-        </w:rPr>
-        <w:t xml:space="preserve">增加</w:t>
-      </w:r>
-      <w:r>
-        <w:rPr>
-          <w:rFonts w:ascii="Times New Roman" w:hAnsi="Times New Roman" w:eastAsia="Times New Roman" w:cs="Times New Roman"/>
-        </w:rPr>
-        <w:t xml:space="preserve"> 1, </w:t>
-      </w:r>
-      <w:r>
-        <w:rPr>
-          <w:rFonts w:hint="eastAsia" w:ascii="Times New Roman" w:hAnsi="Times New Roman" w:eastAsia="FangSong" w:cs="Times New Roman"/>
-        </w:rPr>
-        <w:t>系统达到平衡后</w:t>
-      </w:r>
-      <w:r>
-        <w:rPr>
-          <w:rFonts w:hint="eastAsia" w:ascii="Times New Roman" w:hAnsi="Times New Roman" w:eastAsia="Times New Roman" w:cs="Times New Roman"/>
-        </w:rPr>
-        <w:t>,</w:t>
-      </w:r>
-      <w:r>
-        <w:rPr>
-          <w:rFonts w:ascii="Times New Roman" w:hAnsi="Times New Roman" w:eastAsia="Times New Roman" w:cs="Times New Roman"/>
-        </w:rPr>
-        <w:t xml:space="preserve"> </w:t>
-      </w:r>
-      <w:r>
-        <w:rPr>
-          <w:rFonts w:hint="eastAsia" w:ascii="Times New Roman" w:hAnsi="Times New Roman" w:eastAsia="FangSong" w:cs="Times New Roman"/>
-        </w:rPr>
-        <w:t xml:space="preserve">水中吸收的</w:t>
-      </w:r>
-      <w:r>
-        <w:rPr>
-          <w:rFonts w:ascii="Times New Roman" w:hAnsi="Times New Roman" w:eastAsia="Times New Roman" w:cs="Times New Roman"/>
-        </w:rPr>
-        <w:t xml:space="preserve"> </w:t>
-      </w:r>
-      <m:oMath>
-        <m:r>
-          <m:t>C</m:t>
-        </m:r>
-        <m:sSub>
-          <m:e>
-            <m:r>
-              <m:t>O</m:t>
-            </m:r>
-          </m:e>
-          <m:sub>
-            <m:r>
-              <m:t>2</m:t>
-            </m:r>
-          </m:sub>
-        </m:sSub>
-      </m:oMath>
-      <w:r>
-        <w:rPr>
-          <w:rFonts w:ascii="Times New Roman" w:hAnsi="Times New Roman" w:eastAsia="Times New Roman" w:cs="Times New Roman"/>
-        </w:rPr>
-        <w:t xml:space="preserve"> </w:t>
-      </w:r>
-      <w:r>
-        <w:rPr>
-          <w:rFonts w:hint="eastAsia" w:ascii="Times New Roman" w:hAnsi="Times New Roman" w:eastAsia="FangSong" w:cs="Times New Roman"/>
-        </w:rPr>
-        <w:t>总量比原来的两倍还多</w:t>
-      </w:r>
-      <w:r>
-        <w:rPr>
-          <w:rFonts w:hint="eastAsia" w:ascii="Times New Roman" w:hAnsi="Times New Roman" w:eastAsia="Times New Roman" w:cs="Times New Roman"/>
-        </w:rPr>
-        <w:t>。</w:t>
-      </w:r>
-    </w:p>
-    <w:p>
-      <w:pPr>
-        <w:pStyle w:val="Compact"/>
-        <w:numPr>
-          <w:ilvl w:val="0"/>
-          <w:numId w:val="1021"/>
-        </w:numPr>
-        <w:ind w:firstLine="420"/>
-      </w:pPr>
-      <w:r>
-        <w:rPr>
-          <w:rFonts w:hint="eastAsia" w:ascii="Times New Roman" w:hAnsi="Times New Roman" w:eastAsia="FangSong" w:cs="Times New Roman"/>
-        </w:rPr>
-        <w:t xml:space="preserve">若添加酸使得</w:t>
-      </w:r>
-      <w:r>
-        <w:rPr>
-          <w:rFonts w:ascii="Times New Roman" w:hAnsi="Times New Roman" w:eastAsia="Times New Roman" w:cs="Times New Roman"/>
-        </w:rPr>
-        <w:t xml:space="preserve"> </w:t>
-      </w:r>
-      <m:oMath>
-        <m:r>
-          <m:rPr>
-            <m:sty m:val="p"/>
-          </m:rPr>
-          <m:t>p</m:t>
-        </m:r>
-        <m:r>
-          <m:rPr>
-            <m:sty m:val="p"/>
-          </m:rPr>
-          <m:t>H</m:t>
-        </m:r>
-      </m:oMath>
-      <w:r>
-        <w:rPr>
-          <w:rFonts w:ascii="Times New Roman" w:hAnsi="Times New Roman" w:eastAsia="Times New Roman" w:cs="Times New Roman"/>
-        </w:rPr>
-        <w:t xml:space="preserve"> </w:t>
-      </w:r>
-      <w:r>
-        <w:rPr>
-          <w:rFonts w:hint="eastAsia" w:ascii="Times New Roman" w:hAnsi="Times New Roman" w:eastAsia="FangSong" w:cs="Times New Roman"/>
-        </w:rPr>
-        <w:t>减少</w:t>
-      </w:r>
-      <w:r>
-        <w:rPr>
-          <w:rFonts w:hint="eastAsia" w:ascii="Times New Roman" w:hAnsi="Times New Roman" w:eastAsia="Times New Roman" w:cs="Times New Roman"/>
-        </w:rPr>
-        <w:t>1,</w:t>
-      </w:r>
-      <w:r>
-        <w:rPr>
-          <w:rFonts w:ascii="Times New Roman" w:hAnsi="Times New Roman" w:eastAsia="Times New Roman" w:cs="Times New Roman"/>
-        </w:rPr>
-        <w:t xml:space="preserve"> </w:t>
-      </w:r>
-      <w:r>
-        <w:rPr>
-          <w:rFonts w:hint="eastAsia" w:ascii="Times New Roman" w:hAnsi="Times New Roman" w:eastAsia="FangSong" w:cs="Times New Roman"/>
-        </w:rPr>
-        <w:t>系统达到平衡后</w:t>
-      </w:r>
-      <w:r>
-        <w:rPr>
-          <w:rFonts w:hint="eastAsia" w:ascii="Times New Roman" w:hAnsi="Times New Roman" w:eastAsia="Times New Roman" w:cs="Times New Roman"/>
-        </w:rPr>
-        <w:t>,</w:t>
-      </w:r>
-      <w:r>
-        <w:rPr>
-          <w:rFonts w:ascii="Times New Roman" w:hAnsi="Times New Roman" w:eastAsia="Times New Roman" w:cs="Times New Roman"/>
-        </w:rPr>
-        <w:t xml:space="preserve"> </w:t>
-      </w:r>
-      <w:r>
-        <w:rPr>
-          <w:rFonts w:hint="eastAsia" w:ascii="Times New Roman" w:hAnsi="Times New Roman" w:eastAsia="FangSong" w:cs="Times New Roman"/>
-        </w:rPr>
-        <w:t xml:space="preserve">水中吸收的</w:t>
-      </w:r>
-      <w:r>
-        <w:rPr>
-          <w:rFonts w:ascii="Times New Roman" w:hAnsi="Times New Roman" w:eastAsia="Times New Roman" w:cs="Times New Roman"/>
-        </w:rPr>
-        <w:t xml:space="preserve"> </w:t>
-      </w:r>
-      <m:oMath>
-        <m:sSub>
-          <m:e>
-            <m:r>
-              <m:rPr>
-                <m:sty m:val="p"/>
-              </m:rPr>
-              <m:t>C</m:t>
-            </m:r>
-            <m:r>
-              <m:rPr>
-                <m:sty m:val="p"/>
-              </m:rPr>
-              <m:t>O</m:t>
-            </m:r>
-          </m:e>
-          <m:sub>
-            <m:r>
-              <m:t>2</m:t>
-            </m:r>
-          </m:sub>
-        </m:sSub>
-      </m:oMath>
-      <w:r>
-        <w:rPr>
-          <w:rFonts w:ascii="Times New Roman" w:hAnsi="Times New Roman" w:eastAsia="Times New Roman" w:cs="Times New Roman"/>
-        </w:rPr>
-        <w:t xml:space="preserve"> </w:t>
-      </w:r>
-      <w:r>
-        <w:rPr>
-          <w:rFonts w:hint="eastAsia" w:ascii="Times New Roman" w:hAnsi="Times New Roman" w:eastAsia="FangSong" w:cs="Times New Roman"/>
-        </w:rPr>
-        <w:t>总量比原来的一半要多</w:t>
-      </w:r>
-      <w:r>
-        <w:rPr>
-          <w:rFonts w:hint="eastAsia" w:ascii="Times New Roman" w:hAnsi="Times New Roman" w:eastAsia="Times New Roman" w:cs="Times New Roman"/>
-        </w:rPr>
-        <w:t>。</w:t>
-      </w:r>
-    </w:p>
-    <w:p>
-      <w:pPr>
-        <w:pStyle w:val="Compact"/>
-        <w:numPr>
-          <w:ilvl w:val="0"/>
-          <w:numId w:val="1022"/>
         </w:numPr>
         <w:ind w:firstLine="420"/>
       </w:pPr>
@@ -13179,7 +12167,7 @@
         <w:pStyle w:val="Compact"/>
         <w:numPr>
           <w:ilvl w:val="0"/>
-          <w:numId w:val="1023"/>
+          <w:numId w:val="1022"/>
         </w:numPr>
         <w:ind w:firstLine="420"/>
       </w:pPr>
@@ -13288,7 +12276,7 @@
         <w:pStyle w:val="Compact"/>
         <w:numPr>
           <w:ilvl w:val="0"/>
-          <w:numId w:val="1023"/>
+          <w:numId w:val="1022"/>
         </w:numPr>
         <w:ind w:firstLine="420"/>
       </w:pPr>
@@ -13310,7 +12298,7 @@
         <w:pStyle w:val="Compact"/>
         <w:numPr>
           <w:ilvl w:val="0"/>
-          <w:numId w:val="1023"/>
+          <w:numId w:val="1022"/>
         </w:numPr>
         <w:ind w:firstLine="420"/>
       </w:pPr>
@@ -13344,7 +12332,7 @@
         <w:pStyle w:val="Compact"/>
         <w:numPr>
           <w:ilvl w:val="0"/>
-          <w:numId w:val="1023"/>
+          <w:numId w:val="1022"/>
         </w:numPr>
         <w:ind w:firstLine="420"/>
       </w:pPr>
@@ -13631,7 +12619,7 @@
       <w:pPr>
         <w:numPr>
           <w:ilvl w:val="0"/>
-          <w:numId w:val="1024"/>
+          <w:numId w:val="1023"/>
         </w:numPr>
         <w:ind w:firstLine="420"/>
       </w:pPr>
@@ -13658,7 +12646,7 @@
       <w:pPr>
         <w:numPr>
           <w:ilvl w:val="0"/>
-          <w:numId w:val="1024"/>
+          <w:numId w:val="1023"/>
         </w:numPr>
         <w:ind w:firstLine="420"/>
       </w:pPr>
@@ -13715,7 +12703,7 @@
       <w:pPr>
         <w:numPr>
           <w:ilvl w:val="0"/>
-          <w:numId w:val="1024"/>
+          <w:numId w:val="1023"/>
         </w:numPr>
         <w:ind w:firstLine="420"/>
       </w:pPr>
@@ -13821,7 +12809,7 @@
       <w:pPr>
         <w:numPr>
           <w:ilvl w:val="0"/>
-          <w:numId w:val="1024"/>
+          <w:numId w:val="1023"/>
         </w:numPr>
         <w:ind w:firstLine="420"/>
       </w:pPr>
@@ -15081,7 +14069,7 @@
       <w:pPr>
         <w:numPr>
           <w:ilvl w:val="0"/>
-          <w:numId w:val="1025"/>
+          <w:numId w:val="1024"/>
         </w:numPr>
         <w:ind w:firstLine="420"/>
       </w:pPr>
@@ -15126,7 +14114,7 @@
       <w:pPr>
         <w:numPr>
           <w:ilvl w:val="0"/>
-          <w:numId w:val="1025"/>
+          <w:numId w:val="1024"/>
         </w:numPr>
         <w:ind w:firstLine="420"/>
       </w:pPr>
@@ -15231,7 +14219,7 @@
       <w:pPr>
         <w:numPr>
           <w:ilvl w:val="0"/>
-          <w:numId w:val="1025"/>
+          <w:numId w:val="1024"/>
         </w:numPr>
         <w:ind w:firstLine="420"/>
       </w:pPr>
@@ -15373,7 +14361,7 @@
       <w:pPr>
         <w:numPr>
           <w:ilvl w:val="0"/>
-          <w:numId w:val="1025"/>
+          <w:numId w:val="1024"/>
         </w:numPr>
         <w:ind w:firstLine="420"/>
       </w:pPr>
@@ -16413,7 +15401,7 @@
         <w:pStyle w:val="Compact"/>
         <w:numPr>
           <w:ilvl w:val="0"/>
-          <w:numId w:val="1026"/>
+          <w:numId w:val="1025"/>
         </w:numPr>
         <w:spacing w:before="120"/>
         <w:ind w:firstLine="420"/>
@@ -16466,7 +15454,7 @@
         <w:pStyle w:val="Compact"/>
         <w:numPr>
           <w:ilvl w:val="0"/>
-          <w:numId w:val="1026"/>
+          <w:numId w:val="1025"/>
         </w:numPr>
         <w:ind w:firstLine="420"/>
       </w:pPr>
@@ -16712,7 +15700,7 @@
         <w:pStyle w:val="Compact"/>
         <w:numPr>
           <w:ilvl w:val="0"/>
-          <w:numId w:val="1027"/>
+          <w:numId w:val="1026"/>
         </w:numPr>
         <w:ind w:firstLine="420"/>
       </w:pPr>
@@ -16998,7 +15986,7 @@
         <w:pStyle w:val="Compact"/>
         <w:numPr>
           <w:ilvl w:val="0"/>
-          <w:numId w:val="1027"/>
+          <w:numId w:val="1026"/>
         </w:numPr>
         <w:ind w:firstLine="420"/>
       </w:pPr>
@@ -17808,91 +16796,6 @@
       <w:start w:val="3"/>
       <w:numFmt w:val="lowerLetter"/>
       <w:lvlText w:val="%9."/>
-      <w:lvlJc w:val="left"/>
-      <w:pPr>
-        <w:ind w:left="6480" w:hanging="360"/>
-      </w:pPr>
-    </w:lvl>
-  </w:abstractNum>
-  <w:abstractNum w:abstractNumId="99434">
-    <w:nsid w:val="00A99434"/>
-    <w:multiLevelType w:val="multilevel"/>
-    <w:lvl w:ilvl="0">
-      <w:start w:val="4"/>
-      <w:numFmt w:val="decimal"/>
-      <w:lvlText w:val="(%1)"/>
-      <w:lvlJc w:val="left"/>
-      <w:pPr>
-        <w:ind w:left="720" w:hanging="360"/>
-      </w:pPr>
-    </w:lvl>
-    <w:lvl w:ilvl="1">
-      <w:start w:val="4"/>
-      <w:numFmt w:val="decimal"/>
-      <w:lvlText w:val="(%2)"/>
-      <w:lvlJc w:val="left"/>
-      <w:pPr>
-        <w:ind w:left="1440" w:hanging="360"/>
-      </w:pPr>
-    </w:lvl>
-    <w:lvl w:ilvl="2">
-      <w:start w:val="4"/>
-      <w:numFmt w:val="decimal"/>
-      <w:lvlText w:val="(%3)"/>
-      <w:lvlJc w:val="left"/>
-      <w:pPr>
-        <w:ind w:left="2160" w:hanging="360"/>
-      </w:pPr>
-    </w:lvl>
-    <w:lvl w:ilvl="3">
-      <w:start w:val="4"/>
-      <w:numFmt w:val="decimal"/>
-      <w:lvlText w:val="(%4)"/>
-      <w:lvlJc w:val="left"/>
-      <w:pPr>
-        <w:ind w:left="2880" w:hanging="360"/>
-      </w:pPr>
-    </w:lvl>
-    <w:lvl w:ilvl="4">
-      <w:start w:val="4"/>
-      <w:numFmt w:val="decimal"/>
-      <w:lvlText w:val="(%5)"/>
-      <w:lvlJc w:val="left"/>
-      <w:pPr>
-        <w:ind w:left="3600" w:hanging="360"/>
-      </w:pPr>
-    </w:lvl>
-    <w:lvl w:ilvl="5">
-      <w:start w:val="4"/>
-      <w:numFmt w:val="decimal"/>
-      <w:lvlText w:val="(%6)"/>
-      <w:lvlJc w:val="left"/>
-      <w:pPr>
-        <w:ind w:left="4320" w:hanging="360"/>
-      </w:pPr>
-    </w:lvl>
-    <w:lvl w:ilvl="6">
-      <w:start w:val="4"/>
-      <w:numFmt w:val="decimal"/>
-      <w:lvlText w:val="(%7)"/>
-      <w:lvlJc w:val="left"/>
-      <w:pPr>
-        <w:ind w:left="5040" w:hanging="360"/>
-      </w:pPr>
-    </w:lvl>
-    <w:lvl w:ilvl="7">
-      <w:start w:val="4"/>
-      <w:numFmt w:val="decimal"/>
-      <w:lvlText w:val="(%8)"/>
-      <w:lvlJc w:val="left"/>
-      <w:pPr>
-        <w:ind w:left="5760" w:hanging="360"/>
-      </w:pPr>
-    </w:lvl>
-    <w:lvl w:ilvl="8">
-      <w:start w:val="4"/>
-      <w:numFmt w:val="decimal"/>
-      <w:lvlText w:val="(%9)"/>
       <w:lvlJc w:val="left"/>
       <w:pPr>
         <w:ind w:left="6480" w:hanging="360"/>
@@ -18503,33 +17406,33 @@
     </w:lvlOverride>
   </w:num>
   <w:num w:numId="1017">
-    <w:abstractNumId w:val="99434"/>
+    <w:abstractNumId w:val="99431"/>
     <w:lvlOverride w:ilvl="0">
-      <w:startOverride w:val="4"/>
+      <w:startOverride w:val="1"/>
     </w:lvlOverride>
     <w:lvlOverride w:ilvl="1">
-      <w:startOverride w:val="4"/>
+      <w:startOverride w:val="1"/>
     </w:lvlOverride>
     <w:lvlOverride w:ilvl="2">
-      <w:startOverride w:val="4"/>
+      <w:startOverride w:val="1"/>
     </w:lvlOverride>
     <w:lvlOverride w:ilvl="3">
-      <w:startOverride w:val="4"/>
+      <w:startOverride w:val="1"/>
     </w:lvlOverride>
     <w:lvlOverride w:ilvl="4">
-      <w:startOverride w:val="4"/>
+      <w:startOverride w:val="1"/>
     </w:lvlOverride>
     <w:lvlOverride w:ilvl="5">
-      <w:startOverride w:val="4"/>
+      <w:startOverride w:val="1"/>
     </w:lvlOverride>
     <w:lvlOverride w:ilvl="6">
-      <w:startOverride w:val="4"/>
+      <w:startOverride w:val="1"/>
     </w:lvlOverride>
     <w:lvlOverride w:ilvl="7">
-      <w:startOverride w:val="4"/>
+      <w:startOverride w:val="1"/>
     </w:lvlOverride>
     <w:lvlOverride w:ilvl="8">
-      <w:startOverride w:val="4"/>
+      <w:startOverride w:val="1"/>
     </w:lvlOverride>
   </w:num>
   <w:num w:numId="1018">
@@ -18563,7 +17466,7 @@
     </w:lvlOverride>
   </w:num>
   <w:num w:numId="1019">
-    <w:abstractNumId w:val="99431"/>
+    <w:abstractNumId w:val="99411"/>
     <w:lvlOverride w:ilvl="0">
       <w:startOverride w:val="1"/>
     </w:lvlOverride>
@@ -18593,7 +17496,7 @@
     </w:lvlOverride>
   </w:num>
   <w:num w:numId="1020">
-    <w:abstractNumId w:val="99411"/>
+    <w:abstractNumId w:val="99721"/>
     <w:lvlOverride w:ilvl="0">
       <w:startOverride w:val="1"/>
     </w:lvlOverride>
@@ -18623,36 +17526,6 @@
     </w:lvlOverride>
   </w:num>
   <w:num w:numId="1021">
-    <w:abstractNumId w:val="99721"/>
-    <w:lvlOverride w:ilvl="0">
-      <w:startOverride w:val="1"/>
-    </w:lvlOverride>
-    <w:lvlOverride w:ilvl="1">
-      <w:startOverride w:val="1"/>
-    </w:lvlOverride>
-    <w:lvlOverride w:ilvl="2">
-      <w:startOverride w:val="1"/>
-    </w:lvlOverride>
-    <w:lvlOverride w:ilvl="3">
-      <w:startOverride w:val="1"/>
-    </w:lvlOverride>
-    <w:lvlOverride w:ilvl="4">
-      <w:startOverride w:val="1"/>
-    </w:lvlOverride>
-    <w:lvlOverride w:ilvl="5">
-      <w:startOverride w:val="1"/>
-    </w:lvlOverride>
-    <w:lvlOverride w:ilvl="6">
-      <w:startOverride w:val="1"/>
-    </w:lvlOverride>
-    <w:lvlOverride w:ilvl="7">
-      <w:startOverride w:val="1"/>
-    </w:lvlOverride>
-    <w:lvlOverride w:ilvl="8">
-      <w:startOverride w:val="1"/>
-    </w:lvlOverride>
-  </w:num>
-  <w:num w:numId="1022">
     <w:abstractNumId w:val="99413"/>
     <w:lvlOverride w:ilvl="0">
       <w:startOverride w:val="3"/>
@@ -18682,8 +17555,38 @@
       <w:startOverride w:val="3"/>
     </w:lvlOverride>
   </w:num>
+  <w:num w:numId="1022">
+    <w:abstractNumId w:val="991"/>
+  </w:num>
   <w:num w:numId="1023">
-    <w:abstractNumId w:val="991"/>
+    <w:abstractNumId w:val="99431"/>
+    <w:lvlOverride w:ilvl="0">
+      <w:startOverride w:val="1"/>
+    </w:lvlOverride>
+    <w:lvlOverride w:ilvl="1">
+      <w:startOverride w:val="1"/>
+    </w:lvlOverride>
+    <w:lvlOverride w:ilvl="2">
+      <w:startOverride w:val="1"/>
+    </w:lvlOverride>
+    <w:lvlOverride w:ilvl="3">
+      <w:startOverride w:val="1"/>
+    </w:lvlOverride>
+    <w:lvlOverride w:ilvl="4">
+      <w:startOverride w:val="1"/>
+    </w:lvlOverride>
+    <w:lvlOverride w:ilvl="5">
+      <w:startOverride w:val="1"/>
+    </w:lvlOverride>
+    <w:lvlOverride w:ilvl="6">
+      <w:startOverride w:val="1"/>
+    </w:lvlOverride>
+    <w:lvlOverride w:ilvl="7">
+      <w:startOverride w:val="1"/>
+    </w:lvlOverride>
+    <w:lvlOverride w:ilvl="8">
+      <w:startOverride w:val="1"/>
+    </w:lvlOverride>
   </w:num>
   <w:num w:numId="1024">
     <w:abstractNumId w:val="99431"/>
@@ -18716,7 +17619,7 @@
     </w:lvlOverride>
   </w:num>
   <w:num w:numId="1025">
-    <w:abstractNumId w:val="99431"/>
+    <w:abstractNumId w:val="99411"/>
     <w:lvlOverride w:ilvl="0">
       <w:startOverride w:val="1"/>
     </w:lvlOverride>
@@ -18746,36 +17649,6 @@
     </w:lvlOverride>
   </w:num>
   <w:num w:numId="1026">
-    <w:abstractNumId w:val="99411"/>
-    <w:lvlOverride w:ilvl="0">
-      <w:startOverride w:val="1"/>
-    </w:lvlOverride>
-    <w:lvlOverride w:ilvl="1">
-      <w:startOverride w:val="1"/>
-    </w:lvlOverride>
-    <w:lvlOverride w:ilvl="2">
-      <w:startOverride w:val="1"/>
-    </w:lvlOverride>
-    <w:lvlOverride w:ilvl="3">
-      <w:startOverride w:val="1"/>
-    </w:lvlOverride>
-    <w:lvlOverride w:ilvl="4">
-      <w:startOverride w:val="1"/>
-    </w:lvlOverride>
-    <w:lvlOverride w:ilvl="5">
-      <w:startOverride w:val="1"/>
-    </w:lvlOverride>
-    <w:lvlOverride w:ilvl="6">
-      <w:startOverride w:val="1"/>
-    </w:lvlOverride>
-    <w:lvlOverride w:ilvl="7">
-      <w:startOverride w:val="1"/>
-    </w:lvlOverride>
-    <w:lvlOverride w:ilvl="8">
-      <w:startOverride w:val="1"/>
-    </w:lvlOverride>
-  </w:num>
-  <w:num w:numId="1027">
     <w:abstractNumId w:val="99411"/>
     <w:lvlOverride w:ilvl="0">
       <w:startOverride w:val="1"/>
